--- a/_workspace/books/ashley-tower/ashley-tower.docx
+++ b/_workspace/books/ashley-tower/ashley-tower.docx
@@ -1,6 +1,6 @@
 
 <file path=word/document.xml><?xml version="1.0" encoding="utf-8"?>
-<w:document xmlns:wpc="http://schemas.microsoft.com/office/word/2010/wordprocessingCanvas" xmlns:cx="http://schemas.microsoft.com/office/drawing/2014/chartex" xmlns:cx1="http://schemas.microsoft.com/office/drawing/2015/9/8/chartex" xmlns:cx2="http://schemas.microsoft.com/office/drawing/2015/10/21/chartex" xmlns:cx3="http://schemas.microsoft.com/office/drawing/2016/5/9/chartex" xmlns:cx4="http://schemas.microsoft.com/office/drawing/2016/5/10/chartex" xmlns:cx5="http://schemas.microsoft.com/office/drawing/2016/5/11/chartex" xmlns:cx6="http://schemas.microsoft.com/office/drawing/2016/5/12/chartex" xmlns:cx7="http://schemas.microsoft.com/office/drawing/2016/5/13/chartex" xmlns:cx8="http://schemas.microsoft.com/office/drawing/2016/5/14/chartex" xmlns:mc="http://schemas.openxmlformats.org/markup-compatibility/2006" xmlns:aink="http://schemas.microsoft.com/office/drawing/2016/ink" xmlns:am3d="http://schemas.microsoft.com/office/drawing/2017/model3d" xmlns:o="urn:schemas-microsoft-com:office:office" xmlns:oel="http://schemas.microsoft.com/office/2019/extlst" xmlns:r="http://schemas.openxmlformats.org/officeDocument/2006/relationships" xmlns:m="http://schemas.openxmlformats.org/officeDocument/2006/math" xmlns:v="urn:schemas-microsoft-com:vml" xmlns:wp14="http://schemas.microsoft.com/office/word/2010/wordprocessingDrawing" xmlns:wp="http://schemas.openxmlformats.org/drawingml/2006/wordprocessingDrawing" xmlns:w10="urn:schemas-microsoft-com:office:word" xmlns:w="http://schemas.openxmlformats.org/wordprocessingml/2006/main" xmlns:w14="http://schemas.microsoft.com/office/word/2010/wordml" xmlns:w15="http://schemas.microsoft.com/office/word/2012/wordml" xmlns:w16cex="http://schemas.microsoft.com/office/word/2018/wordml/cex" xmlns:w16cid="http://schemas.microsoft.com/office/word/2016/wordml/cid" xmlns:w16="http://schemas.microsoft.com/office/word/2018/wordml" xmlns:w16du="http://schemas.microsoft.com/office/word/2023/wordml/word16du" xmlns:w16sdtdh="http://schemas.microsoft.com/office/word/2020/wordml/sdtdatahash" xmlns:w16sdtfl="http://schemas.microsoft.com/office/word/2024/wordml/sdtformatlock" xmlns:w16se="http://schemas.microsoft.com/office/word/2015/wordml/symex" xmlns:wpg="http://schemas.microsoft.com/office/word/2010/wordprocessingGroup" xmlns:wpi="http://schemas.microsoft.com/office/word/2010/wordprocessingInk" xmlns:wne="http://schemas.microsoft.com/office/word/2006/wordml" xmlns:wps="http://schemas.microsoft.com/office/word/2010/wordprocessingShape" mc:Ignorable="w14 w15 w16se w16cid w16 w16cex w16sdtdh w16sdtfl w16du wp14">
+<w:document xmlns:wpc="http://schemas.microsoft.com/office/word/2010/wordprocessingCanvas" xmlns:cx="http://schemas.microsoft.com/office/drawing/2014/chartex" xmlns:cx1="http://schemas.microsoft.com/office/drawing/2015/9/8/chartex" xmlns:cx2="http://schemas.microsoft.com/office/drawing/2015/10/21/chartex" xmlns:cx3="http://schemas.microsoft.com/office/drawing/2016/5/9/chartex" xmlns:cx4="http://schemas.microsoft.com/office/drawing/2016/5/10/chartex" xmlns:cx5="http://schemas.microsoft.com/office/drawing/2016/5/11/chartex" xmlns:cx6="http://schemas.microsoft.com/office/drawing/2016/5/12/chartex" xmlns:cx7="http://schemas.microsoft.com/office/drawing/2016/5/13/chartex" xmlns:cx8="http://schemas.microsoft.com/office/drawing/2016/5/14/chartex" xmlns:mc="http://schemas.openxmlformats.org/markup-compatibility/2006" xmlns:m="http://schemas.openxmlformats.org/officeDocument/2006/math" xmlns:aink="http://schemas.microsoft.com/office/drawing/2016/ink" xmlns:am3d="http://schemas.microsoft.com/office/drawing/2017/model3d" xmlns:oel="http://schemas.microsoft.com/office/2019/extlst" xmlns:r="http://schemas.openxmlformats.org/officeDocument/2006/relationships" xmlns:wp14="http://schemas.microsoft.com/office/word/2010/wordprocessingDrawing" xmlns:wp="http://schemas.openxmlformats.org/drawingml/2006/wordprocessingDrawing" xmlns:wpg="http://schemas.microsoft.com/office/word/2010/wordprocessingGroup" xmlns:wpi="http://schemas.microsoft.com/office/word/2010/wordprocessingInk" xmlns:wps="http://schemas.microsoft.com/office/word/2010/wordprocessingShape" xmlns:o="urn:schemas-microsoft-com:office:office" xmlns:v="urn:schemas-microsoft-com:vml" xmlns:w10="urn:schemas-microsoft-com:office:word" xmlns:w="http://schemas.openxmlformats.org/wordprocessingml/2006/main" xmlns:w14="http://schemas.microsoft.com/office/word/2010/wordml" xmlns:w15="http://schemas.microsoft.com/office/word/2012/wordml" xmlns:w16cei="http://schemas.microsoft.com/office/word/2026/wordml/cei" xmlns:w16cex="http://schemas.microsoft.com/office/word/2018/wordml/cex" xmlns:w16cid="http://schemas.microsoft.com/office/word/2016/wordml/cid" xmlns:w16="http://schemas.microsoft.com/office/word/2018/wordml" xmlns:w16sdtdh="http://schemas.microsoft.com/office/word/2020/wordml/sdtdatahash" xmlns:w16sdtfl="http://schemas.microsoft.com/office/word/2024/wordml/sdtformatlock" xmlns:w16se="http://schemas.microsoft.com/office/word/2015/wordml/symex" xmlns:w16du="http://schemas.microsoft.com/office/word/2023/wordml/word16du" xmlns:wne="http://schemas.microsoft.com/office/word/2006/wordml" mc:Ignorable="w14 w15 w16se w16cid w16 w16cex w16sdtdh w16sdtfl w16du wp14">
   <w:body>
     <w:p>
       <w:pPr>
@@ -98,7 +98,6 @@
     </w:p>
     <w:p>
       <w:r>
-        <w:lastRenderedPageBreak/>
         <w:t>She flipped the notebook open to a page completely covered in careful scribbles, highlighted dates, and hidden logistics.</w:t>
       </w:r>
     </w:p>
@@ -151,23 +150,22 @@
     </w:p>
     <w:p>
       <w:r>
-        <w:t>Donald gripped the armrests of his cheap, heavy manual wheelchair as Mary expertly angled the casters, pulling him backward over the slight lip of the doorway. The cramped, standard-issue bathroom offered virtually zero maneuverability. Every physical transition in this room required a grueling, highly coordinated dance between the two of them, compensating for the complete lack of accessibility hardware.</w:t>
-      </w:r>
-    </w:p>
-    <w:p>
-      <w:r>
-        <w:t>Mary locked the brakes on his chair. With practiced, effortless strength born from a decade of necessity, she wrapped her arms under his shoulders, securely bearing his weight as she helped him transfer.</w:t>
-      </w:r>
-    </w:p>
-    <w:p>
-      <w:r>
-        <w:lastRenderedPageBreak/>
-        <w:t xml:space="preserve">Once he was safely situated, the routine shifted into its most critical phase. The intimate logistics of Donald's daily care were handled with a brisk, quiet dignity, entirely focused on his physical safety rather than the granular mechanics of the tasks. </w:t>
-      </w:r>
-    </w:p>
-    <w:p>
-      <w:r>
-        <w:t>Mary did not step out into the hallway to give him privacy. Instead, she sat down heavily on the edge of the porcelain bathtub, resting her elbows on her knees.</w:t>
+        <w:t>Because his heavy manual wheelchair remained parked at the base of the sweeping staircase on the first floor, every movement upstairs required a grueling, highly coordinated physical transfer. Mary adjusted her grip around Donald’s waist, securely bearing his weight as she carried him from the edge of their shared mattress across the short distance of the bedroom. She expertly angled her shoulders to clear the cramped bathroom doorway, compensating for the complete lack of accessibility hardware.</w:t>
+      </w:r>
+    </w:p>
+    <w:p>
+      <w:r>
+        <w:t>With practiced, effortless strength born from a decade of necessity, she carefully lowered him, ensuring he was safely situated on the porcelain before stepping back.</w:t>
+      </w:r>
+    </w:p>
+    <w:p>
+      <w:r>
+        <w:t>Once he was secure, the routine shifted into its most critical phase. The intimate logistics of Donald's daily care were handled with a brisk, quiet dignity, entirely focused on his physical safety rather than the granular mechanics of the tasks.</w:t>
+      </w:r>
+    </w:p>
+    <w:p>
+      <w:r>
+        <w:t>Mary did not step out into the hallway to give him privacy. Instead, she sat down heavily on the edge of the bathtub, resting her elbows on her knees.</w:t>
       </w:r>
     </w:p>
     <w:p>
@@ -202,7 +200,7 @@
     </w:p>
     <w:p>
       <w:r>
-        <w:t xml:space="preserve">The rush of the hot water felt incredible against Donald's rigid muscles, temporarily melting away the spasticity and the dull ache of the carry up the stairs. The environment was purely functional, a clinical progression of soap, warm water, and heavy towels, executed with the profound, unspoken trust of two people who had spent their entire childhoods surviving the same hostile territory. </w:t>
+        <w:t>The rush of the hot water felt incredible against Donald's rigid muscles, temporarily melting away the spasticity and the dull ache of the carry up the stairs. The environment was purely functional, a clinical progression of soap, warm water, and heavy towels, executed with the profound, unspoken trust of two people who had spent their entire childhoods surviving the same hostile territory.</w:t>
       </w:r>
     </w:p>
     <w:p>
@@ -212,8 +210,7 @@
     </w:p>
     <w:p>
       <w:r>
-        <w:lastRenderedPageBreak/>
-        <w:t>Mary helped him transfer back onto the edge of their shared mattress, leaving his wheelchair parked near the dresser. She grabbed a towel, vigorously drying her own damp hair as she sat down next to him with a heavy, exhausted sigh.</w:t>
+        <w:t>Mary scooped him into another secure carry, hauling him out of the steamy bathroom and gently setting him down onto the edge of their shared mattress. She grabbed a towel, vigorously drying her own damp hair as she sat down next to him with a heavy, exhausted sigh.</w:t>
       </w:r>
     </w:p>
     <w:p>
@@ -273,11 +270,7 @@
     </w:p>
     <w:p>
       <w:r>
-        <w:t xml:space="preserve">"Just a heads up as we look toward the start of next week," the weatherman noted, gesturing to a sweeping blue line on the map. "We're tracking a cold front dipping down </w:t>
-      </w:r>
-      <w:r>
-        <w:lastRenderedPageBreak/>
-        <w:t>from the plains. Temperatures look to be dropping into the thirties and forties by Monday night into Tuesday."</w:t>
+        <w:t>"Just a heads up as we look toward the start of next week," the weatherman noted, gesturing to a sweeping blue line on the map. "We're tracking a cold front dipping down from the plains. Temperatures look to be dropping into the thirties and forties by Monday night into Tuesday."</w:t>
       </w:r>
     </w:p>
     <w:p>
@@ -348,7 +341,6 @@
     </w:p>
     <w:p>
       <w:r>
-        <w:lastRenderedPageBreak/>
         <w:t>Then came the stairs. Donald braced his core, wrapping his arms securely around Mary's neck as she lifted his weight. The descent down the sweeping, ostentatious staircase of the McMansion was an agonizing, daily reminder of his father's priorities. Donald hated the vulnerability of the transfer, forced to rely entirely on Mary's physical stamina because the sprawling house was built to project wealth, not accommodate a wheelchair.</w:t>
       </w:r>
     </w:p>
@@ -394,7 +386,6 @@
     </w:p>
     <w:p>
       <w:r>
-        <w:lastRenderedPageBreak/>
         <w:t>"Have a good day," Mary whispered softly near his ear. She pulled back, brushing a stray lock of hair from his forehead, her eyes meeting his with absolute, unwavering certainty. "I'll be right here waiting when the bus brings you home."</w:t>
       </w:r>
     </w:p>
@@ -448,7 +439,6 @@
     </w:p>
     <w:p>
       <w:r>
-        <w:lastRenderedPageBreak/>
         <w:t>Mary’s brow furrowed. Single digits. That wasn't just a cold snap; that was genuinely dangerous.</w:t>
       </w:r>
     </w:p>
@@ -507,11 +497,7 @@
     </w:p>
     <w:p>
       <w:r>
-        <w:t xml:space="preserve">The hydraulic lift whined, lowering Donald's manual wheelchair to the pavement. The second the platform settled, Mary was there. She stepped past the bus aide, leaned down, </w:t>
-      </w:r>
-      <w:r>
-        <w:lastRenderedPageBreak/>
-        <w:t>and wrapped her arms securely around Donald’s chest in a tight, grounding embrace. The immediate, deep physical pressure instantly neutralized the lingering sensory static of the chaotic bus ride.</w:t>
+        <w:t>The hydraulic lift whined, lowering Donald's manual wheelchair to the pavement. The second the platform settled, Mary was there. She stepped past the bus aide, leaned down, and wrapped her arms securely around Donald’s chest in a tight, grounding embrace. The immediate, deep physical pressure instantly neutralized the lingering sensory static of the chaotic bus ride.</w:t>
       </w:r>
     </w:p>
     <w:p>
@@ -526,17 +512,17 @@
     </w:p>
     <w:p>
       <w:r>
-        <w:t>She grabbed the worn rubber handles of his chair, thanked the driver, and pushed him up the driveway. The brutal, agonizing carry up the sweeping, curved staircase to their shared bedroom was a necessary evil, but once the bedroom door clicked shut behind them, the house's toxic atmosphere was entirely sealed out.</w:t>
-      </w:r>
-    </w:p>
-    <w:p>
-      <w:r>
-        <w:t>Mary transferred him onto the edge of their shared mattress, propping a couple of pillows behind his back. She pulled up her rolling desk chair, grabbed his spiral-bound notebooks from his backpack, and laid them out on the small bedside table.</w:t>
-      </w:r>
-    </w:p>
-    <w:p>
-      <w:r>
-        <w:t>"Alright, how was it?" Mary asked, pulling his sluggish, cracked tablet from the side pouch of his chair and handing it to him. "Survive the gauntlet?"</w:t>
+        <w:t>She grabbed the worn rubber handles of his chair, thanked the driver, and pushed him up the driveway and through the front doors. Leaving the heavy manual chair parked securely at the base of the stairs, she braced herself. The brutal, agonizing carry up the sweeping, curved staircase to their shared bedroom was a necessary evil. Balancing his weight securely while keeping his school backpack slung over her shoulder was exhausting, but once the bedroom door clicked shut behind them, the house's toxic atmosphere was entirely sealed out.</w:t>
+      </w:r>
+    </w:p>
+    <w:p>
+      <w:r>
+        <w:t>Mary settled him onto the edge of their shared mattress, propping a couple of pillows behind his back. She pulled up her rolling desk chair, unzipped his backpack, and laid his spiral-bound notebooks out on the small bedside table.</w:t>
+      </w:r>
+    </w:p>
+    <w:p>
+      <w:r>
+        <w:t>"Alright, how was it?" Mary asked, pulling his sluggish, cracked tablet from the front pouch of his bag and handing it to him. "Survive the gauntlet?"</w:t>
       </w:r>
     </w:p>
     <w:p>
@@ -593,7 +579,6 @@
           <w:i/>
           <w:iCs/>
         </w:rPr>
-        <w:lastRenderedPageBreak/>
         <w:t>She said she hadn't thought about that. I told her I was going to the nurse.</w:t>
       </w:r>
     </w:p>
@@ -649,61 +634,6 @@
     <w:p>
       <w:r>
         <w:t xml:space="preserve">"Okay, number four," Mary said, reading the prompt. "Integration by parts. We need to evaluate the integral of </w:t>
-      </w:r>
-      <m:oMath>
-        <m:r>
-          <w:rPr>
-            <w:rFonts w:ascii="Cambria Math" w:hAnsi="Cambria Math"/>
-          </w:rPr>
-          <m:t>x</m:t>
-        </m:r>
-        <m:func>
-          <m:funcPr>
-            <m:ctrlPr>
-              <w:rPr>
-                <w:rFonts w:ascii="Cambria Math" w:hAnsi="Cambria Math"/>
-              </w:rPr>
-            </m:ctrlPr>
-          </m:funcPr>
-          <m:fName>
-            <m:r>
-              <m:rPr>
-                <m:sty m:val="p"/>
-              </m:rPr>
-              <w:rPr>
-                <w:rFonts w:ascii="Cambria Math" w:hAnsi="Cambria Math"/>
-              </w:rPr>
-              <m:t>cos</m:t>
-            </m:r>
-          </m:fName>
-          <m:e>
-            <m:d>
-              <m:dPr>
-                <m:ctrlPr>
-                  <w:rPr>
-                    <w:rFonts w:ascii="Cambria Math" w:hAnsi="Cambria Math"/>
-                  </w:rPr>
-                </m:ctrlPr>
-              </m:dPr>
-              <m:e>
-                <m:r>
-                  <w:rPr>
-                    <w:rFonts w:ascii="Cambria Math" w:hAnsi="Cambria Math"/>
-                  </w:rPr>
-                  <m:t>x</m:t>
-                </m:r>
-              </m:e>
-            </m:d>
-          </m:e>
-        </m:func>
-      </m:oMath>
-      <w:r>
-        <w:t>."</w:t>
-      </w:r>
-    </w:p>
-    <w:p>
-      <w:r>
-        <w:t xml:space="preserve">Donald looked at the equation: </w:t>
       </w:r>
       <m:oMath>
         <m:nary>
@@ -775,12 +705,88 @@
         </m:r>
       </m:oMath>
       <w:r>
+        <w:t>."</w:t>
+      </w:r>
+    </w:p>
+    <w:p>
+      <w:r>
+        <w:t xml:space="preserve">Donald looked at the equation: </w:t>
+      </w:r>
+      <m:oMath>
+        <m:nary>
+          <m:naryPr>
+            <m:limLoc m:val="subSup"/>
+            <m:subHide m:val="1"/>
+            <m:supHide m:val="1"/>
+            <m:ctrlPr>
+              <w:rPr>
+                <w:rFonts w:ascii="Cambria Math" w:hAnsi="Cambria Math"/>
+              </w:rPr>
+            </m:ctrlPr>
+          </m:naryPr>
+          <m:sub/>
+          <m:sup/>
+          <m:e>
+            <m:r>
+              <w:rPr>
+                <w:rFonts w:ascii="Cambria Math" w:hAnsi="Cambria Math"/>
+              </w:rPr>
+              <m:t>x</m:t>
+            </m:r>
+          </m:e>
+        </m:nary>
+        <m:func>
+          <m:funcPr>
+            <m:ctrlPr>
+              <w:rPr>
+                <w:rFonts w:ascii="Cambria Math" w:hAnsi="Cambria Math"/>
+              </w:rPr>
+            </m:ctrlPr>
+          </m:funcPr>
+          <m:fName>
+            <m:r>
+              <m:rPr>
+                <m:sty m:val="p"/>
+              </m:rPr>
+              <w:rPr>
+                <w:rFonts w:ascii="Cambria Math" w:hAnsi="Cambria Math"/>
+              </w:rPr>
+              <m:t>cos</m:t>
+            </m:r>
+          </m:fName>
+          <m:e>
+            <m:d>
+              <m:dPr>
+                <m:ctrlPr>
+                  <w:rPr>
+                    <w:rFonts w:ascii="Cambria Math" w:hAnsi="Cambria Math"/>
+                  </w:rPr>
+                </m:ctrlPr>
+              </m:dPr>
+              <m:e>
+                <m:r>
+                  <w:rPr>
+                    <w:rFonts w:ascii="Cambria Math" w:hAnsi="Cambria Math"/>
+                  </w:rPr>
+                  <m:t>x</m:t>
+                </m:r>
+              </m:e>
+            </m:d>
+          </m:e>
+        </m:func>
+        <m:r>
+          <w:rPr>
+            <w:rFonts w:ascii="Cambria Math" w:hAnsi="Cambria Math"/>
+          </w:rPr>
+          <m:t> dx</m:t>
+        </m:r>
+      </m:oMath>
+      <w:r>
         <w:t>.</w:t>
       </w:r>
     </w:p>
     <w:p>
       <w:r>
-        <w:lastRenderedPageBreak/>
         <w:t>His analytical mind instantly segmented the variables. He tapped his tablet, breaking down the formula for her.</w:t>
       </w:r>
     </w:p>
@@ -790,7 +796,10 @@
           <w:i/>
           <w:iCs/>
         </w:rPr>
-        <w:t xml:space="preserve">Formula is </w:t>
+        <w:t>Formula is</w:t>
+      </w:r>
+      <w:r>
+        <w:t xml:space="preserve"> </w:t>
       </w:r>
       <m:oMath>
         <m:nary>
@@ -855,7 +864,10 @@
           <w:i/>
           <w:iCs/>
         </w:rPr>
-        <w:t xml:space="preserve">. Set </w:t>
+        <w:t>. Set</w:t>
+      </w:r>
+      <w:r>
+        <w:t xml:space="preserve"> </w:t>
       </w:r>
       <m:oMath>
         <m:r>
@@ -920,7 +932,10 @@
           <w:i/>
           <w:iCs/>
         </w:rPr>
-        <w:t xml:space="preserve">Set </w:t>
+        <w:t>Set</w:t>
+      </w:r>
+      <w:r>
+        <w:t xml:space="preserve"> </w:t>
       </w:r>
       <m:oMath>
         <m:r>
@@ -980,7 +995,10 @@
           <w:i/>
           <w:iCs/>
         </w:rPr>
-        <w:t xml:space="preserve">. So </w:t>
+        <w:t>. So</w:t>
+      </w:r>
+      <w:r>
+        <w:t xml:space="preserve"> </w:t>
       </w:r>
       <m:oMath>
         <m:r>
@@ -1170,7 +1188,10 @@
           <w:i/>
           <w:iCs/>
         </w:rPr>
-        <w:t xml:space="preserve">The integral of </w:t>
+        <w:t>The integral of</w:t>
+      </w:r>
+      <w:r>
+        <w:t xml:space="preserve"> </w:t>
       </w:r>
       <m:oMath>
         <m:func>
@@ -1214,11 +1235,17 @@
         </m:func>
       </m:oMath>
       <w:r>
-        <w:rPr>
-          <w:i/>
-          <w:iCs/>
-        </w:rPr>
-        <w:t xml:space="preserve"> is </w:t>
+        <w:t xml:space="preserve"> </w:t>
+      </w:r>
+      <w:r>
+        <w:rPr>
+          <w:i/>
+          <w:iCs/>
+        </w:rPr>
+        <w:t>is</w:t>
+      </w:r>
+      <w:r>
+        <w:t xml:space="preserve"> </w:t>
       </w:r>
       <m:oMath>
         <m:r>
@@ -1272,7 +1299,10 @@
           <w:i/>
           <w:iCs/>
         </w:rPr>
-        <w:t xml:space="preserve">. Final answer: </w:t>
+        <w:t>. Final answer:</w:t>
+      </w:r>
+      <w:r>
+        <w:t xml:space="preserve"> </w:t>
       </w:r>
       <m:oMath>
         <m:r>
@@ -1415,11 +1445,7 @@
     </w:p>
     <w:p>
       <w:r>
-        <w:t xml:space="preserve">"We cannot stress this enough," the meteorologist warned, his voice tight. "The long-range computer models are locking in. This piece of the polar vortex is not breaking up. We are </w:t>
-      </w:r>
-      <w:r>
-        <w:lastRenderedPageBreak/>
-        <w:t>looking at a historic, sustained freeze. Temperatures will plunge into the twenties by the weekend, and by Monday, we are tracking single digits. I urge everyone to wrap your exterior pipes, check on your neighbors, and prepare for hard winter conditions."</w:t>
+        <w:t>"We cannot stress this enough," the meteorologist warned, his voice tight. "The long-range computer models are locking in. This piece of the polar vortex is not breaking up. We are looking at a historic, sustained freeze. Temperatures will plunge into the twenties by the weekend, and by Monday, we are tracking single digits. I urge everyone to wrap your exterior pipes, check on your neighbors, and prepare for hard winter conditions."</w:t>
       </w:r>
     </w:p>
     <w:p>
@@ -1486,7 +1512,6 @@
     </w:p>
     <w:p>
       <w:r>
-        <w:lastRenderedPageBreak/>
         <w:t>Mary looked up from the notebook, her gaze locking onto Donald. Because of his cerebral palsy and lack of mobility, he couldn't generate his own body heat by moving around. His nervous system was incredibly vulnerable to temperature drops. If the house froze, his body would start shutting down long before anyone else's.</w:t>
       </w:r>
     </w:p>
@@ -1558,7 +1583,6 @@
     </w:p>
     <w:p>
       <w:r>
-        <w:lastRenderedPageBreak/>
         <w:t>"Well, look at that," Mary whispered, turning the phone so Donald could see the screen. It was an automated text message from the school district.</w:t>
       </w:r>
     </w:p>
@@ -1588,7 +1612,15 @@
     </w:p>
     <w:p>
       <w:r>
-        <w:t>Donald’s hands fluttered against his thighs in absolute agreement. Staying in his ultra-soft, tagless thermal sleep pants was a massive sensory victory.</w:t>
+        <w:t xml:space="preserve">Donald’s hands fluttered against his thighs in absolute agreement. Staying in his ultra-soft, </w:t>
+      </w:r>
+      <w:proofErr w:type="spellStart"/>
+      <w:r>
+        <w:t>tagless</w:t>
+      </w:r>
+      <w:proofErr w:type="spellEnd"/>
+      <w:r>
+        <w:t xml:space="preserve"> thermal sleep pants was a massive sensory victory.</w:t>
       </w:r>
     </w:p>
     <w:p>
@@ -1618,7 +1650,6 @@
     </w:p>
     <w:p>
       <w:r>
-        <w:lastRenderedPageBreak/>
         <w:t>"Change of plans," Mary muttered, instantly grabbing the worn handles of his manual wheelchair. She spun him around, entirely bypassing the kitchen. She hauled him right back to the base of the stairs, scooped him into a flawless, secure carry, and marched him straight back up to the absolute sanctuary of their bedroom.</w:t>
       </w:r>
     </w:p>
@@ -1629,7 +1660,15 @@
     </w:p>
     <w:p>
       <w:r>
-        <w:t>Mary brought up a tray of dry cereal and a glass of water a few minutes later, refusing to subject him to the warzone downstairs. Once he was fed and comfortable on the edge of the bed, Mary walked over to her desk and booted up her computer.</w:t>
+        <w:t xml:space="preserve">Mary brought up a tray of dry cereal and a glass of water a few minutes later, refusing to subject him to the </w:t>
+      </w:r>
+      <w:proofErr w:type="spellStart"/>
+      <w:r>
+        <w:t>warzone</w:t>
+      </w:r>
+      <w:proofErr w:type="spellEnd"/>
+      <w:r>
+        <w:t xml:space="preserve"> downstairs. Once he was fed and comfortable on the edge of the bed, Mary walked over to her desk and booted up her computer.</w:t>
       </w:r>
     </w:p>
     <w:p>
@@ -1729,15 +1768,7 @@
           <w:i/>
           <w:iCs/>
         </w:rPr>
-        <w:t xml:space="preserve">"The flight logistics are fully locked. We are flying into McKinney </w:t>
-      </w:r>
-      <w:r>
-        <w:rPr>
-          <w:i/>
-          <w:iCs/>
-        </w:rPr>
-        <w:lastRenderedPageBreak/>
-        <w:t>National Airport tomorrow morning before the worst of the storm hits. We are coming to get you."</w:t>
+        <w:t>"The flight logistics are fully locked. We are flying into McKinney National Airport tomorrow morning before the worst of the storm hits. We are coming to get you."</w:t>
       </w:r>
     </w:p>
     <w:p>
@@ -1835,7 +1866,6 @@
     </w:p>
     <w:p>
       <w:r>
-        <w:lastRenderedPageBreak/>
         <w:t>The revelation hit the small Texas bedroom like a thunderclap. Donald and Mary stared at the screen, their minds desperately trying to process the sudden shift in logistics. They had spent months mentally preparing for a quiet, modest life in Ashley's Washington apartment, bracing themselves for the terrifying vulnerability of navigating a chaotic public terminal like DFW. But to get them there, Ashley hadn't just scraped together money for commercial tickets. She had secured a private jet and the backing of a formidable ally, entirely removing the risk of Donald's father intercepting them at the gate.</w:t>
       </w:r>
     </w:p>
@@ -1892,11 +1922,7 @@
     </w:p>
     <w:p>
       <w:r>
-        <w:t xml:space="preserve">The extraction team moved with flawless, practiced precision. A convoy of pre-arranged, heavy-duty SUVs with winter-rated tires was waiting just inside the private gates. They </w:t>
-      </w:r>
-      <w:r>
-        <w:lastRenderedPageBreak/>
-        <w:t>loaded Johnny's manual wheelchair into the lead vehicle and carefully transferred him out of the freezing wind, Ashley and the rest of the team filing in closely behind.</w:t>
+        <w:t>The extraction team moved with flawless, practiced precision. A convoy of pre-arranged, heavy-duty SUVs with winter-rated tires was waiting just inside the private gates. They loaded Johnny's manual wheelchair into the lead vehicle and carefully transferred him out of the freezing wind, Ashley and the rest of the team filing in closely behind.</w:t>
       </w:r>
     </w:p>
     <w:p>
@@ -1951,11 +1977,7 @@
     </w:p>
     <w:p>
       <w:r>
-        <w:t xml:space="preserve">"The local news down here is treating this like an extended snow day," Morgan explained, gesturing to the brutal purple gradient covering the map. "They are dead wrong. This isn't a </w:t>
-      </w:r>
-      <w:r>
-        <w:lastRenderedPageBreak/>
-        <w:t>winter storm. It is a collapsed lobe of the polar vortex. It's stalling directly over the state, and the ground temperatures are going to plummet into the single digits. With the wind chill, we are looking at sub-zero survivability by Sunday night."</w:t>
+        <w:t>"The local news down here is treating this like an extended snow day," Morgan explained, gesturing to the brutal purple gradient covering the map. "They are dead wrong. This isn't a winter storm. It is a collapsed lobe of the polar vortex. It's stalling directly over the state, and the ground temperatures are going to plummet into the single digits. With the wind chill, we are looking at sub-zero survivability by Sunday night."</w:t>
       </w:r>
     </w:p>
     <w:p>
@@ -2005,7 +2027,6 @@
     </w:p>
     <w:p>
       <w:r>
-        <w:lastRenderedPageBreak/>
         <w:t>Ashley turned away from the television, pacing the length of the suite. The air in the room suddenly felt heavy, suffocating. She stopped at the floor-to-ceiling window, looking down at the iced-over, treacherous streets of McKinney.</w:t>
       </w:r>
     </w:p>
@@ -2073,7 +2094,6 @@
         <w:pStyle w:val="Heading2"/>
       </w:pPr>
       <w:r>
-        <w:lastRenderedPageBreak/>
         <w:t>Chapter 5: The Deep Freeze – Saturday, February 13, 2021</w:t>
       </w:r>
     </w:p>
@@ -2137,7 +2157,6 @@
     </w:p>
     <w:p>
       <w:r>
-        <w:lastRenderedPageBreak/>
         <w:t>But Donald also possessed a sharp, analytical mind, and he fully understood the math of his own existence.</w:t>
       </w:r>
     </w:p>
@@ -2199,7 +2218,6 @@
     </w:p>
     <w:p>
       <w:r>
-        <w:lastRenderedPageBreak/>
         <w:t>The fear of the cold was no longer just a nagging thought; it was a physical weight sitting on her chest. She had already fortified their upstairs bedroom, dragging every blanket, quilt, and winter garment she could find into a massive nest on the mattress. But as the sun fully set outside, casting the iced-over Texas subdivision into deep, bruising shadows, Mary realized just how fragile their setup was.</w:t>
       </w:r>
     </w:p>
@@ -2250,7 +2268,6 @@
     </w:p>
     <w:p>
       <w:r>
-        <w:lastRenderedPageBreak/>
         <w:t>Mary stared at him. The sheer, delusional arrogance of the statement was staggering. She didn't care about his country club. She didn't care about his golf swing. She cared about the fact that Donald, sitting silently in the wheelchair beside her, could easily freeze to death under his own father's roof.</w:t>
       </w:r>
     </w:p>
@@ -2322,7 +2339,6 @@
     </w:p>
     <w:p>
       <w:r>
-        <w:lastRenderedPageBreak/>
         <w:t>"It's okay," Mary whispered, her voice tight. She reached blindly into her hoodie pocket, her fingers wrapping frantically around the cheap plastic casing of the AA flashlight. "It's just the wind."</w:t>
       </w:r>
     </w:p>
@@ -2358,7 +2374,15 @@
     </w:p>
     <w:p>
       <w:r>
-        <w:t>"I'm here," Mary said, her voice shaking as she crawled across the mattress, pulling the thickest fleece blanket securely around his neck. Without the heater pushing air, the ambient temperature in the room was already beginning to freefall. "I'm right here, Donald. I've got you."</w:t>
+        <w:t xml:space="preserve">"I'm here," Mary said, her voice shaking as she crawled across the mattress, pulling the thickest fleece blanket securely around his neck. Without the heater pushing air, the ambient temperature in the room was already beginning to </w:t>
+      </w:r>
+      <w:proofErr w:type="spellStart"/>
+      <w:r>
+        <w:t>freefall</w:t>
+      </w:r>
+      <w:proofErr w:type="spellEnd"/>
+      <w:r>
+        <w:t>. "I'm right here, Donald. I've got you."</w:t>
       </w:r>
     </w:p>
     <w:p>
@@ -2386,13 +2410,20 @@
     </w:p>
     <w:p>
       <w:r>
-        <w:lastRenderedPageBreak/>
         <w:t>"I can make that run," Emma stated, tapping her finger against the glowing blue line of the Dallas North Tollway on the screen. "Give me the keys to the lead SUV. I'll throw heavy chains on the tires and punch a hole straight down the tollway. I can have us at Donald's front door in under thirty minutes. The second the clock strikes midnight, we load him and extract."</w:t>
       </w:r>
     </w:p>
     <w:p>
       <w:r>
-        <w:t>Sitting at the head of the dining table, Victoria Vance didn't even look up from her datapad.</w:t>
+        <w:t xml:space="preserve">Sitting at the head of the dining table, Victoria Vance didn't even look up from her </w:t>
+      </w:r>
+      <w:proofErr w:type="spellStart"/>
+      <w:r>
+        <w:t>datapad</w:t>
+      </w:r>
+      <w:proofErr w:type="spellEnd"/>
+      <w:r>
+        <w:t>.</w:t>
       </w:r>
     </w:p>
     <w:p>
@@ -2442,7 +2473,6 @@
     </w:p>
     <w:p>
       <w:r>
-        <w:lastRenderedPageBreak/>
         <w:t>Emma’s jaw tightened, but she slowly lowered her arms. She stared at the twisting spaghetti of the elevated highway interchanges on the screen, recognizing the absolute, undeniable logic in Victoria's assessment.</w:t>
       </w:r>
     </w:p>
@@ -2520,7 +2550,6 @@
     </w:p>
     <w:p>
       <w:r>
-        <w:lastRenderedPageBreak/>
         <w:t>"Morgan?" Marcus asked, his voice pitching up in absolute bewilderment. "Morgan Foster from the Keep? Hold on, I'm looking at your incoming ping on the partner board. You're routing off a localized IP in... Collin County? What the hell is a Cascade micro-climate specialist doing sitting in Texas during a catastrophic polar vortex?"</w:t>
       </w:r>
     </w:p>
@@ -2531,7 +2560,15 @@
     </w:p>
     <w:p>
       <w:r>
-        <w:t>Marcus let out a heavy, ragged sigh that crackled through the phone speaker. "Jesus, Morgan. You picked a hell of a weekend to visit. The local news is panicking, but the reality is worse. The ERCOT grid is currently in freefall. We are watching the municipal power collapse in real time."</w:t>
+        <w:t xml:space="preserve">Marcus let out a heavy, ragged sigh that crackled through the phone speaker. "Jesus, Morgan. You picked a hell of a weekend to visit. The local news is panicking, but the reality is worse. The ERCOT grid is currently in </w:t>
+      </w:r>
+      <w:proofErr w:type="spellStart"/>
+      <w:r>
+        <w:t>freefall</w:t>
+      </w:r>
+      <w:proofErr w:type="spellEnd"/>
+      <w:r>
+        <w:t>. We are watching the municipal power collapse in real time."</w:t>
       </w:r>
     </w:p>
     <w:p>
@@ -2566,7 +2603,6 @@
     </w:p>
     <w:p>
       <w:r>
-        <w:lastRenderedPageBreak/>
         <w:t>"Wednesday afternoon for the melt. Thursday for the extraction," Morgan repeated, locking the timeline into her head. "Thanks, Marcus. Good luck with the grid down there."</w:t>
       </w:r>
     </w:p>
@@ -2625,11 +2661,7 @@
     </w:p>
     <w:p>
       <w:r>
-        <w:t xml:space="preserve">"We are making a promise right now," Victoria stated, her tone fierce and absolute. "The absolute second that ice begins to melt and the roads are physically secure, we launch. </w:t>
-      </w:r>
-      <w:r>
-        <w:lastRenderedPageBreak/>
-        <w:t>Emma, you will take the wheel of the lead vehicle. We will breach that house, and we will pull him out. But I will not risk killing that boy in a traffic accident on the way to the airport. Morgan, you have the floor. Tell us exactly when the ice breaks."</w:t>
+        <w:t>"We are making a promise right now," Victoria stated, her tone fierce and absolute. "The absolute second that ice begins to melt and the roads are physically secure, we launch. Emma, you will take the wheel of the lead vehicle. We will breach that house, and we will pull him out. But I will not risk killing that boy in a traffic accident on the way to the airport. Morgan, you have the floor. Tell us exactly when the ice breaks."</w:t>
       </w:r>
     </w:p>
     <w:p>
@@ -2679,7 +2711,6 @@
     </w:p>
     <w:p>
       <w:r>
-        <w:lastRenderedPageBreak/>
         <w:t>"Wednesday afternoon at the earliest, Thursday at the latest," Morgan confirmed gently, closing the laptop screen. "The mountain doesn't negotiate, Ashley. And neither does the ice. We have to wait it out."</w:t>
       </w:r>
     </w:p>
@@ -2733,7 +2764,6 @@
     </w:p>
     <w:p>
       <w:r>
-        <w:lastRenderedPageBreak/>
         <w:t>Under the dark, heavy weight of the blankets, Mary wrapped her arms tightly around him, pulling him flush against her side. She hooked her chin over his shoulder, pressing her hands firmly against his back. It was the only defense they had left: trapping their shared body heat within the small, insulated pocket of the blankets and hoping it was enough to keep their core temperatures stable.</w:t>
       </w:r>
     </w:p>
@@ -2787,11 +2817,7 @@
     </w:p>
     <w:p>
       <w:r>
-        <w:t xml:space="preserve">Underneath the suffocating pile of blankets, Mary shifted carefully, her numb fingers blindly searching the edge of the mattress. She had prepared for a power outage, but not for a </w:t>
-      </w:r>
-      <w:r>
-        <w:lastRenderedPageBreak/>
-        <w:t>siege. When she had raided the pantry on Wednesday night, she had grabbed things that didn't require a microwave or a refrigerator.</w:t>
+        <w:t>Underneath the suffocating pile of blankets, Mary shifted carefully, her numb fingers blindly searching the edge of the mattress. She had prepared for a power outage, but not for a siege. When she had raided the pantry on Wednesday night, she had grabbed things that didn't require a microwave or a refrigerator.</w:t>
       </w:r>
     </w:p>
     <w:p>
@@ -2871,7 +2897,6 @@
     </w:p>
     <w:p>
       <w:r>
-        <w:lastRenderedPageBreak/>
         <w:t>"I've got you," Mary breathed, panic threading through her voice as she wrapped both arms around him, burying her face into his shoulder to share every ounce of body heat she had left. "I'm here, Donald. Keep breathing. Just keep breathing."</w:t>
       </w:r>
     </w:p>
@@ -2948,7 +2973,6 @@
     </w:p>
     <w:p>
       <w:r>
-        <w:lastRenderedPageBreak/>
         <w:t>He let out a weak, barely audible sigh, his eyes rolling back slightly. He was fading out.</w:t>
       </w:r>
     </w:p>
@@ -3009,11 +3033,7 @@
     </w:p>
     <w:p>
       <w:r>
-        <w:t xml:space="preserve">Mary was lying fully flush against him, stomach-to-stomach, her arms wrapped tightly around his back. The sheer, uniform physical pressure of her body pressing him down into the mattress was heavy and absolute. For a nervous system that was currently misfiring </w:t>
-      </w:r>
-      <w:r>
-        <w:lastRenderedPageBreak/>
-        <w:t>and thrashing in panic, the deep, even pressure felt exactly like a human weighted blanket. It forced his rigid spine to yield. It grounded him, acting as a physical anchor keeping him tethered to the waking world.</w:t>
+        <w:t>Mary was lying fully flush against him, stomach-to-stomach, her arms wrapped tightly around his back. The sheer, uniform physical pressure of her body pressing him down into the mattress was heavy and absolute. For a nervous system that was currently misfiring and thrashing in panic, the deep, even pressure felt exactly like a human weighted blanket. It forced his rigid spine to yield. It grounded him, acting as a physical anchor keeping him tethered to the waking world.</w:t>
       </w:r>
     </w:p>
     <w:p>
@@ -3068,7 +3088,6 @@
     </w:p>
     <w:p>
       <w:r>
-        <w:lastRenderedPageBreak/>
         <w:t>But as she lay pressed against him now, feeling the rise and fall of his chest, she realized the boundaries of that love were shifting.</w:t>
       </w:r>
     </w:p>
@@ -3117,7 +3136,7 @@
     </w:p>
     <w:p>
       <w:r>
-        <w:t>The brutal cold of the room was relentless, a physical weight pressing down on the heavy pile of blankets.</w:t>
+        <w:t>The brutal cold of the room was relentless, a physical weight pressing down on the massive cocoon of thick blankets, heavy comforters, and pillows they had dragged onto the mattress.</w:t>
       </w:r>
     </w:p>
     <w:p>
@@ -3127,21 +3146,41 @@
     </w:p>
     <w:p>
       <w:r>
-        <w:t>Mary felt it before she heard it. The steady, exhausting rhythm of his shivering beneath her began to weaken, his chest hitching irregularly against hers. The freezing ambient air of the house was aggressively leeching the warmth from their makeshift cocoon faster than Mary's clothed body could replenish it. The thin fabric of her t-shirt and the thick cotton of his long-sleeve shirt were acting as a wall, trapping her body heat and preventing it from fully transferring into his freezing core.</w:t>
-      </w:r>
-    </w:p>
-    <w:p>
-      <w:r>
-        <w:t>Panic flared in her chest again, but this time, it was entirely focused. She wasn't going to lose him. Not today.</w:t>
-      </w:r>
-    </w:p>
-    <w:p>
-      <w:r>
-        <w:t xml:space="preserve">"Donald," Mary whispered urgently, her voice hoarse in the freezing dark. She shifted slightly, her hands framing his freezing face to force him to stay awake. "Donald, listen to </w:t>
-      </w:r>
-      <w:r>
-        <w:lastRenderedPageBreak/>
-        <w:t>me. The clothes are blocking the heat. It's not working fast enough. I need to get my heat directly into your skin."</w:t>
+        <w:t>Mary felt it before she heard it. The steady, exhausting rhythm of his shivering beneath her began to weaken, his chest hitching irregularly against hers. The freezing ambient air of the house was aggressively leeching the warmth from their makeshift nest faster than Mary's clothed body could replenish it.</w:t>
+      </w:r>
+    </w:p>
+    <w:p>
+      <w:r>
+        <w:t>Panic flared in her chest, raw and desperate. She pressed her hand flat against her own ribs, feeling the intense heat trapped beneath her thin t-shirt. Then she pressed her hand against Donald's chest—his thick cotton long-sleeve shirt felt like a wall of ice.</w:t>
+      </w:r>
+    </w:p>
+    <w:p>
+      <w:r>
+        <w:rPr>
+          <w:i/>
+          <w:iCs/>
+        </w:rPr>
+        <w:t>It's a barrier,</w:t>
+      </w:r>
+      <w:r>
+        <w:t xml:space="preserve"> she thought, a wild, unproven idea suddenly forming in the dark. </w:t>
+      </w:r>
+      <w:r>
+        <w:rPr>
+          <w:i/>
+          <w:iCs/>
+        </w:rPr>
+        <w:t>The fabric is trapping my heat and keeping it from reaching his core.</w:t>
+      </w:r>
+    </w:p>
+    <w:p>
+      <w:r>
+        <w:t>She didn't know if it would actually work. It was a crazy, desperate guess born entirely out of terror, but she wasn't going to lose him. Not today.</w:t>
+      </w:r>
+    </w:p>
+    <w:p>
+      <w:r>
+        <w:t>"Donald," Mary whispered urgently, her voice hoarse in the freezing dark. She shifted slightly, her hands framing his freezing face to force him to stay awake. "Donald, listen to me. I have a crazy idea. I don't know for sure if this will work, but we have to try."</w:t>
       </w:r>
     </w:p>
     <w:p>
@@ -3151,7 +3190,7 @@
     </w:p>
     <w:p>
       <w:r>
-        <w:t>"We need to take our shirts off," Mary explained, her heart hammering against her ribs. She was nineteen. He was eighteen. They were legally adults, and they were dying in a freezing house. The boundaries of the world before the power grid collapsed didn't matter anymore. "Skin-to-skin. It's the only way the heat will transfer. Okay?"</w:t>
+        <w:t>"I think the clothes are acting like a wall," Mary explained, her heart hammering against her ribs. She was nineteen. He was eighteen. They were legally adults, and they were dying in a freezing house. The boundaries of the world before the power grid collapsed didn't matter anymore. "We need to take our shirts off. Skin-to-skin. If we remove the barrier, maybe the heat will transfer. Okay?"</w:t>
       </w:r>
     </w:p>
     <w:p>
@@ -3173,7 +3212,7 @@
     </w:p>
     <w:p>
       <w:r>
-        <w:t>She moved with frantic efficiency. Keeping the heavy quilts draped over them like a tent to trap what little warm air remained, Mary pulled her t-shirt up and over her head, tossing it blindly into the freezing dark of the bedroom. The sub-zero air immediately bit into her bare shoulders, a shocking, agonizing sting.</w:t>
+        <w:t>She moved with frantic efficiency. Keeping the heavy comforters and quilts draped over them like a tent to trap what little warm air remained, Mary pulled her t-shirt up and over her head, tossing it blindly into the freezing dark of the bedroom. The sub-zero air immediately bit into her bare shoulders, a shocking, agonizing sting.</w:t>
       </w:r>
     </w:p>
     <w:p>
@@ -3193,7 +3232,7 @@
     </w:p>
     <w:p>
       <w:r>
-        <w:t>Almost immediately, the physics of the survival tactic took over.</w:t>
+        <w:t>Almost immediately, the physics of her desperate hypothesis took over.</w:t>
       </w:r>
     </w:p>
     <w:p>
@@ -3213,13 +3252,12 @@
     </w:p>
     <w:p>
       <w:r>
-        <w:lastRenderedPageBreak/>
         <w:t>Mary buried her face into the crook of his bare neck, her own body shivering violently as she sacrificed her heat to keep him alive. She held onto him with a fierce, absolute devotion, the steady, rhythmic thumping of his heartbeat echoing directly against her own bare chest.</w:t>
       </w:r>
     </w:p>
     <w:p>
       <w:r>
-        <w:t>They were going to make it to sunrise. She would hold him exactly like this until the ice broke.</w:t>
+        <w:t>It had worked. They were going to make it to sunrise, and she would hold him exactly like this until the ice broke.</w:t>
       </w:r>
     </w:p>
     <w:p>
@@ -3257,7 +3295,7 @@
     </w:p>
     <w:p>
       <w:r>
-        <w:t>He felt the direct, burning heat of her bare skin pressed entirely flush against his own chest. Donald's breath hitched. He shifted his head slightly on the pillow, his dark eyes adjusting to the dim light trapped under the blanket fort. He looked down, processing the absolute, undeniable reality of the situation. He was seeing her—truly seeing the bare slope of her shoulders and the unbroken press of her skin against his—for the very first time.</w:t>
+        <w:t>He felt the direct, burning heat of her bare skin pressed entirely flush against his own chest. Donald's breath hitched. He shifted his head slightly on the pillow, his dark eyes adjusting to the dim light trapped under the blanket fort. He looked down, processing the absolute, undeniable reality of the situation. He was seeing her—truly seeing the bare slope of her shoulders, the soft curve of her exposed chest, and the unbroken, intimate press of her stomach flush against his—for the very first time.</w:t>
       </w:r>
     </w:p>
     <w:p>
@@ -3267,28 +3305,99 @@
     </w:p>
     <w:p>
       <w:r>
-        <w:t>Mary felt the sudden spike in his heart rate echoing directly against her own chest. She stirred, her eyelids fluttering open. She lifted her head, her sleepy gaze immediately meeting his wide, startled eyes. She saw exactly what he was looking at, and exactly what he was processing.</w:t>
-      </w:r>
-    </w:p>
-    <w:p>
-      <w:r>
-        <w:t>Despite her absolute exhaustion, a soft, fond smile touched the corners of Mary’s lips. She didn't pull away. She didn't scramble to hide herself.</w:t>
-      </w:r>
-    </w:p>
-    <w:p>
-      <w:r>
-        <w:lastRenderedPageBreak/>
+        <w:t xml:space="preserve">But right on the heels of that awareness came a crushing, suffocating wave of conditioned shame. For years, his father's booming, arrogant voice had echoed through the McMansion, weaponizing morality to keep them in line. Richard had constantly shamed them for sharing a bedroom, completely ignoring the fact that he had never bothered to set up a functional, accessible room for Donald on the first floor. Richard had drilled it into their heads: </w:t>
+      </w:r>
+      <w:r>
+        <w:rPr>
+          <w:i/>
+          <w:iCs/>
+        </w:rPr>
+        <w:t>You are brother and sister. Siblings don't share a bed. Siblings don't touch.</w:t>
+      </w:r>
+    </w:p>
+    <w:p>
+      <w:r>
+        <w:t>Donald’s breathing grew ragged, his chest tightening in panic as the decade of gaslighting warred with the desperate reality of their survival.</w:t>
+      </w:r>
+    </w:p>
+    <w:p>
+      <w:r>
+        <w:t>Mary felt the sudden, erratic spike in his heart rate echoing directly against her own chest. She stirred, her eyelids fluttering open. She lifted her head, her sleepy gaze immediately meeting his wide, terrified eyes. She saw exactly what he was looking at, and she felt the rigid, fearful tension locking his muscles.</w:t>
+      </w:r>
+    </w:p>
+    <w:p>
+      <w:r>
+        <w:t>Despite her absolute exhaustion, a soft, fond smile touched the corners of Mary’s lips. She didn't pull away. She didn't scramble to hide herself or apologize for the proximity.</w:t>
+      </w:r>
+    </w:p>
+    <w:p>
+      <w:r>
         <w:t>"You were freezing," Mary whispered, her voice rough from sleep but entirely calm and unashamed. "The shirts were acting like insulators, Donald. They were trapping my body heat and keeping it from reaching your core. I had to get rid of the barrier so the heat could transfer directly into your skin. It was the only way."</w:t>
       </w:r>
     </w:p>
     <w:p>
       <w:r>
-        <w:t>Donald stared at her for a long second, his chaotic thoughts slowly organizing around the pure, undeniable logic of her survival tactic. He forced a stiff, deliberate nod against the mattress, letting out a soft hum of understanding. But the awareness in his eyes didn't fade. He understood the mechanical necessity of it, but the profound intimacy of the moment remained entirely unchanged.</w:t>
-      </w:r>
-    </w:p>
-    <w:p>
-      <w:r>
-        <w:t>Before the weight of that realization could settle any deeper, his body reminded him of a much more immediate, unromantic problem. Donald let out a tight, urgent vocalization, shifting his hips slightly beneath her.</w:t>
+        <w:t>Donald stared at her, forcing a stiff, deliberate nod against the mattress. He let out a soft hum of understanding, acknowledging the pure, undeniable physics of her survival tactic. But the fear in his eyes didn't fade. He squeezed his eyes shut, a soft, distressed whine vibrating in his throat as the internalized shame of breaking his father's ultimate rule threatened to overwhelm him.</w:t>
+      </w:r>
+    </w:p>
+    <w:p>
+      <w:r>
+        <w:t>Mary’s expression shifted, the sleepy warmth hardening into a fierce, absolute resolve. She knew exactly what was haunting him.</w:t>
+      </w:r>
+    </w:p>
+    <w:p>
+      <w:r>
+        <w:t>She shifted her weight slightly, bringing her hand up to gently cup his face, her thumb brushing across his cheekbone to force him to open his eyes and look at her.</w:t>
+      </w:r>
+    </w:p>
+    <w:p>
+      <w:r>
+        <w:t>"Listen to me, Donald," Mary said, her voice dropping into a quiet, unbreakable vow that cut right through the freezing dark. "I know what you're thinking. I know what he told us. But Richard lied."</w:t>
+      </w:r>
+    </w:p>
+    <w:p>
+      <w:r>
+        <w:t>Donald’s eyes widened, his breath catching in his throat.</w:t>
+      </w:r>
+    </w:p>
+    <w:p>
+      <w:r>
+        <w:t>"When I needed my birth certificate to get my driver's permit a few years ago, I went digging through Richard's office," Mary confessed, her gaze locked firmly onto his. "I found all the files. My mother and your father never got married. Nobody signed any adoption papers. You are not my legally adopted brother, and I am not your sister. We are completely, entirely unrelated."</w:t>
+      </w:r>
+    </w:p>
+    <w:p>
+      <w:r>
+        <w:t>Donald froze, his mind reeling as the psychological walls his father had built violently shattered.</w:t>
+      </w:r>
+    </w:p>
+    <w:p>
+      <w:r>
+        <w:t>"He gaslit us," Mary whispered fiercely, her thumb continuing its soothing rhythm against his cheek. "He used the word 'family' to make us feel ashamed of relying on each other. He wanted you to feel dirty for needing comfort, and he wanted me to feel like a freak for giving it to you. But he doesn't get to dictate the rules anymore. You're eighteen. I'm nineteen."</w:t>
+      </w:r>
+    </w:p>
+    <w:p>
+      <w:r>
+        <w:t>She lowered her head, resting her forehead gently against his, refusing to break the intimate, skin-to-skin contact that was keeping them both alive.</w:t>
+      </w:r>
+    </w:p>
+    <w:p>
+      <w:r>
+        <w:t>"I didn't stay by your side for ten years because I was legally obligated to," Mary promised, her voice thick with emotion. "I stayed because I chose you. I love you, Donald. I have always loved you, and I will always protect you. There is absolutely nothing wrong with this. I've got you."</w:t>
+      </w:r>
+    </w:p>
+    <w:p>
+      <w:r>
+        <w:t>The profound weight of her confession washed over him, completely neutralizing the toxic shame his father had planted. The heavy, uniform pressure of her bare body pressing him down into the mattress wasn't a violation; it was an anchor. It was the physical manifestation of a decade of chosen, unyielding devotion.</w:t>
+      </w:r>
+    </w:p>
+    <w:p>
+      <w:r>
+        <w:t>Donald let out a long, shuddering exhale, the rigid spasticity in his arms completely melting away. He lifted his stiff, uncoordinated hands, wrapping them weakly but definitively around her bare waist, pulling her flush against him. He let out a soft, bright hum of pure relief, accepting her warmth without a single ounce of fear.</w:t>
+      </w:r>
+    </w:p>
+    <w:p>
+      <w:r>
+        <w:t>Before the weight of that beautiful realization could settle any deeper, his body reminded him of a much more immediate, unromantic problem. Donald let out a tight, urgent vocalization, shifting his hips slightly beneath her.</w:t>
       </w:r>
     </w:p>
     <w:p>
@@ -3298,7 +3407,7 @@
     </w:p>
     <w:p>
       <w:r>
-        <w:t>"Okay," Mary sighed, her breath pluming as the freezing air crept in from the edge of the quilt. "Let's make this fast."</w:t>
+        <w:t>"Okay," Mary sighed, her breath pluming as the freezing air crept in from the edge of the quilt, the moment of profound intimacy giving way to urgent necessity. "Let's make this fast."</w:t>
       </w:r>
     </w:p>
     <w:p>
@@ -3323,7 +3432,6 @@
     </w:p>
     <w:p>
       <w:r>
-        <w:lastRenderedPageBreak/>
         <w:t>"We need water," Mary murmured. She reached her hand out from under the blankets, sweeping her fingers across the hardwood floor where she had left the two plastic bottles the night before.</w:t>
       </w:r>
     </w:p>
@@ -3387,7 +3495,6 @@
     </w:p>
     <w:p>
       <w:r>
-        <w:lastRenderedPageBreak/>
         <w:t>While the quiet reality of survival played out in the bedroom, the atmosphere on the first floor was undergoing a dramatic, terrifying shift.</w:t>
       </w:r>
     </w:p>
@@ -3455,7 +3562,6 @@
         <w:pStyle w:val="Heading3"/>
       </w:pPr>
       <w:r>
-        <w:lastRenderedPageBreak/>
         <w:t>Interlude: Radio Silence – Tuesday, 2:45 PM</w:t>
       </w:r>
     </w:p>
@@ -3526,7 +3632,6 @@
     </w:p>
     <w:p>
       <w:r>
-        <w:lastRenderedPageBreak/>
         <w:t>"And for the hundredth time, Emma, that is not snow out there," Morgan interrupted. The Chief Meteorologist didn't even look up from her ruggedized Quantum OS laptop. Her screen was filled with the raw, depressing telemetry data Marcus had sent her from the NWS desk. "The ambient temperature outside this hotel is currently seventeen degrees. Road salt is chemically useless below fifteen. You could put steel chains on the tires, but they won't bite into that ice—they'll just skate across it. It is a frictionless surface, and it is littered with abandoned, disabled civilian vehicles."</w:t>
       </w:r>
     </w:p>
@@ -3568,6 +3673,262 @@
     <w:p>
       <w:r>
         <w:t>Ashley opened her eyes, staring at the dead phone on the table. They just had to survive one more night.</w:t>
+      </w:r>
+    </w:p>
+    <w:p>
+      <w:pPr>
+        <w:pStyle w:val="Heading3"/>
+      </w:pPr>
+      <w:r>
+        <w:t>Part 5: The Shattered Script – 9:45 PM</w:t>
+      </w:r>
+    </w:p>
+    <w:p>
+      <w:r>
+        <w:t>The absolute, suffocating silence of the freezing McMansion was broken by a deep, structural groan.</w:t>
+      </w:r>
+    </w:p>
+    <w:p>
+      <w:r>
+        <w:t xml:space="preserve">Underneath the massive, heavy mountain of blankets, Mary and Donald lay perfectly still. The survival tactic was working. Stripped of the cotton barriers that had trapped her body heat, Mary’s bare chest remained pressed flush against his, acting as a human furnace. The profound, unbroken contact had stabilized his core temperature, his breathing slow and even against her neck. But as the ambient temperature outside finally crept just above the freezing mark, the house began to shift. </w:t>
+      </w:r>
+    </w:p>
+    <w:p>
+      <w:r>
+        <w:t xml:space="preserve">A sharp, tearing sound echoed from the first floor. It was followed by the unmistakable, violent rush of pressurized municipal water. </w:t>
+      </w:r>
+    </w:p>
+    <w:p>
+      <w:r>
+        <w:t>The ice plug in the ceiling pipes had finally melted. The saturated drywall of the massive, vaulted ceiling—unable to hold the rapidly accumulating weight of the water and soggy fiberglass insulation—gave way. A catastrophic, thunderous crash shook the floorboards as hundreds of gallons of freezing water violently collapsed directly onto Richard's pristine, expensive living room furniture.</w:t>
+      </w:r>
+    </w:p>
+    <w:p>
+      <w:r>
+        <w:t>Donald gasped, his entire body jerking in the dark as his heart rate instantly spiked against Mary’s ribs.</w:t>
+      </w:r>
+    </w:p>
+    <w:p>
+      <w:r>
+        <w:t xml:space="preserve">"Shh, I've got you," Mary whispered immediately, tightening her bare arms around his back to anchor his misfiring nervous system. "Stay still. Don't move." </w:t>
+      </w:r>
+    </w:p>
+    <w:p>
+      <w:r>
+        <w:t xml:space="preserve">Seconds later, heavy boots began stomping furiously up the sweeping, curved staircase. For Mary, those stairs were a site of grueling, agonizing vulnerability, an obstacle she had to conquer every day just to move Donald safely. For Richard, they were a runway for his rage. </w:t>
+      </w:r>
+    </w:p>
+    <w:p>
+      <w:r>
+        <w:t>The bedroom door handle rattled violently, followed by the heavy, meaty thud of Richard's fists pounding against the wood.</w:t>
+      </w:r>
+    </w:p>
+    <w:p>
+      <w:r>
+        <w:t>"Get out of bed!" Richard roared through the door, his voice echoing with absolute, unhinged panic. "The ceiling just collapsed! Get down here and start hauling water out the front door before the hardwood is ruined!"</w:t>
+      </w:r>
+    </w:p>
+    <w:p>
+      <w:r>
+        <w:t xml:space="preserve">From the pitch-black sanctuary of the mattress, Mary didn't flinch. She felt the rigid tension locking Donald's muscles, his terrified breath pluming in the freezing air creeping in from the edge of the quilt. She simply pressed her cheek against his hair, maintaining the life-saving thermal transfer. </w:t>
+      </w:r>
+    </w:p>
+    <w:p>
+      <w:r>
+        <w:t>"I'm not opening the door," Mary called back, her voice startlingly calm against his screaming. "I have to keep Donald warm."</w:t>
+      </w:r>
+    </w:p>
+    <w:p>
+      <w:r>
+        <w:t>"You selfish, ungrateful brat!" Saundra’s shrill voice joined in from the hallway, vibrating with hysteria. "Get out here right now!"</w:t>
+      </w:r>
+    </w:p>
+    <w:p>
+      <w:r>
+        <w:t>"Open this door, or you are done!" Richard screamed, his fists hammering the wood so hard the doorframe shook. Stripped of his control and frantic over the destruction of his ultimate status symbol, he played the only card he thought he had left. He weaponized their survival. "If you don't come down here and help me save this house, the absolute second this ice melts, you and the cripple are out on the street! I will throw you both out with nothing! Do you hear me?!"</w:t>
+      </w:r>
+    </w:p>
+    <w:p>
+      <w:r>
+        <w:t>He dropped the slur intentionally, discarding any lingering pretense of being a father. He expected the threat of starvation and homelessness to break her. He expected her to scramble out of bed, crying and begging for forgiveness, terrified of losing the only roof over her head.</w:t>
+      </w:r>
+    </w:p>
+    <w:p>
+      <w:r>
+        <w:t xml:space="preserve">Under the heavy pile of blankets, a quiet, triumphant smile touched the corners of Mary’s lips. </w:t>
+      </w:r>
+    </w:p>
+    <w:p>
+      <w:r>
+        <w:t xml:space="preserve">She knew about the Vanguard extraction team sitting in a heated luxury hotel just a few miles away. She knew that Donald was an equal partner in a multi-billion dollar corporate empire. Richard was furiously threatening them with the exact escape plan they were already waiting to execute. </w:t>
+      </w:r>
+    </w:p>
+    <w:p>
+      <w:r>
+        <w:t>For a decade, Richard had gaslit them. He had forced her to address him as a father figure, using the fabricated boundaries of "family" to shame them and keep them small. But Mary knew the truth now. They weren't family. And she wasn't afraid of him anymore.</w:t>
+      </w:r>
+    </w:p>
+    <w:p>
+      <w:r>
+        <w:t>Mary took a slow breath, her voice slicing cleanly through the freezing dark.</w:t>
+      </w:r>
+    </w:p>
+    <w:p>
+      <w:r>
+        <w:t>"Okay, Richard. We'll leave."</w:t>
+      </w:r>
+    </w:p>
+    <w:p>
+      <w:r>
+        <w:t>On the other side of the door, the heavy pounding instantly stopped.</w:t>
+      </w:r>
+    </w:p>
+    <w:p>
+      <w:r>
+        <w:t>The silence that followed was thick, heavy, and absolute. Richard’s brain completely misfired. She hadn't begged. She hadn't cried. And for the very first time in ten years, she had used his first name.</w:t>
+      </w:r>
+    </w:p>
+    <w:p>
+      <w:r>
+        <w:t>The script was broken. He had threatened her with the absolute worst-case scenario—starving on the freezing streets with a severely disabled teenager—and she had just calmly, willingly accepted it. Stripped of his leverage and his unearned title, Richard stood in the freezing hallway, completely disarmed by a nineteen-year-old girl.</w:t>
+      </w:r>
+    </w:p>
+    <w:p>
+      <w:r>
+        <w:t>Muttering incoherently about the water downstairs, his heavy footsteps slowly retreated down the hallway, the sound of his total defeat echoing as he headed back to the ruined first floor.</w:t>
+      </w:r>
+    </w:p>
+    <w:p>
+      <w:r>
+        <w:t xml:space="preserve">Under the blankets, Donald let out a soft, breathy laugh against Mary's neck, his rigid shoulders completely relaxing. The monster outside the door had lost his teeth, and tomorrow, they were walking out. </w:t>
+      </w:r>
+    </w:p>
+    <w:p>
+      <w:pPr>
+        <w:pStyle w:val="Heading3"/>
+        <w:rPr>
+          <w:rFonts w:eastAsiaTheme="minorHAnsi"/>
+        </w:rPr>
+      </w:pPr>
+      <w:r>
+        <w:rPr>
+          <w:rFonts w:eastAsiaTheme="minorHAnsi"/>
+        </w:rPr>
+        <w:t>Interlude: The Current Loop – Tuesday, 11:30 PM</w:t>
+      </w:r>
+    </w:p>
+    <w:p>
+      <w:r>
+        <w:t>The dead silence of the blacked-out apartment complex was broken only by the howling North Texas wind, but inside the locked two-car garage, the atmosphere was a warm, insulated sanctuary.</w:t>
+      </w:r>
+    </w:p>
+    <w:p>
+      <w:r>
+        <w:t xml:space="preserve">Ethan leaned his head back against the plush faux-leather headrest of the </w:t>
+      </w:r>
+      <w:proofErr w:type="spellStart"/>
+      <w:r>
+        <w:t>Voltara</w:t>
+      </w:r>
+      <w:proofErr w:type="spellEnd"/>
+      <w:r>
+        <w:t xml:space="preserve"> Apex, watching his own breath dissolve instantly in the seventy-two-degree air of the cabin. The full EV had been set to "Sentry Cabin" mode for thirty-six hours, its massive underfloor battery pack quietly pushing consistent, electrical heat through the vents without emitting a single drop of toxic tailpipe exhaust. Outside the thick, double-paned glass of the sedan, the garage was a freezing, pitch-black void, but inside, the massive digital dashboard cast a soft, amber glow over the two brothers.</w:t>
+      </w:r>
+    </w:p>
+    <w:p>
+      <w:r>
+        <w:t xml:space="preserve">In the adjacent parking stall, Connor’s Nexus Touring hybrid sat dark and ready, its fuel tank completely topped off before the lines failed, prepared to act as their secondary mobile generator if the </w:t>
+      </w:r>
+      <w:proofErr w:type="spellStart"/>
+      <w:r>
+        <w:t>Voltara's</w:t>
+      </w:r>
+      <w:proofErr w:type="spellEnd"/>
+      <w:r>
+        <w:t xml:space="preserve"> percentage dropped too low. They had bought the two competing platforms six months ago out of pure, competitive curiosity, constantly arguing over whether full electric or split-power hybrid intelligence was the superior engineering choice.</w:t>
+      </w:r>
+    </w:p>
+    <w:p>
+      <w:r>
+        <w:t>Tonight, the debate was dead. The vehicles weren't a luxury; they were their only survival pods.</w:t>
+      </w:r>
+    </w:p>
+    <w:p>
+      <w:r>
+        <w:t>Connor shifted in the passenger seat, pulling a heavy wool blanket tighter around his shoulders. He stared out the windshield at the dark garage wall, his expression tight with a heavy, unyielding guilt that had been compounding since the grid line violently severed on Monday night.</w:t>
+      </w:r>
+    </w:p>
+    <w:p>
+      <w:r>
+        <w:t>"It feels exactly like the sheet tent, doesn't it?" Connor whispered, his voice cracking slightly in the quiet cabin.</w:t>
+      </w:r>
+    </w:p>
+    <w:p>
+      <w:r>
+        <w:t xml:space="preserve">Ethan didn't answer immediately. He kept his eyes fixed on the center infotainment screen. The display was split: one half showed the vehicle's battery telemetry sitting at eighty-two percent, while the other half displayed a live, high-definition weather radar. Because the cellular towers had died, the car was pulling its data stream through the flat, portable </w:t>
+      </w:r>
+      <w:r>
+        <w:rPr>
+          <w:b/>
+          <w:bCs/>
+        </w:rPr>
+        <w:t>Aether-Link</w:t>
+      </w:r>
+      <w:r>
+        <w:t xml:space="preserve"> satellite dish Ethan had quickly mounted to the roof of the garage before the storm hit.</w:t>
+      </w:r>
+    </w:p>
+    <w:p>
+      <w:r>
+        <w:t>But even with the high-tech connection to the outside world, Ethan knew exactly what his brother meant. The soft, ambient light of the dashboard, the tightly insulated pocket of warmth, the low hum of the climate blower—it was a brutal, direct echo of the childhood blanket forts they used to build with Mary on rainy Saturday afternoons. They had spent their entire childhoods anchoring their little sister, physically holding onto her and shielding her from the monsters in the dark.</w:t>
+      </w:r>
+    </w:p>
+    <w:p>
+      <w:r>
+        <w:t>And now, they were sitting in a hundred-thousand-dollar piece of advanced engineering while she froze.</w:t>
+      </w:r>
+    </w:p>
+    <w:p>
+      <w:r>
+        <w:t>"She was right about the models," Ethan said, his knuckles turning white against the steering wheel as he stared at the brutal purple gradient on the satellite feed. "We mocked her when she told us the weather was turning dangerous. We let Richard drill his arrogant, image-obsessed garbage into our heads until we actually started parroting it. We watched him treat Donald like a burden, we participated in the isolation, and we just walked away to our own apartment because it was easier than fighting the old man."</w:t>
+      </w:r>
+    </w:p>
+    <w:p>
+      <w:r>
+        <w:t>"If the power is out in our complex, the McMansion is a block of ice," Connor said, turning his head to look at his older brother, his eyes wide with a sudden, sharp panic. "Those vaulted ceilings, Ethan. The heat sinks straight out of the rooms. Richard didn't winterize a single pipe, and he sure as hell didn't buy Donald a decent blanket, let alone a coat."  </w:t>
+      </w:r>
+    </w:p>
+    <w:p>
+      <w:r>
+        <w:t>Ethan reached out and tapped the glass of the center screen, expanding the National Weather Service forecast pulling from the Aether-Link connection.</w:t>
+      </w:r>
+    </w:p>
+    <w:p>
+      <w:r>
+        <w:t>"Look at the projected thermal curve," Ethan stated, his tone dropping into a hard, unyielding register that mirrored the protective brother he used to be before Richard corrupted the household. "The local NWS feed shows the ambient temperature finally cresting above thirty-two degrees by Thursday morning."</w:t>
+      </w:r>
+    </w:p>
+    <w:p>
+      <w:r>
+        <w:t xml:space="preserve">Ethan turned to look at Connor, his jaw set tight. "The absolute second that digital readout hits freezing and the surface ice starts to rot, we throw the heavy snow-chains on the Nexus and the </w:t>
+      </w:r>
+      <w:proofErr w:type="spellStart"/>
+      <w:r>
+        <w:t>Voltara</w:t>
+      </w:r>
+      <w:proofErr w:type="spellEnd"/>
+      <w:r>
+        <w:t>. We are breaching that house."</w:t>
+      </w:r>
+    </w:p>
+    <w:p>
+      <w:r>
+        <w:t>Connor nodded fiercely, the relief evident in his face. "We don't just check on them, Ethan. We load them up. Donald's manual chair folds flat—we can slide it into the cargo bay of the Nexus. We bring them right back here to our place. We have the vehicles to keep them warm, we have the dry rations, and we have space."  </w:t>
+      </w:r>
+    </w:p>
+    <w:p>
+      <w:r>
+        <w:t>"We're going to fix this," Ethan promised, staring out into the dark garage, his heart aching with a desperate desire to reclaim the sibling bond they had thrown away. "We'll let them stay here for as long as they need to recover. No Richard. No Saundra. No toxic rules. We tell Donald we're sorry. We tell Mary we're her brothers again. We just have to wait for the ice to break."</w:t>
       </w:r>
     </w:p>
     <w:p>
@@ -3575,7 +3936,6 @@
         <w:pStyle w:val="Heading2"/>
       </w:pPr>
       <w:r>
-        <w:lastRenderedPageBreak/>
         <w:t>Chapter 9: The Breach – Thursday, February 18, 2021</w:t>
       </w:r>
     </w:p>
@@ -3658,7 +4018,6 @@
     </w:p>
     <w:p>
       <w:r>
-        <w:lastRenderedPageBreak/>
         <w:t>"He is eighteen," a new voice cut in. This one wasn't angry. It was terrifyingly calm, smooth, and laced with absolute, immovable authority. Victoria. "As of Tuesday midnight, your son is a legally emancipated adult. He is leaving with us. If you attempt to close that door, my driver will physically remove it from its hinges. If you attempt to physically touch my client, or his sister, I will have you federally indicted for unlawful restraint before the sun sets."</w:t>
       </w:r>
     </w:p>
@@ -3727,11 +4086,7 @@
     </w:p>
     <w:p>
       <w:r>
-        <w:t xml:space="preserve">For a fraction of a second, the tactical urgency of the breach completely evaporated. Ashley stood paralyzed, her breath catching in her throat as she looked at the boy in Mary's </w:t>
-      </w:r>
-      <w:r>
-        <w:lastRenderedPageBreak/>
-        <w:t>arms. She hadn't seen him in person since he was two years old. All her memories were of a toddler; all her recent knowledge was just data on a screen or a voice over a hidden phone line. But here he was—eighteen years old, freezing, but alive.</w:t>
+        <w:t>For a fraction of a second, the tactical urgency of the breach completely evaporated. Ashley stood paralyzed, her breath catching in her throat as she looked at the boy in Mary's arms. She hadn't seen him in person since he was two years old. All her memories were of a toddler; all her recent knowledge was just data on a screen or a voice over a hidden phone line. But here he was—eighteen years old, freezing, but alive.</w:t>
       </w:r>
     </w:p>
     <w:p>
@@ -3791,11 +4146,7 @@
     </w:p>
     <w:p>
       <w:r>
-        <w:t xml:space="preserve">Mary carefully shifted her grip, turning and gently setting Donald down into the plush, heated leather of the back seat. She collapsed immediately into the seat next to him, her </w:t>
-      </w:r>
-      <w:r>
-        <w:lastRenderedPageBreak/>
-        <w:t>exhausted muscles finally giving out. Emma took the duffel bag and the wheelchair from Ashley, tossing them effortlessly into the massive cargo area before slamming the trunk.</w:t>
+        <w:t>Mary carefully shifted her grip, turning and gently setting Donald down into the plush, heated leather of the back seat. She collapsed immediately into the seat next to him, her exhausted muscles finally giving out. Emma took the duffel bag and the wheelchair from Ashley, tossing them effortlessly into the massive cargo area before slamming the trunk.</w:t>
       </w:r>
     </w:p>
     <w:p>
@@ -3863,7 +4214,6 @@
     </w:p>
     <w:p>
       <w:r>
-        <w:lastRenderedPageBreak/>
         <w:t>For Mary, the sheer sensory shock of the room was almost paralyzing. After three days trapped in a lightless, sub-zero concrete box, the McKinney hotel suite felt like stepping onto another planet. The massive overhead lights were blazing. The television was on, quietly broadcasting a local news station. And above it all was the glorious, heavy hum of the central HVAC system pumping seventy-two-degree air into every corner of the room.</w:t>
       </w:r>
     </w:p>
@@ -3884,7 +4234,15 @@
     </w:p>
     <w:p>
       <w:r>
-        <w:t>Morgan Foster walked past them, casually tossing her heavy winter coat over a chair. The Keep's Gridmaster noted their bewildered expressions and offered a small, pragmatic smile.</w:t>
+        <w:t xml:space="preserve">Morgan Foster walked past them, casually tossing her heavy winter coat over a chair. The Keep's </w:t>
+      </w:r>
+      <w:proofErr w:type="spellStart"/>
+      <w:r>
+        <w:t>Gridmaster</w:t>
+      </w:r>
+      <w:proofErr w:type="spellEnd"/>
+      <w:r>
+        <w:t xml:space="preserve"> noted their bewildered expressions and offered a small, pragmatic smile.</w:t>
       </w:r>
     </w:p>
     <w:p>
@@ -3919,7 +4277,6 @@
     </w:p>
     <w:p>
       <w:r>
-        <w:lastRenderedPageBreak/>
         <w:t>Donald looked back at her. The exhausted, shivering boy from the freezing bedroom was gone, replaced by a quiet, profound intensity. He recognized the shape of her eyes—they mirrored his own. He understood exactly who she was, what she had built, and what she had risked to get him out of that house.</w:t>
       </w:r>
     </w:p>
@@ -3955,7 +4312,15 @@
     </w:p>
     <w:p>
       <w:r>
-        <w:t>"Slow down with the heat, Victoria," Diana commanded, her voice sharp with clinical precision as she adjusted her earpiece. "I know your instinct is to give them a heavy steak or a massive breakfast platter, but their digestive tracks are under intense physiological stress. If you flood their systems with heavy proteins and complex fats right now, you'll trigger gastric distress or worse. We treat this like a refeeding protocol."</w:t>
+        <w:t xml:space="preserve">"Slow down with the heat, Victoria," Diana commanded, her voice sharp with clinical precision as she adjusted her earpiece. "I know your instinct is to give them a heavy steak or a massive breakfast platter, but their digestive tracks are under intense physiological stress. If you flood their systems with heavy proteins and complex fats right now, you'll trigger gastric distress or worse. We treat this like a </w:t>
+      </w:r>
+      <w:proofErr w:type="spellStart"/>
+      <w:r>
+        <w:t>refeeding</w:t>
+      </w:r>
+      <w:proofErr w:type="spellEnd"/>
+      <w:r>
+        <w:t xml:space="preserve"> protocol."</w:t>
       </w:r>
     </w:p>
     <w:p>
@@ -3965,11 +4330,7 @@
     </w:p>
     <w:p>
       <w:r>
-        <w:t xml:space="preserve">"Broth and simple carbohydrates," Diana said, tapping her finger on her steel prep table for emphasis. "The body burns massive amounts of glucose during severe hypothermia from </w:t>
-      </w:r>
-      <w:r>
-        <w:lastRenderedPageBreak/>
-        <w:t>shivering. We need to replenish glycogen stores instantly without overtaxing the pancreas. Take that container of organic chicken bone broth from the fridge. Heat it until it's warm—not boiling. If it's too hot, it will shock their muted oral nerves. Add a pinch of sea salt for electrolytes."</w:t>
+        <w:t>"Broth and simple carbohydrates," Diana said, tapping her finger on her steel prep table for emphasis. "The body burns massive amounts of glucose during severe hypothermia from shivering. We need to replenish glycogen stores instantly without overtaxing the pancreas. Take that container of organic chicken bone broth from the fridge. Heat it until it's warm—not boiling. If it's too hot, it will shock their muted oral nerves. Add a pinch of sea salt for electrolytes."</w:t>
       </w:r>
     </w:p>
     <w:p>
@@ -4019,7 +4380,6 @@
     </w:p>
     <w:p>
       <w:r>
-        <w:lastRenderedPageBreak/>
         <w:t>Donald pulled back from the hug, looking from the steaming food to his sister, a massive, genuine smile breaking across his face.</w:t>
       </w:r>
     </w:p>
@@ -4084,11 +4444,7 @@
     </w:p>
     <w:p>
       <w:r>
-        <w:t xml:space="preserve">Ashley walked alongside them, her pace perfectly matched to Donald's. He kept his hand firmly clasped in hers, a grounding, physical connection he hadn't dared to let go of since they left the hotel. When she had first reached out to him in the Prosper house, it was the </w:t>
-      </w:r>
-      <w:r>
-        <w:lastRenderedPageBreak/>
-        <w:t xml:space="preserve">first time they had been in the same room since he was two years old. Now, at eighteen, the height difference, the age, the years of separation—it all felt like a fragile, beautiful dream. </w:t>
+        <w:t xml:space="preserve">Ashley walked alongside them, her pace perfectly matched to Donald's. He kept his hand firmly clasped in hers, a grounding, physical connection he hadn't dared to let go of since they left the hotel. When she had first reached out to him in the Prosper house, it was the first time they had been in the same room since he was two years old. Now, at eighteen, the height difference, the age, the years of separation—it all felt like a fragile, beautiful dream. </w:t>
       </w:r>
     </w:p>
     <w:p>
@@ -4161,7 +4517,6 @@
     </w:p>
     <w:p>
       <w:r>
-        <w:lastRenderedPageBreak/>
         <w:t>Mary stood next to his wheelchair, her hand resting casually on one of the push handles. She glanced up at the illuminated digital route map above the doors, counting the glowing dots that stretched down the length of the line.</w:t>
       </w:r>
     </w:p>
@@ -4217,7 +4572,6 @@
     </w:p>
     <w:p>
       <w:r>
-        <w:lastRenderedPageBreak/>
         <w:t>They rode up to the mezzanine level, bypassed the sprawling line of fare-control gates, and took a second elevator straight up to the street level.</w:t>
       </w:r>
     </w:p>
@@ -4298,7 +4652,6 @@
     </w:p>
     <w:p>
       <w:r>
-        <w:lastRenderedPageBreak/>
         <w:t>Mary immediately began scanning the surrounding pavement, her eyes searching the concrete pillars and crowded sidewalks for another orange transit sign. "Okay," Mary said, pulling her duffel bag higher on her shoulder to secure it. "Which stop is the next connection? Are we taking another bus further south?"</w:t>
       </w:r>
     </w:p>
@@ -4359,7 +4712,6 @@
     </w:p>
     <w:p>
       <w:r>
-        <w:lastRenderedPageBreak/>
         <w:t>Ashley looked down at the boy in the wheelchair, her eyes shining with fierce, protective pride. The ten years of waiting, the brutal legal maneuvering, and the terrifying extraction in the Texas ice had all been for this exact moment.</w:t>
       </w:r>
     </w:p>
@@ -4398,7 +4750,15 @@
     </w:p>
     <w:p>
       <w:r>
-        <w:t xml:space="preserve">As they approached, Mary’s eyes tracked the massive, gold-tinted glass shafts. She realized with a jolt that these were the Scenic Elevators, and that after clearing the first few floors, the tri-car exterior shaft broke through the building's shell to run completely exposed on the outside of the tower. </w:t>
+        <w:t xml:space="preserve">As they approached, Mary’s eyes tracked the massive, gold-tinted glass shafts. She realized with a jolt that these were the Scenic Elevators, and that after clearing the first few floors, the </w:t>
+      </w:r>
+      <w:proofErr w:type="spellStart"/>
+      <w:r>
+        <w:t>tri-car</w:t>
+      </w:r>
+      <w:proofErr w:type="spellEnd"/>
+      <w:r>
+        <w:t xml:space="preserve"> exterior shaft broke through the building's shell to run completely exposed on the outside of the tower. </w:t>
       </w:r>
     </w:p>
     <w:p>
@@ -4428,7 +4788,6 @@
     </w:p>
     <w:p>
       <w:r>
-        <w:lastRenderedPageBreak/>
         <w:t xml:space="preserve">She pivoted without hesitation, leading them away from the polished glass shafts and deep into the towering concrete center of the building. She stopped in front of a pair of heavy, unmarked doors that looked exactly like a restricted mechanical closet. </w:t>
       </w:r>
     </w:p>
@@ -4528,7 +4887,6 @@
     </w:p>
     <w:p>
       <w:r>
-        <w:lastRenderedPageBreak/>
         <w:t>Mary braced herself, instinctively stepping closer to the back of Donald's wheelchair, expecting to be met by a sterile penthouse lobby or a wall of intimidating corporate security.</w:t>
       </w:r>
     </w:p>
@@ -4591,7 +4949,15 @@
     </w:p>
     <w:p>
       <w:r>
-        <w:t xml:space="preserve">But as he looked from Chelsea, to Diana, and then down to the perfectly flush, zero-threshold flooring that extended seamlessly through the entire massive floorplan, a staggering realization hit his exhausted nervous system. </w:t>
+        <w:t xml:space="preserve">But as he looked from Chelsea, to Diana, and then down to the perfectly flush, zero-threshold flooring that extended seamlessly through the entire massive </w:t>
+      </w:r>
+      <w:proofErr w:type="spellStart"/>
+      <w:r>
+        <w:t>floorplan</w:t>
+      </w:r>
+      <w:proofErr w:type="spellEnd"/>
+      <w:r>
+        <w:t xml:space="preserve">, a staggering realization hit his exhausted nervous system. </w:t>
       </w:r>
     </w:p>
     <w:p>
@@ -4601,7 +4967,6 @@
     </w:p>
     <w:p>
       <w:r>
-        <w:lastRenderedPageBreak/>
         <w:t xml:space="preserve">Diana tapped a quick sequence on her mounted MagnaByte mPad. The digital, synthesized voice from her Augmentative and Alternative Communication software—a voice not unlike his own—echoed warmly across the kitchen. </w:t>
       </w:r>
     </w:p>
@@ -4675,7 +5040,6 @@
     </w:p>
     <w:p>
       <w:r>
-        <w:lastRenderedPageBreak/>
         <w:t>"Then quiet is what he gets," Amanda nodded. She walked over to the heavy butcher-block island, pulling out a sleek leather folio. "Before you both disappear into the quiet zones to crash, I need five minutes of your time to discuss Monday morning."  </w:t>
       </w:r>
     </w:p>
@@ -4733,7 +5097,6 @@
     </w:p>
     <w:p>
       <w:r>
-        <w:lastRenderedPageBreak/>
         <w:t>Amanda pulled a second, blank legal pad from her folio. "Now, to finalize the enrollment, the district requires an Individualized Education Program—an IEP. But I haven't drafted a single word of it."</w:t>
       </w:r>
     </w:p>
@@ -4818,15 +5181,7 @@
           <w:i/>
           <w:iCs/>
         </w:rPr>
-        <w:t xml:space="preserve">"I don't know what classes </w:t>
-      </w:r>
-      <w:r>
-        <w:rPr>
-          <w:i/>
-          <w:iCs/>
-        </w:rPr>
-        <w:lastRenderedPageBreak/>
-        <w:t>to take besides the basics. I don't know what I want to do with my life. He never let me choose anything or try anything new. My mind is just... a blank slate."</w:t>
+        <w:t>"I don't know what classes to take besides the basics. I don't know what I want to do with my life. He never let me choose anything or try anything new. My mind is just... a blank slate."</w:t>
       </w:r>
     </w:p>
     <w:p>
@@ -4900,12 +5255,19 @@
     </w:p>
     <w:p>
       <w:r>
-        <w:t>"Gridmaster," Amanda greeted smoothly. "What does the Texas weather telemetry look like?"</w:t>
-      </w:r>
-    </w:p>
-    <w:p>
-      <w:r>
-        <w:lastRenderedPageBreak/>
+        <w:t>"</w:t>
+      </w:r>
+      <w:proofErr w:type="spellStart"/>
+      <w:r>
+        <w:t>Gridmaster</w:t>
+      </w:r>
+      <w:proofErr w:type="spellEnd"/>
+      <w:r>
+        <w:t>," Amanda greeted smoothly. "What does the Texas weather telemetry look like?"</w:t>
+      </w:r>
+    </w:p>
+    <w:p>
+      <w:r>
         <w:t>"The high-pressure ridge is moving east," Morgan's voice echoed clearly over the secure line, broadcasting from her office at the mountain fortress. "The freeze is actively breaking across Collin County. Surface streets will be entirely slush by tomorrow afternoon. Given the local grid stabilization, I'd bet heavy money that the Prosper school district attempts a standard opening bell on Monday morning."</w:t>
       </w:r>
     </w:p>
@@ -4951,11 +5313,7 @@
     </w:p>
     <w:p>
       <w:r>
-        <w:t xml:space="preserve">"And just to ensure we control the entire board," Amanda added, her tone laced with absolute satisfaction as the machine scanned the second batch, "I am faxing the enrollment and IEP demands directly to the Meridian Unified School District. When </w:t>
-      </w:r>
-      <w:r>
-        <w:lastRenderedPageBreak/>
-        <w:t>Monday rolls around, Prosper knows exactly not to look for him, and Meridian knows exactly to expect him."</w:t>
+        <w:t>"And just to ensure we control the entire board," Amanda added, her tone laced with absolute satisfaction as the machine scanned the second batch, "I am faxing the enrollment and IEP demands directly to the Meridian Unified School District. When Monday rolls around, Prosper knows exactly not to look for him, and Meridian knows exactly to expect him."</w:t>
       </w:r>
     </w:p>
     <w:p>
@@ -4988,7 +5346,15 @@
     </w:p>
     <w:p>
       <w:r>
-        <w:t xml:space="preserve">When they finally woke, the frantic, survival-mode exhaustion had faded into a dull ache. They took the whisper-quiet internal glass elevator back down to the 130th-floor Hearth, where Diana Whitaker's strict refeeding protocol was continuing. Waiting for them on the massive butcher-block island were small, easily digestible bowls of warm rice and roasted vegetables. </w:t>
+        <w:t xml:space="preserve">When they finally woke, the frantic, survival-mode exhaustion had faded into a dull ache. They took the whisper-quiet internal glass elevator back down to the 130th-floor Hearth, where Diana Whitaker's strict </w:t>
+      </w:r>
+      <w:proofErr w:type="spellStart"/>
+      <w:r>
+        <w:t>refeeding</w:t>
+      </w:r>
+      <w:proofErr w:type="spellEnd"/>
+      <w:r>
+        <w:t xml:space="preserve"> protocol was continuing. Waiting for them on the massive butcher-block island were small, easily digestible bowls of warm rice and roasted vegetables. </w:t>
       </w:r>
     </w:p>
     <w:p>
@@ -5008,11 +5374,7 @@
     </w:p>
     <w:p>
       <w:r>
-        <w:t xml:space="preserve">"I'm Susan," the twenty-four-year-old grinned, leaning against the counter in her work pants. "If the building is a body, I'm the heart and lungs. I manage the high-voltage </w:t>
-      </w:r>
-      <w:r>
-        <w:lastRenderedPageBreak/>
-        <w:t xml:space="preserve">electrical grid, the HVAC chillers, and the plumbing. I spend most of my time in the mechanical floors wearing a hard hat". </w:t>
+        <w:t xml:space="preserve">"I'm Susan," the twenty-four-year-old grinned, leaning against the counter in her work pants. "If the building is a body, I'm the heart and lungs. I manage the high-voltage electrical grid, the HVAC chillers, and the plumbing. I spend most of my time in the mechanical floors wearing a hard hat". </w:t>
       </w:r>
     </w:p>
     <w:p>
@@ -5116,7 +5478,6 @@
     </w:p>
     <w:p>
       <w:r>
-        <w:lastRenderedPageBreak/>
         <w:t>Donald’s breath hitched. His hands immediately flew over his AAC device, his typing frantic and slightly uncoordinated as a sudden wave of sheer terror spiked through his chest.</w:t>
       </w:r>
     </w:p>
@@ -5215,7 +5576,6 @@
     </w:p>
     <w:p>
       <w:r>
-        <w:lastRenderedPageBreak/>
         <w:t>Ashley beamed, grabbing her master security fob off the counter. "Then let's go. Welcome to the Board of Directors."</w:t>
       </w:r>
     </w:p>
@@ -5296,7 +5656,6 @@
     </w:p>
     <w:p>
       <w:r>
-        <w:lastRenderedPageBreak/>
         <w:t xml:space="preserve">The transition was jarring. They stepped out of the concrete corridor and directly into the polished, intimidatingly sleek environment of Floor 16—the official, legally registered headquarters of the family's LLC. </w:t>
       </w:r>
     </w:p>
@@ -5366,11 +5725,7 @@
     </w:p>
     <w:p>
       <w:r>
-        <w:t xml:space="preserve">The rest of the family froze, instinctively giving them space. As they watched Mary seamlessly anchor him, any lingering, protective doubts they might have harbored about </w:t>
-      </w:r>
-      <w:r>
-        <w:lastRenderedPageBreak/>
-        <w:t>the teenager from Texas evaporated. They saw with absolute clarity that Mary didn't care about the mahogany table, the LLC, or the money. Her entire universe was the boy in her arms.</w:t>
+        <w:t>The rest of the family froze, instinctively giving them space. As they watched Mary seamlessly anchor him, any lingering, protective doubts they might have harbored about the teenager from Texas evaporated. They saw with absolute clarity that Mary didn't care about the mahogany table, the LLC, or the money. Her entire universe was the boy in her arms.</w:t>
       </w:r>
     </w:p>
     <w:p>
@@ -5467,7 +5822,6 @@
     </w:p>
     <w:p>
       <w:r>
-        <w:lastRenderedPageBreak/>
         <w:t>Before anyone stepped out of the elevator, Susan reached into a heavy metal storage cage bolted to the concrete wall just outside the doors. She pulled out four reinforced hard hats.</w:t>
       </w:r>
     </w:p>
@@ -5525,11 +5879,7 @@
     </w:p>
     <w:p>
       <w:r>
-        <w:t xml:space="preserve">"And over there," Susan pointed toward a section of the structural foundation resting on massive, rubberized pylons, "are the heavy-duty vibration dampeners. Because the B8 </w:t>
-      </w:r>
-      <w:r>
-        <w:lastRenderedPageBreak/>
-        <w:t xml:space="preserve">Metro concourse and the train platforms are right beneath us, these dampeners absorb the seismic shock of the heavy-rail trains so the billionaires in the penthouses don't feel their floors vibrate". </w:t>
+        <w:t xml:space="preserve">"And over there," Susan pointed toward a section of the structural foundation resting on massive, rubberized pylons, "are the heavy-duty vibration dampeners. Because the B8 Metro concourse and the train platforms are right beneath us, these dampeners absorb the seismic shock of the heavy-rail trains so the billionaires in the penthouses don't feel their floors vibrate". </w:t>
       </w:r>
     </w:p>
     <w:p>
@@ -5587,7 +5937,6 @@
     </w:p>
     <w:p>
       <w:r>
-        <w:lastRenderedPageBreak/>
         <w:t>Mary unclipped the strap of his hard hat and lifted it off, placing it back into the metal storage cage along with the others. She brushed his hair back affectionately. "Better?"</w:t>
       </w:r>
     </w:p>
@@ -5669,11 +6018,7 @@
     </w:p>
     <w:p>
       <w:r>
-        <w:t xml:space="preserve">In the center of the transfer deck, swift internal architectural escalators glided upward, ferrying residents to the amenities on the floors above. Because the escalators were </w:t>
-      </w:r>
-      <w:r>
-        <w:lastRenderedPageBreak/>
-        <w:t xml:space="preserve">structurally inaccessible for Donald's manual wheelchair, Susan guided them seamlessly to a sleek, glass-enclosed ADA-compliant local elevator nestled directly beside the escalator bank. </w:t>
+        <w:t xml:space="preserve">In the center of the transfer deck, swift internal architectural escalators glided upward, ferrying residents to the amenities on the floors above. Because the escalators were structurally inaccessible for Donald's manual wheelchair, Susan guided them seamlessly to a sleek, glass-enclosed ADA-compliant local elevator nestled directly beside the escalator bank. </w:t>
       </w:r>
     </w:p>
     <w:p>
@@ -5683,7 +6028,15 @@
     </w:p>
     <w:p>
       <w:r>
-        <w:t>The aisles were wide and perfectly illuminated with soft, warm lighting—a deliberate architectural choice that Arthur Sterling had likely mandated decades ago. It wasn't the chaotic, fluorescent-lit nightmare of a suburban supercenter; it was a quiet, highly organized sanctuary.</w:t>
+        <w:t xml:space="preserve">The aisles were wide and perfectly illuminated with soft, warm lighting—a deliberate architectural choice that Arthur Sterling had likely mandated decades ago. It wasn't the chaotic, fluorescent-lit nightmare of a suburban </w:t>
+      </w:r>
+      <w:proofErr w:type="spellStart"/>
+      <w:r>
+        <w:t>supercenter</w:t>
+      </w:r>
+      <w:proofErr w:type="spellEnd"/>
+      <w:r>
+        <w:t>; it was a quiet, highly organized sanctuary.</w:t>
       </w:r>
     </w:p>
     <w:p>
@@ -5742,7 +6095,6 @@
     </w:p>
     <w:p>
       <w:r>
-        <w:lastRenderedPageBreak/>
         <w:t>He was going to use the school district to trigger a truancy and welfare check, forcing local authorities to track Donald down and compel his return.</w:t>
       </w:r>
     </w:p>
@@ -5803,7 +6155,6 @@
     </w:p>
     <w:p>
       <w:r>
-        <w:lastRenderedPageBreak/>
         <w:t>"He doesn't know what he's signing!" Richard roared, losing his temper completely. "He has disabilities! Someone manipulated him into doing this!"</w:t>
       </w:r>
     </w:p>
@@ -5849,7 +6200,7 @@
 </file>
 
 <file path=word/styles.xml><?xml version="1.0" encoding="utf-8"?>
-<w:styles xmlns:mc="http://schemas.openxmlformats.org/markup-compatibility/2006" xmlns:r="http://schemas.openxmlformats.org/officeDocument/2006/relationships" xmlns:w="http://schemas.openxmlformats.org/wordprocessingml/2006/main" xmlns:w14="http://schemas.microsoft.com/office/word/2010/wordml" xmlns:w15="http://schemas.microsoft.com/office/word/2012/wordml" xmlns:w16cex="http://schemas.microsoft.com/office/word/2018/wordml/cex" xmlns:w16cid="http://schemas.microsoft.com/office/word/2016/wordml/cid" xmlns:w16="http://schemas.microsoft.com/office/word/2018/wordml" xmlns:w16du="http://schemas.microsoft.com/office/word/2023/wordml/word16du" xmlns:w16sdtdh="http://schemas.microsoft.com/office/word/2020/wordml/sdtdatahash" xmlns:w16sdtfl="http://schemas.microsoft.com/office/word/2024/wordml/sdtformatlock" xmlns:w16se="http://schemas.microsoft.com/office/word/2015/wordml/symex" mc:Ignorable="w14 w15 w16se w16cid w16 w16cex w16sdtdh w16sdtfl w16du">
+<w:styles xmlns:mc="http://schemas.openxmlformats.org/markup-compatibility/2006" xmlns:r="http://schemas.openxmlformats.org/officeDocument/2006/relationships" xmlns:w="http://schemas.openxmlformats.org/wordprocessingml/2006/main" xmlns:w14="http://schemas.microsoft.com/office/word/2010/wordml" xmlns:w15="http://schemas.microsoft.com/office/word/2012/wordml" xmlns:w16cex="http://schemas.microsoft.com/office/word/2018/wordml/cex" xmlns:w16cid="http://schemas.microsoft.com/office/word/2016/wordml/cid" xmlns:w16="http://schemas.microsoft.com/office/word/2018/wordml" xmlns:w16sdtdh="http://schemas.microsoft.com/office/word/2020/wordml/sdtdatahash" xmlns:w16sdtfl="http://schemas.microsoft.com/office/word/2024/wordml/sdtformatlock" xmlns:w16se="http://schemas.microsoft.com/office/word/2015/wordml/symex" xmlns:w16du="http://schemas.microsoft.com/office/word/2023/wordml/word16du" mc:Ignorable="w14 w15 w16se w16cid w16 w16cex w16sdtdh w16sdtfl w16du">
   <w:docDefaults>
     <w:rPrDefault>
       <w:rPr>
@@ -6448,6 +6799,7 @@
   <w:style w:type="character" w:default="1" w:styleId="DefaultParagraphFont">
     <w:name w:val="Default Paragraph Font"/>
     <w:uiPriority w:val="1"/>
+    <w:semiHidden/>
     <w:unhideWhenUsed/>
   </w:style>
   <w:style w:type="table" w:default="1" w:styleId="TableNormal">

--- a/_workspace/books/ashley-tower/ashley-tower.docx
+++ b/_workspace/books/ashley-tower/ashley-tower.docx
@@ -1,6 +1,6 @@
 
 <file path=word/document.xml><?xml version="1.0" encoding="utf-8"?>
-<w:document xmlns:wpc="http://schemas.microsoft.com/office/word/2010/wordprocessingCanvas" xmlns:cx="http://schemas.microsoft.com/office/drawing/2014/chartex" xmlns:cx1="http://schemas.microsoft.com/office/drawing/2015/9/8/chartex" xmlns:cx2="http://schemas.microsoft.com/office/drawing/2015/10/21/chartex" xmlns:cx3="http://schemas.microsoft.com/office/drawing/2016/5/9/chartex" xmlns:cx4="http://schemas.microsoft.com/office/drawing/2016/5/10/chartex" xmlns:cx5="http://schemas.microsoft.com/office/drawing/2016/5/11/chartex" xmlns:cx6="http://schemas.microsoft.com/office/drawing/2016/5/12/chartex" xmlns:cx7="http://schemas.microsoft.com/office/drawing/2016/5/13/chartex" xmlns:cx8="http://schemas.microsoft.com/office/drawing/2016/5/14/chartex" xmlns:mc="http://schemas.openxmlformats.org/markup-compatibility/2006" xmlns:m="http://schemas.openxmlformats.org/officeDocument/2006/math" xmlns:aink="http://schemas.microsoft.com/office/drawing/2016/ink" xmlns:am3d="http://schemas.microsoft.com/office/drawing/2017/model3d" xmlns:oel="http://schemas.microsoft.com/office/2019/extlst" xmlns:r="http://schemas.openxmlformats.org/officeDocument/2006/relationships" xmlns:wp14="http://schemas.microsoft.com/office/word/2010/wordprocessingDrawing" xmlns:wp="http://schemas.openxmlformats.org/drawingml/2006/wordprocessingDrawing" xmlns:wpg="http://schemas.microsoft.com/office/word/2010/wordprocessingGroup" xmlns:wpi="http://schemas.microsoft.com/office/word/2010/wordprocessingInk" xmlns:wps="http://schemas.microsoft.com/office/word/2010/wordprocessingShape" xmlns:o="urn:schemas-microsoft-com:office:office" xmlns:v="urn:schemas-microsoft-com:vml" xmlns:w10="urn:schemas-microsoft-com:office:word" xmlns:w="http://schemas.openxmlformats.org/wordprocessingml/2006/main" xmlns:w14="http://schemas.microsoft.com/office/word/2010/wordml" xmlns:w15="http://schemas.microsoft.com/office/word/2012/wordml" xmlns:w16cei="http://schemas.microsoft.com/office/word/2026/wordml/cei" xmlns:w16cex="http://schemas.microsoft.com/office/word/2018/wordml/cex" xmlns:w16cid="http://schemas.microsoft.com/office/word/2016/wordml/cid" xmlns:w16="http://schemas.microsoft.com/office/word/2018/wordml" xmlns:w16sdtdh="http://schemas.microsoft.com/office/word/2020/wordml/sdtdatahash" xmlns:w16sdtfl="http://schemas.microsoft.com/office/word/2024/wordml/sdtformatlock" xmlns:w16se="http://schemas.microsoft.com/office/word/2015/wordml/symex" xmlns:w16du="http://schemas.microsoft.com/office/word/2023/wordml/word16du" xmlns:wne="http://schemas.microsoft.com/office/word/2006/wordml" mc:Ignorable="w14 w15 w16se w16cid w16 w16cex w16sdtdh w16sdtfl w16du wp14">
+<w:document xmlns:wpc="http://schemas.microsoft.com/office/word/2010/wordprocessingCanvas" xmlns:cx="http://schemas.microsoft.com/office/drawing/2014/chartex" xmlns:cx1="http://schemas.microsoft.com/office/drawing/2015/9/8/chartex" xmlns:cx2="http://schemas.microsoft.com/office/drawing/2015/10/21/chartex" xmlns:cx3="http://schemas.microsoft.com/office/drawing/2016/5/9/chartex" xmlns:cx4="http://schemas.microsoft.com/office/drawing/2016/5/10/chartex" xmlns:cx5="http://schemas.microsoft.com/office/drawing/2016/5/11/chartex" xmlns:cx6="http://schemas.microsoft.com/office/drawing/2016/5/12/chartex" xmlns:cx7="http://schemas.microsoft.com/office/drawing/2016/5/13/chartex" xmlns:cx8="http://schemas.microsoft.com/office/drawing/2016/5/14/chartex" xmlns:mc="http://schemas.openxmlformats.org/markup-compatibility/2006" xmlns:aink="http://schemas.microsoft.com/office/drawing/2016/ink" xmlns:am3d="http://schemas.microsoft.com/office/drawing/2017/model3d" xmlns:o="urn:schemas-microsoft-com:office:office" xmlns:oel="http://schemas.microsoft.com/office/2019/extlst" xmlns:r="http://schemas.openxmlformats.org/officeDocument/2006/relationships" xmlns:m="http://schemas.openxmlformats.org/officeDocument/2006/math" xmlns:v="urn:schemas-microsoft-com:vml" xmlns:wp14="http://schemas.microsoft.com/office/word/2010/wordprocessingDrawing" xmlns:wp="http://schemas.openxmlformats.org/drawingml/2006/wordprocessingDrawing" xmlns:w10="urn:schemas-microsoft-com:office:word" xmlns:w="http://schemas.openxmlformats.org/wordprocessingml/2006/main" xmlns:w14="http://schemas.microsoft.com/office/word/2010/wordml" xmlns:w15="http://schemas.microsoft.com/office/word/2012/wordml" xmlns:w16cei="http://schemas.microsoft.com/office/word/2026/wordml/cei" xmlns:w16cex="http://schemas.microsoft.com/office/word/2018/wordml/cex" xmlns:w16cid="http://schemas.microsoft.com/office/word/2016/wordml/cid" xmlns:w16="http://schemas.microsoft.com/office/word/2018/wordml" xmlns:w16du="http://schemas.microsoft.com/office/word/2023/wordml/word16du" xmlns:w16sdtdh="http://schemas.microsoft.com/office/word/2020/wordml/sdtdatahash" xmlns:w16sdtfl="http://schemas.microsoft.com/office/word/2024/wordml/sdtformatlock" xmlns:w16se="http://schemas.microsoft.com/office/word/2015/wordml/symex" xmlns:wpg="http://schemas.microsoft.com/office/word/2010/wordprocessingGroup" xmlns:wpi="http://schemas.microsoft.com/office/word/2010/wordprocessingInk" xmlns:wne="http://schemas.microsoft.com/office/word/2006/wordml" xmlns:wps="http://schemas.microsoft.com/office/word/2010/wordprocessingShape" mc:Ignorable="w14 w15 w16se w16cid w16 w16cex w16sdtdh w16sdtfl w16du wp14">
   <w:body>
     <w:p>
       <w:pPr>
@@ -98,6 +98,7 @@
     </w:p>
     <w:p>
       <w:r>
+        <w:lastRenderedPageBreak/>
         <w:t>She flipped the notebook open to a page completely covered in careful scribbles, highlighted dates, and hidden logistics.</w:t>
       </w:r>
     </w:p>
@@ -122,12 +123,28 @@
     </w:p>
     <w:p>
       <w:r>
-        <w:t>Mary’s smile widened, though she instinctively lowered her voice, glancing toward the closed bedroom door. "And the absolute best part," she murmured, "is that the second the clock strikes midnight next Tuesday, your dad can't do a single thing to stop you from walking out that door. You'll be a legal adult. He can yell, he can threaten, but he won't have a shred of authority left."</w:t>
-      </w:r>
-    </w:p>
-    <w:p>
-      <w:r>
-        <w:t>Donald nodded emphatically. The thought of finally seeing his sister again after a decade in the dark—of never having to be carried up those terrifying stairs again, of leaving the suffocating shadow of the arrogant people downstairs—made his chest ache with a fierce, brilliant hope.</w:t>
+        <w:t xml:space="preserve">Mary’s smile widened, though she instinctively lowered her voice, glancing toward the closed bedroom door. "And the absolute best part," she murmured, "is that the </w:t>
+      </w:r>
+      <w:proofErr w:type="gramStart"/>
+      <w:r>
+        <w:t>second</w:t>
+      </w:r>
+      <w:proofErr w:type="gramEnd"/>
+      <w:r>
+        <w:t xml:space="preserve"> the clock strikes midnight next Tuesday, your dad can't do a single thing to stop you from walking out that door. You'll be a legal adult. He can yell, he can threaten, but he won't have a shred of authority left."</w:t>
+      </w:r>
+    </w:p>
+    <w:p>
+      <w:r>
+        <w:t xml:space="preserve">Donald nodded emphatically. The thought of finally seeing his sister again after a decade in the dark—of never having to be carried up those terrifying stairs again, of leaving the suffocating shadow of the arrogant people downstairs—made his chest ache with </w:t>
+      </w:r>
+      <w:proofErr w:type="gramStart"/>
+      <w:r>
+        <w:t>a fierce</w:t>
+      </w:r>
+      <w:proofErr w:type="gramEnd"/>
+      <w:r>
+        <w:t>, brilliant hope.</w:t>
       </w:r>
     </w:p>
     <w:p>
@@ -150,7 +167,15 @@
     </w:p>
     <w:p>
       <w:r>
-        <w:t>Because his heavy manual wheelchair remained parked at the base of the sweeping staircase on the first floor, every movement upstairs required a grueling, highly coordinated physical transfer. Mary adjusted her grip around Donald’s waist, securely bearing his weight as she carried him from the edge of their shared mattress across the short distance of the bedroom. She expertly angled her shoulders to clear the cramped bathroom doorway, compensating for the complete lack of accessibility hardware.</w:t>
+        <w:t xml:space="preserve">Because his heavy manual wheelchair remained parked at the base of the sweeping staircase on the first floor, every movement upstairs required a grueling, highly coordinated physical transfer. Mary adjusted her grip around Donald’s waist, securely bearing his weight as she carried him from the edge of their shared mattress across the short distance </w:t>
+      </w:r>
+      <w:proofErr w:type="gramStart"/>
+      <w:r>
+        <w:t>of</w:t>
+      </w:r>
+      <w:proofErr w:type="gramEnd"/>
+      <w:r>
+        <w:t xml:space="preserve"> the bedroom. She expertly angled her shoulders to clear the cramped bathroom doorway, compensating for the complete lack of accessibility hardware.</w:t>
       </w:r>
     </w:p>
     <w:p>
@@ -160,7 +185,16 @@
     </w:p>
     <w:p>
       <w:r>
-        <w:t>Once he was secure, the routine shifted into its most critical phase. The intimate logistics of Donald's daily care were handled with a brisk, quiet dignity, entirely focused on his physical safety rather than the granular mechanics of the tasks.</w:t>
+        <w:lastRenderedPageBreak/>
+        <w:t xml:space="preserve">Once he was secure, the routine shifted </w:t>
+      </w:r>
+      <w:proofErr w:type="gramStart"/>
+      <w:r>
+        <w:t>into</w:t>
+      </w:r>
+      <w:proofErr w:type="gramEnd"/>
+      <w:r>
+        <w:t xml:space="preserve"> its most critical phase. The intimate logistics of Donald's daily care were handled with a brisk, quiet dignity, entirely focused on his physical safety rather than the granular mechanics of the tasks.</w:t>
       </w:r>
     </w:p>
     <w:p>
@@ -190,7 +224,15 @@
     </w:p>
     <w:p>
       <w:r>
-        <w:t>Mary’s unbroken gaze was his absolute safety net. If his eyes glazed over, she was positioned to lunge forward and catch his dead weight in a fraction of a second. She watched him because she was the only person in the state of Texas who actually cared if he hit the floor.</w:t>
+        <w:t xml:space="preserve">Mary’s unbroken gaze was his absolute safety net. If his eyes glazed over, she was positioned to lunge forward and catch his dead weight in a fraction of a second. She watched him because she was the only person in the state of Texas who </w:t>
+      </w:r>
+      <w:proofErr w:type="gramStart"/>
+      <w:r>
+        <w:t>actually cared</w:t>
+      </w:r>
+      <w:proofErr w:type="gramEnd"/>
+      <w:r>
+        <w:t xml:space="preserve"> if he hit the floor.</w:t>
       </w:r>
     </w:p>
     <w:p>
@@ -200,7 +242,15 @@
     </w:p>
     <w:p>
       <w:r>
-        <w:t>The rush of the hot water felt incredible against Donald's rigid muscles, temporarily melting away the spasticity and the dull ache of the carry up the stairs. The environment was purely functional, a clinical progression of soap, warm water, and heavy towels, executed with the profound, unspoken trust of two people who had spent their entire childhoods surviving the same hostile territory.</w:t>
+        <w:t xml:space="preserve">The rush of the hot water felt incredible against Donald's rigid muscles, temporarily melting away the spasticity and the dull ache of the </w:t>
+      </w:r>
+      <w:proofErr w:type="gramStart"/>
+      <w:r>
+        <w:t>carry</w:t>
+      </w:r>
+      <w:proofErr w:type="gramEnd"/>
+      <w:r>
+        <w:t xml:space="preserve"> up the stairs. The environment was purely functional, a clinical progression of soap, warm water, and heavy towels, executed with the profound, unspoken trust of two people who had spent their entire childhoods surviving the same hostile territory.</w:t>
       </w:r>
     </w:p>
     <w:p>
@@ -210,6 +260,7 @@
     </w:p>
     <w:p>
       <w:r>
+        <w:lastRenderedPageBreak/>
         <w:t>Mary scooped him into another secure carry, hauling him out of the steamy bathroom and gently setting him down onto the edge of their shared mattress. She grabbed a towel, vigorously drying her own damp hair as she sat down next to him with a heavy, exhausted sigh.</w:t>
       </w:r>
     </w:p>
@@ -237,7 +288,15 @@
     </w:p>
     <w:p>
       <w:r>
-        <w:t>But as Mary threw her arm over his shoulders, pulling him into a warm, grounding side-hug, Donald realized he didn't care. He would endure the sensory overload of a commercial flight ten times over if it meant finally boarding a plane to Meridian City. The noise of the airport was temporary. The freedom waiting on the other side of it was permanent.</w:t>
+        <w:t>But as Mary threw her arm over his shoulders, pulling him into a warm, grounding side-</w:t>
+      </w:r>
+      <w:proofErr w:type="gramStart"/>
+      <w:r>
+        <w:t>hug</w:t>
+      </w:r>
+      <w:proofErr w:type="gramEnd"/>
+      <w:r>
+        <w:t>, Donald realized he didn't care. He would endure the sensory overload of a commercial flight ten times over if it meant finally boarding a plane to Meridian City. The noise of the airport was temporary. The freedom waiting on the other side of it was permanent.</w:t>
       </w:r>
     </w:p>
     <w:p>
@@ -270,6 +329,7 @@
     </w:p>
     <w:p>
       <w:r>
+        <w:lastRenderedPageBreak/>
         <w:t>"Just a heads up as we look toward the start of next week," the weatherman noted, gesturing to a sweeping blue line on the map. "We're tracking a cold front dipping down from the plains. Temperatures look to be dropping into the thirties and forties by Monday night into Tuesday."</w:t>
       </w:r>
     </w:p>
@@ -280,7 +340,23 @@
     </w:p>
     <w:p>
       <w:r>
-        <w:t xml:space="preserve">Donald offered a soft, agreeable hum. A cold front was a minor logistical hurdle. As long as he was wearing a heavy coat, the temperature outside was entirely irrelevant compared to the excitement of the event itself. </w:t>
+        <w:t xml:space="preserve">Donald offered a soft, agreeable hum. </w:t>
+      </w:r>
+      <w:proofErr w:type="gramStart"/>
+      <w:r>
+        <w:t>A cold</w:t>
+      </w:r>
+      <w:proofErr w:type="gramEnd"/>
+      <w:r>
+        <w:t xml:space="preserve"> front was a minor logistical hurdle. </w:t>
+      </w:r>
+      <w:proofErr w:type="gramStart"/>
+      <w:r>
+        <w:t>As long as</w:t>
+      </w:r>
+      <w:proofErr w:type="gramEnd"/>
+      <w:r>
+        <w:t xml:space="preserve"> he was wearing a heavy coat, the temperature outside was entirely irrelevant compared to the excitement of the event itself. </w:t>
       </w:r>
     </w:p>
     <w:p>
@@ -310,7 +386,15 @@
     </w:p>
     <w:p>
       <w:r>
-        <w:t xml:space="preserve">"Get some sleep," she said softly, turning her attention back to the mundane local news. "Next week is going to change everything." </w:t>
+        <w:t xml:space="preserve">"Get some sleep," she said softly, turning her attention back to the mundane local news. "Next week </w:t>
+      </w:r>
+      <w:proofErr w:type="gramStart"/>
+      <w:r>
+        <w:t>is going to change everything</w:t>
+      </w:r>
+      <w:proofErr w:type="gramEnd"/>
+      <w:r>
+        <w:t xml:space="preserve">." </w:t>
       </w:r>
     </w:p>
     <w:p>
@@ -336,7 +420,11 @@
     </w:p>
     <w:p>
       <w:r>
-        <w:t>The morning routine was a rigid, necessary sequence. Mary was already up, moving with quiet efficiency. She helped him dress, her hands gently working his stiff limbs into a soft, comfortable sweater and jeans. His cerebral palsy made fine motor tasks like managing buttons impossible, and the chilly morning air always made his muscles feel tighter and more resistant than usual.</w:t>
+        <w:t xml:space="preserve">The morning routine was a rigid, necessary sequence. Mary was already up, moving with quiet efficiency. She helped him dress, her hands gently working his stiff limbs into a soft, comfortable sweater and jeans. His cerebral palsy made fine motor tasks like managing </w:t>
+      </w:r>
+      <w:r>
+        <w:lastRenderedPageBreak/>
+        <w:t>buttons impossible, and the chilly morning air always made his muscles feel tighter and more resistant than usual.</w:t>
       </w:r>
     </w:p>
     <w:p>
@@ -376,12 +464,32 @@
     </w:p>
     <w:p>
       <w:r>
-        <w:t>The yellow special needs school bus idled at the curb, its amber lights flashing. The side door hissed open, and the mechanical, hydraulic whine of the wheelchair lift deploying filled the quiet street.</w:t>
-      </w:r>
-    </w:p>
-    <w:p>
-      <w:r>
-        <w:t>Mary wheeled him to the edge of the lift platform. Before she locked his brakes, she stepped around to the front of his chair. She leaned down, wrapping her arms securely around his chest in a tight, grounding hug. The deep pressure instantly settled the lingering, jagged anxiety left over from the kitchen.</w:t>
+        <w:t xml:space="preserve">The yellow special needs school bus idled at the curb, its amber lights flashing. The side door hissed open, and the mechanical, hydraulic whine of the wheelchair </w:t>
+      </w:r>
+      <w:proofErr w:type="gramStart"/>
+      <w:r>
+        <w:t>lift deploying</w:t>
+      </w:r>
+      <w:proofErr w:type="gramEnd"/>
+      <w:r>
+        <w:t xml:space="preserve"> filled the quiet street.</w:t>
+      </w:r>
+    </w:p>
+    <w:p>
+      <w:r>
+        <w:t xml:space="preserve">Mary wheeled him to the edge of the lift platform. Before she locked his brakes, she stepped around to the front of his chair. She leaned down, wrapping her arms securely </w:t>
+      </w:r>
+      <w:r>
+        <w:lastRenderedPageBreak/>
+        <w:t xml:space="preserve">around his chest in a tight, grounding hug. The deep pressure instantly settled the </w:t>
+      </w:r>
+      <w:proofErr w:type="gramStart"/>
+      <w:r>
+        <w:t>lingering,</w:t>
+      </w:r>
+      <w:proofErr w:type="gramEnd"/>
+      <w:r>
+        <w:t xml:space="preserve"> jagged anxiety left over from the kitchen.</w:t>
       </w:r>
     </w:p>
     <w:p>
@@ -396,7 +504,23 @@
     </w:p>
     <w:p>
       <w:r>
-        <w:t>Mary stepped back and gave the driver a thumbs-up. The hydraulic lift engaged with a heavy clunk, smoothly hoisting Donald up into the warm cabin of the bus. As the doors folded shut and the bus began to pull away from the curb, Donald looked out the tinted window. Mary was still standing at the edge of the massive driveway, shivering slightly in the cold, watching the bus until it disappeared around the corner.</w:t>
+        <w:t xml:space="preserve">Mary stepped back and gave the driver a </w:t>
+      </w:r>
+      <w:proofErr w:type="gramStart"/>
+      <w:r>
+        <w:t>thumbs</w:t>
+      </w:r>
+      <w:proofErr w:type="gramEnd"/>
+      <w:r>
+        <w:t xml:space="preserve">-up. The hydraulic lift engaged with a heavy clunk, smoothly hoisting Donald up into the warm cabin of the bus. As the doors folded shut and the bus began to pull away from the curb, Donald looked </w:t>
+      </w:r>
+      <w:proofErr w:type="gramStart"/>
+      <w:r>
+        <w:t>out</w:t>
+      </w:r>
+      <w:proofErr w:type="gramEnd"/>
+      <w:r>
+        <w:t xml:space="preserve"> the tinted window. Mary was still standing at the edge of the massive driveway, shivering slightly in the cold, watching the bus until it disappeared around the corner.</w:t>
       </w:r>
     </w:p>
     <w:p>
@@ -424,7 +548,23 @@
     </w:p>
     <w:p>
       <w:r>
-        <w:t>Her two youngest brothers—the biological sons of her mother and Donald's father—groaned in unison, tossing their heads back with the exact same arrogant, entitled dismissal that their father wore every single day.</w:t>
+        <w:t xml:space="preserve">Her two youngest </w:t>
+      </w:r>
+      <w:proofErr w:type="gramStart"/>
+      <w:r>
+        <w:t>brothers—</w:t>
+      </w:r>
+      <w:proofErr w:type="gramEnd"/>
+      <w:r>
+        <w:t xml:space="preserve">the biological sons of her mother and Donald's </w:t>
+      </w:r>
+      <w:proofErr w:type="gramStart"/>
+      <w:r>
+        <w:t>father—</w:t>
+      </w:r>
+      <w:proofErr w:type="gramEnd"/>
+      <w:r>
+        <w:t>groaned in unison, tossing their heads back with the exact same arrogant, entitled dismissal that their father wore every single day.</w:t>
       </w:r>
     </w:p>
     <w:p>
@@ -434,7 +574,27 @@
     </w:p>
     <w:p>
       <w:r>
-        <w:t>"Folks, we need to talk about the long-range models for next week," the meteorologist said, his tone carrying a sudden, grim seriousness. "This is no longer looking like a standard Texas cold front. A piece of the polar vortex has broken off and is funneling straight down the Great Plains. We are tracking a severe drop in temperatures starting this weekend, and by Monday and Tuesday, we could be looking at single digits across the metroplex. Now is the time to start thinking about wrapping those exterior pipes and preparing for some truly rough weather."</w:t>
+        <w:t>"Folks, we need to talk about the long-range models for next week," the meteorologist said, his tone carrying a sudden, grim seriousness. "</w:t>
+      </w:r>
+      <w:proofErr w:type="gramStart"/>
+      <w:r>
+        <w:t>This is</w:t>
+      </w:r>
+      <w:proofErr w:type="gramEnd"/>
+      <w:r>
+        <w:t xml:space="preserve"> no longer </w:t>
+      </w:r>
+      <w:proofErr w:type="gramStart"/>
+      <w:r>
+        <w:t>looking</w:t>
+      </w:r>
+      <w:proofErr w:type="gramEnd"/>
+      <w:r>
+        <w:t xml:space="preserve"> like a standard Texas cold front. A piece of the polar vortex has broken off and is funneling straight down the Great Plains. We are tracking a severe drop in temperatures starting this weekend, and by Monday and Tuesday, we could be looking at single digits across the metroplex. Now is </w:t>
+      </w:r>
+      <w:r>
+        <w:lastRenderedPageBreak/>
+        <w:t>the time to start thinking about wrapping those exterior pipes and preparing for some truly rough weather."</w:t>
       </w:r>
     </w:p>
     <w:p>
@@ -492,12 +652,29 @@
     </w:p>
     <w:p>
       <w:r>
-        <w:t>Through the tinted window, Donald watched the massive front doors of the McMansion swing open. Mary was already stepping out onto the concrete driveway, pulling a light cardigan tight across her chest against the biting Texas wind. She didn't wait near the porch; she walked right up to the curb, her eyes locked on the side door of the yellow bus.</w:t>
-      </w:r>
-    </w:p>
-    <w:p>
-      <w:r>
-        <w:t>The hydraulic lift whined, lowering Donald's manual wheelchair to the pavement. The second the platform settled, Mary was there. She stepped past the bus aide, leaned down, and wrapped her arms securely around Donald’s chest in a tight, grounding embrace. The immediate, deep physical pressure instantly neutralized the lingering sensory static of the chaotic bus ride.</w:t>
+        <w:t xml:space="preserve">Through the tinted window, Donald watched the massive front doors of the McMansion swing open. Mary was already stepping out onto the concrete driveway, pulling a light cardigan tight across her chest against the biting Texas wind. She didn't wait near the porch; she walked right up to the </w:t>
+      </w:r>
+      <w:proofErr w:type="gramStart"/>
+      <w:r>
+        <w:t>curb,</w:t>
+      </w:r>
+      <w:proofErr w:type="gramEnd"/>
+      <w:r>
+        <w:t xml:space="preserve"> her eyes locked on the side door of the yellow bus.</w:t>
+      </w:r>
+    </w:p>
+    <w:p>
+      <w:r>
+        <w:lastRenderedPageBreak/>
+        <w:t xml:space="preserve">The hydraulic lift whined, lowering Donald's manual wheelchair to the pavement. The second the platform settled, Mary was there. She stepped past the bus </w:t>
+      </w:r>
+      <w:proofErr w:type="gramStart"/>
+      <w:r>
+        <w:t>aide</w:t>
+      </w:r>
+      <w:proofErr w:type="gramEnd"/>
+      <w:r>
+        <w:t>, leaned down, and wrapped her arms securely around Donald’s chest in a tight, grounding embrace. The immediate, deep physical pressure instantly neutralized the lingering sensory static of the chaotic bus ride.</w:t>
       </w:r>
     </w:p>
     <w:p>
@@ -517,7 +694,15 @@
     </w:p>
     <w:p>
       <w:r>
-        <w:t>Mary settled him onto the edge of their shared mattress, propping a couple of pillows behind his back. She pulled up her rolling desk chair, unzipped his backpack, and laid his spiral-bound notebooks out on the small bedside table.</w:t>
+        <w:t xml:space="preserve">Mary </w:t>
+      </w:r>
+      <w:proofErr w:type="gramStart"/>
+      <w:r>
+        <w:t>settled him</w:t>
+      </w:r>
+      <w:proofErr w:type="gramEnd"/>
+      <w:r>
+        <w:t xml:space="preserve"> onto the edge of their shared mattress, propping a couple of pillows behind his back. She pulled up her rolling desk chair, unzipped his backpack, and laid his spiral-bound notebooks out on the small bedside table.</w:t>
       </w:r>
     </w:p>
     <w:p>
@@ -565,6 +750,7 @@
     </w:p>
     <w:p>
       <w:r>
+        <w:lastRenderedPageBreak/>
         <w:t>Mary stared at the screen for a split second before she burst out laughing, clapping a hand over her mouth. The sheer, staggering absurdity of the request perfectly encapsulated how entirely oblivious the rest of the high school was to Donald's physical reality.</w:t>
       </w:r>
     </w:p>
@@ -584,7 +770,15 @@
     </w:p>
     <w:p>
       <w:r>
-        <w:t>Mary let out another breathy laugh, shaking her head. But Donald's smile faded. His jaw tightened, and he tapped the screen again, typing out the brutal, underlying truth that actually governed his existence.</w:t>
+        <w:t xml:space="preserve">Mary let out another breathy laugh, shaking her head. But Donald's smile faded. His jaw tightened, and he tapped the screen again, typing out the brutal, underlying truth that </w:t>
+      </w:r>
+      <w:proofErr w:type="gramStart"/>
+      <w:r>
+        <w:t>actually governed</w:t>
+      </w:r>
+      <w:proofErr w:type="gramEnd"/>
+      <w:r>
+        <w:t xml:space="preserve"> his existence.</w:t>
       </w:r>
     </w:p>
     <w:p>
@@ -593,7 +787,23 @@
           <w:i/>
           <w:iCs/>
         </w:rPr>
-        <w:t>Even if it was physically possible, if a teacher catches you up there, it is an automatic suspension. The principal calls home. If the school called Dad and told him I was caught doing that...</w:t>
+        <w:t xml:space="preserve">Even if it was physically possible, if a teacher catches you up there, it is an automatic suspension. The principal calls home. If the school called Dad and told </w:t>
+      </w:r>
+      <w:proofErr w:type="gramStart"/>
+      <w:r>
+        <w:rPr>
+          <w:i/>
+          <w:iCs/>
+        </w:rPr>
+        <w:t>him</w:t>
+      </w:r>
+      <w:proofErr w:type="gramEnd"/>
+      <w:r>
+        <w:rPr>
+          <w:i/>
+          <w:iCs/>
+        </w:rPr>
+        <w:t xml:space="preserve"> I was caught doing that...</w:t>
       </w:r>
     </w:p>
     <w:p>
@@ -613,7 +823,15 @@
     </w:p>
     <w:p>
       <w:r>
-        <w:t>Donald closed his eyes, leaning into her hold. The validation was everything. He hadn't panicked; he had analyzed the variables and neutralized the threat perfectly.</w:t>
+        <w:t xml:space="preserve">Donald closed his eyes, leaning into her hold. </w:t>
+      </w:r>
+      <w:proofErr w:type="gramStart"/>
+      <w:r>
+        <w:t>The validation was everything</w:t>
+      </w:r>
+      <w:proofErr w:type="gramEnd"/>
+      <w:r>
+        <w:t>. He hadn't panicked; he had analyzed the variables and neutralized the threat perfectly.</w:t>
       </w:r>
     </w:p>
     <w:p>
@@ -623,12 +841,24 @@
     </w:p>
     <w:p>
       <w:r>
-        <w:t>"Alright, enough high school drama. We have to conquer Calculus," Mary said, flipping the textbook open to his current assignment. "I know this chapter is brutal, but you know the concepts better than I do. You just have to walk me through the logic."</w:t>
-      </w:r>
-    </w:p>
-    <w:p>
-      <w:r>
-        <w:t>Donald smiled, shifting his focus to the complex, 12th-grade math problems printed on the page. Because his spasticity made gripping a pencil and writing out long equations nearly impossible, Mary acted as his physical scribe. She never solved the problems for him; she simply held the pen, waiting for his brain to do the heavy lifting.</w:t>
+        <w:t xml:space="preserve">"Alright, enough high school drama. We </w:t>
+      </w:r>
+      <w:proofErr w:type="gramStart"/>
+      <w:r>
+        <w:t>have to</w:t>
+      </w:r>
+      <w:proofErr w:type="gramEnd"/>
+      <w:r>
+        <w:t xml:space="preserve"> conquer Calculus," Mary said, flipping the textbook open to his current assignment. "I know this chapter is brutal, but you know the concepts better than I do. You just have to walk me through the logic."</w:t>
+      </w:r>
+    </w:p>
+    <w:p>
+      <w:r>
+        <w:t xml:space="preserve">Donald smiled, shifting his focus to the complex, 12th-grade math problems printed on the page. Because his spasticity made gripping a pencil and writing out long equations nearly </w:t>
+      </w:r>
+      <w:r>
+        <w:lastRenderedPageBreak/>
+        <w:t>impossible, Mary acted as his physical scribe. She never solved the problems for him; she simply held the pen, waiting for his brain to do the heavy lifting.</w:t>
       </w:r>
     </w:p>
     <w:p>
@@ -1057,7 +1287,15 @@
     </w:p>
     <w:p>
       <w:r>
-        <w:t xml:space="preserve">"Got it," Mary smiled, her pen scratching against the paper as she assembled the pieces he was feeding her. "So if we plug it all back into the formula, we get </w:t>
+        <w:t>"Got it," Mary smiled, her pen scratching against the paper as she assembled the pieces he was feeding her. "</w:t>
+      </w:r>
+      <w:proofErr w:type="gramStart"/>
+      <w:r>
+        <w:t>So</w:t>
+      </w:r>
+      <w:proofErr w:type="gramEnd"/>
+      <w:r>
+        <w:t xml:space="preserve"> if we plug it all back into the formula, we get </w:t>
       </w:r>
       <m:oMath>
         <m:r>
@@ -1412,12 +1650,28 @@
     </w:p>
     <w:p>
       <w:r>
-        <w:t>"Plus C," Mary echoed, drawing a neat box around the final answer. "Don't forget the constant. Nice job, boss. You're going to ace this test."</w:t>
-      </w:r>
-    </w:p>
-    <w:p>
-      <w:r>
-        <w:t>Donald let out a soft, breathy laugh, leaning his shoulder against hers. Outside the window, the Texas sky was beginning to turn a harsh, bruised gray as the cold front advanced, but inside the bedroom, the math was flawless, the perimeter was secure, and he wasn't facing any of it alone.</w:t>
+        <w:t>"</w:t>
+      </w:r>
+      <w:proofErr w:type="gramStart"/>
+      <w:r>
+        <w:t>Plus</w:t>
+      </w:r>
+      <w:proofErr w:type="gramEnd"/>
+      <w:r>
+        <w:t xml:space="preserve"> C," Mary echoed, drawing a neat box around the final answer. "Don't forget the constant. Nice job, boss. You're going to ace this test."</w:t>
+      </w:r>
+    </w:p>
+    <w:p>
+      <w:r>
+        <w:t xml:space="preserve">Donald let out a soft, breathy laugh, leaning his shoulder against hers. Outside the window, the Texas sky was beginning to turn </w:t>
+      </w:r>
+      <w:proofErr w:type="gramStart"/>
+      <w:r>
+        <w:t>a harsh</w:t>
+      </w:r>
+      <w:proofErr w:type="gramEnd"/>
+      <w:r>
+        <w:t>, bruised gray as the cold front advanced, but inside the bedroom, the math was flawless, the perimeter was secure, and he wasn't facing any of it alone.</w:t>
       </w:r>
     </w:p>
     <w:p>
@@ -1440,6 +1694,7 @@
     </w:p>
     <w:p>
       <w:r>
+        <w:lastRenderedPageBreak/>
         <w:t>The local evening news broadcast had returned from commercial, and the tone of the meteorologist had entirely shifted. The cheerful, dismissive banter from the night before was gone. The weatherman looked genuinely stressed, pointing to a massive, dark purple mass dominating the digital map of the Midwest, driving straight down like a spear into the heart of Texas.</w:t>
       </w:r>
     </w:p>
@@ -1450,7 +1705,15 @@
     </w:p>
     <w:p>
       <w:r>
-        <w:t>"Turn that garbage off," Donald's father scoffed around a mouthful of steak, waving his fork at the screen. "It's Texas. The news always panics for ratings. The ground is too warm for anything to stick for more than an hour."</w:t>
+        <w:t xml:space="preserve">"Turn that garbage off," Donald's father scoffed around a mouthful of steak, waving his fork at the screen. "It's Texas. The news always panics </w:t>
+      </w:r>
+      <w:proofErr w:type="gramStart"/>
+      <w:r>
+        <w:t>for</w:t>
+      </w:r>
+      <w:proofErr w:type="gramEnd"/>
+      <w:r>
+        <w:t xml:space="preserve"> ratings. The ground is too warm for anything to stick for more than an hour."</w:t>
       </w:r>
     </w:p>
     <w:p>
@@ -1502,12 +1765,40 @@
     </w:p>
     <w:p>
       <w:r>
-        <w:t>Mary stopped, staring at the paper. Her pen hovered over the lines as a cold, terrifying wave of clarity washed over her. She mentally walked through the sprawling, opulent rooms of the McMansion. They had massive, vaulted ceilings that trapped all the heat twenty feet in the air. They had an ornamental gas fireplace that barely radiated warmth. They drove gas-guzzling SUVs, but they didn't own a single piece of actual winter survival gear. There was no chopped firewood. There was no backup generator. There wasn't even a stockpile of non-perishable food in the designer pantry.</w:t>
-      </w:r>
-    </w:p>
-    <w:p>
-      <w:r>
-        <w:t>If the grid failed—if the heaters keeping the massive house warm suddenly shut off—the McMansion wasn't a fortress. It was an icebox.</w:t>
+        <w:t xml:space="preserve">Mary stopped, staring at the paper. Her pen hovered over the lines as a cold, terrifying wave of clarity washed over her. She mentally walked through the sprawling, opulent rooms of the McMansion. They had massive, vaulted ceilings that trapped all the heat twenty feet in </w:t>
+      </w:r>
+      <w:r>
+        <w:lastRenderedPageBreak/>
+        <w:t xml:space="preserve">the air. They had an ornamental gas fireplace </w:t>
+      </w:r>
+      <w:proofErr w:type="gramStart"/>
+      <w:r>
+        <w:t>that barely</w:t>
+      </w:r>
+      <w:proofErr w:type="gramEnd"/>
+      <w:r>
+        <w:t xml:space="preserve"> radiated warmth. They drove gas-guzzling SUVs, but they didn't own a single piece of actual winter survival gear. There was no chopped firewood. There was no backup generator. There wasn't even a stockpile of non-perishable food in the designer pantry.</w:t>
+      </w:r>
+    </w:p>
+    <w:p>
+      <w:r>
+        <w:t xml:space="preserve">If the grid </w:t>
+      </w:r>
+      <w:proofErr w:type="gramStart"/>
+      <w:r>
+        <w:t>failed—</w:t>
+      </w:r>
+      <w:proofErr w:type="gramEnd"/>
+      <w:r>
+        <w:t xml:space="preserve">if the heaters </w:t>
+      </w:r>
+      <w:proofErr w:type="gramStart"/>
+      <w:r>
+        <w:t>keeping</w:t>
+      </w:r>
+      <w:proofErr w:type="gramEnd"/>
+      <w:r>
+        <w:t xml:space="preserve"> the massive house warm suddenly shut off—the McMansion wasn't a fortress. It was an icebox.</w:t>
       </w:r>
     </w:p>
     <w:p>
@@ -1532,7 +1823,15 @@
     </w:p>
     <w:p>
       <w:r>
-        <w:t>Mary stopped. She knelt down beside the mattress, resting her hands firmly over his to provide that steady, grounding pressure.</w:t>
+        <w:t xml:space="preserve">Mary stopped. She </w:t>
+      </w:r>
+      <w:proofErr w:type="gramStart"/>
+      <w:r>
+        <w:t>knelt down</w:t>
+      </w:r>
+      <w:proofErr w:type="gramEnd"/>
+      <w:r>
+        <w:t xml:space="preserve"> beside the mattress, resting her hands firmly over his to provide that steady, grounding pressure.</w:t>
       </w:r>
     </w:p>
     <w:p>
@@ -1547,7 +1846,15 @@
     </w:p>
     <w:p>
       <w:r>
-        <w:t>Mary let out a watery, relieved laugh, wrapping her arms around his neck and holding him tight. The storm was coming, but as long as they had each other, they would survive it.</w:t>
+        <w:t xml:space="preserve">Mary let out a watery, relieved laugh, wrapping her arms around his neck and holding him tight. The storm was coming, but </w:t>
+      </w:r>
+      <w:proofErr w:type="gramStart"/>
+      <w:r>
+        <w:t>as long as</w:t>
+      </w:r>
+      <w:proofErr w:type="gramEnd"/>
+      <w:r>
+        <w:t xml:space="preserve"> they had each other, they would survive it.</w:t>
       </w:r>
     </w:p>
     <w:p>
@@ -1573,6 +1880,7 @@
     </w:p>
     <w:p>
       <w:r>
+        <w:lastRenderedPageBreak/>
         <w:t>Donald flinched, his eyes squeezing shut against the sudden noise. Beside him, Mary groaned, blindly reaching out to slam her hand against the snooze button. She rolled over, grabbing her phone from the nightstand, her eyes squinting against the bright screen.</w:t>
       </w:r>
     </w:p>
@@ -1592,142 +1900,215 @@
           <w:i/>
           <w:iCs/>
         </w:rPr>
-        <w:t>PROSPER ISD ALERT: All campuses closed Thursday, Feb 11 due to hazardous winter road conditions. All classes canceled.</w:t>
-      </w:r>
-    </w:p>
-    <w:p>
-      <w:r>
-        <w:t>Donald let out a bright, relieved vocalization. The grueling gauntlet of the high school hallways, the blinding cafeteria lights, and the freezing wait at the bus stop were officially canceled.</w:t>
-      </w:r>
-    </w:p>
-    <w:p>
-      <w:r>
-        <w:t>Mary threw the heavy quilt off and walked over to the bedroom window, pulling back the blinds. Donald craned his neck to look. The Texas morning wasn't a pristine, fluffy white wonderland. It was a bleak, bruised gray. A relentless sheet of freezing rain was actively glazing the sprawling concrete driveway below, encasing the manicured oak trees in a thick, dangerous layer of solid ice.</w:t>
-      </w:r>
-    </w:p>
-    <w:p>
-      <w:r>
-        <w:t>"Nope," Mary announced definitively, dropping the blinds. She walked back over to the mattress. "We are not doing zippers and denim today. Executive decision. Pajamas all day."</w:t>
-      </w:r>
-    </w:p>
-    <w:p>
-      <w:r>
-        <w:t xml:space="preserve">Donald’s hands fluttered against his thighs in absolute agreement. Staying in his ultra-soft, </w:t>
-      </w:r>
-      <w:proofErr w:type="spellStart"/>
-      <w:r>
-        <w:t>tagless</w:t>
-      </w:r>
-      <w:proofErr w:type="spellEnd"/>
-      <w:r>
-        <w:t xml:space="preserve"> thermal sleep pants was a massive sensory victory.</w:t>
-      </w:r>
-    </w:p>
-    <w:p>
-      <w:r>
-        <w:t>The morning routine was adjusted, but the physical reality of the house remained. Mary still had to safely transport him downstairs to eat. Donald braced his core as she wrapped her arms under his shoulders, enduring the agonizing, vulnerable carry down the sweeping McMansion staircase.</w:t>
-      </w:r>
-    </w:p>
-    <w:p>
-      <w:r>
-        <w:t>When they reached the bottom, the noise hit them like a physical wall.</w:t>
-      </w:r>
-    </w:p>
-    <w:p>
-      <w:r>
-        <w:t>The "snow day" had unleashed absolute chaos in the lower half of the house. Mary’s two younger brothers were sprawled across the living room couches, having dragged a mountain of blankets down from their rooms. They were violently mashing the controllers of the family's high-end entertainment console, screaming at the top of their lungs as digital race cars exploded in high-definition bursts of flashing light and aggressive bass across the massive television screen.</w:t>
-      </w:r>
-    </w:p>
-    <w:p>
-      <w:r>
-        <w:t>The sensory assault was instantaneous. Donald squeezed his eyes shut, his rigid shoulders pulling up toward his ears. The flashing lights felt like strobe lasers hitting his optic nerve, and the overlapping, aggressive shouting of the brothers made his chest tight with panic. He let out a sharp, distressed hum, his breathing hitching in his throat.</w:t>
-      </w:r>
-    </w:p>
-    <w:p>
-      <w:r>
-        <w:t>Mary didn't even attempt to negotiate. She didn't yell at her brothers to turn the volume down, knowing their father would just take their side anyway.</w:t>
-      </w:r>
-    </w:p>
-    <w:p>
-      <w:r>
-        <w:t>"Change of plans," Mary muttered, instantly grabbing the worn handles of his manual wheelchair. She spun him around, entirely bypassing the kitchen. She hauled him right back to the base of the stairs, scooped him into a flawless, secure carry, and marched him straight back up to the absolute sanctuary of their bedroom.</w:t>
-      </w:r>
-    </w:p>
-    <w:p>
-      <w:r>
-        <w:t>The moment the heavy bedroom door clicked shut, the shrieking audio of the video game was severed. Donald took a deep, shuddering breath, the rigid spasticity in his limbs slowly melting away as the quiet of the room wrapped around him.</w:t>
-      </w:r>
-    </w:p>
-    <w:p>
-      <w:r>
-        <w:t xml:space="preserve">Mary brought up a tray of dry cereal and a glass of water a few minutes later, refusing to subject him to the </w:t>
-      </w:r>
-      <w:proofErr w:type="spellStart"/>
-      <w:r>
-        <w:t>warzone</w:t>
-      </w:r>
-      <w:proofErr w:type="spellEnd"/>
-      <w:r>
-        <w:t xml:space="preserve"> downstairs. Once he was fed and comfortable on the edge of the bed, Mary walked over to her desk and booted up her computer.</w:t>
-      </w:r>
-    </w:p>
-    <w:p>
-      <w:r>
-        <w:t>Donald watched her launch the secure, open-source encrypted video client they used exclusively for the Meridian City backchannel.</w:t>
-      </w:r>
-    </w:p>
-    <w:p>
-      <w:r>
-        <w:t xml:space="preserve">It was barely 7:30 AM in Texas, which meant it was an agonizingly early 5:30 AM on the West Coast. Mary network-linked exactly as she had for months, expecting a quiet email or a brief chat. Instead, the incoming connection chime was already ringing brightly through the computer speakers. They were calling </w:t>
-      </w:r>
+        <w:t xml:space="preserve">PROSPER ISD ALERT: All campuses closed Thursday, Feb 11 due to hazardous winter road conditions. All classes </w:t>
+      </w:r>
+      <w:proofErr w:type="gramStart"/>
       <w:r>
         <w:rPr>
           <w:i/>
           <w:iCs/>
         </w:rPr>
-        <w:t>her</w:t>
-      </w:r>
-      <w:r>
-        <w:t>.</w:t>
-      </w:r>
-    </w:p>
-    <w:p>
-      <w:r>
-        <w:t>Mary hit the accept button and angled the webcam so Donald was perfectly in frame.</w:t>
-      </w:r>
-    </w:p>
-    <w:p>
-      <w:r>
-        <w:t>The screen flickered to life. The Sterling family did not look like people who had been woken up early. The background of the video feed showed a massive, warmly lit room with sprawling whiteboards and heavy server racks.</w:t>
-      </w:r>
-    </w:p>
-    <w:p>
-      <w:r>
-        <w:t>Sitting in the center of the frame was Ashley, looking sharp and incredibly awake, holding a mug of dark coffee. Flanking her were her cousins—two of them sitting in highly customized manual wheelchairs, their own digital tablets resting on their laps.</w:t>
-      </w:r>
-    </w:p>
-    <w:p>
+        <w:t>canceled</w:t>
+      </w:r>
+      <w:proofErr w:type="gramEnd"/>
       <w:r>
         <w:rPr>
           <w:i/>
           <w:iCs/>
         </w:rPr>
-        <w:t>"Good morning, Texas,"</w:t>
-      </w:r>
-      <w:r>
-        <w:t xml:space="preserve"> Ashley’s voice came through the speakers, carrying a bright, fierce energy. </w:t>
+        <w:t>.</w:t>
+      </w:r>
+    </w:p>
+    <w:p>
+      <w:r>
+        <w:t>Donald let out a bright, relieved vocalization. The grueling gauntlet of the high school hallways, the blinding cafeteria lights, and the freezing wait at the bus stop were officially canceled.</w:t>
+      </w:r>
+    </w:p>
+    <w:p>
+      <w:r>
+        <w:t xml:space="preserve">Mary threw the heavy quilt off and walked over to the bedroom window, pulling back the blinds. Donald craned his neck to look. The Texas morning wasn't a pristine, fluffy white wonderland. It was </w:t>
+      </w:r>
+      <w:proofErr w:type="gramStart"/>
+      <w:r>
+        <w:t>a bleak</w:t>
+      </w:r>
+      <w:proofErr w:type="gramEnd"/>
+      <w:r>
+        <w:t>, bruised gray. A relentless sheet of freezing rain was actively glazing the sprawling concrete driveway below, encasing the manicured oak trees in a thick, dangerous layer of solid ice.</w:t>
+      </w:r>
+    </w:p>
+    <w:p>
+      <w:r>
+        <w:t>"Nope," Mary announced definitively, dropping the blinds. She walked back over to the mattress. "We are not doing zippers and denim today. Executive decision. Pajamas all day."</w:t>
+      </w:r>
+    </w:p>
+    <w:p>
+      <w:r>
+        <w:t xml:space="preserve">Donald’s hands fluttered against his thighs in absolute agreement. Staying in his ultra-soft, </w:t>
+      </w:r>
+      <w:proofErr w:type="spellStart"/>
+      <w:r>
+        <w:t>tagless</w:t>
+      </w:r>
+      <w:proofErr w:type="spellEnd"/>
+      <w:r>
+        <w:t xml:space="preserve"> </w:t>
+      </w:r>
+      <w:proofErr w:type="gramStart"/>
+      <w:r>
+        <w:t>thermal sleep</w:t>
+      </w:r>
+      <w:proofErr w:type="gramEnd"/>
+      <w:r>
+        <w:t xml:space="preserve"> pants was a massive sensory victory.</w:t>
+      </w:r>
+    </w:p>
+    <w:p>
+      <w:r>
+        <w:t>The morning routine was adjusted, but the physical reality of the house remained. Mary still had to safely transport him downstairs to eat. Donald braced his core as she wrapped her arms under his shoulders, enduring the agonizing, vulnerable carry down the sweeping McMansion staircase.</w:t>
+      </w:r>
+    </w:p>
+    <w:p>
+      <w:r>
+        <w:t>When they reached the bottom, the noise hit them like a physical wall.</w:t>
+      </w:r>
+    </w:p>
+    <w:p>
+      <w:r>
+        <w:t xml:space="preserve">The "snow day" had unleashed absolute chaos in the lower half of the house. Mary’s two younger brothers were </w:t>
+      </w:r>
+      <w:proofErr w:type="gramStart"/>
+      <w:r>
+        <w:t>sprawled</w:t>
+      </w:r>
+      <w:proofErr w:type="gramEnd"/>
+      <w:r>
+        <w:t xml:space="preserve"> across the living room couches, having dragged a mountain of blankets down from their rooms. They were violently mashing the controllers of the family's high-end entertainment console, screaming at the top of their lungs as digital race cars exploded in high-definition bursts of flashing light and aggressive bass across the massive television screen.</w:t>
+      </w:r>
+    </w:p>
+    <w:p>
+      <w:r>
+        <w:lastRenderedPageBreak/>
+        <w:t xml:space="preserve">The sensory assault was instantaneous. Donald squeezed his eyes shut, his rigid shoulders pulling up toward his ears. The flashing lights felt like strobe lasers hitting his optic nerve, and the overlapping, aggressive shouting of the brothers made his chest tight with panic. He let out a sharp, distressed hum, his breathing </w:t>
+      </w:r>
+      <w:proofErr w:type="gramStart"/>
+      <w:r>
+        <w:t>hitching in</w:t>
+      </w:r>
+      <w:proofErr w:type="gramEnd"/>
+      <w:r>
+        <w:t xml:space="preserve"> his throat.</w:t>
+      </w:r>
+    </w:p>
+    <w:p>
+      <w:r>
+        <w:t>Mary didn't even attempt to negotiate. She didn't yell at her brothers to turn the volume down, knowing their father would just take their side anyway.</w:t>
+      </w:r>
+    </w:p>
+    <w:p>
+      <w:r>
+        <w:t>"Change of plans," Mary muttered, instantly grabbing the worn handles of his manual wheelchair. She spun him around, entirely bypassing the kitchen. She hauled him right back to the base of the stairs, scooped him into a flawless, secure carry, and marched him straight back up to the absolute sanctuary of their bedroom.</w:t>
+      </w:r>
+    </w:p>
+    <w:p>
+      <w:r>
+        <w:t xml:space="preserve">The moment the heavy bedroom door clicked shut, the shrieking audio of the video game was </w:t>
+      </w:r>
+      <w:proofErr w:type="gramStart"/>
+      <w:r>
+        <w:t>severed</w:t>
+      </w:r>
+      <w:proofErr w:type="gramEnd"/>
+      <w:r>
+        <w:t>. Donald took a deep, shuddering breath, the rigid spasticity in his limbs slowly melting away as the quiet of the room wrapped around him.</w:t>
+      </w:r>
+    </w:p>
+    <w:p>
+      <w:r>
+        <w:t xml:space="preserve">Mary brought up a tray of dry cereal and a glass of water a few minutes later, refusing to </w:t>
+      </w:r>
+      <w:proofErr w:type="gramStart"/>
+      <w:r>
+        <w:t>subject</w:t>
+      </w:r>
+      <w:proofErr w:type="gramEnd"/>
+      <w:r>
+        <w:t xml:space="preserve"> him to the </w:t>
+      </w:r>
+      <w:proofErr w:type="gramStart"/>
+      <w:r>
+        <w:t>warzone</w:t>
+      </w:r>
+      <w:proofErr w:type="gramEnd"/>
+      <w:r>
+        <w:t xml:space="preserve"> downstairs. Once he was fed and comfortable on the edge of the bed, Mary walked over to her desk and booted up her computer.</w:t>
+      </w:r>
+    </w:p>
+    <w:p>
+      <w:r>
+        <w:t>Donald watched her launch the secure, open-source encrypted video client they used exclusively for the Meridian City backchannel.</w:t>
+      </w:r>
+    </w:p>
+    <w:p>
+      <w:r>
+        <w:t xml:space="preserve">It was barely 7:30 AM in Texas, which meant it was an agonizingly early 5:30 AM on the West Coast. Mary </w:t>
+      </w:r>
+      <w:proofErr w:type="gramStart"/>
+      <w:r>
+        <w:t>network</w:t>
+      </w:r>
+      <w:proofErr w:type="gramEnd"/>
+      <w:r>
+        <w:t xml:space="preserve">-linked exactly as she had for months, expecting a quiet email or a brief chat. Instead, the incoming connection chime was already ringing brightly through the computer speakers. They were calling </w:t>
       </w:r>
       <w:r>
         <w:rPr>
           <w:i/>
           <w:iCs/>
         </w:rPr>
-        <w:t>"You guys look incredibly cozy. I'm assuming Prosper ISD finally looked at the ice and called it?"</w:t>
-      </w:r>
-    </w:p>
-    <w:p>
-      <w:r>
-        <w:t>"Closed for the day," Mary smiled, pulling her rolling chair up next to Donald. "And judging by the driveway, probably tomorrow, too."</w:t>
+        <w:t>her</w:t>
+      </w:r>
+      <w:r>
+        <w:t>.</w:t>
+      </w:r>
+    </w:p>
+    <w:p>
+      <w:r>
+        <w:t xml:space="preserve">Mary hit the </w:t>
+      </w:r>
+      <w:proofErr w:type="gramStart"/>
+      <w:r>
+        <w:t>accept</w:t>
+      </w:r>
+      <w:proofErr w:type="gramEnd"/>
+      <w:r>
+        <w:t xml:space="preserve"> button and angled the </w:t>
+      </w:r>
+      <w:proofErr w:type="gramStart"/>
+      <w:r>
+        <w:t>webcam</w:t>
+      </w:r>
+      <w:proofErr w:type="gramEnd"/>
+      <w:r>
+        <w:t xml:space="preserve"> so Donald was perfectly in frame.</w:t>
+      </w:r>
+    </w:p>
+    <w:p>
+      <w:r>
+        <w:t>The screen flickered to life. The Sterling family did not look like people who had been woken up early. The background of the video feed showed a massive, warmly lit room with sprawling whiteboards and heavy server racks.</w:t>
+      </w:r>
+    </w:p>
+    <w:p>
+      <w:r>
+        <w:t xml:space="preserve">Sitting in the center of the frame was Ashley, looking sharp and incredibly awake, holding a mug of dark coffee. Flanking her were her </w:t>
+      </w:r>
+      <w:proofErr w:type="gramStart"/>
+      <w:r>
+        <w:t>cousins—</w:t>
+      </w:r>
+      <w:proofErr w:type="gramEnd"/>
+      <w:r>
+        <w:t>two of them sitting in highly customized manual wheelchairs, their own digital tablets resting on their laps.</w:t>
       </w:r>
     </w:p>
     <w:p>
@@ -1736,83 +2117,108 @@
           <w:i/>
           <w:iCs/>
         </w:rPr>
-        <w:t>"Which is exactly why we're calling,"</w:t>
-      </w:r>
-      <w:r>
-        <w:t xml:space="preserve"> Ashley said, leaning closer to the camera, her eyes locking onto Donald's. </w:t>
+        <w:t>"Good morning, Texas,"</w:t>
+      </w:r>
+      <w:r>
+        <w:t xml:space="preserve"> Ashley’s voice came through the speakers, carrying </w:t>
+      </w:r>
+      <w:proofErr w:type="gramStart"/>
+      <w:r>
+        <w:t>a bright</w:t>
+      </w:r>
+      <w:proofErr w:type="gramEnd"/>
+      <w:r>
+        <w:t xml:space="preserve">, fierce energy. </w:t>
       </w:r>
       <w:r>
         <w:rPr>
           <w:i/>
           <w:iCs/>
         </w:rPr>
-        <w:t>"We’ve been tracking the polar vortex on our end. The grid down there is going to freeze solid, Donald. And we are not leaving you in that house to ride it out."</w:t>
-      </w:r>
-    </w:p>
-    <w:p>
-      <w:r>
-        <w:t xml:space="preserve">Ashley’s expression hardened into a look of pure, unyielding triumph. </w:t>
-      </w:r>
+        <w:t>"You guys look incredibly cozy. I'm assuming Prosper ISD finally looked at the ice and called it?"</w:t>
+      </w:r>
+    </w:p>
+    <w:p>
+      <w:r>
+        <w:lastRenderedPageBreak/>
+        <w:t>"Closed for the day," Mary smiled, pulling her rolling chair up next to Donald. "And judging by the driveway, probably tomorrow, too."</w:t>
+      </w:r>
+    </w:p>
+    <w:p>
       <w:r>
         <w:rPr>
           <w:i/>
           <w:iCs/>
         </w:rPr>
-        <w:t>"We aren't waiting for Tuesday,"</w:t>
-      </w:r>
-      <w:r>
-        <w:t xml:space="preserve"> she announced. </w:t>
+        <w:t>"Which is exactly why we're calling,"</w:t>
+      </w:r>
+      <w:r>
+        <w:t xml:space="preserve"> Ashley said, leaning closer to the camera, her eyes locking onto Donald's. </w:t>
       </w:r>
       <w:r>
         <w:rPr>
           <w:i/>
           <w:iCs/>
         </w:rPr>
-        <w:t>"The flight logistics are fully locked. We are flying into McKinney National Airport tomorrow morning before the worst of the storm hits. We are coming to get you."</w:t>
-      </w:r>
-    </w:p>
-    <w:p>
-      <w:r>
-        <w:t>Donald froze. His hands stopped their rhythmic fluttering against his legs.</w:t>
-      </w:r>
-    </w:p>
-    <w:p>
-      <w:r>
-        <w:t>Mary’s brow furrowed in absolute confusion, her head tilting as she stared at the monitor. "Wait... McKinney?" Mary interrupted, her voice tight with disbelief. "Ashley, I'm confused. McKinney National is a private airport. Why aren't you flying into DFW? Did your commercial flight get rerouted because of the ice?"</w:t>
-      </w:r>
-    </w:p>
-    <w:p>
-      <w:r>
-        <w:t xml:space="preserve">Until that exact second, Donald and Mary had operated under the absolute assumption that Ashley was purchasing standard commercial tickets from MDN to DFW. They had envisioned navigating the massive public terminals of Dallas-Fort Worth, entirely oblivious to any alternative. </w:t>
-      </w:r>
-    </w:p>
-    <w:p>
-      <w:r>
-        <w:t>On the screen, Ashley let out a soft, knowing laugh. She shared a highly synchronized, amused look with the cousins beside her.</w:t>
-      </w:r>
-    </w:p>
-    <w:p>
+        <w:t>"We’ve been tracking the polar vortex on our end. The grid down there is going to freeze solid, Donald. And we are not leaving you in that house to ride it out."</w:t>
+      </w:r>
+    </w:p>
+    <w:p>
+      <w:r>
+        <w:t xml:space="preserve">Ashley’s expression hardened into a </w:t>
+      </w:r>
+      <w:proofErr w:type="gramStart"/>
+      <w:r>
+        <w:t>look of pure</w:t>
+      </w:r>
+      <w:proofErr w:type="gramEnd"/>
+      <w:r>
+        <w:t xml:space="preserve">, unyielding triumph. </w:t>
+      </w:r>
       <w:r>
         <w:rPr>
           <w:i/>
           <w:iCs/>
         </w:rPr>
-        <w:t>"No, Mary, there’s no commercial airline rerouting,"</w:t>
-      </w:r>
-      <w:r>
-        <w:t xml:space="preserve"> Ashley explained smoothly, a proud smile touching her lips. </w:t>
+        <w:t>"We aren't waiting for Tuesday,"</w:t>
+      </w:r>
+      <w:r>
+        <w:t xml:space="preserve"> she announced. </w:t>
       </w:r>
       <w:r>
         <w:rPr>
           <w:i/>
           <w:iCs/>
         </w:rPr>
-        <w:t>"I realize I kept you both in the dark to keep our communications completely secure from Dad, but it's time to pull back the curtain. We aren't flying commercial. We're launching a private Bombardier Global 7500 directly out of Eldridge Field here in Meridian. And we aren't coming alone."</w:t>
-      </w:r>
-    </w:p>
-    <w:p>
-      <w:r>
-        <w:t>Donald let out a sharp, inquisitive hum, his dark eyes wide as he stared at his sister's digital image.</w:t>
+        <w:t>"The flight logistics are fully locked. We are flying into McKinney National Airport tomorrow morning before the worst of the storm hits. We are coming to get you."</w:t>
+      </w:r>
+    </w:p>
+    <w:p>
+      <w:r>
+        <w:t xml:space="preserve">Donald froze. His hands stopped their </w:t>
+      </w:r>
+      <w:proofErr w:type="gramStart"/>
+      <w:r>
+        <w:t>rhythmic</w:t>
+      </w:r>
+      <w:proofErr w:type="gramEnd"/>
+      <w:r>
+        <w:t xml:space="preserve"> fluttering against his legs.</w:t>
+      </w:r>
+    </w:p>
+    <w:p>
+      <w:r>
+        <w:t>Mary’s brow furrowed in absolute confusion, her head tilting as she stared at the monitor. "Wait... McKinney?" Mary interrupted, her voice tight with disbelief. "Ashley, I'm confused. McKinney National is a private airport. Why aren't you flying into DFW? Did your commercial flight get rerouted because of the ice?"</w:t>
+      </w:r>
+    </w:p>
+    <w:p>
+      <w:r>
+        <w:t xml:space="preserve">Until that exact second, Donald and Mary had operated under the absolute assumption that Ashley was purchasing standard commercial tickets from MDN to DFW. They had envisioned navigating the massive public terminals of Dallas-Fort Worth, entirely oblivious to any alternative. </w:t>
+      </w:r>
+    </w:p>
+    <w:p>
+      <w:r>
+        <w:t>On the screen, Ashley let out a soft, knowing laugh. She shared a highly synchronized, amused look with the cousins beside her.</w:t>
       </w:r>
     </w:p>
     <w:p>
@@ -1821,47 +2227,136 @@
           <w:i/>
           <w:iCs/>
         </w:rPr>
-        <w:t>"Donald, you have a massive network of allies you don't even know about yet,"</w:t>
-      </w:r>
-      <w:r>
-        <w:t xml:space="preserve"> Ashley said, her tone dropping into a deeply reverent, respectful octave. </w:t>
+        <w:t>"No, Mary, there’s no commercial airline rerouting,"</w:t>
+      </w:r>
+      <w:r>
+        <w:t xml:space="preserve"> Ashley explained smoothly, a proud smile touching her lips. </w:t>
       </w:r>
       <w:r>
         <w:rPr>
           <w:i/>
           <w:iCs/>
         </w:rPr>
-        <w:t>"Specifically, Victoria Vance. She runs a massive global logistics and private aviation empire. Her family operates a sovereign, impenetrable historic fortress called The Prospector's Keep, deep in the high alpine terrain of the North Cascades."</w:t>
-      </w:r>
-    </w:p>
-    <w:p>
-      <w:r>
-        <w:t>Ashley gestured to the massive server arrays visible on the camera behind her.</w:t>
-      </w:r>
-    </w:p>
-    <w:p>
-      <w:pPr>
+        <w:t xml:space="preserve">"I realize I kept you both in the dark to keep our communications completely secure from Dad, but it's time to pull back the curtain. We aren't flying </w:t>
+      </w:r>
+      <w:proofErr w:type="gramStart"/>
+      <w:r>
         <w:rPr>
           <w:i/>
           <w:iCs/>
         </w:rPr>
-      </w:pPr>
+        <w:t>commercial</w:t>
+      </w:r>
+      <w:proofErr w:type="gramEnd"/>
       <w:r>
         <w:rPr>
           <w:i/>
           <w:iCs/>
         </w:rPr>
-        <w:t>"The Vances guard their autonomy fiercely,"</w:t>
-      </w:r>
-      <w:r>
-        <w:t xml:space="preserve"> Ashley continued, a dangerous, protective edge entering her voice. </w:t>
-      </w:r>
+        <w:t>. We're launching a private Bombardier Global 7500 directly out of Eldridge Field here in Meridian. And we aren't coming alone."</w:t>
+      </w:r>
+    </w:p>
+    <w:p>
+      <w:r>
+        <w:t>Donald let out a sharp, inquisitive hum, his dark eyes wide as he stared at his sister's digital image.</w:t>
+      </w:r>
+    </w:p>
+    <w:p>
       <w:r>
         <w:rPr>
           <w:i/>
           <w:iCs/>
         </w:rPr>
-        <w:t>"Victoria's brother, Johnny, is a full-time manual wheelchair user with complex respiratory needs, very similar to you. When Victoria found out what Dad was doing to you down in Texas, she didn't hesitate. She dropped a massive corporate handshake on us and forged a formal alliance. She physically breached her own winter mountain lockdown and flew her family down to the coast just to join forces with us. We are on the tarmac together. Victoria is providing the heavy transport, the private FBO clearances, and the steel to ensure nobody stops us when we land."</w:t>
+        <w:t>"Donald, you have a massive network of allies you don't even know about yet,"</w:t>
+      </w:r>
+      <w:r>
+        <w:t xml:space="preserve"> Ashley said, her tone dropping into a deeply reverent, respectful octave. </w:t>
+      </w:r>
+      <w:r>
+        <w:rPr>
+          <w:i/>
+          <w:iCs/>
+        </w:rPr>
+        <w:t>"Specifically, Victoria Vance. She runs a massive global logistics and private aviation empire. Her family operates a sovereign, impenetrable historic fortress called The Prospector's Keep, deep in the high alpine terrain of the North Cascades."</w:t>
+      </w:r>
+    </w:p>
+    <w:p>
+      <w:r>
+        <w:t>Ashley gestured to the massive server arrays visible on the camera behind her.</w:t>
+      </w:r>
+    </w:p>
+    <w:p>
+      <w:pPr>
+        <w:rPr>
+          <w:i/>
+          <w:iCs/>
+        </w:rPr>
+      </w:pPr>
+      <w:r>
+        <w:rPr>
+          <w:i/>
+          <w:iCs/>
+        </w:rPr>
+        <w:lastRenderedPageBreak/>
+        <w:t>"The Vances guard their autonomy fiercely,"</w:t>
+      </w:r>
+      <w:r>
+        <w:t xml:space="preserve"> Ashley continued, a dangerous, protective edge entering her voice. </w:t>
+      </w:r>
+      <w:r>
+        <w:rPr>
+          <w:i/>
+          <w:iCs/>
+        </w:rPr>
+        <w:t xml:space="preserve">"Victoria's brother, Johnny, is a full-time manual wheelchair user with complex respiratory needs, very similar to you. When Victoria found out what Dad was doing to you down in Texas, she didn't hesitate. She dropped a massive corporate handshake on us and forged a formal alliance. She physically breached her own winter mountain lockdown and flew her family down to the coast just to join forces with us. We are on the tarmac together. Victoria is providing </w:t>
+      </w:r>
+      <w:proofErr w:type="gramStart"/>
+      <w:r>
+        <w:rPr>
+          <w:i/>
+          <w:iCs/>
+        </w:rPr>
+        <w:t>the heavy</w:t>
+      </w:r>
+      <w:proofErr w:type="gramEnd"/>
+      <w:r>
+        <w:rPr>
+          <w:i/>
+          <w:iCs/>
+        </w:rPr>
+        <w:t xml:space="preserve"> transport, </w:t>
+      </w:r>
+      <w:proofErr w:type="gramStart"/>
+      <w:r>
+        <w:rPr>
+          <w:i/>
+          <w:iCs/>
+        </w:rPr>
+        <w:t>the private</w:t>
+      </w:r>
+      <w:proofErr w:type="gramEnd"/>
+      <w:r>
+        <w:rPr>
+          <w:i/>
+          <w:iCs/>
+        </w:rPr>
+        <w:t xml:space="preserve"> FBO clearances, and </w:t>
+      </w:r>
+      <w:proofErr w:type="gramStart"/>
+      <w:r>
+        <w:rPr>
+          <w:i/>
+          <w:iCs/>
+        </w:rPr>
+        <w:t>the steel</w:t>
+      </w:r>
+      <w:proofErr w:type="gramEnd"/>
+      <w:r>
+        <w:rPr>
+          <w:i/>
+          <w:iCs/>
+        </w:rPr>
+        <w:t xml:space="preserve"> to ensure nobody stops us when we land."</w:t>
       </w:r>
     </w:p>
     <w:p>
@@ -1912,7 +2407,11 @@
     </w:p>
     <w:p>
       <w:r>
-        <w:t>In the cabin, Victoria Vance unbuckled her harness, her expression entirely unreadable. Across the aisle, Ashley Sterling let out a slow, tightly controlled exhale. The sheer danger of the storm was no longer abstract data on a screen; it was physically battering the fuselage.</w:t>
+        <w:t xml:space="preserve">In the cabin, Victoria Vance unbuckled her harness, her expression entirely unreadable. Across the aisle, Ashley Sterling let out a slow, tightly controlled exhale. The sheer danger </w:t>
+      </w:r>
+      <w:r>
+        <w:lastRenderedPageBreak/>
+        <w:t>of the storm was no longer abstract data on a screen; it was physically battering the fuselage.</w:t>
       </w:r>
     </w:p>
     <w:p>
@@ -1932,7 +2431,15 @@
     </w:p>
     <w:p>
       <w:r>
-        <w:t>When they finally pulled under the covered awning of the luxury hotel—situated intentionally in the immediate shadow of the Baylor Scott &amp; White Medical Center—Victoria handled the check-in with ruthless efficiency.</w:t>
+        <w:t xml:space="preserve">When they finally pulled under the covered awning of the luxury hotel—situated intentionally in the immediate shadow of the Baylor Scott &amp; White Medical </w:t>
+      </w:r>
+      <w:proofErr w:type="gramStart"/>
+      <w:r>
+        <w:t>Center—</w:t>
+      </w:r>
+      <w:proofErr w:type="gramEnd"/>
+      <w:r>
+        <w:t>Victoria handled the check-in with ruthless efficiency.</w:t>
       </w:r>
     </w:p>
     <w:p>
@@ -1962,11 +2469,20 @@
     </w:p>
     <w:p>
       <w:r>
-        <w:t>Morgan ran a video cable to the suite's massive flat-screen television, mirroring her display. She tapped a few keys, bypassing the generic weather channels, and pulled raw, unfiltered telemetry directly from the National Weather Service's Fort Worth office.</w:t>
-      </w:r>
-    </w:p>
-    <w:p>
-      <w:r>
+        <w:t xml:space="preserve">Morgan ran a video cable to the suite's massive flat-screen television, mirroring her display. She tapped a few keys, </w:t>
+      </w:r>
+      <w:proofErr w:type="gramStart"/>
+      <w:r>
+        <w:t>bypassing</w:t>
+      </w:r>
+      <w:proofErr w:type="gramEnd"/>
+      <w:r>
+        <w:t xml:space="preserve"> the generic weather channels, and pulled raw, unfiltered telemetry directly from the National Weather Service's Fort Worth office.</w:t>
+      </w:r>
+    </w:p>
+    <w:p>
+      <w:r>
+        <w:lastRenderedPageBreak/>
         <w:t>Ashley, Victoria, and Johnny gathered around the table, staring at the television. The screen was dominated by a massive, deep purple blob pushing violently down from the Dakotas, swallowing the entire state of Texas.</w:t>
       </w:r>
     </w:p>
@@ -1977,12 +2493,28 @@
     </w:p>
     <w:p>
       <w:r>
-        <w:t>"The local news down here is treating this like an extended snow day," Morgan explained, gesturing to the brutal purple gradient covering the map. "They are dead wrong. This isn't a winter storm. It is a collapsed lobe of the polar vortex. It's stalling directly over the state, and the ground temperatures are going to plummet into the single digits. With the wind chill, we are looking at sub-zero survivability by Sunday night."</w:t>
-      </w:r>
-    </w:p>
-    <w:p>
-      <w:r>
-        <w:t>Ashley crossed her arms, her jaw tight. "So the roads freeze. They stay inside and turn on the heat. What's the critical failure point?"</w:t>
+        <w:t xml:space="preserve">"The local news down here is treating this like an extended snow day," Morgan explained, gesturing to the brutal purple gradient covering the map. "They are dead wrong. This isn't a winter storm. It is a collapsed lobe of the polar vortex. It's stalling directly over the state, and the ground temperatures are going to plummet into </w:t>
+      </w:r>
+      <w:proofErr w:type="gramStart"/>
+      <w:r>
+        <w:t>the single</w:t>
+      </w:r>
+      <w:proofErr w:type="gramEnd"/>
+      <w:r>
+        <w:t xml:space="preserve"> digits. With the wind chill, we are looking at sub-zero survivability by Sunday night."</w:t>
+      </w:r>
+    </w:p>
+    <w:p>
+      <w:r>
+        <w:t>Ashley crossed her arms, her jaw tight. "</w:t>
+      </w:r>
+      <w:proofErr w:type="gramStart"/>
+      <w:r>
+        <w:t>So</w:t>
+      </w:r>
+      <w:proofErr w:type="gramEnd"/>
+      <w:r>
+        <w:t xml:space="preserve"> the roads freeze. They stay inside and turn on the heat. What's the critical failure point?"</w:t>
       </w:r>
     </w:p>
     <w:p>
@@ -1992,7 +2524,15 @@
     </w:p>
     <w:p>
       <w:r>
-        <w:t>"The infrastructure," Morgan said bluntly, translating the complex industrial data into plain English. "Texas runs its power plants on natural gas. But unlike Washington, their wellheads and pipelines aren't winterized. They're entirely exposed to the elements. The moisture inside those pipes is going to freeze solid. The fuel supply to the power plants will literally choke to death."</w:t>
+        <w:t xml:space="preserve">"The infrastructure," Morgan said bluntly, translating the complex industrial data into plain English. "Texas runs its power plants on natural gas. But unlike Washington, their wellheads and pipelines aren't winterized. They're entirely exposed to the elements. The moisture inside those pipes is going to freeze </w:t>
+      </w:r>
+      <w:proofErr w:type="gramStart"/>
+      <w:r>
+        <w:t>solid</w:t>
+      </w:r>
+      <w:proofErr w:type="gramEnd"/>
+      <w:r>
+        <w:t>. The fuel supply to the power plants will literally choke to death."</w:t>
       </w:r>
     </w:p>
     <w:p>
@@ -2002,7 +2542,15 @@
     </w:p>
     <w:p>
       <w:r>
-        <w:t>"By late Sunday night, the grid won't just struggle," Morgan warned, her tone absolute. "It will catastrophically trip offline. Millions of people are going to lose power, and because the houses down here aren't insulated for this kind of thermal drop, the interior temperatures are going to plunge to freezing within hours."</w:t>
+        <w:t xml:space="preserve">"By late Sunday night, the grid won't just struggle," Morgan warned, her tone absolute. "It will catastrophically trip offline. Millions of people are going to lose power, and because the houses down here aren't insulated for this kind of thermal drop, the interior temperatures are going to plunge </w:t>
+      </w:r>
+      <w:proofErr w:type="gramStart"/>
+      <w:r>
+        <w:t>to freezing</w:t>
+      </w:r>
+      <w:proofErr w:type="gramEnd"/>
+      <w:r>
+        <w:t xml:space="preserve"> within hours."</w:t>
       </w:r>
     </w:p>
     <w:p>
@@ -2017,11 +2565,20 @@
     </w:p>
     <w:p>
       <w:r>
-        <w:t>"No," Ashley whispered, her hands balling into fists at her sides as she looked at the projected timeline. "He's going to be trapped in the dark with a man who won't even buy him a heavy winter coat."</w:t>
-      </w:r>
-    </w:p>
-    <w:p>
-      <w:r>
+        <w:t xml:space="preserve">"No," Ashley whispered, her hands </w:t>
+      </w:r>
+      <w:proofErr w:type="gramStart"/>
+      <w:r>
+        <w:t>balling</w:t>
+      </w:r>
+      <w:proofErr w:type="gramEnd"/>
+      <w:r>
+        <w:t xml:space="preserve"> into fists at her sides as she looked at the projected timeline. "He's going to be trapped in the dark with a man who won't even buy him a heavy winter coat."</w:t>
+      </w:r>
+    </w:p>
+    <w:p>
+      <w:r>
+        <w:lastRenderedPageBreak/>
         <w:t>"And it gets worse," Morgan added quietly. She minimized the browser window and launched a locally hosted, open-source atmospheric modeling suite, preferring to crunch the raw datasets entirely offline rather than relying on the lagging public web servers. "When the grid fails, the municipal water pumps fail with it. And shortly after that, the cellular networks. Within twenty-four to forty-eight hours of the blackouts starting, the backup batteries on the local cell sites will drain. He won't just be freezing. He'll be completely cut off from the outside world."</w:t>
       </w:r>
     </w:p>
@@ -2032,12 +2589,60 @@
     </w:p>
     <w:p>
       <w:r>
-        <w:t>"So we go now," Ashley said, her voice dropping into a hard, dangerous register. She turned back to Victoria. "We put chains on the tires. We take the heavy SUVs, we drive to Prosper, and we breach the house today. I don't care about the ice."</w:t>
-      </w:r>
-    </w:p>
-    <w:p>
-      <w:r>
-        <w:t>"The ice isn't what's stopping us, Ashley," Victoria replied, her voice remaining calm, steady, and immovable. She sat at the head of the dining table, her hands folded neatly over her phone. "The law is."</w:t>
+        <w:t>"</w:t>
+      </w:r>
+      <w:proofErr w:type="gramStart"/>
+      <w:r>
+        <w:t>So</w:t>
+      </w:r>
+      <w:proofErr w:type="gramEnd"/>
+      <w:r>
+        <w:t xml:space="preserve"> we go now," Ashley said, her voice dropping into a hard, dangerous register. She turned back to Victoria. "We put chains on the tires. We </w:t>
+      </w:r>
+      <w:proofErr w:type="gramStart"/>
+      <w:r>
+        <w:t>take</w:t>
+      </w:r>
+      <w:proofErr w:type="gramEnd"/>
+      <w:r>
+        <w:t xml:space="preserve"> </w:t>
+      </w:r>
+      <w:proofErr w:type="gramStart"/>
+      <w:r>
+        <w:t>the heavy</w:t>
+      </w:r>
+      <w:proofErr w:type="gramEnd"/>
+      <w:r>
+        <w:t xml:space="preserve"> SUVs</w:t>
+      </w:r>
+      <w:proofErr w:type="gramStart"/>
+      <w:r>
+        <w:t>, we drive</w:t>
+      </w:r>
+      <w:proofErr w:type="gramEnd"/>
+      <w:r>
+        <w:t xml:space="preserve"> to Prosper, and we </w:t>
+      </w:r>
+      <w:proofErr w:type="gramStart"/>
+      <w:r>
+        <w:t>breach</w:t>
+      </w:r>
+      <w:proofErr w:type="gramEnd"/>
+      <w:r>
+        <w:t xml:space="preserve"> the house today. I don't care about the ice."</w:t>
+      </w:r>
+    </w:p>
+    <w:p>
+      <w:r>
+        <w:t xml:space="preserve">"The ice isn't what's stopping us, Ashley," Victoria replied, her voice remaining calm, steady, and immovable. She sat at the head of the dining </w:t>
+      </w:r>
+      <w:proofErr w:type="gramStart"/>
+      <w:r>
+        <w:t>table,</w:t>
+      </w:r>
+      <w:proofErr w:type="gramEnd"/>
+      <w:r>
+        <w:t xml:space="preserve"> her hands folded neatly over her phone. "The law is."</w:t>
       </w:r>
     </w:p>
     <w:p>
@@ -2052,7 +2657,15 @@
     </w:p>
     <w:p>
       <w:r>
-        <w:t>Johnny shifted in his manual wheelchair, leaning forward to reach the dedicated AAC tablet mounted to his armrest. His fingers tapped rapidly across the glass screen, the device's clear, synthesized voice cutting cleanly through the tension in the room.</w:t>
+        <w:t xml:space="preserve">Johnny shifted in his manual wheelchair, leaning forward to </w:t>
+      </w:r>
+      <w:proofErr w:type="gramStart"/>
+      <w:r>
+        <w:t>reach</w:t>
+      </w:r>
+      <w:proofErr w:type="gramEnd"/>
+      <w:r>
+        <w:t xml:space="preserve"> the dedicated AAC tablet mounted to his armrest. His fingers tapped rapidly across the glass screen, the device's clear, synthesized voice cutting cleanly through the tension in the room.</w:t>
       </w:r>
     </w:p>
     <w:p>
@@ -2076,17 +2689,42 @@
     </w:p>
     <w:p>
       <w:r>
-        <w:t>Ashley stared at Johnny, then looked back at the brutal purple gradient glowing on Morgan’s television display. The absolute, agonizing reality of the situation crashed over her. They had the money. They had the heavy transport. They had the tactical advantage. And absolutely none of it mattered against the ticking clock of Donald's birth certificate.</w:t>
-      </w:r>
-    </w:p>
-    <w:p>
-      <w:r>
+        <w:t xml:space="preserve">Ashley stared at Johnny, then looked back at the brutal purple gradient glowing on Morgan’s television display. The absolute, agonizing reality of the situation crashed over her. They had the money. They had </w:t>
+      </w:r>
+      <w:proofErr w:type="gramStart"/>
+      <w:r>
+        <w:t>the heavy</w:t>
+      </w:r>
+      <w:proofErr w:type="gramEnd"/>
+      <w:r>
+        <w:t xml:space="preserve"> transport. They had the tactical advantage. And absolutely none of it mattered against the ticking clock of Donald's birth certificate.</w:t>
+      </w:r>
+    </w:p>
+    <w:p>
+      <w:r>
+        <w:lastRenderedPageBreak/>
         <w:t>"We sit on our hands," Ashley whispered, her voice cracking slightly with the sheer, violent frustration of it. "While he freezes."</w:t>
       </w:r>
     </w:p>
     <w:p>
       <w:r>
-        <w:t>"We hold the line," Victoria corrected, standing up and walking over to place a heavy, grounding hand on Ashley's shoulder. "We are fortified. We have the heat, the comms, and the aircraft. But we cannot give that man the legal authority to stop us. We wait right here in this suite. The second the clock strikes midnight on his eighteenth birthday, he is a legally emancipated adult. At 12:01 AM, his father's legal authority completely evaporates, and we go get our boy. But not a second sooner."</w:t>
+        <w:t xml:space="preserve">"We hold the line," Victoria corrected, standing up and walking over to place a heavy, grounding hand on Ashley's shoulder. "We are fortified. We have the heat, the comms, and the aircraft. But we cannot give that man the legal authority to stop us. We </w:t>
+      </w:r>
+      <w:proofErr w:type="gramStart"/>
+      <w:r>
+        <w:t>wait</w:t>
+      </w:r>
+      <w:proofErr w:type="gramEnd"/>
+      <w:r>
+        <w:t xml:space="preserve"> right here in this suite. The second the clock strikes midnight on his eighteenth </w:t>
+      </w:r>
+      <w:proofErr w:type="gramStart"/>
+      <w:r>
+        <w:t>birthday,</w:t>
+      </w:r>
+      <w:proofErr w:type="gramEnd"/>
+      <w:r>
+        <w:t xml:space="preserve"> he is a legally emancipated adult. At 12:01 AM, his father's legal authority completely evaporates, and we go get our boy. But not a second sooner."</w:t>
       </w:r>
     </w:p>
     <w:p>
@@ -2122,7 +2760,15 @@
     </w:p>
     <w:p>
       <w:r>
-        <w:t>Donald lay stiffly on the mattress, his dark eyes fixed on the ceiling. His limbs were rigid, his hands curled tight against his chest. It wasn't the ambient chill of the room causing the spasticity this time; it was the sheer, suffocating anxiety of the waiting game.</w:t>
+        <w:t xml:space="preserve">Donald lay stiffly on the mattress, his dark eyes fixed on the ceiling. His limbs were rigid, his hands curled tight against his chest. It wasn't the </w:t>
+      </w:r>
+      <w:proofErr w:type="gramStart"/>
+      <w:r>
+        <w:t>ambient</w:t>
+      </w:r>
+      <w:proofErr w:type="gramEnd"/>
+      <w:r>
+        <w:t xml:space="preserve"> chill of the room causing the spasticity this time; it was the sheer, suffocating anxiety of the waiting game.</w:t>
       </w:r>
     </w:p>
     <w:p>
@@ -2142,7 +2788,11 @@
     </w:p>
     <w:p>
       <w:r>
-        <w:t>Mary, who was meticulously organizing their growing pile of blankets at the foot of the bed, immediately dropped what she was doing. She moved to his side, placing both of her hands firmly on his shoulders, applying that heavy, grounding pressure to help short-circuit the neurological misfires.</w:t>
+        <w:t xml:space="preserve">Mary, who was meticulously organizing their growing pile of blankets at the foot of the bed, immediately dropped what she was doing. She moved to his side, placing both of her </w:t>
+      </w:r>
+      <w:r>
+        <w:lastRenderedPageBreak/>
+        <w:t>hands firmly on his shoulders, applying that heavy, grounding pressure to help short-circuit the neurological misfires.</w:t>
       </w:r>
     </w:p>
     <w:p>
@@ -2152,7 +2802,15 @@
     </w:p>
     <w:p>
       <w:r>
-        <w:t>Donald forced his tense muscles to yield to her hold, taking a shaky, deep breath. He hated the waiting. He hated being trapped under the same roof as his father for another agonizing weekend, listening to the man complain loudly downstairs about the weather ruining his golf plans.</w:t>
+        <w:t xml:space="preserve">Donald forced his tense muscles to yield to her hold, taking a shaky, deep breath. He hated </w:t>
+      </w:r>
+      <w:proofErr w:type="gramStart"/>
+      <w:r>
+        <w:t>the waiting</w:t>
+      </w:r>
+      <w:proofErr w:type="gramEnd"/>
+      <w:r>
+        <w:t>. He hated being trapped under the same roof as his father for another agonizing weekend, listening to the man complain loudly downstairs about the weather ruining his golf plans.</w:t>
       </w:r>
     </w:p>
     <w:p>
@@ -2182,7 +2840,15 @@
     </w:p>
     <w:p>
       <w:r>
-        <w:t>The house was cold, the ice outside was thickening, and the wait was excruciating, but the extraction was real. He just had to run out the clock.</w:t>
+        <w:t xml:space="preserve">The house was cold, the ice outside was thickening, and the wait was excruciating, but the extraction was real. He just had to run </w:t>
+      </w:r>
+      <w:proofErr w:type="gramStart"/>
+      <w:r>
+        <w:t>out</w:t>
+      </w:r>
+      <w:proofErr w:type="gramEnd"/>
+      <w:r>
+        <w:t xml:space="preserve"> the clock.</w:t>
       </w:r>
     </w:p>
     <w:p>
@@ -2208,12 +2874,29 @@
     </w:p>
     <w:p>
       <w:r>
-        <w:t>The vaulted ceilings and massive, single-pane decorative windows that made the house look so impressive from the street were acting like giant heat sinks, sucking the warmth right out of the living room. Mary could feel the heavy, unnatural chill settling into the floorboards.</w:t>
-      </w:r>
-    </w:p>
-    <w:p>
-      <w:r>
-        <w:t>She stood quietly near the base of the sweeping staircase, one hand resting protectively on the grip of Donald's manual wheelchair. In her heavy sweatshirt pocket, her fingers obsessively traced the cold plastic casing of a cheap, generic flashlight she had managed to dig out of a kitchen junk drawer. She had found exactly two spare AA batteries to go with it. She had no idea if they were fresh, or how long the bulb would even last if she needed it.</w:t>
+        <w:lastRenderedPageBreak/>
+        <w:t xml:space="preserve">The vaulted ceilings and massive, single-pane decorative windows that made the house look so impressive from the street were acting like giant heat sinks, sucking the warmth right out of the living room. Mary could feel the heavy, unnatural chill settling </w:t>
+      </w:r>
+      <w:proofErr w:type="gramStart"/>
+      <w:r>
+        <w:t>into</w:t>
+      </w:r>
+      <w:proofErr w:type="gramEnd"/>
+      <w:r>
+        <w:t xml:space="preserve"> the floorboards.</w:t>
+      </w:r>
+    </w:p>
+    <w:p>
+      <w:r>
+        <w:t xml:space="preserve">She stood quietly near the base of the sweeping staircase, one hand resting protectively on the grip of Donald's manual wheelchair. In her heavy sweatshirt pocket, her fingers obsessively traced the cold plastic </w:t>
+      </w:r>
+      <w:proofErr w:type="gramStart"/>
+      <w:r>
+        <w:t>casing</w:t>
+      </w:r>
+      <w:proofErr w:type="gramEnd"/>
+      <w:r>
+        <w:t xml:space="preserve"> of a cheap, generic flashlight she had managed to dig out of a kitchen junk drawer. She had found exactly two spare AA batteries to go with it. She had no idea if they were fresh, or how long the bulb would even last if she needed it.</w:t>
       </w:r>
     </w:p>
     <w:p>
@@ -2238,7 +2921,15 @@
     </w:p>
     <w:p>
       <w:r>
-        <w:t>She couldn't stop herself. Mary let out a quiet, involuntary scoff, her right eyebrow raising in unfiltered disbelief.</w:t>
+        <w:t xml:space="preserve">She couldn't stop herself. Mary let out a quiet, involuntary scoff, her right eyebrow </w:t>
+      </w:r>
+      <w:proofErr w:type="gramStart"/>
+      <w:r>
+        <w:t>raising</w:t>
+      </w:r>
+      <w:proofErr w:type="gramEnd"/>
+      <w:r>
+        <w:t xml:space="preserve"> in unfiltered disbelief.</w:t>
       </w:r>
     </w:p>
     <w:p>
@@ -2258,7 +2949,16 @@
     </w:p>
     <w:p>
       <w:r>
-        <w:t>"You know what it stands for, right?" his father sneered, taking a sip of his drink and giving her a mocking, superior smirk. "G-O-L-F. Gentlemen Only, Ladies Forbidden. It's a sanctuary. It’s exactly why the club is the only place I can get peace and quiet."</w:t>
+        <w:lastRenderedPageBreak/>
+        <w:t xml:space="preserve">"You know what it stands for, right?" his father sneered, taking a sip of his drink and giving her a mocking, superior smirk. "G-O-L-F. Gentlemen Only, Ladies Forbidden. It's a sanctuary. It’s exactly why the club is the only </w:t>
+      </w:r>
+      <w:proofErr w:type="gramStart"/>
+      <w:r>
+        <w:t>place</w:t>
+      </w:r>
+      <w:proofErr w:type="gramEnd"/>
+      <w:r>
+        <w:t xml:space="preserve"> I can get peace and quiet."</w:t>
       </w:r>
     </w:p>
     <w:p>
@@ -2273,7 +2973,15 @@
     </w:p>
     <w:p>
       <w:r>
-        <w:t>Donald let out a low, tight hum in his throat. His spasticity was flaring, his hands pulling up toward his chest in rigid fists. He hated the loud, aggressive tone of his father's voice, and the dropping temperature in the room was already making his muscles ache.</w:t>
+        <w:t xml:space="preserve">Donald let out a low, tight </w:t>
+      </w:r>
+      <w:proofErr w:type="gramStart"/>
+      <w:r>
+        <w:t>hum</w:t>
+      </w:r>
+      <w:proofErr w:type="gramEnd"/>
+      <w:r>
+        <w:t xml:space="preserve"> in his throat. His spasticity was flaring, his hands pulling up toward his chest in rigid fists. He hated the loud, aggressive tone of his father's voice, and the dropping temperature in the room was already making his muscles ache.</w:t>
       </w:r>
     </w:p>
     <w:p>
@@ -2324,6 +3032,7 @@
     </w:p>
     <w:p>
       <w:r>
+        <w:lastRenderedPageBreak/>
         <w:t>The low, heavy drone of the HVAC blower motor suddenly pitched down, shuddering as if it were choking on the air.</w:t>
       </w:r>
     </w:p>
@@ -2349,7 +3058,15 @@
     </w:p>
     <w:p>
       <w:r>
-        <w:t>It wasn't a slow fade. It was a violent, instantaneous severance. The glowing orange streetlights outside vanished. The green numbers on Mary's digital alarm clock blinked out of existence.</w:t>
+        <w:t xml:space="preserve">It wasn't a slow fade. It was a violent, instantaneous severance. The glowing orange streetlights outside vanished. The green numbers on Mary's digital alarm clock </w:t>
+      </w:r>
+      <w:proofErr w:type="gramStart"/>
+      <w:r>
+        <w:t>blinked</w:t>
+      </w:r>
+      <w:proofErr w:type="gramEnd"/>
+      <w:r>
+        <w:t xml:space="preserve"> out of existence.</w:t>
       </w:r>
     </w:p>
     <w:p>
@@ -2374,15 +3091,7 @@
     </w:p>
     <w:p>
       <w:r>
-        <w:t xml:space="preserve">"I'm here," Mary said, her voice shaking as she crawled across the mattress, pulling the thickest fleece blanket securely around his neck. Without the heater pushing air, the ambient temperature in the room was already beginning to </w:t>
-      </w:r>
-      <w:proofErr w:type="spellStart"/>
-      <w:r>
-        <w:t>freefall</w:t>
-      </w:r>
-      <w:proofErr w:type="spellEnd"/>
-      <w:r>
-        <w:t>. "I'm right here, Donald. I've got you."</w:t>
+        <w:t>"I'm here," Mary said, her voice shaking as she crawled across the mattress, pulling the thickest fleece blanket securely around his neck. Without the heater pushing air, the ambient temperature in the room was already beginning to freefall. "I'm right here, Donald. I've got you."</w:t>
       </w:r>
     </w:p>
     <w:p>
@@ -2400,6 +3109,7 @@
     </w:p>
     <w:p>
       <w:r>
+        <w:lastRenderedPageBreak/>
         <w:t>By Monday afternoon, Morgan’s tactical weather maps had gone entirely red. The power grid had collapsed exactly as she predicted, and millions of Texans were currently plunging into the dark.</w:t>
       </w:r>
     </w:p>
@@ -2410,7 +3120,23 @@
     </w:p>
     <w:p>
       <w:r>
-        <w:t>"I can make that run," Emma stated, tapping her finger against the glowing blue line of the Dallas North Tollway on the screen. "Give me the keys to the lead SUV. I'll throw heavy chains on the tires and punch a hole straight down the tollway. I can have us at Donald's front door in under thirty minutes. The second the clock strikes midnight, we load him and extract."</w:t>
+        <w:t xml:space="preserve">"I can make that run," Emma stated, tapping her finger against the glowing blue line of the Dallas North Tollway on the screen. "Give me the keys to the lead SUV. I'll throw heavy chains on the tires and punch a hole straight down the tollway. I can </w:t>
+      </w:r>
+      <w:proofErr w:type="gramStart"/>
+      <w:r>
+        <w:t>have</w:t>
+      </w:r>
+      <w:proofErr w:type="gramEnd"/>
+      <w:r>
+        <w:t xml:space="preserve"> us at Donald's front door in under thirty minutes. The second the clock strikes </w:t>
+      </w:r>
+      <w:proofErr w:type="gramStart"/>
+      <w:r>
+        <w:t>midnight,</w:t>
+      </w:r>
+      <w:proofErr w:type="gramEnd"/>
+      <w:r>
+        <w:t xml:space="preserve"> we load him and extract."</w:t>
       </w:r>
     </w:p>
     <w:p>
@@ -2458,7 +3184,27 @@
     </w:p>
     <w:p>
       <w:r>
-        <w:t>"If you take the tollway, you have to cross the flyovers," Victoria explained, her tone dropping into a grim, tactical lecture. "Those elevated concrete ramps are suspended eighty feet in the air, and they froze solid thirty-six hours ago. I don't care if you are the best driver in the Keep. I don't care if you have chains. If a heavy SUV loses lateral traction at the apex of a Texas stack interchange, your Kodiak experience won't save you. Gravity will pull that 6,000-pound truck sideways, and a dry-weather concrete jersey barrier is not going to stop you from going over the edge."</w:t>
+        <w:t xml:space="preserve">"If you take the tollway, you have to cross the flyovers," Victoria explained, her tone dropping into a grim, tactical lecture. "Those elevated concrete ramps are suspended eighty feet in the air, and they froze solid thirty-six hours ago. I don't care if you are the best driver in </w:t>
+      </w:r>
+      <w:proofErr w:type="gramStart"/>
+      <w:r>
+        <w:t>the Keep</w:t>
+      </w:r>
+      <w:proofErr w:type="gramEnd"/>
+      <w:r>
+        <w:t xml:space="preserve">. I don't care if you have chains. If a heavy SUV loses lateral traction at the apex of a Texas stack interchange, your Kodiak experience won't save you. Gravity will pull </w:t>
+      </w:r>
+      <w:r>
+        <w:lastRenderedPageBreak/>
+        <w:t xml:space="preserve">that 6,000-pound truck sideways, and a </w:t>
+      </w:r>
+      <w:proofErr w:type="gramStart"/>
+      <w:r>
+        <w:t>dry-weather concrete</w:t>
+      </w:r>
+      <w:proofErr w:type="gramEnd"/>
+      <w:r>
+        <w:t xml:space="preserve"> jersey barrier is not going to stop you from going over the edge."</w:t>
       </w:r>
     </w:p>
     <w:p>
@@ -2491,7 +3237,15 @@
     </w:p>
     <w:p>
       <w:r>
-        <w:t>Morgan stepped away from the main dining table, leaving Ashley and Victoria to their tense tactical debate over the extraction timeline. She sat at the smaller desk near the window, flipped open her heavy, ruggedized laptop, and bypassed the public internet entirely.</w:t>
+        <w:t xml:space="preserve">Morgan stepped away from the main dining table, leaving Ashley and Victoria to their tense tactical debate over the extraction timeline. She sat at the smaller desk near the window, flipped open her heavy, </w:t>
+      </w:r>
+      <w:proofErr w:type="gramStart"/>
+      <w:r>
+        <w:t>ruggedized</w:t>
+      </w:r>
+      <w:proofErr w:type="gramEnd"/>
+      <w:r>
+        <w:t xml:space="preserve"> laptop, and bypassed the public internet entirely.</w:t>
       </w:r>
     </w:p>
     <w:p>
@@ -2511,7 +3265,15 @@
     </w:p>
     <w:p>
       <w:r>
-        <w:t>Morgan didn't hesitate. She navigated past the regional public chatrooms and accessed the internal directory, querying the active duty roster for the Weather Forecast Office in Fort Worth (NWS FWD). She scanned the list of lead forecasters on shift, her eyes catching a familiar name.</w:t>
+        <w:t xml:space="preserve">Morgan didn't hesitate. She navigated past the regional public chatrooms and accessed the internal directory, querying the </w:t>
+      </w:r>
+      <w:proofErr w:type="gramStart"/>
+      <w:r>
+        <w:t>active duty</w:t>
+      </w:r>
+      <w:proofErr w:type="gramEnd"/>
+      <w:r>
+        <w:t xml:space="preserve"> roster for the Weather Forecast Office in Fort Worth (NWS FWD). She scanned the list of lead forecasters on shift, her eyes catching a familiar name.</w:t>
       </w:r>
     </w:p>
     <w:p>
@@ -2525,17 +3287,34 @@
     </w:p>
     <w:p>
       <w:r>
+        <w:lastRenderedPageBreak/>
         <w:t>Morgan let out a quiet scoff of relief. She had worked with Marcus extensively three years ago when he was a senior forecaster at the Seattle office (NWS SEW), coordinating avalanche mitigation data before his transfer down to the Southern Region.</w:t>
       </w:r>
     </w:p>
     <w:p>
       <w:r>
-        <w:t>She pulled his direct operational desk extension from the directory, picked up her satellite-linked smartphone, and dialed (817) 555-0142. The line didn't even ring a full time before it clicked open.</w:t>
-      </w:r>
-    </w:p>
-    <w:p>
-      <w:r>
-        <w:t>"National Weather Service, Lead Forecast Desk. This is Reed," a stressed, exhausted voice answered. The background noise on his end was a chaotic hum of ringing phones and frantic cross-talk.</w:t>
+        <w:t xml:space="preserve">She pulled his direct operational desk extension from the directory, picked up her satellite-linked smartphone, and dialed (817) 555-0142. The line didn't even ring </w:t>
+      </w:r>
+      <w:proofErr w:type="gramStart"/>
+      <w:r>
+        <w:t>a full</w:t>
+      </w:r>
+      <w:proofErr w:type="gramEnd"/>
+      <w:r>
+        <w:t xml:space="preserve"> time before it clicked open.</w:t>
+      </w:r>
+    </w:p>
+    <w:p>
+      <w:r>
+        <w:t xml:space="preserve">"National Weather Service, Lead Forecast Desk. This is Reed," a stressed, exhausted voice answered. The background noise on his end was a chaotic hum of ringing phones and frantic </w:t>
+      </w:r>
+      <w:proofErr w:type="gramStart"/>
+      <w:r>
+        <w:t>cross-talk</w:t>
+      </w:r>
+      <w:proofErr w:type="gramEnd"/>
+      <w:r>
+        <w:t>.</w:t>
       </w:r>
     </w:p>
     <w:p>
@@ -2550,7 +3329,15 @@
     </w:p>
     <w:p>
       <w:r>
-        <w:t>"Morgan?" Marcus asked, his voice pitching up in absolute bewilderment. "Morgan Foster from the Keep? Hold on, I'm looking at your incoming ping on the partner board. You're routing off a localized IP in... Collin County? What the hell is a Cascade micro-climate specialist doing sitting in Texas during a catastrophic polar vortex?"</w:t>
+        <w:t xml:space="preserve">"Morgan?" Marcus asked, his voice pitching up in absolute bewilderment. "Morgan Foster from the Keep? Hold on, I'm looking at your incoming ping on the partner board. You're routing off a localized IP in... Collin County? What the hell is a Cascade micro-climate </w:t>
+      </w:r>
+      <w:proofErr w:type="gramStart"/>
+      <w:r>
+        <w:t>specialist doing</w:t>
+      </w:r>
+      <w:proofErr w:type="gramEnd"/>
+      <w:r>
+        <w:t xml:space="preserve"> sitting in Texas during a catastrophic polar vortex?"</w:t>
       </w:r>
     </w:p>
     <w:p>
@@ -2560,15 +3347,7 @@
     </w:p>
     <w:p>
       <w:r>
-        <w:t xml:space="preserve">Marcus let out a heavy, ragged sigh that crackled through the phone speaker. "Jesus, Morgan. You picked a hell of a weekend to visit. The local news is panicking, but the reality is worse. The ERCOT grid is currently in </w:t>
-      </w:r>
-      <w:proofErr w:type="spellStart"/>
-      <w:r>
-        <w:t>freefall</w:t>
-      </w:r>
-      <w:proofErr w:type="spellEnd"/>
-      <w:r>
-        <w:t>. We are watching the municipal power collapse in real time."</w:t>
+        <w:t>Marcus let out a heavy, ragged sigh that crackled through the phone speaker. "Jesus, Morgan. You picked a hell of a weekend to visit. The local news is panicking, but the reality is worse. The ERCOT grid is currently in freefall. We are watching the municipal power collapse in real time."</w:t>
       </w:r>
     </w:p>
     <w:p>
@@ -2583,12 +3362,37 @@
     </w:p>
     <w:p>
       <w:r>
-        <w:t>Morgan’s laptop chimed softly as the encrypted file transfer completed. She quickly unpacked the data, her eyes scanning the brutal numbers.</w:t>
-      </w:r>
-    </w:p>
-    <w:p>
-      <w:r>
-        <w:t>"Look at the dip tonight," Marcus warned, his tone dead serious. "We are hitting the absolute thermal bottom in about eight hours. Ambient temperature is going to plunge to negative two degrees in Prosper. If your asset doesn't have an independent heat source, their interior temperature is going to drop into the thirties by tomorrow morning."</w:t>
+        <w:lastRenderedPageBreak/>
+        <w:t xml:space="preserve">Morgan’s laptop chimed softly as the encrypted file transfer </w:t>
+      </w:r>
+      <w:proofErr w:type="gramStart"/>
+      <w:r>
+        <w:t>completed</w:t>
+      </w:r>
+      <w:proofErr w:type="gramEnd"/>
+      <w:r>
+        <w:t>. She quickly unpacked the data, her eyes scanning the brutal numbers.</w:t>
+      </w:r>
+    </w:p>
+    <w:p>
+      <w:r>
+        <w:t xml:space="preserve">"Look at the dip tonight," Marcus warned, his tone dead </w:t>
+      </w:r>
+      <w:proofErr w:type="gramStart"/>
+      <w:r>
+        <w:t>serious</w:t>
+      </w:r>
+      <w:proofErr w:type="gramEnd"/>
+      <w:r>
+        <w:t xml:space="preserve">. "We are hitting the absolute thermal bottom in about eight hours. Ambient temperature is going to plunge to negative two degrees in Prosper. If your asset doesn't have an independent heat source, their interior temperature is going to drop into </w:t>
+      </w:r>
+      <w:proofErr w:type="gramStart"/>
+      <w:r>
+        <w:t>the thirties</w:t>
+      </w:r>
+      <w:proofErr w:type="gramEnd"/>
+      <w:r>
+        <w:t xml:space="preserve"> by tomorrow morning."</w:t>
       </w:r>
     </w:p>
     <w:p>
@@ -2613,7 +3417,15 @@
     </w:p>
     <w:p>
       <w:r>
-        <w:t>Morgan slowly lowered the phone. The data was indisputable, legally defensible, and absolutely brutal. She turned her chair around to face the center of the suite, where Victoria and Ashley were waiting. It was time to deliver the bad news.</w:t>
+        <w:t xml:space="preserve">Morgan slowly lowered the phone. The data was indisputable, legally defensible, and </w:t>
+      </w:r>
+      <w:proofErr w:type="gramStart"/>
+      <w:r>
+        <w:t>absolutely brutal</w:t>
+      </w:r>
+      <w:proofErr w:type="gramEnd"/>
+      <w:r>
+        <w:t>. She turned her chair around to face the center of the suite, where Victoria and Ashley were waiting. It was time to deliver the bad news.</w:t>
       </w:r>
     </w:p>
     <w:p>
@@ -2646,7 +3458,11 @@
     </w:p>
     <w:p>
       <w:r>
-        <w:t>"I know I can make the drive," Emma said quietly from the corner of the room, her arms crossed over her chest. As the Keep's heavy machinery specialist, she was the only person in the room who drove eighty-thousand-pound rotary snowplows through high-alpine whiteouts for a living. "If it were just the ice, I could get us there."</w:t>
+        <w:t xml:space="preserve">"I know I can make the drive," Emma said quietly from the corner of the room, her arms crossed over her chest. As the Keep's heavy machinery specialist, she was the only person </w:t>
+      </w:r>
+      <w:r>
+        <w:lastRenderedPageBreak/>
+        <w:t>in the room who drove eighty-thousand-pound rotary snowplows through high-alpine whiteouts for a living. "If it were just the ice, I could get us there."</w:t>
       </w:r>
     </w:p>
     <w:p>
@@ -2661,7 +3477,23 @@
     </w:p>
     <w:p>
       <w:r>
-        <w:t>"We are making a promise right now," Victoria stated, her tone fierce and absolute. "The absolute second that ice begins to melt and the roads are physically secure, we launch. Emma, you will take the wheel of the lead vehicle. We will breach that house, and we will pull him out. But I will not risk killing that boy in a traffic accident on the way to the airport. Morgan, you have the floor. Tell us exactly when the ice breaks."</w:t>
+        <w:t xml:space="preserve">"We are making a promise right now," Victoria stated, her tone fierce and absolute. "The absolute second </w:t>
+      </w:r>
+      <w:proofErr w:type="gramStart"/>
+      <w:r>
+        <w:t>that</w:t>
+      </w:r>
+      <w:proofErr w:type="gramEnd"/>
+      <w:r>
+        <w:t xml:space="preserve"> ice begins to </w:t>
+      </w:r>
+      <w:proofErr w:type="gramStart"/>
+      <w:r>
+        <w:t>melt</w:t>
+      </w:r>
+      <w:proofErr w:type="gramEnd"/>
+      <w:r>
+        <w:t xml:space="preserve"> and the roads are physically secure, we launch. Emma, you will take the wheel of the lead vehicle. We will breach that house, and we will pull him out. But I will not risk killing that boy in a traffic accident on the way to the airport. Morgan, you have the floor. Tell us exactly when the ice breaks."</w:t>
       </w:r>
     </w:p>
     <w:p>
@@ -2686,17 +3518,37 @@
     </w:p>
     <w:p>
       <w:r>
-        <w:t>"And when you told him?" Victoria asked.</w:t>
-      </w:r>
-    </w:p>
-    <w:p>
-      <w:r>
-        <w:t>"He bypassed the standard public forecast and gave me direct access to their raw, unfiltered radar telemetry," Morgan said, tapping the screen. A brutal timeline of temperature drops appeared. "And the raw data is ugly. Tonight is going to be the thermal bottom of this event. The ambient temperature at Donald's house is going to plunge to around negative two degrees Fahrenheit. With the power grid offline, the interior temperature of that McMansion will likely drop into the low forties, maybe even the thirties, by morning."</w:t>
-      </w:r>
-    </w:p>
-    <w:p>
-      <w:r>
-        <w:t>Ashley closed her eyes, her hands balling into fists on the tabletop.</w:t>
+        <w:t xml:space="preserve">"And when </w:t>
+      </w:r>
+      <w:proofErr w:type="gramStart"/>
+      <w:r>
+        <w:t>you told</w:t>
+      </w:r>
+      <w:proofErr w:type="gramEnd"/>
+      <w:r>
+        <w:t xml:space="preserve"> him?" Victoria asked.</w:t>
+      </w:r>
+    </w:p>
+    <w:p>
+      <w:r>
+        <w:t xml:space="preserve">"He bypassed the standard public forecast and gave me direct access to their raw, unfiltered radar telemetry," Morgan said, tapping the screen. A brutal timeline of temperature drops appeared. "And the raw data is ugly. Tonight is going to be the thermal </w:t>
+      </w:r>
+      <w:r>
+        <w:lastRenderedPageBreak/>
+        <w:t>bottom of this event. The ambient temperature at Donald's house is going to plunge to around negative two degrees Fahrenheit. With the power grid offline, the interior temperature of that McMansion will likely drop into the low forties, maybe even the thirties, by morning."</w:t>
+      </w:r>
+    </w:p>
+    <w:p>
+      <w:r>
+        <w:t xml:space="preserve">Ashley closed her eyes, her hands </w:t>
+      </w:r>
+      <w:proofErr w:type="gramStart"/>
+      <w:r>
+        <w:t>balling</w:t>
+      </w:r>
+      <w:proofErr w:type="gramEnd"/>
+      <w:r>
+        <w:t xml:space="preserve"> into fists on the tabletop.</w:t>
       </w:r>
     </w:p>
     <w:p>
@@ -2706,12 +3558,28 @@
     </w:p>
     <w:p>
       <w:r>
-        <w:t>"So Thursday," Ashley whispered, opening her eyes. "We have to leave him in the dark until Thursday."</w:t>
-      </w:r>
-    </w:p>
-    <w:p>
-      <w:r>
-        <w:t>"Wednesday afternoon at the earliest, Thursday at the latest," Morgan confirmed gently, closing the laptop screen. "The mountain doesn't negotiate, Ashley. And neither does the ice. We have to wait it out."</w:t>
+        <w:t>"</w:t>
+      </w:r>
+      <w:proofErr w:type="gramStart"/>
+      <w:r>
+        <w:t>So</w:t>
+      </w:r>
+      <w:proofErr w:type="gramEnd"/>
+      <w:r>
+        <w:t xml:space="preserve"> Thursday," Ashley whispered, opening her eyes. "We have to leave him in the dark until Thursday."</w:t>
+      </w:r>
+    </w:p>
+    <w:p>
+      <w:r>
+        <w:t xml:space="preserve">"Wednesday afternoon at the earliest, Thursday at the latest," Morgan confirmed gently, closing the laptop screen. "The mountain doesn't negotiate, Ashley. And neither does the ice. We have to </w:t>
+      </w:r>
+      <w:proofErr w:type="gramStart"/>
+      <w:r>
+        <w:t>wait</w:t>
+      </w:r>
+      <w:proofErr w:type="gramEnd"/>
+      <w:r>
+        <w:t xml:space="preserve"> it out."</w:t>
       </w:r>
     </w:p>
     <w:p>
@@ -2739,11 +3607,20 @@
     </w:p>
     <w:p>
       <w:r>
-        <w:t>"Okay," Mary whispered, her teeth chattering slightly as she forced herself to peel back the heavy layers of their cocoon. The freezing air in the room hit them like a physical wall. "We have to be quick, Donald. Just a minute out, and then right back under."</w:t>
-      </w:r>
-    </w:p>
-    <w:p>
-      <w:r>
+        <w:t xml:space="preserve">"Okay," Mary whispered, her teeth chattering slightly as she forced herself to peel back the heavy layers of their cocoon. The freezing air in the room </w:t>
+      </w:r>
+      <w:proofErr w:type="gramStart"/>
+      <w:r>
+        <w:t>hit</w:t>
+      </w:r>
+      <w:proofErr w:type="gramEnd"/>
+      <w:r>
+        <w:t xml:space="preserve"> them like a physical wall. "We have to be quick, Donald. Just a minute out, and then right back under."</w:t>
+      </w:r>
+    </w:p>
+    <w:p>
+      <w:r>
+        <w:lastRenderedPageBreak/>
         <w:t>Donald let out a tight, shuddering breath, his muscles reacting instantly to the cold with a sharp spike of spasticity. His arms pulled rigidly toward his chest, his hands curling into tight, stiff fists.</w:t>
       </w:r>
     </w:p>
@@ -2764,7 +3641,15 @@
     </w:p>
     <w:p>
       <w:r>
-        <w:t>Under the dark, heavy weight of the blankets, Mary wrapped her arms tightly around him, pulling him flush against her side. She hooked her chin over his shoulder, pressing her hands firmly against his back. It was the only defense they had left: trapping their shared body heat within the small, insulated pocket of the blankets and hoping it was enough to keep their core temperatures stable.</w:t>
+        <w:t xml:space="preserve">Under the dark, heavy weight of the blankets, Mary wrapped her arms tightly around him, pulling him flush against her side. She hooked her chin over his shoulder, pressing her hands firmly against his back. It was the only defense they had </w:t>
+      </w:r>
+      <w:proofErr w:type="gramStart"/>
+      <w:r>
+        <w:t>left:</w:t>
+      </w:r>
+      <w:proofErr w:type="gramEnd"/>
+      <w:r>
+        <w:t xml:space="preserve"> trapping their shared body heat within the small, insulated pocket of the blankets and hoping it was enough to keep their core temperatures stable.</w:t>
       </w:r>
     </w:p>
     <w:p>
@@ -2784,7 +3669,15 @@
     </w:p>
     <w:p>
       <w:r>
-        <w:t>Another voice joined in—one of the older brothers, whining loudly in response.</w:t>
+        <w:t xml:space="preserve">Another voice </w:t>
+      </w:r>
+      <w:proofErr w:type="gramStart"/>
+      <w:r>
+        <w:t>joined in—</w:t>
+      </w:r>
+      <w:proofErr w:type="gramEnd"/>
+      <w:r>
+        <w:t>one of the older brothers, whining loudly in response.</w:t>
       </w:r>
     </w:p>
     <w:p>
@@ -2794,7 +3687,16 @@
     </w:p>
     <w:p>
       <w:r>
-        <w:t>Yet, listening to the muffled, entitled rage echoing from the first floor, Mary knew exactly what was happening. They didn't grasp the sheer, physical danger of the dropping temperature. Donald's father was likely screaming because the country club remained closed and his golf weekend was ruined, while his sons were throwing a tantrum because their television and video game consoles wouldn't turn on.</w:t>
+        <w:lastRenderedPageBreak/>
+        <w:t xml:space="preserve">Yet, listening to the muffled, entitled rage echoing from the first floor, Mary knew exactly what was happening. They didn't grasp the </w:t>
+      </w:r>
+      <w:proofErr w:type="gramStart"/>
+      <w:r>
+        <w:t>sheer,</w:t>
+      </w:r>
+      <w:proofErr w:type="gramEnd"/>
+      <w:r>
+        <w:t xml:space="preserve"> physical danger of the dropping temperature. Donald's father was likely screaming because the country club remained closed and his golf weekend was ruined, while his sons were throwing a tantrum because their television and video game consoles wouldn't turn on.</w:t>
       </w:r>
     </w:p>
     <w:p>
@@ -2827,7 +3729,23 @@
     </w:p>
     <w:p>
       <w:r>
-        <w:t>"We need to eat," Mary whispered into the dark. Her breath plumed instantly, chilling her own face. "Just a little bit, Donald. We have to make it last. I don't know when the ice is going to melt."</w:t>
+        <w:t xml:space="preserve">"We need to eat," Mary whispered into the dark. Her breath </w:t>
+      </w:r>
+      <w:proofErr w:type="gramStart"/>
+      <w:r>
+        <w:t>plumed</w:t>
+      </w:r>
+      <w:proofErr w:type="gramEnd"/>
+      <w:r>
+        <w:t xml:space="preserve"> instantly, chilling her own face. "Just a little bit, Donald. We </w:t>
+      </w:r>
+      <w:proofErr w:type="gramStart"/>
+      <w:r>
+        <w:t>have to</w:t>
+      </w:r>
+      <w:proofErr w:type="gramEnd"/>
+      <w:r>
+        <w:t xml:space="preserve"> make it last. I don't know when the ice is going to melt."</w:t>
       </w:r>
     </w:p>
     <w:p>
@@ -2867,7 +3785,15 @@
     </w:p>
     <w:p>
       <w:r>
-        <w:t>Tomorrow was Tuesday.</w:t>
+        <w:t xml:space="preserve">Tomorrow </w:t>
+      </w:r>
+      <w:proofErr w:type="gramStart"/>
+      <w:r>
+        <w:t>was</w:t>
+      </w:r>
+      <w:proofErr w:type="gramEnd"/>
+      <w:r>
+        <w:t xml:space="preserve"> Tuesday.</w:t>
       </w:r>
     </w:p>
     <w:p>
@@ -2877,6 +3803,7 @@
     </w:p>
     <w:p>
       <w:r>
+        <w:lastRenderedPageBreak/>
         <w:t>Instead, the universe had locked them in a freezer. There would be no friends pulling into the driveway. There would be no birthday dinner. There was only the suffocating dark, the groaning timber of the freezing house, and the terrifying reality that his father was still pacing downstairs.</w:t>
       </w:r>
     </w:p>
@@ -2948,12 +3875,21 @@
     </w:p>
     <w:p>
       <w:r>
+        <w:lastRenderedPageBreak/>
         <w:t>"Donald?" Mary whispered, her voice cracking in the freezing air.</w:t>
       </w:r>
     </w:p>
     <w:p>
       <w:r>
-        <w:t>He didn't respond. He was terrifyingly still. The rigid, spastic tension that normally locked his arms against his chest had gone entirely slack. His eyes were half-open, staring blankly into the dark, and his breathing was so shallow Mary couldn't even see his chest rising.</w:t>
+        <w:t xml:space="preserve">He didn't respond. He was </w:t>
+      </w:r>
+      <w:proofErr w:type="gramStart"/>
+      <w:r>
+        <w:t>terrifyingly</w:t>
+      </w:r>
+      <w:proofErr w:type="gramEnd"/>
+      <w:r>
+        <w:t xml:space="preserve"> still. The rigid, spastic tension that normally locked his arms against his chest had gone entirely slack. His eyes were half-open, staring blankly into the dark, and his breathing was so shallow Mary couldn't even see his chest rising.</w:t>
       </w:r>
     </w:p>
     <w:p>
@@ -2983,7 +3919,15 @@
     </w:p>
     <w:p>
       <w:r>
-        <w:t>She moved with frantic, desperate speed. The blankets alone weren't generating heat anymore; they were just trapping the freezing air. She had to use herself.</w:t>
+        <w:t xml:space="preserve">She moved with frantic, desperate speed. The blankets alone weren't generating heat anymore; they were just trapping the freezing air. She had to </w:t>
+      </w:r>
+      <w:proofErr w:type="gramStart"/>
+      <w:r>
+        <w:t>use</w:t>
+      </w:r>
+      <w:proofErr w:type="gramEnd"/>
+      <w:r>
+        <w:t xml:space="preserve"> herself.</w:t>
       </w:r>
     </w:p>
     <w:p>
@@ -2993,7 +3937,15 @@
     </w:p>
     <w:p>
       <w:r>
-        <w:t xml:space="preserve">She crawled directly over him, pressing her chest flush against his. She wrapped her arms completely around his torso, tucking his freezing head under her chin, and dragged the massive, suffocating pile of quilts back over the top of them, sealing out the dead air of the room. </w:t>
+        <w:t xml:space="preserve">She crawled directly over him, pressing her chest flush against </w:t>
+      </w:r>
+      <w:proofErr w:type="gramStart"/>
+      <w:r>
+        <w:t>his</w:t>
+      </w:r>
+      <w:proofErr w:type="gramEnd"/>
+      <w:r>
+        <w:t xml:space="preserve">. She wrapped her arms completely around his torso, tucking his freezing head under her chin, and dragged the massive, suffocating pile of quilts back over the top of them, sealing out the dead air of the room. </w:t>
       </w:r>
     </w:p>
     <w:p>
@@ -3008,11 +3960,20 @@
     </w:p>
     <w:p>
       <w:r>
-        <w:t>But slowly—agonizingly slowly—the rhythm of his chest against hers began to change.</w:t>
-      </w:r>
-    </w:p>
-    <w:p>
-      <w:r>
+        <w:t xml:space="preserve">But </w:t>
+      </w:r>
+      <w:proofErr w:type="gramStart"/>
+      <w:r>
+        <w:t>slowly—agonizingly slowly—</w:t>
+      </w:r>
+      <w:proofErr w:type="gramEnd"/>
+      <w:r>
+        <w:t>the rhythm of his chest against hers began to change.</w:t>
+      </w:r>
+    </w:p>
+    <w:p>
+      <w:r>
+        <w:lastRenderedPageBreak/>
         <w:t>His breathing deepened. The terrifying, slack stillness of his arms began to twitch. As the shared body heat finally reached his core, his nervous system violently rebooted.</w:t>
       </w:r>
     </w:p>
@@ -3063,7 +4024,23 @@
     </w:p>
     <w:p>
       <w:r>
-        <w:t>For the rest of the agonizingly long night, Mary remained exactly where she was. She kept her body pressed flush against his, maintaining that direct, stomach-to-stomach contact beneath the heavy, suffocating pile of winter coats and quilts. It was the only furnace they had left in the freezing house, and she refused to break the seal.</w:t>
+        <w:t xml:space="preserve">For the rest of </w:t>
+      </w:r>
+      <w:proofErr w:type="gramStart"/>
+      <w:r>
+        <w:t>the agonizingly</w:t>
+      </w:r>
+      <w:proofErr w:type="gramEnd"/>
+      <w:r>
+        <w:t xml:space="preserve"> </w:t>
+      </w:r>
+      <w:proofErr w:type="gramStart"/>
+      <w:r>
+        <w:t>long night</w:t>
+      </w:r>
+      <w:proofErr w:type="gramEnd"/>
+      <w:r>
+        <w:t>, Mary remained exactly where she was. She kept her body pressed flush against his, maintaining that direct, stomach-to-stomach contact beneath the heavy, suffocating pile of winter coats and quilts. It was the only furnace they had left in the freezing house, and she refused to break the seal.</w:t>
       </w:r>
     </w:p>
     <w:p>
@@ -3073,6 +4050,7 @@
     </w:p>
     <w:p>
       <w:r>
+        <w:lastRenderedPageBreak/>
         <w:t>Mary rested her chin carefully in the crook of his neck, her cold nose brushing against his collarbone. She closed her eyes, listening to the slow, steady rhythm of his heartbeat thumping against her own chest.</w:t>
       </w:r>
     </w:p>
@@ -3093,7 +4071,23 @@
     </w:p>
     <w:p>
       <w:r>
-        <w:t>The reality was, they weren't family. Not by blood, and not by law. Her mother was nothing more than his father's long-term girlfriend. On paper, Mary and Donald were complete strangers who simply happened to share a mailing address. And as of midnight, they weren't kids anymore, either. She was nineteen, and he was officially eighteen. They were two legally emancipated adults, holding onto each other in the dark to stay alive.</w:t>
+        <w:t xml:space="preserve">The reality </w:t>
+      </w:r>
+      <w:proofErr w:type="gramStart"/>
+      <w:r>
+        <w:t>was,</w:t>
+      </w:r>
+      <w:proofErr w:type="gramEnd"/>
+      <w:r>
+        <w:t xml:space="preserve"> they weren't family. Not by blood, </w:t>
+      </w:r>
+      <w:proofErr w:type="gramStart"/>
+      <w:r>
+        <w:t>and</w:t>
+      </w:r>
+      <w:proofErr w:type="gramEnd"/>
+      <w:r>
+        <w:t xml:space="preserve"> not by law. Her mother was nothing more than his father's long-term girlfriend. On paper, Mary and Donald were complete strangers who simply happened to share a mailing address. And as of midnight, they weren't kids anymore, either. She was nineteen, and he was officially eighteen. They were two legally emancipated adults, holding onto each other in the dark to stay alive.</w:t>
       </w:r>
     </w:p>
     <w:p>
@@ -3141,17 +4135,42 @@
     </w:p>
     <w:p>
       <w:r>
+        <w:lastRenderedPageBreak/>
         <w:t>Sometime in the darkest hour of the morning, Donald began to slip again.</w:t>
       </w:r>
     </w:p>
     <w:p>
       <w:r>
-        <w:t>Mary felt it before she heard it. The steady, exhausting rhythm of his shivering beneath her began to weaken, his chest hitching irregularly against hers. The freezing ambient air of the house was aggressively leeching the warmth from their makeshift nest faster than Mary's clothed body could replenish it.</w:t>
-      </w:r>
-    </w:p>
-    <w:p>
-      <w:r>
-        <w:t>Panic flared in her chest, raw and desperate. She pressed her hand flat against her own ribs, feeling the intense heat trapped beneath her thin t-shirt. Then she pressed her hand against Donald's chest—his thick cotton long-sleeve shirt felt like a wall of ice.</w:t>
+        <w:t xml:space="preserve">Mary felt it before she heard it. The steady, exhausting rhythm of his shivering beneath her began to weaken, his chest hitching irregularly against hers. The freezing </w:t>
+      </w:r>
+      <w:proofErr w:type="gramStart"/>
+      <w:r>
+        <w:t>ambient</w:t>
+      </w:r>
+      <w:proofErr w:type="gramEnd"/>
+      <w:r>
+        <w:t xml:space="preserve"> air of the house was aggressively leeching the warmth from their makeshift nest faster than Mary's clothed body could replenish it.</w:t>
+      </w:r>
+    </w:p>
+    <w:p>
+      <w:r>
+        <w:t xml:space="preserve">Panic flared in her chest, raw and desperate. She pressed her hand flat against her own ribs, feeling the intense heat trapped beneath her thin t-shirt. Then she pressed her hand against Donald's </w:t>
+      </w:r>
+      <w:proofErr w:type="gramStart"/>
+      <w:r>
+        <w:t>chest—</w:t>
+      </w:r>
+      <w:proofErr w:type="gramEnd"/>
+      <w:r>
+        <w:t>his thick cotton long-</w:t>
+      </w:r>
+      <w:proofErr w:type="gramStart"/>
+      <w:r>
+        <w:t>sleeve</w:t>
+      </w:r>
+      <w:proofErr w:type="gramEnd"/>
+      <w:r>
+        <w:t xml:space="preserve"> shirt felt like a wall of ice.</w:t>
       </w:r>
     </w:p>
     <w:p>
@@ -3170,38 +4189,62 @@
           <w:i/>
           <w:iCs/>
         </w:rPr>
-        <w:t>The fabric is trapping my heat and keeping it from reaching his core.</w:t>
-      </w:r>
-    </w:p>
-    <w:p>
-      <w:r>
-        <w:t>She didn't know if it would actually work. It was a crazy, desperate guess born entirely out of terror, but she wasn't going to lose him. Not today.</w:t>
-      </w:r>
-    </w:p>
-    <w:p>
-      <w:r>
-        <w:t>"Donald," Mary whispered urgently, her voice hoarse in the freezing dark. She shifted slightly, her hands framing his freezing face to force him to stay awake. "Donald, listen to me. I have a crazy idea. I don't know for sure if this will work, but we have to try."</w:t>
-      </w:r>
-    </w:p>
-    <w:p>
-      <w:r>
-        <w:t>He let out a ragged, trembling exhale, his half-lidded eyes finding hers in the pitch black.</w:t>
-      </w:r>
-    </w:p>
-    <w:p>
-      <w:r>
-        <w:t>"I think the clothes are acting like a wall," Mary explained, her heart hammering against her ribs. She was nineteen. He was eighteen. They were legally adults, and they were dying in a freezing house. The boundaries of the world before the power grid collapsed didn't matter anymore. "We need to take our shirts off. Skin-to-skin. If we remove the barrier, maybe the heat will transfer. Okay?"</w:t>
-      </w:r>
-    </w:p>
-    <w:p>
-      <w:r>
-        <w:t xml:space="preserve">Donald’s rigid jaw trembled, but he forced a tight, deliberate nod against the mattress. A soft, affirming hum vibrated in his throat. </w:t>
-      </w:r>
+        <w:t xml:space="preserve">The fabric is trapping my </w:t>
+      </w:r>
+      <w:proofErr w:type="gramStart"/>
       <w:r>
         <w:rPr>
           <w:i/>
           <w:iCs/>
         </w:rPr>
+        <w:t>heat</w:t>
+      </w:r>
+      <w:proofErr w:type="gramEnd"/>
+      <w:r>
+        <w:rPr>
+          <w:i/>
+          <w:iCs/>
+        </w:rPr>
+        <w:t xml:space="preserve"> and keeping it from reaching his core.</w:t>
+      </w:r>
+    </w:p>
+    <w:p>
+      <w:r>
+        <w:t xml:space="preserve">She didn't know if it would </w:t>
+      </w:r>
+      <w:proofErr w:type="gramStart"/>
+      <w:r>
+        <w:t>actually work</w:t>
+      </w:r>
+      <w:proofErr w:type="gramEnd"/>
+      <w:r>
+        <w:t>. It was a crazy, desperate guess born entirely out of terror, but she wasn't going to lose him. Not today.</w:t>
+      </w:r>
+    </w:p>
+    <w:p>
+      <w:r>
+        <w:t>"Donald," Mary whispered urgently, her voice hoarse in the freezing dark. She shifted slightly, her hands framing his freezing face to force him to stay awake. "Donald, listen to me. I have a crazy idea. I don't know for sure if this will work, but we have to try."</w:t>
+      </w:r>
+    </w:p>
+    <w:p>
+      <w:r>
+        <w:t>He let out a ragged, trembling exhale, his half-lidded eyes finding hers in the pitch black.</w:t>
+      </w:r>
+    </w:p>
+    <w:p>
+      <w:r>
+        <w:t>"I think the clothes are acting like a wall," Mary explained, her heart hammering against her ribs. She was nineteen. He was eighteen. They were legally adults, and they were dying in a freezing house. The boundaries of the world before the power grid collapsed didn't matter anymore. "We need to take our shirts off. Skin-to-skin. If we remove the barrier, maybe the heat will transfer. Okay?"</w:t>
+      </w:r>
+    </w:p>
+    <w:p>
+      <w:r>
+        <w:t xml:space="preserve">Donald’s rigid jaw trembled, but he forced a tight, deliberate nod against the mattress. A soft, affirming hum vibrated in his throat. </w:t>
+      </w:r>
+      <w:r>
+        <w:rPr>
+          <w:i/>
+          <w:iCs/>
+        </w:rPr>
         <w:t>Yes.</w:t>
       </w:r>
     </w:p>
@@ -3212,7 +4255,15 @@
     </w:p>
     <w:p>
       <w:r>
-        <w:t>She moved with frantic efficiency. Keeping the heavy comforters and quilts draped over them like a tent to trap what little warm air remained, Mary pulled her t-shirt up and over her head, tossing it blindly into the freezing dark of the bedroom. The sub-zero air immediately bit into her bare shoulders, a shocking, agonizing sting.</w:t>
+        <w:t xml:space="preserve">She moved with frantic efficiency. Keeping the heavy comforters and quilts draped over them like a tent to trap what little warm air remained, Mary pulled </w:t>
+      </w:r>
+      <w:proofErr w:type="gramStart"/>
+      <w:r>
+        <w:t>her t</w:t>
+      </w:r>
+      <w:proofErr w:type="gramEnd"/>
+      <w:r>
+        <w:t>-shirt up and over her head, tossing it blindly into the freezing dark of the bedroom. The sub-zero air immediately bit into her bare shoulders, a shocking, agonizing sting.</w:t>
       </w:r>
     </w:p>
     <w:p>
@@ -3222,7 +4273,16 @@
     </w:p>
     <w:p>
       <w:r>
-        <w:t>Mary didn't hesitate. She dropped her weight back down, pressing her bare chest and stomach entirely flush against his.</w:t>
+        <w:lastRenderedPageBreak/>
+        <w:t xml:space="preserve">Mary didn't hesitate. She dropped her weight back down, pressing her bare chest and stomach entirely flush against </w:t>
+      </w:r>
+      <w:proofErr w:type="gramStart"/>
+      <w:r>
+        <w:t>his</w:t>
+      </w:r>
+      <w:proofErr w:type="gramEnd"/>
+      <w:r>
+        <w:t>.</w:t>
       </w:r>
     </w:p>
     <w:p>
@@ -3242,7 +4302,15 @@
     </w:p>
     <w:p>
       <w:r>
-        <w:t>The heavy, uniform weight of her body pressing him down into the mattress grounded his misfiring nervous system, while the profound, unbroken physical contact began to violently reverse the hypothermia. His body seized as the intense, life-saving heat hit his core, and the deep, aggressive shivering instantly returned—but this time, it was stronger. Steadier.</w:t>
+        <w:t xml:space="preserve">The heavy, uniform weight of her body pressing him down into the mattress grounded his misfiring nervous system, while the profound, unbroken physical contact began to violently reverse </w:t>
+      </w:r>
+      <w:proofErr w:type="gramStart"/>
+      <w:r>
+        <w:t>the hypothermia</w:t>
+      </w:r>
+      <w:proofErr w:type="gramEnd"/>
+      <w:r>
+        <w:t>. His body seized as the intense, life-saving heat hit his core, and the deep, aggressive shivering instantly returned—but this time, it was stronger. Steadier.</w:t>
       </w:r>
     </w:p>
     <w:p>
@@ -3252,7 +4320,23 @@
     </w:p>
     <w:p>
       <w:r>
-        <w:t>Mary buried her face into the crook of his bare neck, her own body shivering violently as she sacrificed her heat to keep him alive. She held onto him with a fierce, absolute devotion, the steady, rhythmic thumping of his heartbeat echoing directly against her own bare chest.</w:t>
+        <w:t xml:space="preserve">Mary buried her face into the crook of his bare neck, her own body shivering violently as she sacrificed her </w:t>
+      </w:r>
+      <w:proofErr w:type="gramStart"/>
+      <w:r>
+        <w:t>heat</w:t>
+      </w:r>
+      <w:proofErr w:type="gramEnd"/>
+      <w:r>
+        <w:t xml:space="preserve"> to keep him alive. She held onto him with </w:t>
+      </w:r>
+      <w:proofErr w:type="gramStart"/>
+      <w:r>
+        <w:t>a fierce</w:t>
+      </w:r>
+      <w:proofErr w:type="gramEnd"/>
+      <w:r>
+        <w:t>, absolute devotion, the steady, rhythmic thumping of his heartbeat echoing directly against her own bare chest.</w:t>
       </w:r>
     </w:p>
     <w:p>
@@ -3295,12 +4379,21 @@
     </w:p>
     <w:p>
       <w:r>
+        <w:lastRenderedPageBreak/>
         <w:t>He felt the direct, burning heat of her bare skin pressed entirely flush against his own chest. Donald's breath hitched. He shifted his head slightly on the pillow, his dark eyes adjusting to the dim light trapped under the blanket fort. He looked down, processing the absolute, undeniable reality of the situation. He was seeing her—truly seeing the bare slope of her shoulders, the soft curve of her exposed chest, and the unbroken, intimate press of her stomach flush against his—for the very first time.</w:t>
       </w:r>
     </w:p>
     <w:p>
       <w:r>
-        <w:t>He was eighteen today. The realization hit his nervous system like a lightning strike, triggering a sudden, hyper-aware flush that had absolutely nothing to do with the hypothermia.</w:t>
+        <w:t xml:space="preserve">He was eighteen today. The realization hit his nervous system like a lightning strike, triggering a sudden, hyper-aware flush that had absolutely nothing to do with </w:t>
+      </w:r>
+      <w:proofErr w:type="gramStart"/>
+      <w:r>
+        <w:t>the hypothermia</w:t>
+      </w:r>
+      <w:proofErr w:type="gramEnd"/>
+      <w:r>
+        <w:t>.</w:t>
       </w:r>
     </w:p>
     <w:p>
@@ -3317,12 +4410,36 @@
     </w:p>
     <w:p>
       <w:r>
-        <w:t>Donald’s breathing grew ragged, his chest tightening in panic as the decade of gaslighting warred with the desperate reality of their survival.</w:t>
-      </w:r>
-    </w:p>
-    <w:p>
-      <w:r>
-        <w:t>Mary felt the sudden, erratic spike in his heart rate echoing directly against her own chest. She stirred, her eyelids fluttering open. She lifted her head, her sleepy gaze immediately meeting his wide, terrified eyes. She saw exactly what he was looking at, and she felt the rigid, fearful tension locking his muscles.</w:t>
+        <w:t xml:space="preserve">Donald’s breathing grew ragged, his chest tightening in panic as the decade of gaslighting </w:t>
+      </w:r>
+      <w:proofErr w:type="gramStart"/>
+      <w:r>
+        <w:t>warred</w:t>
+      </w:r>
+      <w:proofErr w:type="gramEnd"/>
+      <w:r>
+        <w:t xml:space="preserve"> with the desperate reality of their survival.</w:t>
+      </w:r>
+    </w:p>
+    <w:p>
+      <w:r>
+        <w:t xml:space="preserve">Mary felt the sudden, erratic </w:t>
+      </w:r>
+      <w:proofErr w:type="gramStart"/>
+      <w:r>
+        <w:t>spike</w:t>
+      </w:r>
+      <w:proofErr w:type="gramEnd"/>
+      <w:r>
+        <w:t xml:space="preserve"> in his </w:t>
+      </w:r>
+      <w:proofErr w:type="gramStart"/>
+      <w:r>
+        <w:t>heart rate</w:t>
+      </w:r>
+      <w:proofErr w:type="gramEnd"/>
+      <w:r>
+        <w:t xml:space="preserve"> echoing directly against her own chest. She stirred, her eyelids fluttering open. She lifted her head, her sleepy gaze immediately meeting his wide, terrified eyes. She saw exactly what he was looking at, and she felt the rigid, fearful tension locking his muscles.</w:t>
       </w:r>
     </w:p>
     <w:p>
@@ -3347,6 +4464,7 @@
     </w:p>
     <w:p>
       <w:r>
+        <w:lastRenderedPageBreak/>
         <w:t>She shifted her weight slightly, bringing her hand up to gently cup his face, her thumb brushing across his cheekbone to force him to open his eyes and look at her.</w:t>
       </w:r>
     </w:p>
@@ -3377,7 +4495,15 @@
     </w:p>
     <w:p>
       <w:r>
-        <w:t>She lowered her head, resting her forehead gently against his, refusing to break the intimate, skin-to-skin contact that was keeping them both alive.</w:t>
+        <w:t xml:space="preserve">She lowered her head, resting her forehead gently against </w:t>
+      </w:r>
+      <w:proofErr w:type="gramStart"/>
+      <w:r>
+        <w:t>his</w:t>
+      </w:r>
+      <w:proofErr w:type="gramEnd"/>
+      <w:r>
+        <w:t>, refusing to break the intimate, skin-to-skin contact that was keeping them both alive.</w:t>
       </w:r>
     </w:p>
     <w:p>
@@ -3397,6 +4523,7 @@
     </w:p>
     <w:p>
       <w:r>
+        <w:lastRenderedPageBreak/>
         <w:t>Before the weight of that beautiful realization could settle any deeper, his body reminded him of a much more immediate, unromantic problem. Donald let out a tight, urgent vocalization, shifting his hips slightly beneath her.</w:t>
       </w:r>
     </w:p>
@@ -3427,7 +4554,15 @@
     </w:p>
     <w:p>
       <w:r>
-        <w:t>Mary reached out and pulled the half-empty can of ravioli into the center of the nest. It was entirely unappetizing—the pasta was freezing cold and the sauce had congealed into a thick paste—but it was fuel. She helped Donald eat the remaining bites, finishing whatever he couldn't manage to swallow.</w:t>
+        <w:t xml:space="preserve">Mary reached out and pulled the half-empty can of ravioli into the center of the nest. It was entirely unappetizing—the pasta was freezing </w:t>
+      </w:r>
+      <w:proofErr w:type="gramStart"/>
+      <w:r>
+        <w:t>cold</w:t>
+      </w:r>
+      <w:proofErr w:type="gramEnd"/>
+      <w:r>
+        <w:t xml:space="preserve"> and the sauce had congealed into a thick paste—but it was fuel. She helped Donald eat the remaining bites, finishing whatever he couldn't manage to swallow.</w:t>
       </w:r>
     </w:p>
     <w:p>
@@ -3447,7 +4582,24 @@
     </w:p>
     <w:p>
       <w:r>
-        <w:t>Mary let out a jagged sigh, but she didn't panic. She tucked the frozen bottles directly between them, pressing them securely against their layered clothing. "It's okay. We'll just let our body heat thaw them out. We just have to be patient."</w:t>
+        <w:lastRenderedPageBreak/>
+        <w:t xml:space="preserve">Mary let out a jagged sigh, but she didn't panic. She tucked the frozen </w:t>
+      </w:r>
+      <w:proofErr w:type="gramStart"/>
+      <w:r>
+        <w:t>bottles directly</w:t>
+      </w:r>
+      <w:proofErr w:type="gramEnd"/>
+      <w:r>
+        <w:t xml:space="preserve"> between them, pressing them securely against their layered clothing. "It's okay. We'll just let our </w:t>
+      </w:r>
+      <w:proofErr w:type="gramStart"/>
+      <w:r>
+        <w:t>body heat</w:t>
+      </w:r>
+      <w:proofErr w:type="gramEnd"/>
+      <w:r>
+        <w:t xml:space="preserve"> thaw them out. We just have to be patient."</w:t>
       </w:r>
     </w:p>
     <w:p>
@@ -3475,12 +4627,28 @@
     </w:p>
     <w:p>
       <w:r>
-        <w:t>And most importantly, she reminded him of the math.</w:t>
-      </w:r>
-    </w:p>
-    <w:p>
-      <w:r>
-        <w:t>"You're eighteen," Mary whispered, her thumb gently tracing the back of his stiff, freezing hand. "It doesn't matter that we're stuck in this bed. The clock still ticked. As of midnight, he doesn't own you anymore, Donald. You're a legal adult. We just have to wait for the ice to break, and then we walk."</w:t>
+        <w:t xml:space="preserve">And most importantly, she reminded him of </w:t>
+      </w:r>
+      <w:proofErr w:type="gramStart"/>
+      <w:r>
+        <w:t>the math</w:t>
+      </w:r>
+      <w:proofErr w:type="gramEnd"/>
+      <w:r>
+        <w:t>.</w:t>
+      </w:r>
+    </w:p>
+    <w:p>
+      <w:r>
+        <w:t xml:space="preserve">"You're eighteen," Mary whispered, her thumb gently tracing the back of his stiff, freezing hand. "It doesn't matter that we're stuck in this bed. The clock </w:t>
+      </w:r>
+      <w:proofErr w:type="gramStart"/>
+      <w:r>
+        <w:t>still</w:t>
+      </w:r>
+      <w:proofErr w:type="gramEnd"/>
+      <w:r>
+        <w:t xml:space="preserve"> ticked. As of midnight, he doesn't own you anymore, Donald. You're a legal adult. We just have to wait for the ice to break, and then we walk."</w:t>
       </w:r>
     </w:p>
     <w:p>
@@ -3495,7 +4663,15 @@
     </w:p>
     <w:p>
       <w:r>
-        <w:t>While the quiet reality of survival played out in the bedroom, the atmosphere on the first floor was undergoing a dramatic, terrifying shift.</w:t>
+        <w:t xml:space="preserve">While the quiet reality of survival played out in the bedroom, the atmosphere on the first floor </w:t>
+      </w:r>
+      <w:proofErr w:type="gramStart"/>
+      <w:r>
+        <w:t>was undergoing</w:t>
+      </w:r>
+      <w:proofErr w:type="gramEnd"/>
+      <w:r>
+        <w:t xml:space="preserve"> a dramatic, terrifying shift.</w:t>
       </w:r>
     </w:p>
     <w:p>
@@ -3505,6 +4681,7 @@
     </w:p>
     <w:p>
       <w:r>
+        <w:lastRenderedPageBreak/>
         <w:t>But by Tuesday afternoon, the McMansion’s interior temperature had dropped into the low thirties, and the arrogance finally broke.</w:t>
       </w:r>
     </w:p>
@@ -3544,7 +4721,15 @@
     </w:p>
     <w:p>
       <w:r>
-        <w:t>"Shh, it's okay," Mary soothed, pulling the blankets tighter around them. She had locked the bedroom door on Monday, and she wasn't going to open it for anything. "Let him panic downstairs. He doesn't know we have the ravioli, and he doesn't know we have water. We stay perfectly quiet. We don't exist until the rescue team gets here."</w:t>
+        <w:t xml:space="preserve">"Shh, it's okay," Mary soothed, pulling the blankets tighter around them. She had locked the bedroom door on Monday, and she wasn't going to open it for anything. "Let him panic downstairs. He doesn't know we have </w:t>
+      </w:r>
+      <w:proofErr w:type="gramStart"/>
+      <w:r>
+        <w:t>the ravioli</w:t>
+      </w:r>
+      <w:proofErr w:type="gramEnd"/>
+      <w:r>
+        <w:t>, and he doesn't know we have water. We stay perfectly quiet. We don't exist until the rescue team gets here."</w:t>
       </w:r>
     </w:p>
     <w:p>
@@ -3572,7 +4757,11 @@
     </w:p>
     <w:p>
       <w:r>
-        <w:t xml:space="preserve">In normal circumstances, a nineteenth birthday meant a flood of notifications. Mary’s friends, huddled under their own blankets in freezing apartments across the county, were trying to reach her. They typed out birthday wishes, asked if she had power, and begged for updates. But without the municipal grid, the cellular towers were dead. Every single text message sent to Mary’s phone hung in the digital void before violently bouncing back with a red </w:t>
+        <w:t xml:space="preserve">In normal circumstances, a nineteenth birthday meant a flood of notifications. Mary’s friends, huddled under their own blankets in freezing apartments across the county, were </w:t>
+      </w:r>
+      <w:r>
+        <w:lastRenderedPageBreak/>
+        <w:t xml:space="preserve">trying to reach her. They typed out birthday wishes, asked if she had power, and begged for updates. But without the municipal grid, the cellular towers were dead. Every single text message sent to Mary’s phone hung in the digital void before violently bouncing back with a red </w:t>
       </w:r>
       <w:r>
         <w:rPr>
@@ -3612,7 +4801,15 @@
     </w:p>
     <w:p>
       <w:r>
-        <w:t>"Let me chain up the tires, Victoria," Emma practically begged, turning away from the glass. Her hands were curled into tight fists. "I can put heavy-duty chains on all four wheels of the lead SUV. I can put the suspension in off-road height, lock the differentials, and push through it. I know how to handle a sliding chassis."</w:t>
+        <w:t xml:space="preserve">"Let me chain up the tires, Victoria," Emma practically begged, turning away from the glass. Her hands were curled into tight fists. "I can put heavy-duty chains on all four wheels of the lead SUV. I can put the suspension </w:t>
+      </w:r>
+      <w:proofErr w:type="gramStart"/>
+      <w:r>
+        <w:t>in</w:t>
+      </w:r>
+      <w:proofErr w:type="gramEnd"/>
+      <w:r>
+        <w:t xml:space="preserve"> off-road height, lock the differentials, and push through it. I know how to handle a sliding chassis."</w:t>
       </w:r>
     </w:p>
     <w:p>
@@ -3632,7 +4829,27 @@
     </w:p>
     <w:p>
       <w:r>
-        <w:t>"And for the hundredth time, Emma, that is not snow out there," Morgan interrupted. The Chief Meteorologist didn't even look up from her ruggedized Quantum OS laptop. Her screen was filled with the raw, depressing telemetry data Marcus had sent her from the NWS desk. "The ambient temperature outside this hotel is currently seventeen degrees. Road salt is chemically useless below fifteen. You could put steel chains on the tires, but they won't bite into that ice—they'll just skate across it. It is a frictionless surface, and it is littered with abandoned, disabled civilian vehicles."</w:t>
+        <w:t xml:space="preserve">"And for the hundredth time, Emma, that is not snow out there," Morgan interrupted. The Chief Meteorologist didn't even look up from her ruggedized Quantum OS laptop. Her screen was filled with the raw, depressing telemetry data Marcus had sent her from the NWS desk. "The ambient temperature outside this hotel is currently seventeen degrees. Road salt is chemically </w:t>
+      </w:r>
+      <w:proofErr w:type="gramStart"/>
+      <w:r>
+        <w:t>useless</w:t>
+      </w:r>
+      <w:proofErr w:type="gramEnd"/>
+      <w:r>
+        <w:t xml:space="preserve"> below fifteen. You could put steel chains on the tires, but </w:t>
+      </w:r>
+      <w:r>
+        <w:lastRenderedPageBreak/>
+        <w:t xml:space="preserve">they won't bite into that </w:t>
+      </w:r>
+      <w:proofErr w:type="gramStart"/>
+      <w:r>
+        <w:t>ice—</w:t>
+      </w:r>
+      <w:proofErr w:type="gramEnd"/>
+      <w:r>
+        <w:t>they'll just skate across it. It is a frictionless surface, and it is littered with abandoned, disabled civilian vehicles."</w:t>
       </w:r>
     </w:p>
     <w:p>
@@ -3642,7 +4859,15 @@
     </w:p>
     <w:p>
       <w:r>
-        <w:t>Emma’s jaw tightened. She hated the math, but she couldn't dispute Morgan's physics. She turned back to the window, crossing her arms tightly over her chest.</w:t>
+        <w:t xml:space="preserve">Emma’s jaw tightened. She hated </w:t>
+      </w:r>
+      <w:proofErr w:type="gramStart"/>
+      <w:r>
+        <w:t>the math</w:t>
+      </w:r>
+      <w:proofErr w:type="gramEnd"/>
+      <w:r>
+        <w:t>, but she couldn't dispute Morgan's physics. She turned back to the window, crossing her arms tightly over her chest.</w:t>
       </w:r>
     </w:p>
     <w:p>
@@ -3657,17 +4882,49 @@
     </w:p>
     <w:p>
       <w:r>
-        <w:t>Ashley closed her eyes, letting out a jagged, trembling breath. "When, Morgan. Just give me the exact hour."</w:t>
-      </w:r>
-    </w:p>
-    <w:p>
-      <w:r>
-        <w:t>Morgan tapped her keyboard, pulling up the predictive thermal models. "The polar lobe is entirely stalled over us. We have to survive tonight first. Tomorrow morning, Wednesday, the temperature will start to climb. By 2:00 PM tomorrow, we should finally crest above thirty-two degrees. We need a few hours of that ambient warmth to rot the surface ice."</w:t>
-      </w:r>
-    </w:p>
-    <w:p>
-      <w:r>
-        <w:t>Morgan looked directly at Ashley. "Thursday morning. The second the sun comes up on Thursday, the ice will be soft enough for Emma's chains to bite the asphalt. That is when we breach."</w:t>
+        <w:t>Ashley closed her eyes, letting out a jagged, trembling breath. "</w:t>
+      </w:r>
+      <w:proofErr w:type="gramStart"/>
+      <w:r>
+        <w:t>When,</w:t>
+      </w:r>
+      <w:proofErr w:type="gramEnd"/>
+      <w:r>
+        <w:t xml:space="preserve"> Morgan. Just give me the exact hour."</w:t>
+      </w:r>
+    </w:p>
+    <w:p>
+      <w:r>
+        <w:t xml:space="preserve">Morgan tapped her keyboard, pulling up the predictive thermal models. "The polar lobe is entirely stalled over us. We </w:t>
+      </w:r>
+      <w:proofErr w:type="gramStart"/>
+      <w:r>
+        <w:t>have to</w:t>
+      </w:r>
+      <w:proofErr w:type="gramEnd"/>
+      <w:r>
+        <w:t xml:space="preserve"> survive tonight first. Tomorrow morning, Wednesday, the temperature will start to climb. By 2:00 PM tomorrow, we should finally crest above thirty-two degrees. We need a few hours of that ambient warmth to rot the surface ice."</w:t>
+      </w:r>
+    </w:p>
+    <w:p>
+      <w:r>
+        <w:t xml:space="preserve">Morgan looked directly at Ashley. "Thursday morning. The </w:t>
+      </w:r>
+      <w:proofErr w:type="gramStart"/>
+      <w:r>
+        <w:t>second</w:t>
+      </w:r>
+      <w:proofErr w:type="gramEnd"/>
+      <w:r>
+        <w:t xml:space="preserve"> the sun comes up on </w:t>
+      </w:r>
+      <w:proofErr w:type="gramStart"/>
+      <w:r>
+        <w:t>Thursday,</w:t>
+      </w:r>
+      <w:proofErr w:type="gramEnd"/>
+      <w:r>
+        <w:t xml:space="preserve"> the ice will be soft enough for Emma's chains to bite the asphalt. That is when we breach."</w:t>
       </w:r>
     </w:p>
     <w:p>
@@ -3690,7 +4947,11 @@
     </w:p>
     <w:p>
       <w:r>
-        <w:t xml:space="preserve">Underneath the massive, heavy mountain of blankets, Mary and Donald lay perfectly still. The survival tactic was working. Stripped of the cotton barriers that had trapped her body heat, Mary’s bare chest remained pressed flush against his, acting as a human furnace. The profound, unbroken contact had stabilized his core temperature, his breathing slow and even against her neck. But as the ambient temperature outside finally crept just above the freezing mark, the house began to shift. </w:t>
+        <w:t xml:space="preserve">Underneath the massive, heavy mountain of blankets, Mary and Donald lay perfectly still. The survival tactic was working. Stripped of the cotton barriers that had trapped her body heat, Mary’s bare chest remained pressed flush against his, acting as a human furnace. The profound, unbroken contact had stabilized his core temperature, his breathing slow and </w:t>
+      </w:r>
+      <w:r>
+        <w:lastRenderedPageBreak/>
+        <w:t xml:space="preserve">even against her neck. But as the ambient temperature outside finally crept just above the freezing mark, the house began to shift. </w:t>
       </w:r>
     </w:p>
     <w:p>
@@ -3715,7 +4976,15 @@
     </w:p>
     <w:p>
       <w:r>
-        <w:t xml:space="preserve">Seconds later, heavy boots began stomping furiously up the sweeping, curved staircase. For Mary, those stairs were a site of grueling, agonizing vulnerability, an obstacle she had to conquer every day just to move Donald safely. For Richard, they were a runway for his rage. </w:t>
+        <w:t xml:space="preserve">Seconds later, heavy boots began stomping furiously up the sweeping, curved staircase. For Mary, those stairs were a site of </w:t>
+      </w:r>
+      <w:proofErr w:type="gramStart"/>
+      <w:r>
+        <w:t>grueling</w:t>
+      </w:r>
+      <w:proofErr w:type="gramEnd"/>
+      <w:r>
+        <w:t xml:space="preserve">, agonizing vulnerability, an obstacle she had to conquer every day just to move Donald safely. For Richard, they were a runway for his rage. </w:t>
       </w:r>
     </w:p>
     <w:p>
@@ -3740,12 +5009,24 @@
     </w:p>
     <w:p>
       <w:r>
-        <w:t>"You selfish, ungrateful brat!" Saundra’s shrill voice joined in from the hallway, vibrating with hysteria. "Get out here right now!"</w:t>
-      </w:r>
-    </w:p>
-    <w:p>
-      <w:r>
-        <w:t>"Open this door, or you are done!" Richard screamed, his fists hammering the wood so hard the doorframe shook. Stripped of his control and frantic over the destruction of his ultimate status symbol, he played the only card he thought he had left. He weaponized their survival. "If you don't come down here and help me save this house, the absolute second this ice melts, you and the cripple are out on the street! I will throw you both out with nothing! Do you hear me?!"</w:t>
+        <w:t>"</w:t>
+      </w:r>
+      <w:proofErr w:type="gramStart"/>
+      <w:r>
+        <w:t>You</w:t>
+      </w:r>
+      <w:proofErr w:type="gramEnd"/>
+      <w:r>
+        <w:t xml:space="preserve"> selfish, ungrateful brat!" Saundra’s shrill voice joined in from the hallway, vibrating with hysteria. "Get out here right now!"</w:t>
+      </w:r>
+    </w:p>
+    <w:p>
+      <w:r>
+        <w:t xml:space="preserve">"Open this door, or you are done!" Richard screamed, his fists hammering the wood so hard the doorframe shook. Stripped of his control and frantic over the destruction of his ultimate status symbol, he played the only card he thought he had left. He weaponized their survival. "If you don't come down here and help me save this house, the absolute second </w:t>
+      </w:r>
+      <w:r>
+        <w:lastRenderedPageBreak/>
+        <w:t>this ice melts, you and the cripple are out on the street! I will throw you both out with nothing! Do you hear me?!"</w:t>
       </w:r>
     </w:p>
     <w:p>
@@ -3760,7 +5041,15 @@
     </w:p>
     <w:p>
       <w:r>
-        <w:t xml:space="preserve">She knew about the Vanguard extraction team sitting in a heated luxury hotel just a few miles away. She knew that Donald was an equal partner in a multi-billion dollar corporate empire. Richard was furiously threatening them with the exact escape plan they were already waiting to execute. </w:t>
+        <w:t>She knew about the Vanguard extraction team sitting in a heated luxury hotel just a few miles away. She knew that Donald was an equal partner in a multi-</w:t>
+      </w:r>
+      <w:proofErr w:type="gramStart"/>
+      <w:r>
+        <w:t>billion dollar</w:t>
+      </w:r>
+      <w:proofErr w:type="gramEnd"/>
+      <w:r>
+        <w:t xml:space="preserve"> corporate empire. Richard was furiously threatening them with the exact escape plan they were already waiting to execute. </w:t>
       </w:r>
     </w:p>
     <w:p>
@@ -3814,6 +5103,7 @@
         <w:rPr>
           <w:rFonts w:eastAsiaTheme="minorHAnsi"/>
         </w:rPr>
+        <w:lastRenderedPageBreak/>
         <w:t>Interlude: The Current Loop – Tuesday, 11:30 PM</w:t>
       </w:r>
     </w:p>
@@ -3855,7 +5145,15 @@
     </w:p>
     <w:p>
       <w:r>
-        <w:t>Connor shifted in the passenger seat, pulling a heavy wool blanket tighter around his shoulders. He stared out the windshield at the dark garage wall, his expression tight with a heavy, unyielding guilt that had been compounding since the grid line violently severed on Monday night.</w:t>
+        <w:t xml:space="preserve">Connor shifted </w:t>
+      </w:r>
+      <w:proofErr w:type="gramStart"/>
+      <w:r>
+        <w:t>in</w:t>
+      </w:r>
+      <w:proofErr w:type="gramEnd"/>
+      <w:r>
+        <w:t xml:space="preserve"> the passenger seat, pulling a heavy wool blanket tighter around his shoulders. He stared out the windshield at the dark garage wall, his expression tight with a heavy, unyielding guilt that had been compounding since the grid line violently severed on Monday night.</w:t>
       </w:r>
     </w:p>
     <w:p>
@@ -3880,7 +5178,11 @@
     </w:p>
     <w:p>
       <w:r>
-        <w:t>But even with the high-tech connection to the outside world, Ethan knew exactly what his brother meant. The soft, ambient light of the dashboard, the tightly insulated pocket of warmth, the low hum of the climate blower—it was a brutal, direct echo of the childhood blanket forts they used to build with Mary on rainy Saturday afternoons. They had spent their entire childhoods anchoring their little sister, physically holding onto her and shielding her from the monsters in the dark.</w:t>
+        <w:t xml:space="preserve">But even with the high-tech connection to the outside world, Ethan knew exactly what his brother meant. The soft, ambient light of the dashboard, the tightly insulated pocket of warmth, the low hum of the climate blower—it was a brutal, direct echo of the childhood blanket forts they used to build with Mary on rainy Saturday afternoons. They had spent </w:t>
+      </w:r>
+      <w:r>
+        <w:lastRenderedPageBreak/>
+        <w:t>their entire childhoods anchoring their little sister, physically holding onto her and shielding her from the monsters in the dark.</w:t>
       </w:r>
     </w:p>
     <w:p>
@@ -3890,12 +5192,28 @@
     </w:p>
     <w:p>
       <w:r>
-        <w:t>"She was right about the models," Ethan said, his knuckles turning white against the steering wheel as he stared at the brutal purple gradient on the satellite feed. "We mocked her when she told us the weather was turning dangerous. We let Richard drill his arrogant, image-obsessed garbage into our heads until we actually started parroting it. We watched him treat Donald like a burden, we participated in the isolation, and we just walked away to our own apartment because it was easier than fighting the old man."</w:t>
-      </w:r>
-    </w:p>
-    <w:p>
-      <w:r>
-        <w:t>"If the power is out in our complex, the McMansion is a block of ice," Connor said, turning his head to look at his older brother, his eyes wide with a sudden, sharp panic. "Those vaulted ceilings, Ethan. The heat sinks straight out of the rooms. Richard didn't winterize a single pipe, and he sure as hell didn't buy Donald a decent blanket, let alone a coat."  </w:t>
+        <w:t xml:space="preserve">"She was right about the models," Ethan said, his knuckles turning white against the steering wheel as he stared at the brutal purple gradient on the satellite feed. "We mocked her when she told us the weather was turning dangerous. We let Richard drill his arrogant, image-obsessed garbage into our heads until we </w:t>
+      </w:r>
+      <w:proofErr w:type="gramStart"/>
+      <w:r>
+        <w:t>actually started</w:t>
+      </w:r>
+      <w:proofErr w:type="gramEnd"/>
+      <w:r>
+        <w:t xml:space="preserve"> parroting it. We watched him treat Donald like a burden, we participated in the isolation, and we just walked away to our own apartment because it was easier than fighting the old man."</w:t>
+      </w:r>
+    </w:p>
+    <w:p>
+      <w:r>
+        <w:t xml:space="preserve">"If the power is out in our complex, the McMansion is a block of ice," Connor said, turning his head to look at his older brother, his eyes wide with a sudden, sharp panic. "Those vaulted ceilings, Ethan. The heat sinks straight out of the rooms. Richard didn't </w:t>
+      </w:r>
+      <w:proofErr w:type="gramStart"/>
+      <w:r>
+        <w:t>winterize</w:t>
+      </w:r>
+      <w:proofErr w:type="gramEnd"/>
+      <w:r>
+        <w:t xml:space="preserve"> a single pipe, and he sure as hell didn't buy Donald a decent blanket, let alone a coat."  </w:t>
       </w:r>
     </w:p>
     <w:p>
@@ -3923,7 +5241,23 @@
     </w:p>
     <w:p>
       <w:r>
-        <w:t>Connor nodded fiercely, the relief evident in his face. "We don't just check on them, Ethan. We load them up. Donald's manual chair folds flat—we can slide it into the cargo bay of the Nexus. We bring them right back here to our place. We have the vehicles to keep them warm, we have the dry rations, and we have space."  </w:t>
+        <w:t xml:space="preserve">Connor nodded fiercely, the relief evident in his face. "We don't just check on them, Ethan. We load them up. Donald's manual chair folds flat—we can slide it into the cargo bay of the Nexus. We bring them right back here to our place. We have </w:t>
+      </w:r>
+      <w:proofErr w:type="gramStart"/>
+      <w:r>
+        <w:t>the vehicles</w:t>
+      </w:r>
+      <w:proofErr w:type="gramEnd"/>
+      <w:r>
+        <w:t xml:space="preserve"> to keep them warm, we have </w:t>
+      </w:r>
+      <w:proofErr w:type="gramStart"/>
+      <w:r>
+        <w:t>the dry</w:t>
+      </w:r>
+      <w:proofErr w:type="gramEnd"/>
+      <w:r>
+        <w:t xml:space="preserve"> rations, and we have space."  </w:t>
       </w:r>
     </w:p>
     <w:p>
@@ -3936,6 +5270,7 @@
         <w:pStyle w:val="Heading2"/>
       </w:pPr>
       <w:r>
+        <w:lastRenderedPageBreak/>
         <w:t>Chapter 9: The Breach – Thursday, February 18, 2021</w:t>
       </w:r>
     </w:p>
@@ -3993,8 +5328,13 @@
     </w:p>
     <w:p>
       <w:r>
-        <w:t>"What the hell is your problem?!" the booming, furious voice of Donald's father roared into the freezing morning air. "Get that truck off my property right—"</w:t>
-      </w:r>
+        <w:t xml:space="preserve">"What the hell is your problem?!" the booming, furious voice of Donald's father roared into the freezing morning air. "Get that truck off my property </w:t>
+      </w:r>
+      <w:proofErr w:type="gramStart"/>
+      <w:r>
+        <w:t>right—"</w:t>
+      </w:r>
+      <w:proofErr w:type="gramEnd"/>
     </w:p>
     <w:p>
       <w:r>
@@ -4013,12 +5353,26 @@
     </w:p>
     <w:p>
       <w:r>
-        <w:t>"You have exactly three seconds to get off my porch," his father snarled, his voice vibrating with absolute venom. "You are not welcome here. You don't get to just show up at my house—"</w:t>
-      </w:r>
-    </w:p>
-    <w:p>
-      <w:r>
-        <w:t>"He is eighteen," a new voice cut in. This one wasn't angry. It was terrifyingly calm, smooth, and laced with absolute, immovable authority. Victoria. "As of Tuesday midnight, your son is a legally emancipated adult. He is leaving with us. If you attempt to close that door, my driver will physically remove it from its hinges. If you attempt to physically touch my client, or his sister, I will have you federally indicted for unlawful restraint before the sun sets."</w:t>
+        <w:t xml:space="preserve">"You have exactly three seconds to get off my porch," his father snarled, his voice vibrating with absolute venom. "You are not welcome here. You don't get to just show up at my </w:t>
+      </w:r>
+      <w:proofErr w:type="gramStart"/>
+      <w:r>
+        <w:t>house—"</w:t>
+      </w:r>
+      <w:proofErr w:type="gramEnd"/>
+    </w:p>
+    <w:p>
+      <w:r>
+        <w:lastRenderedPageBreak/>
+        <w:t xml:space="preserve">"He is eighteen," a new voice cut in. This one wasn't angry. It was terrifyingly calm, smooth, and laced with absolute, immovable authority. Victoria. "As of Tuesday midnight, your son is a legally emancipated adult. He is leaving with us. If you attempt to close that door, my driver will physically remove it from its hinges. If you attempt to physically touch my client, or his sister, I will </w:t>
+      </w:r>
+      <w:proofErr w:type="gramStart"/>
+      <w:r>
+        <w:t>have you</w:t>
+      </w:r>
+      <w:proofErr w:type="gramEnd"/>
+      <w:r>
+        <w:t xml:space="preserve"> federally indicted for unlawful restraint before the sun sets."</w:t>
       </w:r>
     </w:p>
     <w:p>
@@ -4086,7 +5440,11 @@
     </w:p>
     <w:p>
       <w:r>
-        <w:t>For a fraction of a second, the tactical urgency of the breach completely evaporated. Ashley stood paralyzed, her breath catching in her throat as she looked at the boy in Mary's arms. She hadn't seen him in person since he was two years old. All her memories were of a toddler; all her recent knowledge was just data on a screen or a voice over a hidden phone line. But here he was—eighteen years old, freezing, but alive.</w:t>
+        <w:t xml:space="preserve">For a fraction of a second, the tactical urgency of the breach completely evaporated. Ashley stood paralyzed, her breath catching in her throat as she looked at the boy in Mary's </w:t>
+      </w:r>
+      <w:r>
+        <w:lastRenderedPageBreak/>
+        <w:t>arms. She hadn't seen him in person since he was two years old. All her memories were of a toddler; all her recent knowledge was just data on a screen or a voice over a hidden phone line. But here he was—eighteen years old, freezing, but alive.</w:t>
       </w:r>
     </w:p>
     <w:p>
@@ -4136,7 +5494,15 @@
     </w:p>
     <w:p>
       <w:r>
-        <w:t>Ashley was right on her heels, snatching Donald's folded manual wheelchair from the base of the stairs and marching out the door, leaving her father screaming at the empty air.</w:t>
+        <w:t xml:space="preserve">Ashley was right on her heels, snatching Donald's folded manual wheelchair from the base of the stairs and marching out the door, leaving her father screaming </w:t>
+      </w:r>
+      <w:proofErr w:type="gramStart"/>
+      <w:r>
+        <w:t>at</w:t>
+      </w:r>
+      <w:proofErr w:type="gramEnd"/>
+      <w:r>
+        <w:t xml:space="preserve"> the empty air.</w:t>
       </w:r>
     </w:p>
     <w:p>
@@ -4146,7 +5512,11 @@
     </w:p>
     <w:p>
       <w:r>
-        <w:t>Mary carefully shifted her grip, turning and gently setting Donald down into the plush, heated leather of the back seat. She collapsed immediately into the seat next to him, her exhausted muscles finally giving out. Emma took the duffel bag and the wheelchair from Ashley, tossing them effortlessly into the massive cargo area before slamming the trunk.</w:t>
+        <w:t xml:space="preserve">Mary carefully shifted her grip, turning and gently setting Donald down into the plush, heated leather of the back seat. She collapsed immediately into the seat next to him, her </w:t>
+      </w:r>
+      <w:r>
+        <w:lastRenderedPageBreak/>
+        <w:t>exhausted muscles finally giving out. Emma took the duffel bag and the wheelchair from Ashley, tossing them effortlessly into the massive cargo area before slamming the trunk.</w:t>
       </w:r>
     </w:p>
     <w:p>
@@ -4181,7 +5551,15 @@
     </w:p>
     <w:p>
       <w:r>
-        <w:t>Victoria turned slightly in the passenger seat, offering Mary a rare, genuine smile of profound respect. "You did flawlessly, Mary. But no, we aren't flying today. The runways at McKinney National are still solid ice, and Donald's core temperature is too low for a high-altitude flight."</w:t>
+        <w:t xml:space="preserve">Victoria turned slightly </w:t>
+      </w:r>
+      <w:proofErr w:type="gramStart"/>
+      <w:r>
+        <w:t>in</w:t>
+      </w:r>
+      <w:proofErr w:type="gramEnd"/>
+      <w:r>
+        <w:t xml:space="preserve"> the passenger seat, offering Mary a rare, genuine smile of profound respect. "You did flawlessly, Mary. But no, we aren't flying today. The runways at McKinney National are still solid ice, and Donald's core temperature is too low for a high-altitude flight."</w:t>
       </w:r>
     </w:p>
     <w:p>
@@ -4214,7 +5592,16 @@
     </w:p>
     <w:p>
       <w:r>
-        <w:t>For Mary, the sheer sensory shock of the room was almost paralyzing. After three days trapped in a lightless, sub-zero concrete box, the McKinney hotel suite felt like stepping onto another planet. The massive overhead lights were blazing. The television was on, quietly broadcasting a local news station. And above it all was the glorious, heavy hum of the central HVAC system pumping seventy-two-degree air into every corner of the room.</w:t>
+        <w:lastRenderedPageBreak/>
+        <w:t xml:space="preserve">For Mary, the sheer sensory shock of the room was almost paralyzing. After three days trapped in a lightless, sub-zero concrete box, the McKinney hotel suite felt like stepping onto another planet. The massive overhead lights were blazing. The television was on, quietly broadcasting a local news station. And </w:t>
+      </w:r>
+      <w:proofErr w:type="gramStart"/>
+      <w:r>
+        <w:t>above it</w:t>
+      </w:r>
+      <w:proofErr w:type="gramEnd"/>
+      <w:r>
+        <w:t xml:space="preserve"> all was the glorious, heavy hum of the central HVAC system pumping seventy-two-degree air into every corner of the room.</w:t>
       </w:r>
     </w:p>
     <w:p>
@@ -4247,7 +5634,15 @@
     </w:p>
     <w:p>
       <w:r>
-        <w:t>"You're looking at a critical infrastructure loop," Morgan explained, gesturing toward the window. "This specific city block shares a municipal power substation with the surgical hospital two streets over. ERCOT legally cannot cut the power to this grid sector without killing patients on life support. So, as long as the hospital has juice, we have juice. Take your coats off. You don't need them anymore."</w:t>
+        <w:t xml:space="preserve">"You're looking at a critical infrastructure loop," Morgan explained, gesturing toward the window. "This specific city block shares a municipal power substation with the surgical hospital two streets over. ERCOT legally cannot cut the power to this grid sector without killing patients on life support. So, </w:t>
+      </w:r>
+      <w:proofErr w:type="gramStart"/>
+      <w:r>
+        <w:t>as long as</w:t>
+      </w:r>
+      <w:proofErr w:type="gramEnd"/>
+      <w:r>
+        <w:t xml:space="preserve"> the hospital has juice, we have juice. Take your coats off. You don't need them anymore."</w:t>
       </w:r>
     </w:p>
     <w:p>
@@ -4277,7 +5672,16 @@
     </w:p>
     <w:p>
       <w:r>
-        <w:t>Donald looked back at her. The exhausted, shivering boy from the freezing bedroom was gone, replaced by a quiet, profound intensity. He recognized the shape of her eyes—they mirrored his own. He understood exactly who she was, what she had built, and what she had risked to get him out of that house.</w:t>
+        <w:lastRenderedPageBreak/>
+        <w:t xml:space="preserve">Donald looked back at her. The exhausted, shivering boy from the freezing bedroom was gone, replaced by a quiet, profound intensity. He recognized the shape of her eyes—they mirrored his own. He understood exactly who she was, what she had built, and what she had risked </w:t>
+      </w:r>
+      <w:proofErr w:type="gramStart"/>
+      <w:r>
+        <w:t>to get</w:t>
+      </w:r>
+      <w:proofErr w:type="gramEnd"/>
+      <w:r>
+        <w:t xml:space="preserve"> him out of that house.</w:t>
       </w:r>
     </w:p>
     <w:p>
@@ -4292,7 +5696,15 @@
     </w:p>
     <w:p>
       <w:r>
-        <w:t>Ashley let out a choked sob, immediately closing the distance. She buried her face in his shoulder, wrapping her arms securely around his back and pulling him in tight. Donald held on fiercely, his grip strong and absolute. It wasn't a fragile, careful embrace; it was a physical anchor. It was the closing of a ten-year wound.</w:t>
+        <w:t xml:space="preserve">Ashley let out a choked sob, immediately closing the distance. She buried her face in his shoulder, wrapping her arms securely around his back and pulling </w:t>
+      </w:r>
+      <w:proofErr w:type="gramStart"/>
+      <w:r>
+        <w:t>him in</w:t>
+      </w:r>
+      <w:proofErr w:type="gramEnd"/>
+      <w:r>
+        <w:t xml:space="preserve"> tight. Donald held on fiercely, his grip strong and absolute. It wasn't a fragile, careful embrace; it was a physical anchor. It was the closing of a ten-year wound.</w:t>
       </w:r>
     </w:p>
     <w:p>
@@ -4312,15 +5724,7 @@
     </w:p>
     <w:p>
       <w:r>
-        <w:t xml:space="preserve">"Slow down with the heat, Victoria," Diana commanded, her voice sharp with clinical precision as she adjusted her earpiece. "I know your instinct is to give them a heavy steak or a massive breakfast platter, but their digestive tracks are under intense physiological stress. If you flood their systems with heavy proteins and complex fats right now, you'll trigger gastric distress or worse. We treat this like a </w:t>
-      </w:r>
-      <w:proofErr w:type="spellStart"/>
-      <w:r>
-        <w:t>refeeding</w:t>
-      </w:r>
-      <w:proofErr w:type="spellEnd"/>
-      <w:r>
-        <w:t xml:space="preserve"> protocol."</w:t>
+        <w:t>"Slow down with the heat, Victoria," Diana commanded, her voice sharp with clinical precision as she adjusted her earpiece. "I know your instinct is to give them a heavy steak or a massive breakfast platter, but their digestive tracks are under intense physiological stress. If you flood their systems with heavy proteins and complex fats right now, you'll trigger gastric distress or worse. We treat this like a refeeding protocol."</w:t>
       </w:r>
     </w:p>
     <w:p>
@@ -4330,7 +5734,11 @@
     </w:p>
     <w:p>
       <w:r>
-        <w:t>"Broth and simple carbohydrates," Diana said, tapping her finger on her steel prep table for emphasis. "The body burns massive amounts of glucose during severe hypothermia from shivering. We need to replenish glycogen stores instantly without overtaxing the pancreas. Take that container of organic chicken bone broth from the fridge. Heat it until it's warm—not boiling. If it's too hot, it will shock their muted oral nerves. Add a pinch of sea salt for electrolytes."</w:t>
+        <w:t xml:space="preserve">"Broth and simple carbohydrates," Diana said, tapping her finger on her steel prep table for emphasis. "The body burns massive amounts of glucose during severe hypothermia from </w:t>
+      </w:r>
+      <w:r>
+        <w:lastRenderedPageBreak/>
+        <w:t>shivering. We need to replenish glycogen stores instantly without overtaxing the pancreas. Take that container of organic chicken bone broth from the fridge. Heat it until it's warm—not boiling. If it's too hot, it will shock their muted oral nerves. Add a pinch of sea salt for electrolytes."</w:t>
       </w:r>
     </w:p>
     <w:p>
@@ -4340,7 +5748,31 @@
     </w:p>
     <w:p>
       <w:r>
-        <w:t>"Good. Now look in the pantry. Find the sourdough bread," Diana continued, her advanced culinary chemistry background seamlessly driving the menu. "Sourdough is pre-fermented, meaning the wild yeasts have already broken down the complex starches. It's incredibly easy on a starved stomach. Toast it lightly—just enough to give it structure, but keep the interior soft. Spread a thin layer of salted butter. We need real, easily absorbable lipids to help jumpstart their metabolic heat generation, but keep it light."</w:t>
+        <w:t xml:space="preserve">"Good. Now look in the pantry. Find the sourdough bread," Diana continued, her advanced culinary chemistry background seamlessly driving the menu. "Sourdough is pre-fermented, meaning the wild yeasts have already broken down the complex starches. It's incredibly easy on a </w:t>
+      </w:r>
+      <w:proofErr w:type="gramStart"/>
+      <w:r>
+        <w:t>starved</w:t>
+      </w:r>
+      <w:proofErr w:type="gramEnd"/>
+      <w:r>
+        <w:t xml:space="preserve"> stomach. Toast it lightly—just enough to give it </w:t>
+      </w:r>
+      <w:proofErr w:type="gramStart"/>
+      <w:r>
+        <w:t>structure, but</w:t>
+      </w:r>
+      <w:proofErr w:type="gramEnd"/>
+      <w:r>
+        <w:t xml:space="preserve"> keep the interior soft. Spread a thin layer of salted butter. We need real, easily absorbable lipids to help jumpstart their metabolic heat </w:t>
+      </w:r>
+      <w:proofErr w:type="gramStart"/>
+      <w:r>
+        <w:t>generation, but</w:t>
+      </w:r>
+      <w:proofErr w:type="gramEnd"/>
+      <w:r>
+        <w:t xml:space="preserve"> keep it light."</w:t>
       </w:r>
     </w:p>
     <w:p>
@@ -4350,12 +5782,28 @@
     </w:p>
     <w:p>
       <w:r>
-        <w:t>"Hot, heavily sweetened black tea," Diana instructed firmly. "The glucose in the sugar will hit their bloodstream within minutes, and the warm liquid will radiate thermal energy directly from the stomach to the thoracic core. Do not give them dairy yet. Keep the milk out of it until tomorrow."</w:t>
-      </w:r>
-    </w:p>
-    <w:p>
-      <w:r>
-        <w:t>"Understood, Chef," Victoria said, a subtle, appreciative smirk playing on her lips.</w:t>
+        <w:t xml:space="preserve">"Hot, heavily sweetened black tea," Diana instructed firmly. "The glucose in the sugar will hit their bloodstream within minutes, and the warm liquid will radiate thermal energy directly from the stomach to the thoracic core. Do not give them </w:t>
+      </w:r>
+      <w:proofErr w:type="gramStart"/>
+      <w:r>
+        <w:t>dairy</w:t>
+      </w:r>
+      <w:proofErr w:type="gramEnd"/>
+      <w:r>
+        <w:t xml:space="preserve"> yet. Keep the milk out of it until tomorrow."</w:t>
+      </w:r>
+    </w:p>
+    <w:p>
+      <w:r>
+        <w:t>"</w:t>
+      </w:r>
+      <w:proofErr w:type="gramStart"/>
+      <w:r>
+        <w:t>Understood</w:t>
+      </w:r>
+      <w:proofErr w:type="gramEnd"/>
+      <w:r>
+        <w:t>, Chef," Victoria said, a subtle, appreciative smirk playing on her lips.</w:t>
       </w:r>
     </w:p>
     <w:p>
@@ -4375,11 +5823,20 @@
     </w:p>
     <w:p>
       <w:r>
-        <w:t>"Your core temperatures are stabilized, but your bodies have burned through massive amounts of caloric energy just trying to stay alive," Victoria stated, her tone shifting seamlessly from legal executioner to authoritative caretaker. "Diana just ran me through the chemistry of your first meal. You are both going to sit at this table. You are going to eat this food, and you are going to drink liquids that are not frozen solid. And then, you are both going to sleep for fourteen hours."</w:t>
-      </w:r>
-    </w:p>
-    <w:p>
-      <w:r>
+        <w:t>"Your core temperatures are stabilized, but your bodies have burned through massive amounts of caloric energy just trying to stay alive," Victoria stated</w:t>
+      </w:r>
+      <w:proofErr w:type="gramStart"/>
+      <w:r>
+        <w:t>, her tone</w:t>
+      </w:r>
+      <w:proofErr w:type="gramEnd"/>
+      <w:r>
+        <w:t xml:space="preserve"> shifting seamlessly from legal executioner to authoritative caretaker. "Diana just ran me through the chemistry of your first meal. You are both going to sit at this table. You are going to eat this food, and you are going to drink liquids that are not frozen solid. And then, you are both going to sleep for fourteen hours."</w:t>
+      </w:r>
+    </w:p>
+    <w:p>
+      <w:r>
+        <w:lastRenderedPageBreak/>
         <w:t>Donald pulled back from the hug, looking from the steaming food to his sister, a massive, genuine smile breaking across his face.</w:t>
       </w:r>
     </w:p>
@@ -4419,7 +5876,15 @@
     </w:p>
     <w:p>
       <w:r>
-        <w:t>Victoria Vance stood on the tarmac, her coat buttoned against the biting wind that whipped across the outer contours of the bay. She looked, as always, like a woman who commanded the physics of the world around her. With a curt, professional nod, she signaled for her own extraction. A heavy-duty, customized helicopter waited on the far side of the airfield, its rotors beginning a slow, rhythmic churn that promised a swift flight to the rugged isolation of Ruby Mountain.</w:t>
+        <w:t xml:space="preserve">Victoria Vance stood on the </w:t>
+      </w:r>
+      <w:proofErr w:type="gramStart"/>
+      <w:r>
+        <w:t>tarmac,</w:t>
+      </w:r>
+      <w:proofErr w:type="gramEnd"/>
+      <w:r>
+        <w:t xml:space="preserve"> her coat buttoned against the biting wind that whipped across the outer contours of the bay. She looked, as always, like a woman who commanded the physics of the world around her. With a curt, professional nod, she signaled for her own extraction. A heavy-duty, customized helicopter waited on the far side of the airfield, its rotors beginning a slow, rhythmic churn that promised a swift flight to the rugged isolation of Ruby Mountain.</w:t>
       </w:r>
     </w:p>
     <w:p>
@@ -4434,17 +5899,53 @@
     </w:p>
     <w:p>
       <w:r>
-        <w:t>With a final, steadying hand on Johnny’s wheelchair as he was loaded into the chopper, Victoria stepped into the cabin. Within minutes, the aircraft lifted, banking sharply toward the jagged silhouette of the North Cascades, leaving Ashley, Mary, and Donald alone on the quiet suburban tarmac.</w:t>
-      </w:r>
-    </w:p>
-    <w:p>
-      <w:r>
-        <w:t xml:space="preserve">The walk from the private hangar to the EBF Metro Station was short, but for Donald, it was a massive sensory adjustment. The airport was eerily quiet, the low-slung, utilitarian metal hangars casting long shadows across the asphalt. As they moved toward the station, Mary pushed the manual wheelchair with a steady, practiced rhythm, her movements careful and deliberate. </w:t>
-      </w:r>
-    </w:p>
-    <w:p>
-      <w:r>
-        <w:t xml:space="preserve">Ashley walked alongside them, her pace perfectly matched to Donald's. He kept his hand firmly clasped in hers, a grounding, physical connection he hadn't dared to let go of since they left the hotel. When she had first reached out to him in the Prosper house, it was the first time they had been in the same room since he was two years old. Now, at eighteen, the height difference, the age, the years of separation—it all felt like a fragile, beautiful dream. </w:t>
+        <w:t xml:space="preserve">With a final, </w:t>
+      </w:r>
+      <w:proofErr w:type="gramStart"/>
+      <w:r>
+        <w:t>steadying</w:t>
+      </w:r>
+      <w:proofErr w:type="gramEnd"/>
+      <w:r>
+        <w:t xml:space="preserve"> hand </w:t>
+      </w:r>
+      <w:proofErr w:type="gramStart"/>
+      <w:r>
+        <w:t>on</w:t>
+      </w:r>
+      <w:proofErr w:type="gramEnd"/>
+      <w:r>
+        <w:t xml:space="preserve"> Johnny’s wheelchair as he was loaded into the chopper, Victoria stepped into the cabin. Within minutes, the aircraft lifted, banking sharply toward the jagged silhouette of the North Cascades, leaving Ashley, Mary, and Donald alone on the quiet suburban tarmac.</w:t>
+      </w:r>
+    </w:p>
+    <w:p>
+      <w:r>
+        <w:t xml:space="preserve">The walk from the private hangar to the EBF Metro Station was short, but for Donald, it was a massive sensory adjustment. The airport was </w:t>
+      </w:r>
+      <w:proofErr w:type="gramStart"/>
+      <w:r>
+        <w:t>eerily</w:t>
+      </w:r>
+      <w:proofErr w:type="gramEnd"/>
+      <w:r>
+        <w:t xml:space="preserve"> quiet, the low-slung, utilitarian metal hangars casting long shadows across the asphalt. As they moved toward the station, Mary pushed the manual wheelchair with a steady, practiced rhythm, her movements careful and deliberate. </w:t>
+      </w:r>
+    </w:p>
+    <w:p>
+      <w:r>
+        <w:t xml:space="preserve">Ashley walked alongside them, her pace perfectly </w:t>
+      </w:r>
+      <w:proofErr w:type="gramStart"/>
+      <w:r>
+        <w:t>matched to</w:t>
+      </w:r>
+      <w:proofErr w:type="gramEnd"/>
+      <w:r>
+        <w:t xml:space="preserve"> Donald's. He kept his hand firmly clasped in hers, a grounding, physical connection he hadn't dared to let go of since they left the hotel. When she had first reached out to him in the Prosper house, it was the </w:t>
+      </w:r>
+      <w:r>
+        <w:lastRenderedPageBreak/>
+        <w:t xml:space="preserve">first time they had been in the same room since he was two years old. Now, at eighteen, the height difference, the age, the years of separation—it all felt like a fragile, beautiful dream. </w:t>
       </w:r>
     </w:p>
     <w:p>
@@ -4454,7 +5955,15 @@
     </w:p>
     <w:p>
       <w:r>
-        <w:t>Ashley stopped at the fare-control arrays. She pulled her wallet out, bypassing the standard biometric scanners that were beginning to proliferate in the city, and approached the ticket vending machine.</w:t>
+        <w:t xml:space="preserve">Ashley stopped at the fare-control arrays. She pulled her wallet out, </w:t>
+      </w:r>
+      <w:proofErr w:type="gramStart"/>
+      <w:r>
+        <w:t>bypassing</w:t>
+      </w:r>
+      <w:proofErr w:type="gramEnd"/>
+      <w:r>
+        <w:t xml:space="preserve"> the standard biometric scanners that were beginning to proliferate in the city, and approached the ticket vending machine.</w:t>
       </w:r>
     </w:p>
     <w:p>
@@ -4517,6 +6026,7 @@
     </w:p>
     <w:p>
       <w:r>
+        <w:lastRenderedPageBreak/>
         <w:t>Mary stood next to his wheelchair, her hand resting casually on one of the push handles. She glanced up at the illuminated digital route map above the doors, counting the glowing dots that stretched down the length of the line.</w:t>
       </w:r>
     </w:p>
@@ -4532,12 +6042,28 @@
     </w:p>
     <w:p>
       <w:r>
-        <w:t>Mary raised an eyebrow but didn't press it. They had been on the train for thirty-five minutes now. The sprawling pine forests had slowly given way to denser concrete developments. The train clattered loudly as it crossed over the massive, multi-lane expanse of Interstate 296, the traffic below crawling in a massive gridlock.</w:t>
-      </w:r>
-    </w:p>
-    <w:p>
-      <w:r>
-        <w:t>Mary looked out the window, her brow furrowing slightly. The buildings were getting taller. The density was increasing. They were moving out of the quiet perimeter and getting much closer to Meridian proper.</w:t>
+        <w:t xml:space="preserve">Mary raised an eyebrow but didn't press it. They had been on the train for thirty-five minutes now. The sprawling pine forests </w:t>
+      </w:r>
+      <w:proofErr w:type="gramStart"/>
+      <w:r>
+        <w:t>had slowly given</w:t>
+      </w:r>
+      <w:proofErr w:type="gramEnd"/>
+      <w:r>
+        <w:t xml:space="preserve"> way to denser concrete developments. The train clattered loudly as it crossed over the massive, multi-lane expanse of Interstate 296, the traffic below crawling in a massive gridlock.</w:t>
+      </w:r>
+    </w:p>
+    <w:p>
+      <w:r>
+        <w:t xml:space="preserve">Mary looked out the window, her brow furrowing slightly. The buildings were getting taller. The density was increasing. They were moving out of the quiet perimeter and getting much closer to Meridian </w:t>
+      </w:r>
+      <w:proofErr w:type="gramStart"/>
+      <w:r>
+        <w:t>proper</w:t>
+      </w:r>
+      <w:proofErr w:type="gramEnd"/>
+      <w:r>
+        <w:t>.</w:t>
       </w:r>
     </w:p>
     <w:p>
@@ -4567,17 +6093,42 @@
     </w:p>
     <w:p>
       <w:r>
-        <w:t>They exited the train onto the bustling platform of the Westlake Interchange. The station was loud and chaotic, filled with frustrated weekend commuters navigating the reroute. Ashley moved with total, unbothered confidence, leading Mary and Donald directly to the heavy-duty transit elevators.</w:t>
-      </w:r>
-    </w:p>
-    <w:p>
-      <w:r>
+        <w:t xml:space="preserve">They exited the train onto the bustling platform of the Westlake Interchange. The station was loud and chaotic, filled with </w:t>
+      </w:r>
+      <w:proofErr w:type="gramStart"/>
+      <w:r>
+        <w:t>frustrated</w:t>
+      </w:r>
+      <w:proofErr w:type="gramEnd"/>
+      <w:r>
+        <w:t xml:space="preserve"> weekend commuters navigating the </w:t>
+      </w:r>
+      <w:proofErr w:type="gramStart"/>
+      <w:r>
+        <w:t>reroute</w:t>
+      </w:r>
+      <w:proofErr w:type="gramEnd"/>
+      <w:r>
+        <w:t>. Ashley moved with total, unbothered confidence, leading Mary and Donald directly to the heavy-duty transit elevators.</w:t>
+      </w:r>
+    </w:p>
+    <w:p>
+      <w:r>
+        <w:lastRenderedPageBreak/>
         <w:t>They rode up to the mezzanine level, bypassed the sprawling line of fare-control gates, and took a second elevator straight up to the street level.</w:t>
       </w:r>
     </w:p>
     <w:p>
       <w:r>
-        <w:t>When the elevator doors opened, the dense, claustrophobic canyons of downtown Meridian City swallowed them. The noise was immediate—the blast of car horns, the hiss of air brakes, and the low roar of millions of people moving through the concrete grid.</w:t>
+        <w:t xml:space="preserve">When the elevator doors opened, the dense, claustrophobic canyons of downtown Meridian City swallowed them. The noise was </w:t>
+      </w:r>
+      <w:proofErr w:type="gramStart"/>
+      <w:r>
+        <w:t>immediate—</w:t>
+      </w:r>
+      <w:proofErr w:type="gramEnd"/>
+      <w:r>
+        <w:t>the blast of car horns, the hiss of air brakes, and the low roar of millions of people moving through the concrete grid.</w:t>
       </w:r>
     </w:p>
     <w:p>
@@ -4597,7 +6148,15 @@
     </w:p>
     <w:p>
       <w:r>
-        <w:t>The bus bridge was in full effect.</w:t>
+        <w:t xml:space="preserve">The bus bridge </w:t>
+      </w:r>
+      <w:proofErr w:type="gramStart"/>
+      <w:r>
+        <w:t>was in full effect</w:t>
+      </w:r>
+      <w:proofErr w:type="gramEnd"/>
+      <w:r>
+        <w:t>.</w:t>
       </w:r>
     </w:p>
     <w:p>
@@ -4637,22 +6196,37 @@
     </w:p>
     <w:p>
       <w:r>
-        <w:t xml:space="preserve">The heavy hydraulic ramp deployed with a mechanical whine, lowering until it rested perfectly flush against the sprawling concrete plaza. </w:t>
-      </w:r>
-    </w:p>
-    <w:p>
-      <w:r>
-        <w:t xml:space="preserve">Mary gripped the push handles of Donald’s wheelchair, carefully rolling him off the bus and out into the blinding midday sun. They were standing in a massive, dedicated curbside transit easement, physically separated from the chaotic, fast-moving traffic of the dense downtown street. </w:t>
-      </w:r>
-    </w:p>
-    <w:p>
-      <w:r>
-        <w:t>The air brakes released, and the articulated bus pulled away, merging back into the metallic canyon of the financial district.</w:t>
-      </w:r>
-    </w:p>
-    <w:p>
-      <w:r>
-        <w:t>Mary immediately began scanning the surrounding pavement, her eyes searching the concrete pillars and crowded sidewalks for another orange transit sign. "Okay," Mary said, pulling her duffel bag higher on her shoulder to secure it. "Which stop is the next connection? Are we taking another bus further south?"</w:t>
+        <w:t>The heavy hydraulic ramp deployed with a mechanical whine, lowering until it rested perfectly flush against the sprawling concrete plaza. Mary gripped the push handles of Donald’s wheelchair, carefully rolling him off the bus and out into the blinding midday sun. They were standing in a massive, dedicated curbside transit easement, physically separated from the chaotic, fast-moving traffic of the dense downtown street.</w:t>
+      </w:r>
+    </w:p>
+    <w:p>
+      <w:r>
+        <w:t xml:space="preserve">The air brakes </w:t>
+      </w:r>
+      <w:proofErr w:type="gramStart"/>
+      <w:r>
+        <w:t>released</w:t>
+      </w:r>
+      <w:proofErr w:type="gramEnd"/>
+      <w:r>
+        <w:t>, and the articulated bus pulled away, merging back into the metallic canyon of the financial district.</w:t>
+      </w:r>
+    </w:p>
+    <w:p>
+      <w:r>
+        <w:t xml:space="preserve">Mary immediately began scanning the surrounding pavement, her eyes </w:t>
+      </w:r>
+      <w:proofErr w:type="gramStart"/>
+      <w:r>
+        <w:t>searching</w:t>
+      </w:r>
+      <w:proofErr w:type="gramEnd"/>
+      <w:r>
+        <w:t xml:space="preserve"> the concrete pillars and crowded sidewalks for another orange transit sign. "Okay," Mary said, </w:t>
+      </w:r>
+      <w:r>
+        <w:lastRenderedPageBreak/>
+        <w:t>pulling her duffel bag higher on her shoulder to secure it. "Which stop is the next connection? Are we taking another bus further south?"</w:t>
       </w:r>
     </w:p>
     <w:p>
@@ -4682,7 +6256,7 @@
     </w:p>
     <w:p>
       <w:r>
-        <w:t xml:space="preserve">Without the usual Pacific Northwest fog to obscure the skyline, the brilliant afternoon sun was practically blinding, reflecting off an endless, unbroken wall of glass directly in front of them. </w:t>
+        <w:t>Without the usual Pacific Northwest clouds to diffuse the light, the brilliant afternoon sun struck an endless, unbroken cliff of mirrored glass directly in front of them.</w:t>
       </w:r>
     </w:p>
     <w:p>
@@ -4692,17 +6266,22 @@
     </w:p>
     <w:p>
       <w:r>
-        <w:t xml:space="preserve">The staggering, 135-story skyscraper dominated the earth, its heavy concrete foundations and towering glass facades piercing straight up into the blue sky. The sheer, overwhelming verticality of the structure was physically dizzying. Donald leaned his head back further, and further, his dark eyes wide with absolute shock, but he couldn't even see the top of the building. </w:t>
-      </w:r>
-    </w:p>
-    <w:p>
-      <w:r>
-        <w:t xml:space="preserve">At the base of the massive tower, heavily guarded glass doors led into an echoing, three-story Grand Atrium. The scale of the wealth, the architecture, and the power radiating from the building was incomprehensible. </w:t>
-      </w:r>
-    </w:p>
-    <w:p>
-      <w:r>
-        <w:t>Mary stared at the monolithic skyscraper, her mind completely short-circuiting as the suburban illusion violently shattered. She looked from the towering glass back to the twenty-year-old woman standing beside her.</w:t>
+        <w:t>The staggering, 135-story skyscraper dominated the earth. Its heavy, fortress-like concrete foundations gave way to towering facades of glass and steel that pierced straight into the crystalline blue sky. The sheer, overwhelming verticality of the structure hit Donald with a sudden wave of physical vertigo. He leaned his head back further, the muscles in his neck straining, but he couldn't find the roof. The parallel lines of the building simply stretched upward until they seemed to converge at an impossible vanishing point in the heavens, making the ground beneath his wheels feel suddenly small.</w:t>
+      </w:r>
+    </w:p>
+    <w:p>
+      <w:r>
+        <w:t>After the freezing, collapsing world of the Texas ice storm, the building radiating in front of him felt like something out of a science fiction novel. It projected absolute, impenetrable invincibility.</w:t>
+      </w:r>
+    </w:p>
+    <w:p>
+      <w:r>
+        <w:t>At the base of the massive tower, heavily guarded glass doors led into an echoing, three-story Grand Atrium. The scale of the wealth, the architecture, and the raw power anchoring the building to the bedrock was entirely incomprehensible.</w:t>
+      </w:r>
+    </w:p>
+    <w:p>
+      <w:r>
+        <w:t>Mary physically took a step back, her mind completely short-circuiting as her expectation of a quiet, suburban apartment violently shattered. She looked from the towering glass back to the twenty-year-old woman standing beside her.</w:t>
       </w:r>
     </w:p>
     <w:p>
@@ -4712,6 +6291,7 @@
     </w:p>
     <w:p>
       <w:r>
+        <w:lastRenderedPageBreak/>
         <w:t>Ashley looked down at the boy in the wheelchair, her eyes shining with fierce, protective pride. The ten years of waiting, the brutal legal maneuvering, and the terrifying extraction in the Texas ice had all been for this exact moment.</w:t>
       </w:r>
     </w:p>
@@ -4735,7 +6315,15 @@
     </w:p>
     <w:p>
       <w:r>
-        <w:t xml:space="preserve">Mary pushed Donald’s wheelchair inside, both of them staring up in awe. The lobby was a triple-height cavern, currently locked in a heavy 1970s aesthetic with massive concrete pillars, brass fixtures, and vintage chandeliers suspended high above. </w:t>
+        <w:t xml:space="preserve">Mary pushed Donald’s wheelchair inside, </w:t>
+      </w:r>
+      <w:proofErr w:type="gramStart"/>
+      <w:r>
+        <w:t>both of them</w:t>
+      </w:r>
+      <w:proofErr w:type="gramEnd"/>
+      <w:r>
+        <w:t xml:space="preserve"> staring up in awe. The lobby was a triple-height cavern, currently locked in a heavy 1970s aesthetic with massive concrete pillars, brass fixtures, and vintage chandeliers suspended high above. </w:t>
       </w:r>
     </w:p>
     <w:p>
@@ -4750,15 +6338,15 @@
     </w:p>
     <w:p>
       <w:r>
-        <w:t xml:space="preserve">As they approached, Mary’s eyes tracked the massive, gold-tinted glass shafts. She realized with a jolt that these were the Scenic Elevators, and that after clearing the first few floors, the </w:t>
-      </w:r>
-      <w:proofErr w:type="spellStart"/>
-      <w:r>
-        <w:t>tri-car</w:t>
-      </w:r>
-      <w:proofErr w:type="spellEnd"/>
-      <w:r>
-        <w:t xml:space="preserve"> exterior shaft broke through the building's shell to run completely exposed on the outside of the tower. </w:t>
+        <w:t xml:space="preserve">As they approached, Mary’s eyes tracked the massive, gold-tinted glass shafts. She realized with a jolt that these were the Scenic Elevators, and that after clearing the first few floors, the tri-car exterior shaft broke through the building's shell to run completely exposed </w:t>
+      </w:r>
+      <w:proofErr w:type="gramStart"/>
+      <w:r>
+        <w:t>on</w:t>
+      </w:r>
+      <w:proofErr w:type="gramEnd"/>
+      <w:r>
+        <w:t xml:space="preserve"> the outside of the tower. </w:t>
       </w:r>
     </w:p>
     <w:p>
@@ -4773,12 +6361,28 @@
     </w:p>
     <w:p>
       <w:r>
-        <w:t>"Donald is terrified of heights," Mary explained quickly, her protective instincts instantly overriding her awe. "If that elevator goes outside the building, he's going to panic."</w:t>
-      </w:r>
-    </w:p>
-    <w:p>
-      <w:r>
-        <w:t xml:space="preserve">Ashley looked at the glass cars, then immediately down at Donald. Her desire to give him a grand, cinematic view vanished instantly, replaced by the sudden, heavy reminder of the gap between them. She was twenty years old, and she hadn't been allowed in the same room as her brother since she was four. She was still learning who he was. </w:t>
+        <w:t xml:space="preserve">"Donald is terrified of heights," Mary explained quickly, her </w:t>
+      </w:r>
+      <w:proofErr w:type="gramStart"/>
+      <w:r>
+        <w:t>protective instincts</w:t>
+      </w:r>
+      <w:proofErr w:type="gramEnd"/>
+      <w:r>
+        <w:t xml:space="preserve"> instantly overriding her awe. "If that elevator goes outside the building, he's going to panic."</w:t>
+      </w:r>
+    </w:p>
+    <w:p>
+      <w:r>
+        <w:t xml:space="preserve">Ashley looked at the glass cars, then </w:t>
+      </w:r>
+      <w:proofErr w:type="gramStart"/>
+      <w:r>
+        <w:t>immediately</w:t>
+      </w:r>
+      <w:proofErr w:type="gramEnd"/>
+      <w:r>
+        <w:t xml:space="preserve"> down at Donald. Her desire to give him a grand, cinematic view vanished instantly, replaced by the sudden, heavy reminder of the gap between them. She was twenty years old, and she hadn't been allowed in the same room as her brother since she was four. She was still learning who he was. </w:t>
       </w:r>
     </w:p>
     <w:p>
@@ -4788,6 +6392,7 @@
     </w:p>
     <w:p>
       <w:r>
+        <w:lastRenderedPageBreak/>
         <w:t xml:space="preserve">She pivoted without hesitation, leading them away from the polished glass shafts and deep into the towering concrete center of the building. She stopped in front of a pair of heavy, unmarked doors that looked exactly like a restricted mechanical closet. </w:t>
       </w:r>
     </w:p>
@@ -4887,6 +6492,7 @@
     </w:p>
     <w:p>
       <w:r>
+        <w:lastRenderedPageBreak/>
         <w:t>Mary braced herself, instinctively stepping closer to the back of Donald's wheelchair, expecting to be met by a sterile penthouse lobby or a wall of intimidating corporate security.</w:t>
       </w:r>
     </w:p>
@@ -4919,63 +6525,80 @@
           <w:i/>
           <w:iCs/>
         </w:rPr>
-        <w:t>Do not mob the doors. Do not raise your voices. His nervous system has been redlining for a week, and he is terrified. Give him a wide perimeter.</w:t>
-      </w:r>
-    </w:p>
-    <w:p>
-      <w:r>
-        <w:t>They followed her orders perfectly.</w:t>
-      </w:r>
-    </w:p>
-    <w:p>
-      <w:r>
-        <w:t xml:space="preserve">Standing nearest the island was Amanda, the eldest at thirty-two, projecting a profound, immovable warmth that instantly commanded the room. Beside her was Susan, twenty-four, dressed down in her usual steel-toed boots and heavy canvas work pants. Next to them stood nineteen-year-old Abigail, casually holding a tablet. </w:t>
-      </w:r>
-    </w:p>
-    <w:p>
-      <w:r>
-        <w:t>But it was the remaining two figures that made Donald’s breath hitch in his chest.</w:t>
-      </w:r>
-    </w:p>
-    <w:p>
-      <w:r>
-        <w:t xml:space="preserve">Sitting side-by-side near the edge of the kitchen were the twins, Chelsea and Diana. And they were both sitting in custom, ultra-lightweight manual wheelchairs. </w:t>
-      </w:r>
-    </w:p>
-    <w:p>
-      <w:r>
-        <w:t>Donald’s hands locked onto his armrests. For ten years, his father had treated his wheelchair as a burden—a tragic anomaly that had to be managed and minimized. He had spent his entire life feeling like an obstacle in a world built for walking people.</w:t>
-      </w:r>
-    </w:p>
-    <w:p>
-      <w:r>
-        <w:t xml:space="preserve">But as he looked from Chelsea, to Diana, and then down to the perfectly flush, zero-threshold flooring that extended seamlessly through the entire massive </w:t>
-      </w:r>
-      <w:proofErr w:type="spellStart"/>
-      <w:r>
-        <w:t>floorplan</w:t>
-      </w:r>
-      <w:proofErr w:type="spellEnd"/>
-      <w:r>
-        <w:t xml:space="preserve">, a staggering realization hit his exhausted nervous system. </w:t>
-      </w:r>
-    </w:p>
-    <w:p>
-      <w:r>
-        <w:t xml:space="preserve">He wasn't an anomaly here. He was the baseline normal. This entire 135-story fortress hadn't just been adapted for him; it had been built for people exactly like him from the very beginning. </w:t>
-      </w:r>
-    </w:p>
-    <w:p>
-      <w:r>
-        <w:t xml:space="preserve">Diana tapped a quick sequence on her mounted MagnaByte mPad. The digital, synthesized voice from her Augmentative and Alternative Communication software—a voice not unlike his own—echoed warmly across the kitchen. </w:t>
-      </w:r>
-    </w:p>
-    <w:p>
+        <w:t xml:space="preserve">Do not mob the doors. Do not raise your </w:t>
+      </w:r>
+      <w:proofErr w:type="gramStart"/>
       <w:r>
         <w:rPr>
           <w:i/>
           <w:iCs/>
         </w:rPr>
+        <w:t>voices</w:t>
+      </w:r>
+      <w:proofErr w:type="gramEnd"/>
+      <w:r>
+        <w:rPr>
+          <w:i/>
+          <w:iCs/>
+        </w:rPr>
+        <w:t>. His nervous system has been redlining for a week, and he is terrified. Give him a wide perimeter.</w:t>
+      </w:r>
+    </w:p>
+    <w:p>
+      <w:r>
+        <w:t>They followed her orders perfectly.</w:t>
+      </w:r>
+    </w:p>
+    <w:p>
+      <w:r>
+        <w:t xml:space="preserve">Standing nearest the island was Amanda, the eldest at thirty-two, projecting a profound, immovable warmth that instantly commanded the room. Beside her was Susan, twenty-four, dressed down in her usual steel-toed boots and heavy canvas work pants. Next to them stood nineteen-year-old Abigail, casually holding a tablet. </w:t>
+      </w:r>
+    </w:p>
+    <w:p>
+      <w:r>
+        <w:t>But it was the remaining two figures that made Donald’s breath hitch in his chest.</w:t>
+      </w:r>
+    </w:p>
+    <w:p>
+      <w:r>
+        <w:t xml:space="preserve">Sitting side-by-side near the edge of the kitchen were the twins, Chelsea and Diana. And they were both sitting in custom, ultra-lightweight manual wheelchairs. </w:t>
+      </w:r>
+    </w:p>
+    <w:p>
+      <w:r>
+        <w:t xml:space="preserve">Donald’s hands locked onto his armrests. For ten years, his father had treated his wheelchair as a </w:t>
+      </w:r>
+      <w:proofErr w:type="gramStart"/>
+      <w:r>
+        <w:t>burden—a</w:t>
+      </w:r>
+      <w:proofErr w:type="gramEnd"/>
+      <w:r>
+        <w:t xml:space="preserve"> tragic anomaly that had to be managed and minimized. He had spent his entire life feeling like an obstacle in a world built for walking people.</w:t>
+      </w:r>
+    </w:p>
+    <w:p>
+      <w:r>
+        <w:t xml:space="preserve">But as he looked from Chelsea, to Diana, and then down to the perfectly flush, zero-threshold flooring that extended seamlessly through the entire massive floorplan, a staggering realization hit his exhausted nervous system. </w:t>
+      </w:r>
+    </w:p>
+    <w:p>
+      <w:r>
+        <w:t xml:space="preserve">He wasn't an anomaly here. He was the baseline normal. This entire 135-story fortress hadn't just been adapted for him; it had been built for people exactly like him from the very beginning. </w:t>
+      </w:r>
+    </w:p>
+    <w:p>
+      <w:r>
+        <w:lastRenderedPageBreak/>
+        <w:t xml:space="preserve">Diana tapped a quick sequence on her mounted MagnaByte mPad. The digital, synthesized voice from her Augmentative and Alternative Communication software—a voice not unlike his own—echoed warmly across the kitchen. </w:t>
+      </w:r>
+    </w:p>
+    <w:p>
+      <w:r>
+        <w:rPr>
+          <w:i/>
+          <w:iCs/>
+        </w:rPr>
         <w:t>"We kept our distance, just like Ashley asked. But we are incredibly glad you are here."</w:t>
       </w:r>
     </w:p>
@@ -5010,218 +6633,258 @@
     </w:p>
     <w:p>
       <w:r>
-        <w:t>The instinct to overwhelm him with love was palpable in the room, but the Sterling cousins held their ground. They had spent years preparing the 130th-floor estate for this exact day, eager to show him the 131st-floor sensory gardens or the massive Command Center upstairs.  </w:t>
-      </w:r>
-    </w:p>
-    <w:p>
-      <w:r>
-        <w:t>But as Donald’s eyes darted around the massive open-concept kitchen, his breathing slightly elevated from the sheer magnitude of the transition, the family immediately recognized the limit of his endurance.  </w:t>
-      </w:r>
-    </w:p>
-    <w:p>
-      <w:r>
-        <w:t>Amanda stepped forward, her tailored blazer a sharp contrast to the comfortable, heavily carpeted lounge behind her. As the eldest of the cousins and the family's ultimate legal shield, she possessed a terrifying intellect, but she radiated an absolute, immovable emotional warmth.  </w:t>
-      </w:r>
-    </w:p>
-    <w:p>
-      <w:r>
-        <w:t>She didn't look at Ashley, and she didn't look at the twins. She looked directly at Mary.</w:t>
-      </w:r>
-    </w:p>
-    <w:p>
-      <w:r>
-        <w:t>"We want to show him the entire world today," Amanda said, her voice low and remarkably gentle. "But this building is a sensory tidal wave, and his system is already redlining. Mary, you are the absolute authority here. You have kept him safe and regulated for ten years. From this moment on, you set the pace. If he needs to decompress in the dark for three days, we shut the floor down. Whatever you say, goes."</w:t>
-      </w:r>
-    </w:p>
-    <w:p>
-      <w:r>
-        <w:t>Mary let out a breath she felt like she had been holding since Tuesday. The Vanguard didn't just accept her; they explicitly trusted her. She placed a gentle hand on Donald's shoulder, feeling the tight coil of tension in his muscles. "He needs quiet," Mary admitted softly. "Just... time to realize the ground isn't going to fall out from under him."</w:t>
-      </w:r>
-    </w:p>
-    <w:p>
-      <w:r>
-        <w:t>"Then quiet is what he gets," Amanda nodded. She walked over to the heavy butcher-block island, pulling out a sleek leather folio. "Before you both disappear into the quiet zones to crash, I need five minutes of your time to discuss Monday morning."  </w:t>
-      </w:r>
-    </w:p>
-    <w:p>
-      <w:r>
-        <w:t>Donald turned his wheelchair slightly, his dark eyes locking onto Amanda.</w:t>
-      </w:r>
-    </w:p>
-    <w:p>
-      <w:r>
-        <w:t>"Because the extraction was lightning fast, we caught your father completely flat-footed," Amanda explained, opening the folio. "But the second the morning bell rings on Monday, the Prosper Independent School District is going to realize you aren't in your first-period class. Your father will try to use your absence to trigger a truancy investigation to locate you."</w:t>
-      </w:r>
-    </w:p>
-    <w:p>
-      <w:r>
-        <w:t>Amanda pulled a meticulously tabbed document from the folder, resting her hand flat on top of it.</w:t>
-      </w:r>
-    </w:p>
-    <w:p>
-      <w:r>
-        <w:t>"I couldn't legally pull your specific academic or medical files from Texas," Amanda stated, her tone shifting into the sharp, clinical precision of a Master of Laws. "FERPA and HIPAA are federal walls, and until you turned eighteen on Tuesday, your father legally held the keys. But I didn't need your private files to map the battlefield. I audited the Prosper Independent School District’s public metrics, their funding allocations, and their curriculum standards. Prosper is a world-class public education system. The district wasn't the failure."  </w:t>
-      </w:r>
-    </w:p>
-    <w:p>
-      <w:r>
-        <w:t>She leaned forward, her eyes locking fiercely onto his. "The failure was your father. He intentionally denied you the baseline accommodations that you have a federal right to. He treated your neurodivergence as an excuse to sideline you, rather than utilizing the district's tools to help you engage with the material."</w:t>
-      </w:r>
-    </w:p>
-    <w:p>
-      <w:r>
-        <w:t>Donald’s hands tightened on his armrests. For a decade, he had been told his struggles in the classroom were his own fault.</w:t>
-      </w:r>
-    </w:p>
-    <w:p>
-      <w:r>
-        <w:t xml:space="preserve">In his lap, Donald's fingers flew across his AAC device. The synthesized voice broke the quiet of the kitchen. </w:t>
-      </w:r>
-      <w:r>
-        <w:rPr>
-          <w:i/>
-          <w:iCs/>
-        </w:rPr>
-        <w:t>"I will sign whatever you need."</w:t>
-      </w:r>
-    </w:p>
-    <w:p>
-      <w:r>
-        <w:t>Amanda smiled, sliding a premium black pen across the butcher block, pointing to the top document. "This is a federal release form. The second you sign this, you strip your father of his access, and you grant me the legal authority to seize your transcripts. We are transferring you to the Meridian Unified School District to finish your senior year."</w:t>
-      </w:r>
-    </w:p>
-    <w:p>
-      <w:r>
-        <w:t>Donald didn't hesitate. He clicked the pen, pressed it to the paper, and legally signed his father out of his life forever.</w:t>
-      </w:r>
-    </w:p>
-    <w:p>
-      <w:r>
-        <w:t>Amanda pulled a second, blank legal pad from her folio. "Now, to finalize the enrollment, the district requires an Individualized Education Program—an IEP. But I haven't drafted a single word of it."</w:t>
-      </w:r>
-    </w:p>
-    <w:p>
-      <w:r>
-        <w:t>Amanda turned her full attention back to Mary. The legal shield of the Sterling empire deliberately lowered her armor, offering Mary a look of profound, unyielding respect.</w:t>
-      </w:r>
-    </w:p>
-    <w:p>
-      <w:r>
-        <w:t>"I know the federal education codes, and I can threaten a school board into compliance without breaking a sweat," Amanda said simply. "But I don't know my cousin. I haven't been allowed to see him in sixteen years. You are the only person in this room who knows exactly what his baseline is. I need you to tell me what to write, Mary. What does he need to survive a classroom?"</w:t>
-      </w:r>
-    </w:p>
-    <w:p>
-      <w:r>
-        <w:t>It was a brilliant, unspoken olive branch. The family was formally handing Mary the operational reins to Donald's transition, giving her the ultimate platform to prove that she was there to advocate for him.</w:t>
-      </w:r>
-    </w:p>
-    <w:p>
-      <w:r>
-        <w:t xml:space="preserve">Mary straightened her posture, the exhaustion momentarily fading as she stepped up to the island. She didn't know what kind of advanced computers Donald might need—his father had never allowed him near anything complex. But she knew </w:t>
-      </w:r>
-      <w:r>
-        <w:rPr>
-          <w:i/>
-          <w:iCs/>
-        </w:rPr>
-        <w:t>him</w:t>
-      </w:r>
-      <w:r>
-        <w:t>.</w:t>
-      </w:r>
-    </w:p>
-    <w:p>
-      <w:r>
-        <w:t>"He needs an AAC device that actually works for him, not whatever cheap, locked-down tablet the district tries to hand out," Mary stated, her voice steadying. "He needs permission to leave the room for deep-pressure sensory regulation without having to ask a teacher or raise his hand first. And absolutely no overhead fluorescent lighting in his primary study areas. The hum and the flicker give him migraines."</w:t>
-      </w:r>
-    </w:p>
-    <w:p>
-      <w:r>
-        <w:t>Amanda nodded, her pen flying across the legal pad as she rapidly transcribed Mary's baseline sensory requirements into airtight legal clauses. "Done. The district will approve every single line of this, or I will personally drag their superintendent into federal court. We will figure out the technology side of things as we go, but this covers his physical safety."</w:t>
-      </w:r>
-    </w:p>
-    <w:p>
-      <w:r>
-        <w:t xml:space="preserve">Donald watched the two of them working, the overwhelming realization washing over him that he finally had a team fighting </w:t>
-      </w:r>
-      <w:r>
-        <w:rPr>
-          <w:i/>
-          <w:iCs/>
-        </w:rPr>
-        <w:t>for</w:t>
-      </w:r>
-      <w:r>
-        <w:t xml:space="preserve"> his needs, rather than against them.</w:t>
-      </w:r>
-    </w:p>
-    <w:p>
-      <w:r>
-        <w:t xml:space="preserve">He looked down at his keyboard, his fingers hovering over the keys. </w:t>
-      </w:r>
-      <w:r>
-        <w:rPr>
-          <w:i/>
-          <w:iCs/>
-        </w:rPr>
-        <w:t>"Will I graduate on time?"</w:t>
-      </w:r>
-    </w:p>
-    <w:p>
-      <w:r>
-        <w:t>"Yes," Amanda promised, looking up from the notepad. "You have the intellect, Donald. You are going to finish your senior year. We will make sure of it."</w:t>
-      </w:r>
-    </w:p>
-    <w:p>
-      <w:r>
-        <w:t xml:space="preserve">Donald let out a shaky breath, staring at the screen. He typed his next thought slowly, the painful reality of his sheltered existence bleeding into the words. </w:t>
-      </w:r>
-      <w:r>
-        <w:rPr>
-          <w:i/>
-          <w:iCs/>
-        </w:rPr>
-        <w:t>"I don't know what classes to take besides the basics. I don't know what I want to do with my life. He never let me choose anything or try anything new. My mind is just... a blank slate."</w:t>
-      </w:r>
-    </w:p>
-    <w:p>
-      <w:r>
-        <w:t>Ashley stepped away from the kitchen counter, walking over to kneel gently beside his wheelchair so they were perfectly at eye level.</w:t>
-      </w:r>
-    </w:p>
-    <w:p>
-      <w:r>
-        <w:t>"Donald, look around you," Ashley smiled, gesturing to the sprawling 130th floor. "You own one-seventh of a 135-story vertical city. You don't have to figure out the rest of your life today. We want you to just... shadow us. At your own pace."  </w:t>
-      </w:r>
-    </w:p>
-    <w:p>
-      <w:r>
-        <w:t>"She's right," Amanda added softly. "If you think you might be interested in corporate law or protecting assets, you can sit in the 16th-floor boardroom with me. Watch how we operate."  </w:t>
-      </w:r>
-    </w:p>
-    <w:p>
-      <w:r>
-        <w:t>"Or if you want to learn how to manage the real estate and the commercial tenants," Ashley offered, "you come down to Floor 15 and sit at the leasing desks with me."  </w:t>
-      </w:r>
-    </w:p>
-    <w:p>
-      <w:r>
-        <w:t xml:space="preserve">Across the kitchen, Diana tapped her mPad, casting her voice through the room. </w:t>
-      </w:r>
-      <w:r>
-        <w:rPr>
-          <w:i/>
-          <w:iCs/>
-        </w:rPr>
-        <w:t>"We don't know what kind of tech you like yet, because you've never been given the chance to try it. But if you want to see how we write code, manage servers, or build software, you come up to the 132nd-floor Command Center with me, Chelsea, and Abigail"</w:t>
-      </w:r>
-      <w:r>
-        <w:t>.  </w:t>
-      </w:r>
-    </w:p>
-    <w:p>
-      <w:r>
-        <w:t>"And if you get sick of sitting behind a desk and staring at screens," Susan grinned, leaning against the butcher block in her steel-toed boots, "you can put on a hard hat and come down to the B3 mechanical levels with me. I'll show you how the heavy-duty transit infrastructure and the HVAC lungs actually work".  </w:t>
+        <w:t xml:space="preserve">The instinct to overwhelm him with love was palpable in the room, but the Sterling cousins held their ground. They had spent years preparing the 130th-floor estate for this exact day, eager to show him the 131st-floor sensory gardens or the massive Command Center upstairs. </w:t>
+      </w:r>
+    </w:p>
+    <w:p>
+      <w:r>
+        <w:t xml:space="preserve">But as Donald’s eyes darted around the massive open-concept kitchen, his breathing slightly elevated from the sheer magnitude of the transition, the family immediately recognized the limit of his endurance. </w:t>
+      </w:r>
+    </w:p>
+    <w:p>
+      <w:r>
+        <w:t xml:space="preserve">Amanda stepped forward, her tailored </w:t>
+      </w:r>
+      <w:proofErr w:type="gramStart"/>
+      <w:r>
+        <w:t>blazer</w:t>
+      </w:r>
+      <w:proofErr w:type="gramEnd"/>
+      <w:r>
+        <w:t xml:space="preserve"> a sharp contrast to the comfortable, heavily carpeted lounge behind her. As the eldest of the cousins and the family's ultimate legal shield, she possessed a terrifying intellect, but she radiated an absolute, immovable emotional warmth. </w:t>
+      </w:r>
+    </w:p>
+    <w:p>
+      <w:r>
+        <w:t xml:space="preserve">She didn't look at Ashley, and she didn't look at the twins. She looked directly at Mary. </w:t>
+      </w:r>
+    </w:p>
+    <w:p>
+      <w:r>
+        <w:t xml:space="preserve">"We want to show him the entire world today," Amanda said, her voice low and remarkably gentle. "But this building is a sensory tidal wave, and his system is already redlining. Mary, you are </w:t>
+      </w:r>
+      <w:proofErr w:type="gramStart"/>
+      <w:r>
+        <w:t>the absolute</w:t>
+      </w:r>
+      <w:proofErr w:type="gramEnd"/>
+      <w:r>
+        <w:t xml:space="preserve"> authority here. You have kept him safe and regulated for ten years. From this moment on, you set the pace. If he needs to decompress in the dark for three days, we shut the floor down. Whatever you say, goes." </w:t>
+      </w:r>
+    </w:p>
+    <w:p>
+      <w:r>
+        <w:t xml:space="preserve">Mary let out a breath she felt like she had been holding since Tuesday. The Vanguard didn't just accept her; they explicitly trusted her. She placed a gentle hand on Donald's shoulder, feeling the tight coil of tension in his muscles. "He needs quiet," Mary admitted softly. "Just... time to realize the ground isn't going to fall out from under him." </w:t>
+      </w:r>
+    </w:p>
+    <w:p>
+      <w:r>
+        <w:lastRenderedPageBreak/>
+        <w:t xml:space="preserve">"Then quiet is what he gets," Amanda nodded. She walked over to the heavy butcher-block island, pulling out a sleek leather folio. "Before you both disappear into the quiet zones to crash, I need five minutes of your time to discuss Monday morning." </w:t>
+      </w:r>
+    </w:p>
+    <w:p>
+      <w:r>
+        <w:t xml:space="preserve">Donald turned his wheelchair slightly, his dark eyes locking onto Amanda. </w:t>
+      </w:r>
+    </w:p>
+    <w:p>
+      <w:r>
+        <w:t xml:space="preserve">"Because the extraction was lightning fast, we caught your father completely flat-footed," Amanda explained, opening the folio. "But the second </w:t>
+      </w:r>
+      <w:proofErr w:type="gramStart"/>
+      <w:r>
+        <w:t>the morning</w:t>
+      </w:r>
+      <w:proofErr w:type="gramEnd"/>
+      <w:r>
+        <w:t xml:space="preserve"> bell rings on Monday, the Prosper Independent School District is going to realize you aren't in your first-period class. Your father will try to use your absence to trigger a truancy investigation to locate you." </w:t>
+      </w:r>
+    </w:p>
+    <w:p>
+      <w:r>
+        <w:t xml:space="preserve">Amanda pulled a meticulously tabbed document from the folder, resting her hand flat on top of it. </w:t>
+      </w:r>
+    </w:p>
+    <w:p>
+      <w:r>
+        <w:t xml:space="preserve">"I couldn't legally pull your specific academic or medical files from Texas," Amanda stated, her tone shifting into the sharp, clinical precision of a Master of Laws. "FERPA and HIPAA are federal walls, and until you turned eighteen on Tuesday, your father legally held the keys. But I didn't need your private files to map the battlefield. I audited the Prosper Independent School District’s public metrics, their funding allocations, and their curriculum standards. Prosper is a world-class public education system. The district wasn't the failure." </w:t>
+      </w:r>
+    </w:p>
+    <w:p>
+      <w:r>
+        <w:t xml:space="preserve">She leaned forward, her eyes locking fiercely onto </w:t>
+      </w:r>
+      <w:proofErr w:type="gramStart"/>
+      <w:r>
+        <w:t>his</w:t>
+      </w:r>
+      <w:proofErr w:type="gramEnd"/>
+      <w:r>
+        <w:t xml:space="preserve">. "The failure was your father. He intentionally denied you the baseline </w:t>
+      </w:r>
+      <w:proofErr w:type="gramStart"/>
+      <w:r>
+        <w:t>accommodations</w:t>
+      </w:r>
+      <w:proofErr w:type="gramEnd"/>
+      <w:r>
+        <w:t xml:space="preserve"> that you have a federal right to. He treated your neurodivergence as an excuse to sideline you, rather than utilizing the district's tools to help you engage with the material." </w:t>
+      </w:r>
+    </w:p>
+    <w:p>
+      <w:r>
+        <w:t xml:space="preserve">Donald’s hands tightened on his armrests. For a decade, he had been told his struggles in the classroom were his own fault. </w:t>
+      </w:r>
+    </w:p>
+    <w:p>
+      <w:r>
+        <w:t xml:space="preserve">In his lap, Donald's fingers flew across his AAC device. The synthesized voice broke the quiet of the kitchen. "I will sign whatever you need." </w:t>
+      </w:r>
+    </w:p>
+    <w:p>
+      <w:r>
+        <w:t xml:space="preserve">Amanda smiled, sliding a premium black pen across the butcher block, pointing to the top document. "This is a federal release form. The second you sign this, you strip your father of his access, and you grant me the legal authority to seize your transcripts. We are transferring you to the Meridian Unified School District to finish your senior year." </w:t>
+      </w:r>
+    </w:p>
+    <w:p>
+      <w:r>
+        <w:t xml:space="preserve">Donald didn't hesitate. He clicked the pen, pressed it to the paper, and legally signed his father out of his life forever. </w:t>
+      </w:r>
+    </w:p>
+    <w:p>
+      <w:r>
+        <w:lastRenderedPageBreak/>
+        <w:t xml:space="preserve">Amanda pulled a second, blank legal pad from her folio. "Now, eventually, the district is going to require a formal Individualized Education Program—an IEP. But we don't know the full scope of what you actually need yet, because you've never been properly accommodated." </w:t>
+      </w:r>
+    </w:p>
+    <w:p>
+      <w:r>
+        <w:t xml:space="preserve">Amanda turned her full attention back to Mary. The legal shield of the Sterling empire deliberately lowered her armor, offering Mary a look of profound, unyielding respect. </w:t>
+      </w:r>
+    </w:p>
+    <w:p>
+      <w:r>
+        <w:t xml:space="preserve">"I know the federal education codes, and I can force a school board to expedite a formal evaluation without breaking a sweat," Amanda said simply. "But I haven't been allowed to see my cousin in sixteen years. You are the only person in this room who knows exactly what his baseline is right now. I need a list of ideas, Mary. What temporary </w:t>
+      </w:r>
+      <w:proofErr w:type="gramStart"/>
+      <w:r>
+        <w:t>accommodations</w:t>
+      </w:r>
+      <w:proofErr w:type="gramEnd"/>
+      <w:r>
+        <w:t xml:space="preserve"> does he need just to survive a classroom on day one?" </w:t>
+      </w:r>
+    </w:p>
+    <w:p>
+      <w:r>
+        <w:t xml:space="preserve">It was a brilliant, unspoken olive branch. The family was formally handing Mary the operational reins to Donald's transition, giving her the ultimate platform to prove that she was there to advocate for him. </w:t>
+      </w:r>
+    </w:p>
+    <w:p>
+      <w:r>
+        <w:t xml:space="preserve">Mary straightened her posture, the exhaustion momentarily fading as she stepped up to the island. She didn't know what kind of advanced computers Donald might need—his father had never allowed him near anything complex. But she knew him. </w:t>
+      </w:r>
+    </w:p>
+    <w:p>
+      <w:r>
+        <w:t xml:space="preserve">"He needs an AAC device that actually works for him, not whatever cheap, locked-down tablet the district tries to hand out," Mary stated, her voice steadying. "He needs permission to leave the room for deep-pressure sensory regulation without having to ask a teacher or raise his hand first. And </w:t>
+      </w:r>
+      <w:proofErr w:type="gramStart"/>
+      <w:r>
+        <w:t>absolutely no</w:t>
+      </w:r>
+      <w:proofErr w:type="gramEnd"/>
+      <w:r>
+        <w:t xml:space="preserve"> overhead fluorescent lighting in his primary study areas. The hum and the flicker give him migraines." </w:t>
+      </w:r>
+    </w:p>
+    <w:p>
+      <w:r>
+        <w:t>Amanda nodded, her pen flying across the legal pad as she rapidly transcribed Mary's brainstormed ideas into a structured transition plan. "Done. I am going to submit this as a mandatory, temporary accommodation list while they conduct your formal IEP evaluation. We will figure out the exact technology and long-term academic goals as we go, but this covers your immediate physical safety."</w:t>
+      </w:r>
+    </w:p>
+    <w:p>
+      <w:r>
+        <w:t xml:space="preserve">Donald watched the two of them working, the overwhelming realization washing over him that he finally had a team fighting for his needs, rather than against them. </w:t>
+      </w:r>
+    </w:p>
+    <w:p>
+      <w:r>
+        <w:t xml:space="preserve">He looked down at his keyboard, his fingers hovering over the keys. "Will I graduate on time?" </w:t>
+      </w:r>
+    </w:p>
+    <w:p>
+      <w:r>
+        <w:t xml:space="preserve">"Yes," Amanda promised, looking up from the notepad. "You have the intellect, Donald. You are going to finish your senior year. We will make sure of it." </w:t>
+      </w:r>
+    </w:p>
+    <w:p>
+      <w:r>
+        <w:lastRenderedPageBreak/>
+        <w:t xml:space="preserve">Donald let out a shaky breath, staring at the screen. He typed his next thought slowly, the painful reality of his sheltered existence bleeding into </w:t>
+      </w:r>
+      <w:proofErr w:type="gramStart"/>
+      <w:r>
+        <w:t>the words</w:t>
+      </w:r>
+      <w:proofErr w:type="gramEnd"/>
+      <w:r>
+        <w:t xml:space="preserve">. "I don't know what classes to take besides the basics. I don't know what I want to do with my life. He never let me choose anything or try anything new. My mind is just... a blank slate." </w:t>
+      </w:r>
+    </w:p>
+    <w:p>
+      <w:r>
+        <w:t xml:space="preserve">Ashley stepped away from the kitchen counter, walking over to kneel gently beside his wheelchair so they were perfectly at eye level. </w:t>
+      </w:r>
+    </w:p>
+    <w:p>
+      <w:r>
+        <w:t xml:space="preserve">"Donald, look around you," Ashley smiled, gesturing to the sprawling 130th floor. "You own one-seventh of a 135-story vertical city. You don't have to figure out the rest of your life today. We want you to just... shadow us. At your own pace." </w:t>
+      </w:r>
+    </w:p>
+    <w:p>
+      <w:r>
+        <w:t xml:space="preserve">"She's right," Amanda added softly. "If you think you might be interested in corporate law or protecting assets, you can sit in the 16th-floor boardroom with me. Watch how we operate." </w:t>
+      </w:r>
+    </w:p>
+    <w:p>
+      <w:r>
+        <w:t xml:space="preserve">"Or if you want to learn how to manage </w:t>
+      </w:r>
+      <w:proofErr w:type="gramStart"/>
+      <w:r>
+        <w:t>the real</w:t>
+      </w:r>
+      <w:proofErr w:type="gramEnd"/>
+      <w:r>
+        <w:t xml:space="preserve"> estate and the commercial tenants," Ashley offered, "you come down to Floor 15 and sit at the leasing desks with me." </w:t>
+      </w:r>
+    </w:p>
+    <w:p>
+      <w:r>
+        <w:t xml:space="preserve">Across the kitchen, Diana tapped her </w:t>
+      </w:r>
+      <w:proofErr w:type="spellStart"/>
+      <w:r>
+        <w:t>mPad</w:t>
+      </w:r>
+      <w:proofErr w:type="spellEnd"/>
+      <w:r>
+        <w:t xml:space="preserve">, casting her voice through the room. "We don't know what kind of tech you like yet, because you've never been given the chance to try it. But if you want to see how we write code, manage servers, or build software, you come up to the 132nd-floor Command Center with me, Chelsea, and Abigail". </w:t>
+      </w:r>
+    </w:p>
+    <w:p>
+      <w:r>
+        <w:t xml:space="preserve">"And if you get sick of sitting behind a desk and staring at screens," Susan grinned, leaning against the butcher block in her steel-toed boots, "you can put on a hard hat and come down to the B3 mechanical levels with me. I'll show you how the heavy-duty transit infrastructure and the HVAC lungs </w:t>
+      </w:r>
+      <w:proofErr w:type="gramStart"/>
+      <w:r>
+        <w:t>actually work</w:t>
+      </w:r>
+      <w:proofErr w:type="gramEnd"/>
+      <w:r>
+        <w:t xml:space="preserve">". </w:t>
       </w:r>
     </w:p>
     <w:p>
@@ -5245,16 +6908,25 @@
     </w:p>
     <w:p>
       <w:r>
-        <w:t>Amanda carefully picked up the freshly signed federal release forms and the handwritten legal pad. She didn't hand them off to an assistant or slide them back into her folio to process later. She pulled her smartphone from her blazer pocket and tapped a speed-dial contact.</w:t>
-      </w:r>
-    </w:p>
-    <w:p>
-      <w:r>
-        <w:t>The call routed instantly through the highly encrypted tunnel connecting the tower's Quantum Enterprise network directly to the subterranean server at The Prospector's Keep. Morgan Foster, the Keep's Lead Industrial Engineer, answered on the second ring.  </w:t>
-      </w:r>
-    </w:p>
-    <w:p>
-      <w:r>
+        <w:t xml:space="preserve">Amanda carefully picked up the freshly signed federal release forms and the handwritten legal pad. She didn't hand them off to an assistant or </w:t>
+      </w:r>
+      <w:proofErr w:type="gramStart"/>
+      <w:r>
+        <w:t>slide</w:t>
+      </w:r>
+      <w:proofErr w:type="gramEnd"/>
+      <w:r>
+        <w:t xml:space="preserve"> them back into her folio to process later. She pulled her smartphone from her blazer pocket and tapped a speed-dial contact. </w:t>
+      </w:r>
+    </w:p>
+    <w:p>
+      <w:r>
+        <w:t xml:space="preserve">The call routed instantly through the highly encrypted tunnel connecting the tower's Quantum Enterprise network directly to the subterranean server at The Prospector's Keep. Morgan Foster, the Keep's Lead Industrial Engineer, answered on the second ring. </w:t>
+      </w:r>
+    </w:p>
+    <w:p>
+      <w:r>
+        <w:lastRenderedPageBreak/>
         <w:t>"</w:t>
       </w:r>
       <w:proofErr w:type="spellStart"/>
@@ -5263,72 +6935,100 @@
       </w:r>
       <w:proofErr w:type="spellEnd"/>
       <w:r>
-        <w:t>," Amanda greeted smoothly. "What does the Texas weather telemetry look like?"</w:t>
-      </w:r>
-    </w:p>
-    <w:p>
-      <w:r>
-        <w:t>"The high-pressure ridge is moving east," Morgan's voice echoed clearly over the secure line, broadcasting from her office at the mountain fortress. "The freeze is actively breaking across Collin County. Surface streets will be entirely slush by tomorrow afternoon. Given the local grid stabilization, I'd bet heavy money that the Prosper school district attempts a standard opening bell on Monday morning."</w:t>
-      </w:r>
-    </w:p>
-    <w:p>
-      <w:r>
-        <w:t>Amanda’s eyes narrowed slightly as she processed the logistical timetable. "Richard has a two-hour time zone advantage on us. He’s going to weaponize that opening bell."</w:t>
-      </w:r>
-    </w:p>
-    <w:p>
-      <w:r>
-        <w:t>"Truancy?" Ashley asked, stepping closer to the butcher-block island.  </w:t>
-      </w:r>
-    </w:p>
-    <w:p>
-      <w:r>
-        <w:t>"Exactly," Amanda confirmed, her legal instincts locking into an offensive posture. "He’s going to call the attendance office the second they open, report Donald missing, and try to use a state truancy investigation to force the local police into tracking him down. I am not giving him a single inch of legal runway."  </w:t>
-      </w:r>
-    </w:p>
-    <w:p>
-      <w:r>
-        <w:t>Amanda walked over to a sleek, enterprise-grade multi-function scanner and fax machine tucked discreetly into the corner of the 130th-floor mudroom. She placed Donald's signed federal release and a formal notice of withdrawal into the automatic document feeder.  </w:t>
-      </w:r>
-    </w:p>
-    <w:p>
-      <w:r>
-        <w:t>"I'm not waiting for Monday morning to file this," Amanda stated, her fingers flying across her phone screen as she pulled up the public administrative directory for Prosper ISD. She located the direct fax line for the district's central registrar.</w:t>
-      </w:r>
-    </w:p>
-    <w:p>
-      <w:r>
-        <w:t>She punched the out-of-state number into the machine's keypad and hit send.</w:t>
-      </w:r>
-    </w:p>
-    <w:p>
-      <w:r>
-        <w:t>The heavy machine whirred to life, rapidly pulling the documents through the scanner. "Those papers are transmitting directly to their servers right now. They will be sitting in their physical tray—and their digital receiving queue—the absolute second the administrators unlock the front doors on Monday morning," Amanda explained, watching the transmission confirmation print out on a small slip of paper. "When Richard calls to trigger a manhunt, the district will inform him that Donald is legally withdrawn, legally an adult, and that Richard no longer has the federal clearance to even ask about him."</w:t>
-      </w:r>
-    </w:p>
-    <w:p>
-      <w:r>
-        <w:t>Amanda didn't stop there. She swapped the original documents out, replacing them with the emergency transfer paperwork and the handwritten IEP baseline demands that Mary had just dictated. She quickly pulled up a local Meridian City directory and entered the new fax number.</w:t>
-      </w:r>
-    </w:p>
-    <w:p>
-      <w:r>
-        <w:t>"And just to ensure we control the entire board," Amanda added, her tone laced with absolute satisfaction as the machine scanned the second batch, "I am faxing the enrollment and IEP demands directly to the Meridian Unified School District. When Monday rolls around, Prosper knows exactly not to look for him, and Meridian knows exactly to expect him."</w:t>
-      </w:r>
-    </w:p>
-    <w:p>
-      <w:r>
-        <w:t>The fax machine let out a final, high-pitched beep, spitting out the second successful transmission receipt.</w:t>
-      </w:r>
-    </w:p>
-    <w:p>
-      <w:r>
-        <w:t>Amanda gathered the original documents, sliding them safely into her leather folio. She looked across the kitchen at Donald, who was watching the entire synchronized legal strike with quiet, profound awe. For ten years, he had been trapped in a house where the adults used their power to keep him small. Now, he was watching the absolute apex of corporate legal power being wielded exclusively to protect him.</w:t>
-      </w:r>
-    </w:p>
-    <w:p>
-      <w:r>
-        <w:t>"The firewall is up, Donald," Amanda smiled, a fierce, uncompromising protector standing in the heart of her fortress. "The Texas chapter is officially closed."</w:t>
+        <w:t xml:space="preserve">," Amanda greeted smoothly. "What does the Texas weather telemetry look like?" </w:t>
+      </w:r>
+    </w:p>
+    <w:p>
+      <w:r>
+        <w:t xml:space="preserve">"The high-pressure ridge is moving east," Morgan's voice echoed clearly over the secure line, broadcasting from her office at the mountain fortress. "The freeze is actively breaking across Collin County. Surface streets will be entirely slush by tomorrow afternoon. Given the local grid stabilization, I'd bet heavy money that the Prosper school district attempts a standard opening bell on Monday morning." </w:t>
+      </w:r>
+    </w:p>
+    <w:p>
+      <w:r>
+        <w:t xml:space="preserve">Amanda’s eyes narrowed slightly as she processed the logistical timetable. "Richard has a two-hour time zone advantage on us. He’s going to weaponize that opening bell." </w:t>
+      </w:r>
+    </w:p>
+    <w:p>
+      <w:r>
+        <w:t xml:space="preserve">"Truancy?" Ashley asked, stepping closer to the butcher-block island. </w:t>
+      </w:r>
+    </w:p>
+    <w:p>
+      <w:r>
+        <w:t xml:space="preserve">"Exactly," Amanda confirmed, her legal instincts locking into an offensive posture. "He’s going to call the attendance office the second they open, report Donald missing, and try to use a state truancy investigation to force the local police into tracking him down. I am not giving him a single inch of legal runway." </w:t>
+      </w:r>
+    </w:p>
+    <w:p>
+      <w:r>
+        <w:t xml:space="preserve">Amanda walked over to a sleek, enterprise-grade multi-function scanner and fax machine tucked discreetly into the corner of the 130th-floor mudroom. She placed Donald's signed federal release and a formal notice of withdrawal into the automatic document feeder. </w:t>
+      </w:r>
+    </w:p>
+    <w:p>
+      <w:r>
+        <w:t xml:space="preserve">"I'm not waiting for Monday morning to file this," Amanda stated, her fingers flying across her phone screen as she pulled up the public administrative directory for Prosper ISD. She located the direct fax line for the district's central registrar. </w:t>
+      </w:r>
+    </w:p>
+    <w:p>
+      <w:r>
+        <w:t xml:space="preserve">She punched the out-of-state number into the machine's keypad and hit send. </w:t>
+      </w:r>
+    </w:p>
+    <w:p>
+      <w:r>
+        <w:t xml:space="preserve">The heavy machine whirred to life, rapidly pulling the documents through the scanner. "Those papers are </w:t>
+      </w:r>
+      <w:proofErr w:type="gramStart"/>
+      <w:r>
+        <w:t>transmitting</w:t>
+      </w:r>
+      <w:proofErr w:type="gramEnd"/>
+      <w:r>
+        <w:t xml:space="preserve"> directly to their servers right now. They will be sitting in their physical tray—and their digital receiving queue—the absolute second the administrators unlock the front doors on Monday morning," Amanda explained, watching the transmission confirmation print out on a small slip of paper. "When Richard calls to trigger a manhunt, the district will inform him that Donald is legally withdrawn, legally an adult, and that Richard no longer has the federal clearance to even ask about him." </w:t>
+      </w:r>
+    </w:p>
+    <w:p>
+      <w:r>
+        <w:t xml:space="preserve">Amanda didn't stop there. She swapped the original documents out, replacing them with the emergency transfer paperwork and the handwritten legal pad. </w:t>
+      </w:r>
+    </w:p>
+    <w:p>
+      <w:r>
+        <w:t xml:space="preserve">"And just to ensure we control the entire board," Amanda added, her tone laced with absolute satisfaction as the machine scanned the second batch, "I am faxing your enrollment paperwork directly to the Meridian Unified School District, along with a formal </w:t>
+      </w:r>
+      <w:r>
+        <w:lastRenderedPageBreak/>
+        <w:t xml:space="preserve">request for an expedited IEP evaluation. I'm attaching the list of baseline ideas Mary just brainstormed as a temporary transition plan. We don't know the full scope of what you </w:t>
+      </w:r>
+      <w:proofErr w:type="gramStart"/>
+      <w:r>
+        <w:t>actually need</w:t>
+      </w:r>
+      <w:proofErr w:type="gramEnd"/>
+      <w:r>
+        <w:t xml:space="preserve"> yet, Donald, but this legally forces the district to implement immediate </w:t>
+      </w:r>
+      <w:proofErr w:type="gramStart"/>
+      <w:r>
+        <w:t>protections</w:t>
+      </w:r>
+      <w:proofErr w:type="gramEnd"/>
+      <w:r>
+        <w:t xml:space="preserve"> while they formally evaluate you. When Monday rolls around, Prosper knows exactly not to look for him, and Meridian knows exactly to expect him." </w:t>
+      </w:r>
+    </w:p>
+    <w:p>
+      <w:r>
+        <w:t xml:space="preserve">The fax machine let out a final, high-pitched beep, spitting out the second successful transmission receipt. </w:t>
+      </w:r>
+    </w:p>
+    <w:p>
+      <w:r>
+        <w:t xml:space="preserve">Amanda gathered the original documents, sliding them safely into her leather folio. She looked across the kitchen at Donald, who was watching the entire synchronized legal strike with quiet, profound awe. For ten years, he had been trapped in a house where the adults used their power to keep him small. Now, he was watching the absolute apex of corporate legal power being wielded exclusively to protect him. </w:t>
+      </w:r>
+    </w:p>
+    <w:p>
+      <w:r>
+        <w:t xml:space="preserve">"The firewall is up, Donald," Amanda smiled, a fierce, uncompromising protector standing in the heart of her fortress. "The Texas chapter is officially closed." </w:t>
       </w:r>
     </w:p>
     <w:p>
@@ -5346,15 +7046,7 @@
     </w:p>
     <w:p>
       <w:r>
-        <w:t xml:space="preserve">When they finally woke, the frantic, survival-mode exhaustion had faded into a dull ache. They took the whisper-quiet internal glass elevator back down to the 130th-floor Hearth, where Diana Whitaker's strict </w:t>
-      </w:r>
-      <w:proofErr w:type="spellStart"/>
-      <w:r>
-        <w:t>refeeding</w:t>
-      </w:r>
-      <w:proofErr w:type="spellEnd"/>
-      <w:r>
-        <w:t xml:space="preserve"> protocol was continuing. Waiting for them on the massive butcher-block island were small, easily digestible bowls of warm rice and roasted vegetables. </w:t>
+        <w:t xml:space="preserve">When they finally woke, the frantic, survival-mode exhaustion had faded into a dull ache. They took the whisper-quiet internal glass elevator back down to the 130th-floor Hearth, where Diana Whitaker's strict refeeding protocol was continuing. Waiting for them on the massive butcher-block island were small, easily digestible bowls of warm rice and roasted vegetables. </w:t>
       </w:r>
     </w:p>
     <w:p>
@@ -5369,12 +7061,29 @@
     </w:p>
     <w:p>
       <w:r>
-        <w:t xml:space="preserve">"You know me," Ashley started, her voice warm. "I'm the Chairwoman of the LLC. I run the commercial real estate side of the building—negotiating the leases with the tech startups and law firms, and keeping the billionaire tenants in the upper penthouses happy". </w:t>
-      </w:r>
-    </w:p>
-    <w:p>
-      <w:r>
-        <w:t xml:space="preserve">"I'm Susan," the twenty-four-year-old grinned, leaning against the counter in her work pants. "If the building is a body, I'm the heart and lungs. I manage the high-voltage electrical grid, the HVAC chillers, and the plumbing. I spend most of my time in the mechanical floors wearing a hard hat". </w:t>
+        <w:t xml:space="preserve">"You know me," Ashley started, her voice warm. "I'm the Chairwoman of the LLC. I run the commercial real estate side of the building—negotiating the leases with the tech startups and law </w:t>
+      </w:r>
+      <w:proofErr w:type="gramStart"/>
+      <w:r>
+        <w:t>firms, and</w:t>
+      </w:r>
+      <w:proofErr w:type="gramEnd"/>
+      <w:r>
+        <w:t xml:space="preserve"> keeping the billionaire tenants in the upper penthouses happy". </w:t>
+      </w:r>
+    </w:p>
+    <w:p>
+      <w:r>
+        <w:lastRenderedPageBreak/>
+        <w:t xml:space="preserve">"I'm Susan," the twenty-four-year-old grinned, leaning against the counter in her work pants. "If the building is a body, I'm the heart and lungs. I manage the high-voltage electrical grid, the HVAC chillers, and the plumbing. I spend most of my time </w:t>
+      </w:r>
+      <w:proofErr w:type="gramStart"/>
+      <w:r>
+        <w:t>in</w:t>
+      </w:r>
+      <w:proofErr w:type="gramEnd"/>
+      <w:r>
+        <w:t xml:space="preserve"> the mechanical floors wearing a hard hat". </w:t>
       </w:r>
     </w:p>
     <w:p>
@@ -5473,7 +7182,11 @@
     </w:p>
     <w:p>
       <w:r>
-        <w:t xml:space="preserve">Amanda rested her hands on the butcher block, holding his gaze. "Your share was locked in a legal holding pattern because you were a minor. The exact second the clock struck midnight on Tuesday, making you legally eighteen years old, that Trust unlocked for you. You are a 1/7th equal partner on the Board of Directors, Donald. You own this building just as much as any of us do." </w:t>
+        <w:t xml:space="preserve">Amanda rested her hands on the butcher block, holding his gaze. "Your share was locked in a legal holding pattern because you were a minor. The exact second the clock struck midnight on Tuesday, making you legally eighteen years old, that Trust unlocked for you. </w:t>
+      </w:r>
+      <w:r>
+        <w:lastRenderedPageBreak/>
+        <w:t xml:space="preserve">You are a 1/7th equal partner on the Board of Directors, Donald. You own this building just as much as any of us do." </w:t>
       </w:r>
     </w:p>
     <w:p>
@@ -5497,80 +7210,129 @@
           <w:i/>
           <w:iCs/>
         </w:rPr>
-        <w:t>"My father. He always takes everything. If he finds out I have money, he will claim it's his. He will say I am not competent to own it and he will take it away."</w:t>
-      </w:r>
-    </w:p>
-    <w:p>
-      <w:r>
-        <w:t>Mary instantly rested a grounding hand on his shoulder, feeling him physically tremble.</w:t>
-      </w:r>
-    </w:p>
-    <w:p>
-      <w:r>
-        <w:t>Amanda’s expression didn't soften with pity; it hardened into an impenetrable wall of legal armor.</w:t>
-      </w:r>
-    </w:p>
-    <w:p>
-      <w:r>
-        <w:t>"Donald, look at me," Amanda commanded gently. "Your father cannot touch a single cent of this empire. Ever."</w:t>
-      </w:r>
-    </w:p>
-    <w:p>
-      <w:r>
-        <w:t>Donald stopped typing, looking up at his oldest cousin.</w:t>
-      </w:r>
-    </w:p>
-    <w:p>
-      <w:r>
-        <w:t xml:space="preserve">"Our grandfather was a brilliant, paranoid man, and he hated your father," Amanda stated flatly. "When Arthur drafted the bylaws of the Trust, he specifically dictated that only direct, blood-line descendants of the Sterling family can hold a voting share or access the LLC's capital". </w:t>
-      </w:r>
-    </w:p>
-    <w:p>
-      <w:r>
-        <w:t xml:space="preserve">Amanda leaned in slightly, her voice a deadly, absolute promise. "Richard Caldwell is not a Sterling. He married into this family, and he is legally a stranger to the Trust. He has zero legal standing, zero equity, and zero authority to declare you incompetent. If he even attempts to file a motion against your assets, I will bury him in federal litigation until he is utterly bankrupt. Your inheritance is ironclad." </w:t>
-      </w:r>
-    </w:p>
-    <w:p>
-      <w:r>
-        <w:t>The sheer, overwhelming finality of Amanda's words hung in the kitchen.</w:t>
-      </w:r>
-    </w:p>
-    <w:p>
-      <w:r>
-        <w:t>For the first time in his entire life, Donald realized he was actually safe. The financial and legal control his father had used as a weapon for a decade had been completely neutralized by a grandfather he never knew and a cousin he had just met.</w:t>
-      </w:r>
-    </w:p>
-    <w:p>
-      <w:r>
-        <w:t xml:space="preserve">He let out a long, ragged exhale. He looked around the massive kitchen, then toward the sprawling foyer that led to the heavy doors of the Owner Express elevator. </w:t>
-      </w:r>
-    </w:p>
-    <w:p>
-      <w:r>
-        <w:t>His fingers moved over his keyboard, the frantic energy replaced by a quiet, determined curiosity.</w:t>
-      </w:r>
-    </w:p>
-    <w:p>
+        <w:t xml:space="preserve">"My father. He always takes everything. If he finds out I have money, he will claim it's his. He will say I am not competent to own </w:t>
+      </w:r>
+      <w:proofErr w:type="gramStart"/>
       <w:r>
         <w:rPr>
           <w:i/>
           <w:iCs/>
         </w:rPr>
-        <w:t>"I want to see it,"</w:t>
-      </w:r>
-      <w:r>
-        <w:t xml:space="preserve"> Donald typed. </w:t>
-      </w:r>
+        <w:t>it</w:t>
+      </w:r>
+      <w:proofErr w:type="gramEnd"/>
       <w:r>
         <w:rPr>
           <w:i/>
           <w:iCs/>
         </w:rPr>
+        <w:t xml:space="preserve"> and he will take it away."</w:t>
+      </w:r>
+    </w:p>
+    <w:p>
+      <w:r>
+        <w:t>Mary instantly rested a grounding hand on his shoulder, feeling him physically tremble.</w:t>
+      </w:r>
+    </w:p>
+    <w:p>
+      <w:r>
+        <w:t>Amanda’s expression didn't soften with pity; it hardened into an impenetrable wall of legal armor.</w:t>
+      </w:r>
+    </w:p>
+    <w:p>
+      <w:r>
+        <w:t>"Donald, look at me," Amanda commanded gently. "Your father cannot touch a single cent of this empire. Ever."</w:t>
+      </w:r>
+    </w:p>
+    <w:p>
+      <w:r>
+        <w:t>Donald stopped typing, looking up at his oldest cousin.</w:t>
+      </w:r>
+    </w:p>
+    <w:p>
+      <w:r>
+        <w:t xml:space="preserve">"Our grandfather was a brilliant, paranoid man, and he hated your father," Amanda stated flatly. "When Arthur drafted the </w:t>
+      </w:r>
+      <w:proofErr w:type="gramStart"/>
+      <w:r>
+        <w:t>bylaws</w:t>
+      </w:r>
+      <w:proofErr w:type="gramEnd"/>
+      <w:r>
+        <w:t xml:space="preserve"> of the Trust, he specifically dictated that only direct, blood-line descendants of the Sterling family can hold a voting share or access </w:t>
+      </w:r>
+      <w:proofErr w:type="gramStart"/>
+      <w:r>
+        <w:t>the LLC's</w:t>
+      </w:r>
+      <w:proofErr w:type="gramEnd"/>
+      <w:r>
+        <w:t xml:space="preserve"> capital". </w:t>
+      </w:r>
+    </w:p>
+    <w:p>
+      <w:r>
+        <w:t xml:space="preserve">Amanda leaned in slightly, her voice a deadly, absolute promise. "Richard Caldwell is not a Sterling. He married into this family, and he is legally a stranger to the Trust. He has zero legal standing, zero equity, and zero authority to declare you incompetent. If he even attempts to file a motion against your assets, I will bury him in federal litigation until he is utterly bankrupt. Your inheritance is ironclad." </w:t>
+      </w:r>
+    </w:p>
+    <w:p>
+      <w:r>
+        <w:t>The sheer, overwhelming finality of Amanda's words hung in the kitchen.</w:t>
+      </w:r>
+    </w:p>
+    <w:p>
+      <w:r>
+        <w:t xml:space="preserve">For the first time in his entire life, Donald realized he was </w:t>
+      </w:r>
+      <w:proofErr w:type="gramStart"/>
+      <w:r>
+        <w:t>actually safe</w:t>
+      </w:r>
+      <w:proofErr w:type="gramEnd"/>
+      <w:r>
+        <w:t xml:space="preserve">. The financial and legal control his father had used as a weapon for a decade had been completely neutralized by a grandfather he never knew and a </w:t>
+      </w:r>
+      <w:proofErr w:type="gramStart"/>
+      <w:r>
+        <w:t>cousin</w:t>
+      </w:r>
+      <w:proofErr w:type="gramEnd"/>
+      <w:r>
+        <w:t xml:space="preserve"> he had just met.</w:t>
+      </w:r>
+    </w:p>
+    <w:p>
+      <w:r>
+        <w:t xml:space="preserve">He let out a long, ragged exhale. He looked around the massive kitchen, then toward the sprawling foyer that led to the heavy doors of the Owner Express elevator. </w:t>
+      </w:r>
+    </w:p>
+    <w:p>
+      <w:r>
+        <w:t>His fingers moved over his keyboard, the frantic energy replaced by a quiet, determined curiosity.</w:t>
+      </w:r>
+    </w:p>
+    <w:p>
+      <w:r>
+        <w:rPr>
+          <w:i/>
+          <w:iCs/>
+        </w:rPr>
+        <w:t>"I want to see it,"</w:t>
+      </w:r>
+      <w:r>
+        <w:t xml:space="preserve"> Donald typed. </w:t>
+      </w:r>
+      <w:r>
+        <w:rPr>
+          <w:i/>
+          <w:iCs/>
+        </w:rPr>
         <w:t>"I want a tour of the tower. But only if Mary stays with me."</w:t>
       </w:r>
     </w:p>
     <w:p>
       <w:r>
+        <w:lastRenderedPageBreak/>
         <w:t>Mary smiled, her grip on his shoulder tightening reassuringly. She looked down at him, her devotion absolute. "Always, Donald. Wherever you go, I go."</w:t>
       </w:r>
     </w:p>
@@ -5599,7 +7361,15 @@
     </w:p>
     <w:p>
       <w:r>
-        <w:t xml:space="preserve">"You're riding in a tank right now," Susan said, her voice echoing slightly in the oversized car. "This isn't a standard elevator. Arthur over-engineered this specific shaft to be the tower's primary Fire Service Access Elevator, or FSAE. It's heavily armored and completely sealed against smoke intrusion. In an emergency, we can override the system to bypass compromised zones and stop at every single one of the 135 floors to get people out". </w:t>
+        <w:t xml:space="preserve">"You're riding in a tank right now," Susan said, her voice echoing slightly in the oversized car. "This isn't a standard elevator. Arthur over-engineered this specific shaft to be the tower's primary Fire Service Access Elevator, or FSAE. It's heavily armored and completely sealed against smoke </w:t>
+      </w:r>
+      <w:proofErr w:type="gramStart"/>
+      <w:r>
+        <w:t>intrusion</w:t>
+      </w:r>
+      <w:proofErr w:type="gramEnd"/>
+      <w:r>
+        <w:t xml:space="preserve">. In an emergency, we can override the system to bypass compromised zones and stop at every single one of the 135 floors to get people out". </w:t>
       </w:r>
     </w:p>
     <w:p>
@@ -5611,7 +7381,7 @@
           <w:i/>
           <w:iCs/>
         </w:rPr>
-        <w:t>"Like in that old movie? The Crown Point Picture?"</w:t>
+        <w:t>"Like in that old movie? Crown Point?"</w:t>
       </w:r>
     </w:p>
     <w:p>
@@ -5638,10 +7408,10 @@
           <w:i/>
           <w:iCs/>
         </w:rPr>
-        <w:t>The Crown Point Picture</w:t>
-      </w:r>
-      <w:r>
-        <w:t xml:space="preserve"> himself," Amanda noted. "He wanted to make sure the world never forgot the cost of corporate negligence". </w:t>
+        <w:t xml:space="preserve">Crown Point </w:t>
+      </w:r>
+      <w:r>
+        <w:t xml:space="preserve">himself," Amanda noted. "He wanted to make sure the world never forgot the cost of corporate negligence". </w:t>
       </w:r>
     </w:p>
     <w:p>
@@ -5651,6 +7421,7 @@
     </w:p>
     <w:p>
       <w:r>
+        <w:lastRenderedPageBreak/>
         <w:t>Mary pushed Donald’s wheelchair out of the armored car. They followed Ashley down the short hallway until she pushed open a heavy access door.</w:t>
       </w:r>
     </w:p>
@@ -5700,12 +7471,44 @@
     </w:p>
     <w:p>
       <w:r>
-        <w:t xml:space="preserve">"Yes, Donald. You are a one-seventh owner," Amanda confirmed, walking into the room. "Back in our grandfather's era, this company was publicly traded on Wall Street. This room is where the original board met. This is where the multi-million dollar deals were made to build the empire". </w:t>
-      </w:r>
-    </w:p>
-    <w:p>
-      <w:r>
-        <w:t>Donald rolled forward slightly, staring at the endless expanse of the mahogany table. The sheer, crushing weight of the history, the wealth, and the unimaginable responsibility suddenly crashed down on his exhausted nervous system. For his entire life, his father had made him feel small, stupid, and incapable. Now, he was being handed the keys to a billion-dollar corporate kingdom.</w:t>
+        <w:t>"Yes, Donald. You are a one-seventh owner," Amanda confirmed, walking into the room. "Back in our grandfather's era, this company was publicly traded on Wall Street. This room is where the original board met. This is where the multi-</w:t>
+      </w:r>
+      <w:proofErr w:type="gramStart"/>
+      <w:r>
+        <w:t>million dollar</w:t>
+      </w:r>
+      <w:proofErr w:type="gramEnd"/>
+      <w:r>
+        <w:t xml:space="preserve"> deals were made to build the empire". </w:t>
+      </w:r>
+    </w:p>
+    <w:p>
+      <w:r>
+        <w:t xml:space="preserve">Donald rolled forward slightly, staring at the endless expanse of the mahogany table. The sheer, crushing weight of </w:t>
+      </w:r>
+      <w:proofErr w:type="gramStart"/>
+      <w:r>
+        <w:t>the history</w:t>
+      </w:r>
+      <w:proofErr w:type="gramEnd"/>
+      <w:r>
+        <w:t xml:space="preserve">, </w:t>
+      </w:r>
+      <w:proofErr w:type="gramStart"/>
+      <w:r>
+        <w:t>the wealth</w:t>
+      </w:r>
+      <w:proofErr w:type="gramEnd"/>
+      <w:r>
+        <w:t xml:space="preserve">, and </w:t>
+      </w:r>
+      <w:proofErr w:type="gramStart"/>
+      <w:r>
+        <w:t>the unimaginable</w:t>
+      </w:r>
+      <w:proofErr w:type="gramEnd"/>
+      <w:r>
+        <w:t xml:space="preserve"> responsibility suddenly crashed down on his exhausted nervous system. For his entire life, his father had made him feel small, stupid, and incapable. Now, he was being handed the keys to a billion-dollar corporate kingdom.</w:t>
       </w:r>
     </w:p>
     <w:p>
@@ -5720,11 +7523,18 @@
     </w:p>
     <w:p>
       <w:r>
-        <w:t>"Close your eyes, Donnie," Mary whispered fiercely, ignoring the billionaires standing in the room with them. "Just breathe. It's just a room. I've got you."</w:t>
-      </w:r>
-    </w:p>
-    <w:p>
-      <w:r>
+        <w:t xml:space="preserve">"Close your eyes, </w:t>
+      </w:r>
+      <w:r>
+        <w:t>Donald</w:t>
+      </w:r>
+      <w:r>
+        <w:t>," Mary whispered fiercely, ignoring the billionaires standing in the room with them. "Just breathe. It's just a room. I've got you."</w:t>
+      </w:r>
+    </w:p>
+    <w:p>
+      <w:r>
+        <w:lastRenderedPageBreak/>
         <w:t>The rest of the family froze, instinctively giving them space. As they watched Mary seamlessly anchor him, any lingering, protective doubts they might have harbored about the teenager from Texas evaporated. They saw with absolute clarity that Mary didn't care about the mahogany table, the LLC, or the money. Her entire universe was the boy in her arms.</w:t>
       </w:r>
     </w:p>
@@ -5740,7 +7550,13 @@
     </w:p>
     <w:p>
       <w:r>
-        <w:t xml:space="preserve">"You don't have to run this room today, Donald," Amanda explained gently. "The executive power of this Trust operates on a rotating basis. The Chairwoman seat rotates every calendar year, strictly alphabetically by first name. I legally deferred my inaugural term so that Ashley could hold the absolute executive authority when she went to Texas to extract you. Right now, it is Ashley's turn to sit at the head of that table." </w:t>
+        <w:t xml:space="preserve">"You don't have to run this room today, Donald," Amanda explained gently. "The executive power of this Trust operates on a rotating basis. The </w:t>
+      </w:r>
+      <w:r>
+        <w:t>Chair</w:t>
+      </w:r>
+      <w:r>
+        <w:t xml:space="preserve"> rotates every calendar year, strictly alphabetically by first name. I legally deferred my inaugural term so that Ashley could hold the absolute executive authority when she went to Texas to extract you. Right now, it is Ashley's turn to sit at the head of that table." </w:t>
       </w:r>
     </w:p>
     <w:p>
@@ -5812,11 +7628,20 @@
     </w:p>
     <w:p>
       <w:r>
-        <w:t xml:space="preserve">The Owner Express plummeted down the central core, bypassing the lower sky lobby and the grand atrium, sinking deep into the earth. The smooth ride ended with a heavy, metallic thud as the massive armored doors slid open on Level B4. </w:t>
-      </w:r>
-    </w:p>
-    <w:p>
-      <w:r>
+        <w:t xml:space="preserve">The Owner Express plummeted down the central core, bypassing the lower sky lobby and the grand atrium, sinking deep into the earth. The smooth ride ended with a heavy, metallic thud as the </w:t>
+      </w:r>
+      <w:proofErr w:type="gramStart"/>
+      <w:r>
+        <w:t>massive armored</w:t>
+      </w:r>
+      <w:proofErr w:type="gramEnd"/>
+      <w:r>
+        <w:t xml:space="preserve"> doors slid open on Level B4. </w:t>
+      </w:r>
+    </w:p>
+    <w:p>
+      <w:r>
+        <w:lastRenderedPageBreak/>
         <w:t>The polished corporate silence of Floor 16 was instantly replaced by a deep, resonant industrial hum.</w:t>
       </w:r>
     </w:p>
@@ -5879,6 +7704,7 @@
     </w:p>
     <w:p>
       <w:r>
+        <w:lastRenderedPageBreak/>
         <w:t xml:space="preserve">"And over there," Susan pointed toward a section of the structural foundation resting on massive, rubberized pylons, "are the heavy-duty vibration dampeners. Because the B8 Metro concourse and the train platforms are right beneath us, these dampeners absorb the seismic shock of the heavy-rail trains so the billionaires in the penthouses don't feel their floors vibrate". </w:t>
       </w:r>
     </w:p>
@@ -5889,7 +7715,15 @@
     </w:p>
     <w:p>
       <w:r>
-        <w:t>He rolled forward, entirely captivated by the sheer, brutalist scale of the engineering. Mary stayed perfectly at his side, her earlier anxiety fading into a soft, relieved smile as she watched Donald finally engage with the world on his own terms.</w:t>
+        <w:t xml:space="preserve">He rolled forward, entirely captivated by the sheer, brutalist scale of </w:t>
+      </w:r>
+      <w:proofErr w:type="gramStart"/>
+      <w:r>
+        <w:t>the engineering</w:t>
+      </w:r>
+      <w:proofErr w:type="gramEnd"/>
+      <w:r>
+        <w:t>. Mary stayed perfectly at his side, her earlier anxiety fading into a soft, relieved smile as she watched Donald finally engage with the world on his own terms.</w:t>
       </w:r>
     </w:p>
     <w:p>
@@ -5927,17 +7761,37 @@
     </w:p>
     <w:p>
       <w:r>
-        <w:t xml:space="preserve">They retraced their path along the painted yellow safety lines, moving quickly back to the heavy armored doors of the Owner Express. </w:t>
-      </w:r>
-    </w:p>
-    <w:p>
-      <w:r>
-        <w:t>The second the doors sealed shut behind them, the oppressive roar of the mechanical floor vanished, replaced by the absolute, insulated silence of the ghost shaft. Donald let out a long, shuddering breath, dropping his hands to his lap as his sensory system immediately began to regulate.</w:t>
-      </w:r>
-    </w:p>
-    <w:p>
-      <w:r>
-        <w:t>Mary unclipped the strap of his hard hat and lifted it off, placing it back into the metal storage cage along with the others. She brushed his hair back affectionately. "Better?"</w:t>
+        <w:t xml:space="preserve">They retraced their path along the painted yellow safety lines, moving quickly back to the </w:t>
+      </w:r>
+      <w:proofErr w:type="gramStart"/>
+      <w:r>
+        <w:t>heavy</w:t>
+      </w:r>
+      <w:proofErr w:type="gramEnd"/>
+      <w:r>
+        <w:t xml:space="preserve"> armored doors of the Owner Express. </w:t>
+      </w:r>
+    </w:p>
+    <w:p>
+      <w:r>
+        <w:t xml:space="preserve">The second the doors sealed shut behind them, the oppressive roar of the mechanical floor vanished, replaced by the absolute, insulated silence of the ghost shaft. Donald let out a </w:t>
+      </w:r>
+      <w:r>
+        <w:lastRenderedPageBreak/>
+        <w:t>long, shuddering breath, dropping his hands to his lap as his sensory system immediately began to regulate.</w:t>
+      </w:r>
+    </w:p>
+    <w:p>
+      <w:r>
+        <w:t xml:space="preserve">Mary unclipped the strap of his hard hat and lifted it off, placing it back into the metal storage cage along with the others. She brushed his </w:t>
+      </w:r>
+      <w:proofErr w:type="gramStart"/>
+      <w:r>
+        <w:t>hair back</w:t>
+      </w:r>
+      <w:proofErr w:type="gramEnd"/>
+      <w:r>
+        <w:t xml:space="preserve"> affectionately. "Better?"</w:t>
       </w:r>
     </w:p>
     <w:p>
@@ -5966,7 +7820,15 @@
     </w:p>
     <w:p>
       <w:r>
-        <w:t>Ashley stepped up to the massive button panel. "We need to let you get back to the 131st floor so you can fully decompress," she noted, glancing at Amanda. "But we completely drained the 130th-floor pantry during the Texas extraction. Since we're already in the elevators, do you guys mind if we make a quick stop to grab some groceries for the week?"</w:t>
+        <w:t xml:space="preserve">Ashley stepped up to the massive button panel. "We need to let you get back to the 131st floor so you can fully decompress," she noted, glancing at Amanda. "But we completely drained the 130th-floor pantry during the Texas extraction. Since we're already in the elevators, do you </w:t>
+      </w:r>
+      <w:proofErr w:type="gramStart"/>
+      <w:r>
+        <w:t>guys</w:t>
+      </w:r>
+      <w:proofErr w:type="gramEnd"/>
+      <w:r>
+        <w:t xml:space="preserve"> mind if we make a quick stop to grab some groceries for the week?"</w:t>
       </w:r>
     </w:p>
     <w:p>
@@ -6018,6 +7880,7 @@
     </w:p>
     <w:p>
       <w:r>
+        <w:lastRenderedPageBreak/>
         <w:t xml:space="preserve">In the center of the transfer deck, swift internal architectural escalators glided upward, ferrying residents to the amenities on the floors above. Because the escalators were structurally inaccessible for Donald's manual wheelchair, Susan guided them seamlessly to a sleek, glass-enclosed ADA-compliant local elevator nestled directly beside the escalator bank. </w:t>
       </w:r>
     </w:p>
@@ -6028,40 +7891,1936 @@
     </w:p>
     <w:p>
       <w:r>
-        <w:t xml:space="preserve">The aisles were wide and perfectly illuminated with soft, warm lighting—a deliberate architectural choice that Arthur Sterling had likely mandated decades ago. It wasn't the chaotic, fluorescent-lit nightmare of a suburban </w:t>
+        <w:t xml:space="preserve">The aisles were wide and perfectly illuminated with soft, warm </w:t>
+      </w:r>
+      <w:proofErr w:type="gramStart"/>
+      <w:r>
+        <w:t>lighting—</w:t>
+      </w:r>
+      <w:proofErr w:type="gramEnd"/>
+      <w:r>
+        <w:t>a deliberate architectural choice that Arthur Sterling had likely mandated decades ago. It wasn't the chaotic, fluorescent-lit nightmare of a suburban supercenter; it was a quiet, highly organized sanctuary.</w:t>
+      </w:r>
+    </w:p>
+    <w:p>
+      <w:r>
+        <w:t>"Grab a cart, Mary," Susan grinned, grabbing one for herself. "Put whatever you want in it. The LLC covers the tab."</w:t>
+      </w:r>
+    </w:p>
+    <w:p>
+      <w:pPr>
+        <w:pStyle w:val="Heading3"/>
+      </w:pPr>
+      <w:r>
+        <w:t>Part 12: The First Choice – 7:20 PM</w:t>
+      </w:r>
+    </w:p>
+    <w:p>
+      <w:r>
+        <w:t xml:space="preserve">Susan pushed a sleek metal shopping cart toward them, its wheels gliding silently over the polished floor. Floor 76 wasn't a boutique, high-end bodega—it was a sprawling, comprehensive supermarket complete with a bakery, butcher, and a full-service pharmacy. The aisles were wide and perfectly illuminated with soft, warm lighting—a deliberate architectural choice that made it a quiet, highly organized sanctuary. </w:t>
+      </w:r>
+    </w:p>
+    <w:p>
+      <w:r>
+        <w:t xml:space="preserve">For Donald, whose </w:t>
       </w:r>
       <w:proofErr w:type="spellStart"/>
       <w:r>
-        <w:t>supercenter</w:t>
+        <w:t>AuDHD</w:t>
       </w:r>
       <w:proofErr w:type="spellEnd"/>
       <w:r>
-        <w:t>; it was a quiet, highly organized sanctuary.</w:t>
-      </w:r>
-    </w:p>
-    <w:p>
-      <w:r>
-        <w:t>"Grab a cart, Mary," Susan grinned, grabbing one for herself. "Put whatever you want in it. The LLC covers the tab."</w:t>
-      </w:r>
-    </w:p>
-    <w:p/>
+        <w:t xml:space="preserve"> nervous system was highly sensitive to environmental stressors, the environment was a revelation. There </w:t>
+      </w:r>
+      <w:proofErr w:type="gramStart"/>
+      <w:r>
+        <w:t>were</w:t>
+      </w:r>
+      <w:proofErr w:type="gramEnd"/>
+      <w:r>
+        <w:t xml:space="preserve"> no buzzing, glaring fluorescent lights and no chaotic crowds crowding his manual wheelchair. </w:t>
+      </w:r>
+    </w:p>
+    <w:p>
+      <w:r>
+        <w:t xml:space="preserve">"Put whatever you want in it," Susan grinned, gesturing down the massive aisle. "The LLC covers the tab." </w:t>
+      </w:r>
+    </w:p>
+    <w:p>
+      <w:r>
+        <w:t>Donald stopped rolling. His hands rested heavily on the push rims of his manual chair. He stared down the endless row of vibrant, perfectly stacked fruits and vegetables, and then glanced over at the sprawling bakery section.</w:t>
+      </w:r>
+    </w:p>
+    <w:p>
+      <w:r>
+        <w:t xml:space="preserve">For the last ten years, his father had treated his autism and physical disabilities as a burden to be managed rather than traits to be accommodated. In the sprawling Texas McMansion, he had been completely stripped of his agency. He was fed whatever was easiest or cheapest—often cold canned ravioli or processed microwavable trays. He had absolutely no memory of ever being asked what he </w:t>
+      </w:r>
+      <w:r>
+        <w:rPr>
+          <w:i/>
+          <w:iCs/>
+        </w:rPr>
+        <w:t>wanted</w:t>
+      </w:r>
+      <w:r>
+        <w:t xml:space="preserve"> to eat. </w:t>
+      </w:r>
+    </w:p>
+    <w:p>
+      <w:r>
+        <w:lastRenderedPageBreak/>
+        <w:t>His fingers hovered over his AAC device, trembling slightly. He looked up at Mary, his dark eyes wide and completely overwhelmed by the staggering wall of options.</w:t>
+      </w:r>
+    </w:p>
+    <w:p>
+      <w:r>
+        <w:t>Mary recognized the physical cues of his paralyzed panic instantly. She stepped in front of his wheelchair, placing a gentle, grounding hand on his shoulder to anchor his nervous system.</w:t>
+      </w:r>
+    </w:p>
+    <w:p>
+      <w:r>
+        <w:t>"He doesn't know," Mary said quietly, looking up at Ashley and Susan.</w:t>
+      </w:r>
+    </w:p>
+    <w:p>
+      <w:r>
+        <w:t>"Doesn't know where the cereal aisle is?" Susan asked, tilting her head.</w:t>
+      </w:r>
+    </w:p>
+    <w:p>
+      <w:r>
+        <w:t>"He doesn't know what he likes," Mary corrected, her voice thick with a sudden, protective sorrow. "Richard never let him choose his own food. He just... ate what he was given. This is his first time ever picking something out for himself."</w:t>
+      </w:r>
+    </w:p>
+    <w:p>
+      <w:r>
+        <w:t xml:space="preserve">Ashley froze. Amanda, standing a few feet away, went completely still, her eyes darkening with the kind of absolute, zero-degree contempt usually reserved for predatory contractors. The reality of Donald's decade-long deprivation hit the powerful Board of Directors like a physical blow. They owned a 135-story vertical city, but the youngest partner of their empire didn't even know what his favorite flavor was. </w:t>
+      </w:r>
+    </w:p>
+    <w:p>
+      <w:r>
+        <w:t xml:space="preserve">Ashley stepped forward, her pristine corporate armor dropping away entirely. She </w:t>
+      </w:r>
+      <w:proofErr w:type="gramStart"/>
+      <w:r>
+        <w:t>knelt down</w:t>
+      </w:r>
+      <w:proofErr w:type="gramEnd"/>
+      <w:r>
+        <w:t xml:space="preserve"> beside Donald's </w:t>
+      </w:r>
+      <w:proofErr w:type="gramStart"/>
+      <w:r>
+        <w:t>wheelchair</w:t>
+      </w:r>
+      <w:proofErr w:type="gramEnd"/>
+      <w:r>
+        <w:t xml:space="preserve"> so they were perfectly at eye level.</w:t>
+      </w:r>
+    </w:p>
+    <w:p>
+      <w:r>
+        <w:t xml:space="preserve">"Okay," Ashley said, her voice fiercely gentle and entirely devoid of pity. "Then we don't have to figure it all out today. You live here now, Donald. You </w:t>
+      </w:r>
+      <w:proofErr w:type="gramStart"/>
+      <w:r>
+        <w:t>have your entire life</w:t>
+      </w:r>
+      <w:proofErr w:type="gramEnd"/>
+      <w:r>
+        <w:t xml:space="preserve"> to try every single thing in this </w:t>
+      </w:r>
+      <w:proofErr w:type="gramStart"/>
+      <w:r>
+        <w:t>store</w:t>
+      </w:r>
+      <w:proofErr w:type="gramEnd"/>
+      <w:r>
+        <w:t>."</w:t>
+      </w:r>
+    </w:p>
+    <w:p>
+      <w:r>
+        <w:t>She gestured toward the bakery. "Let's start small. Just one thing. Do you want to try something sweet, or something salty?"</w:t>
+      </w:r>
+    </w:p>
+    <w:p>
+      <w:r>
+        <w:t>Donald looked at the bakery, the overwhelming pressure of the massive supermarket suddenly shrinking down to a single, manageable binary choice. He tapped his keyboard.</w:t>
+      </w:r>
+    </w:p>
+    <w:p>
+      <w:r>
+        <w:rPr>
+          <w:i/>
+          <w:iCs/>
+        </w:rPr>
+        <w:t>Sweet.</w:t>
+      </w:r>
+    </w:p>
+    <w:p>
+      <w:r>
+        <w:t>"Perfect," Ashley smiled, standing up and resting her hand on the back of his wheelchair. "Let's go find the best pastry on the 76th floor."</w:t>
+      </w:r>
+    </w:p>
+    <w:p>
+      <w:r>
+        <w:t>As they rolled forward toward the bakery cases, Donald let out a soft, bright vocalization. In this massive, billion-dollar fortress, his choices weren't a burden. They were his absolute right.</w:t>
+      </w:r>
+    </w:p>
+    <w:p>
+      <w:pPr>
+        <w:pStyle w:val="Heading3"/>
+      </w:pPr>
+      <w:r>
+        <w:lastRenderedPageBreak/>
+        <w:t>Part 13: The Crash Pad – 8:00 PM</w:t>
+      </w:r>
+    </w:p>
+    <w:p>
+      <w:r>
+        <w:t xml:space="preserve">They selected a few simple items from the bakery, letting Donald dictate the slow, quiet pace before checking out and returning down the local ADA elevator to the 75th-floor transfer deck. The heavy armored doors of the Owner Express sealed them back into the silent ghost shaft, launching them rapidly upward until they stepped back out onto Floor 130. </w:t>
+      </w:r>
+    </w:p>
+    <w:p>
+      <w:r>
+        <w:t xml:space="preserve">By the time Donald’s wheelchair rolled onto the plush carpeting of the Hearth, the last reserves of his adrenaline were entirely gone. His hands lay perfectly still in his lap, his head drooping as the staggering magnitude of the day finally crashed down on his nervous system. </w:t>
+      </w:r>
+    </w:p>
+    <w:p>
+      <w:r>
+        <w:t xml:space="preserve">Ashley, Amanda, and Susan were waiting near the massive butcher-block island in the kitchen, but true to their word, they held their perimeter. They didn't rush him or pepper him with questions. Instead, they looked directly at Mary, silently deferring to her earned authority. </w:t>
+      </w:r>
+    </w:p>
+    <w:p>
+      <w:r>
+        <w:t xml:space="preserve">Mary parked the wheelchair and stepped forward, instinctively shielding Donald slightly. "He's completely exhausted," Mary said, her voice quiet but upfront. "And... he's scared. He's terrified that he's going to fall asleep and wake up to find out this was all a dream. He thinks he's going to wake up back in Texas." </w:t>
+      </w:r>
+    </w:p>
+    <w:p>
+      <w:r>
+        <w:t xml:space="preserve">Ashley’s expression softened with a heartbreaking understanding, the shared trauma of their father's control passing silently between the sisters. "Where does he want to sleep?" Ashley asked gently. "He doesn't have to use the bedrooms or the 133rd-floor Nest if it's too much." </w:t>
+      </w:r>
+    </w:p>
+    <w:p>
+      <w:r>
+        <w:t xml:space="preserve">"He wants the quiet zone on Floor 131," Mary explained. "The crash pad we slept on earlier today. It's enclosed, it's dark, and he feels secure there. Right now, he just needs me next to him." </w:t>
+      </w:r>
+    </w:p>
+    <w:p>
+      <w:r>
+        <w:t>"Then that's exactly where you go," Amanda smiled, offering a warm, pressure-free nod. "Goodnight, Donald. Goodnight, Mary. We'll be right here tomorrow."</w:t>
+      </w:r>
+    </w:p>
+    <w:p>
+      <w:r>
+        <w:t xml:space="preserve">Soft, quiet goodnights were exchanged across the kitchen, entirely devoid of forced hugs or overwhelming affection. Mary guided his manual chair away from the sprawling foyer and into the custom, whisper-quiet internal glass elevator that bridged the family estate. </w:t>
+      </w:r>
+    </w:p>
+    <w:p>
+      <w:r>
+        <w:t xml:space="preserve">The doors glided open onto Floor 131, the Sensory Oasis. The environment immediately wrapped around them like a protective cocoon. The climate-controlled indoor atrium was perfectly dim, featuring gentle, cascading water walls that provided a constant, soothing white noise to block out the 135-story vertical city below. </w:t>
+      </w:r>
+    </w:p>
+    <w:p>
+      <w:r>
+        <w:lastRenderedPageBreak/>
+        <w:t xml:space="preserve">Mary wheeled him directly into one of the soundproofed, low-light nooks tucked away from the main path. She moved with the quiet, practiced efficiency honed by a decade of devotion. She carefully transferred him from the wheelchair, helping him out of his daytime clothes and guiding his stiff limbs into a set of ultra-soft, sensory-friendly pajamas. Once he was securely situated, she quickly changed into her own sleepwear. </w:t>
+      </w:r>
+    </w:p>
+    <w:p>
+      <w:r>
+        <w:t xml:space="preserve">The massive crash pad was waiting in the dim light, surrounded by soft surfaces and heavy weighted blankets. Mary climbed onto the pad, and Donald immediately shifted his weight, curling flush against her side just as he had in the freezing dark of the Texas McMansion. </w:t>
+      </w:r>
+    </w:p>
+    <w:p>
+      <w:r>
+        <w:t xml:space="preserve">Mary wrapped her arms securely around his back, pulling him into a tight, grounding embrace that offered massive proprioceptive feedback to his misfiring nervous system. She rested her chin in the crook of his neck, feeling the rigid, fearful tension locking his muscles as his mind fought the urge to sleep, terrified of what he might wake up to. </w:t>
+      </w:r>
+    </w:p>
+    <w:p>
+      <w:r>
+        <w:t xml:space="preserve">"It's not a dream, Donald," Mary whispered fiercely into the quiet dark, holding him as tightly as she possibly could. "We are never going back to that house. You are safe. You're home. And I've got you." </w:t>
+      </w:r>
+    </w:p>
     <w:p>
       <w:pPr>
         <w:pStyle w:val="Heading2"/>
-        <w:rPr>
-          <w:rFonts w:eastAsiaTheme="minorHAnsi"/>
-        </w:rPr>
       </w:pPr>
       <w:r>
-        <w:rPr>
-          <w:rFonts w:eastAsiaTheme="minorHAnsi"/>
-        </w:rPr>
-        <w:t>Chapter 2: The Firewall – Monday, February 22, 2021</w:t>
+        <w:t>Chapter 2: The Sunday Morning Choice – Sunday, February 21, 2021</w:t>
       </w:r>
     </w:p>
     <w:p>
       <w:pPr>
         <w:pStyle w:val="Heading3"/>
+      </w:pPr>
+      <w:r>
+        <w:t>Part 1: The Water Walls – 7:00 AM</w:t>
+      </w:r>
+    </w:p>
+    <w:p>
+      <w:r>
+        <w:t xml:space="preserve">Donald blinked his eyes open in the dim light. For a split second, his muscles tensed, instinctively expecting the biting, sub-zero air and the oppressive dread of the Texas McMansion. But the air was perfectly warm, and instead of a howling wind, the room was filled with the gentle, cascading water walls of the indoor atrium, providing a constant, soothing white noise. </w:t>
+      </w:r>
+    </w:p>
+    <w:p>
+      <w:r>
+        <w:t xml:space="preserve">It wasn't a dream. He was on the 131st floor of Sterling Plaza, safe inside the Sensory Oasis. </w:t>
+      </w:r>
+    </w:p>
+    <w:p>
+      <w:r>
+        <w:t xml:space="preserve">Beside him on the heavy crash pad, Mary stirred, her arm still resting protectively over his back. As Donald shifted, his body urgently reminded him of a basic biological need. He let out a soft, pressing vocalization. Mary sat up, rubbing her eyes, and let out a tired but relieved laugh. </w:t>
+      </w:r>
+    </w:p>
+    <w:p>
+      <w:r>
+        <w:t>"I know," Mary whispered, stretching her arms. "I really have to go, too."</w:t>
+      </w:r>
+    </w:p>
+    <w:p>
+      <w:r>
+        <w:t xml:space="preserve">They navigated the short distance to the floor's fully ADA-compliant private bathroom, where the zero-threshold access made the physical transfer seamless for his manual wheelchair. After they both finished their morning routines and changed back into their </w:t>
+      </w:r>
+      <w:r>
+        <w:lastRenderedPageBreak/>
+        <w:t xml:space="preserve">comfortable clothes, another pressing need made itself known. Donald’s stomach rumbled audibly in the quiet space. </w:t>
+      </w:r>
+    </w:p>
+    <w:p>
+      <w:r>
+        <w:t>"Okay, breakfast is definitely the next priority," Mary smiled, pulling her phone from her pocket. She quickly drafted a text to Ashley, asking what the plan for food was on their first official morning in the tower.</w:t>
+      </w:r>
+    </w:p>
+    <w:p>
+      <w:r>
+        <w:t>A minute later, her phone buzzed with a reply. Mary read the message, her eyebrows shooting up slightly before a fond, amused smile crossed her face.</w:t>
+      </w:r>
+    </w:p>
+    <w:p>
+      <w:r>
+        <w:t xml:space="preserve">She </w:t>
+      </w:r>
+      <w:proofErr w:type="gramStart"/>
+      <w:r>
+        <w:t>knelt down</w:t>
+      </w:r>
+      <w:proofErr w:type="gramEnd"/>
+      <w:r>
+        <w:t xml:space="preserve"> so she was perfectly at eye level with Donald's wheelchair.</w:t>
+      </w:r>
+    </w:p>
+    <w:p>
+      <w:r>
+        <w:t xml:space="preserve">"So, here's the deal," Mary explained, holding up the phone. "Ashley says they are all up on the 133rd floor right now, in the communal spa's Roman Bath. They said we are more than welcome to come up and join them, but she included a warning: they treat it like a traditional bathhouse, which means they bathe nude, and right now they are having an informal board meeting to discuss what Ashley is going to bring to the MTA Board of Directors meeting tomorrow." </w:t>
+      </w:r>
+    </w:p>
+    <w:p>
+      <w:r>
+        <w:t>Donald’s hands froze on his armrests.</w:t>
+      </w:r>
+    </w:p>
+    <w:p>
+      <w:r>
+        <w:t xml:space="preserve">Mary watched his eyes widen slightly. Her mind immediately flashed back to the darkest hour of the deep freeze in Texas, when she had been forced to pull her t-shirt over her head to remove the fabric barrier so her core body heat could transfer directly into his skin. It had been the very first time he had seen a female chest, and the toxic shame his father had drilled into him had caused a massive spike of panic before he finally understood she was just keeping him alive. </w:t>
+      </w:r>
+    </w:p>
+    <w:p>
+      <w:r>
+        <w:t xml:space="preserve">The 133rd floor was built purely for the family's communal routine and a complete lack of internal boundaries. But Mary knew better than to force him into a situation he wasn't prepared to process. </w:t>
+      </w:r>
+    </w:p>
+    <w:p>
+      <w:r>
+        <w:t>"It's completely your choice, Donald," Mary said softly, making sure he understood he had absolute control over his environment. "If you aren't ready to see a bunch of naked women having a corporate meeting, Ashley said we can just head down to the 130th floor and wait for them to finish."</w:t>
+      </w:r>
+    </w:p>
+    <w:p>
+      <w:r>
+        <w:t>Donald looked down at his lap, his fingers lightly tapping the frame of his wheelchair. He thought about the overwhelming exposure and the ingrained anxieties he was still trying to untangle. He shook his head firmly, typing a quick response on his AAC device.</w:t>
+      </w:r>
+    </w:p>
+    <w:p>
+      <w:r>
+        <w:rPr>
+          <w:i/>
+          <w:iCs/>
+        </w:rPr>
+        <w:t>I am not ready for that yet.</w:t>
+      </w:r>
+    </w:p>
+    <w:p>
+      <w:r>
+        <w:lastRenderedPageBreak/>
+        <w:t>"That is perfectly fine," Mary smiled, validating his boundary instantly. She tapped a quick reply on her phone to the sisters. "I just told them we'll meet them downstairs."</w:t>
+      </w:r>
+    </w:p>
+    <w:p>
+      <w:r>
+        <w:t>Her phone buzzed almost immediately with Ashley's response.</w:t>
+      </w:r>
+    </w:p>
+    <w:p>
+      <w:r>
+        <w:t xml:space="preserve">"Ashley says they completely understand and will be down to </w:t>
+      </w:r>
+      <w:proofErr w:type="gramStart"/>
+      <w:r>
+        <w:t>make</w:t>
+      </w:r>
+      <w:proofErr w:type="gramEnd"/>
+      <w:r>
+        <w:t xml:space="preserve"> a real breakfast soon," Mary relayed, standing up and grabbing the handles of his wheelchair. "She also said that if you are starving right now, we should go raid the Mega-Kitchen on the 130th floor and grab some nibbles to tide us over." </w:t>
+      </w:r>
+    </w:p>
+    <w:p>
+      <w:r>
+        <w:t>Donald let out a bright, agreeable hum, a small smile returning to his face. The boundaries of his new world were vast, but for the first time in his life, he didn't have to cross them until he decided he was ready.</w:t>
+      </w:r>
+    </w:p>
+    <w:p>
+      <w:pPr>
+        <w:pStyle w:val="Heading3"/>
+      </w:pPr>
+      <w:r>
+        <w:t>Part 2: The Sunday Briefing – 8:00 AM</w:t>
+      </w:r>
+    </w:p>
+    <w:p>
+      <w:r>
+        <w:t xml:space="preserve">The heavy, whisper-quiet doors of the internal glass elevator slid open on the 130th floor. Mary guided Donald’s manual wheelchair out into the sprawling, sunlit space of the Hearth. </w:t>
+      </w:r>
+    </w:p>
+    <w:p>
+      <w:r>
+        <w:t xml:space="preserve">Donald’s shoulders were slightly rigid. Despite Mary’s reassurance, a small, irrational spike of anxiety had lingered in his chest. He had been quietly terrified that the cousins, accustomed to their absolute lack of internal boundaries, might simply wander down from the 133rd-floor spa exactly as they were. </w:t>
+      </w:r>
+    </w:p>
+    <w:p>
+      <w:r>
+        <w:t xml:space="preserve">A few minutes later, the doors of the Owner Express opened. Donald let out a long, silent exhale of pure relief. Ashley, Amanda, and the rest of the Board of Directors stepped out into the foyer, entirely fully dressed in comfortable, oversized Sunday weekend wear. </w:t>
+      </w:r>
+    </w:p>
+    <w:p>
+      <w:r>
+        <w:t xml:space="preserve">"Morning, you two," Ashley smiled warmly, walking straight into the industrial-scale Mega-Kitchen. "Let's get some actual food going." </w:t>
+      </w:r>
+    </w:p>
+    <w:p>
+      <w:r>
+        <w:t xml:space="preserve">Susan and Ashley took the lead around the massive butcher-block island. They were incredibly mindful of the culinary boundaries established on Friday. Diana Whitaker, the Culinary Architect from The Prospector's Keep, had dictated a strict refeeding protocol to safely jumpstart their starved metabolisms after the Texas freeze. While the immediate danger of hypothermia had passed, their digestive tracts were still recovering. </w:t>
+      </w:r>
+    </w:p>
+    <w:p>
+      <w:r>
+        <w:t xml:space="preserve">There were no heavy proteins or massive stacks of pancakes. Instead, Ashley served warm, easily digestible sourdough toast with a light spread of salted butter, alongside soft scrambled eggs and more of the restorative, nutrient-dense bone broth. </w:t>
+      </w:r>
+    </w:p>
+    <w:p>
+      <w:r>
+        <w:t xml:space="preserve">Donald sat at the edge of the island, Mary sitting closely beside him. As he ate, the ambient warmth of the room and the casual, effortless banter of the sisters began to work a </w:t>
+      </w:r>
+      <w:r>
+        <w:lastRenderedPageBreak/>
+        <w:t xml:space="preserve">profound magic on his exhausted nervous system. For days, a dark, intrusive fear had haunted the back of his mind—the terror that his rescue was just a hypothermia-induced hallucination, and that he was going to wake up freezing in the dark of his father's house. </w:t>
+      </w:r>
+    </w:p>
+    <w:p>
+      <w:r>
+        <w:t xml:space="preserve">But as he tasted the warm food and watched Chelsea and Diana quietly trading tech ideas across the kitchen, that fear finally began to loosen its grip. This wasn't a dream. These brilliant, powerful women surrounding him didn't view him as a burden to be managed. They genuinely loved him, and they wanted him here. </w:t>
+      </w:r>
+    </w:p>
+    <w:p>
+      <w:r>
+        <w:t xml:space="preserve">Amanda </w:t>
+      </w:r>
+      <w:proofErr w:type="gramStart"/>
+      <w:r>
+        <w:t>poured herself</w:t>
+      </w:r>
+      <w:proofErr w:type="gramEnd"/>
+      <w:r>
+        <w:t xml:space="preserve"> a cup of black coffee and walked around the island, taking a seat directly across from Donald. She set her sleek leather folio on the wood counter. Stripped of her sharp blazers, she still radiated the terrifying intellect of a master corporate litigator. </w:t>
+      </w:r>
+    </w:p>
+    <w:p>
+      <w:r>
+        <w:t xml:space="preserve">"Alright, Donald," Amanda began, her tone shifting </w:t>
+      </w:r>
+      <w:proofErr w:type="gramStart"/>
+      <w:r>
+        <w:t>into</w:t>
+      </w:r>
+      <w:proofErr w:type="gramEnd"/>
+      <w:r>
+        <w:t xml:space="preserve"> a calm, respectful professionalism. "While we have some quiet time, I want to walk you through exactly what happens tomorrow morning when we trigger your enrollment at the Meridian Unified School District."</w:t>
+      </w:r>
+    </w:p>
+    <w:p>
+      <w:r>
+        <w:t>Donald stopped eating, resting his hands on his lap. He gave her a firm nod, his dark eyes locking onto hers.</w:t>
+      </w:r>
+    </w:p>
+    <w:p>
+      <w:r>
+        <w:t xml:space="preserve">Amanda opened the folio, resting her hand on the copies of the federal release forms and the IEP demands she had generated yesterday. </w:t>
+      </w:r>
+    </w:p>
+    <w:p>
+      <w:r>
+        <w:t xml:space="preserve">"First, I need to establish a very clear, professional boundary with you," Amanda stated, holding his gaze with absolute respect. "I am the Chief Legal Counsel for the Sterling Revocable Trust and our operating LLC. My fiduciary duty is to protect the assets of this 135-story building and the corporate entity. Because of that, ethically, I am not your personal lawyer, and I cannot give you individual legal advice." </w:t>
+      </w:r>
+    </w:p>
+    <w:p>
+      <w:r>
+        <w:t xml:space="preserve">Donald’s brow furrowed slightly. He reached for his </w:t>
+      </w:r>
+      <w:proofErr w:type="spellStart"/>
+      <w:r>
+        <w:t>MagnaByte</w:t>
+      </w:r>
+      <w:proofErr w:type="spellEnd"/>
+      <w:r>
+        <w:t xml:space="preserve"> </w:t>
+      </w:r>
+      <w:proofErr w:type="spellStart"/>
+      <w:r>
+        <w:t>mPad</w:t>
+      </w:r>
+      <w:proofErr w:type="spellEnd"/>
+      <w:r>
+        <w:t xml:space="preserve">, his fingers hovering over the glass. </w:t>
+      </w:r>
+    </w:p>
+    <w:p>
+      <w:r>
+        <w:t xml:space="preserve">"I say this because you are an eighteen-year-old adult and an equal one-seventh partner on this Board, and you deserve to know exactly how the power dynamics work," Amanda clarified smoothly. "I am absolutely weaponizing the LLC's corporate weight to force the school district into accepting your IEP, and I am using the Trust's legal authority to completely block your father in Texas. I will build a fortress around your education. But if you ever find yourself in a situation where you need independent legal counsel strictly for your own personal matters, the Trust will hire you the best outside firm money can buy. Do you understand the difference?" </w:t>
+      </w:r>
+    </w:p>
+    <w:p>
+      <w:r>
+        <w:t>Donald typed a quick response, the synthesized voice cutting clearly through the kitchen.</w:t>
+      </w:r>
+    </w:p>
+    <w:p>
+      <w:r>
+        <w:rPr>
+          <w:i/>
+          <w:iCs/>
+        </w:rPr>
+        <w:lastRenderedPageBreak/>
+        <w:t>You protect the tower. But you are using the tower to protect me.</w:t>
+      </w:r>
+    </w:p>
+    <w:p>
+      <w:r>
+        <w:t>Amanda smiled, a fierce, uncompromising expression of pride. "Exactly. Tomorrow, Mary and I are taking you down to the street level, and we are catching the city bus straight to the high school campus. We are going to walk into the administrative office, and I am going to ensure they introduce you to your legally mandated one-on-one paraprofessional."</w:t>
+      </w:r>
+    </w:p>
+    <w:p>
+      <w:r>
+        <w:t xml:space="preserve">Amanda looked over at Mary. "Because of Special Education laws, your school district </w:t>
+      </w:r>
+      <w:proofErr w:type="gramStart"/>
+      <w:r>
+        <w:t>aide</w:t>
+      </w:r>
+      <w:proofErr w:type="gramEnd"/>
+      <w:r>
+        <w:t xml:space="preserve"> has to be a certified professional. Mary cannot sit in the classroom with you. But she will ride the bus with you, see you off at the front office, and be standing on the exact same curb the second the final bell rings. I will handle the administrators, and you will just focus on being a high school senior."</w:t>
+      </w:r>
+    </w:p>
+    <w:p>
+      <w:r>
+        <w:t xml:space="preserve">Donald let out a soft, affirmative hum, a surge of genuine excitement mixing with his lingering anxiety. He wasn't going to be shoved onto a freezing yellow school bus alone anymore. He was going to school backed by the full weight of a billion-dollar empire. </w:t>
+      </w:r>
+    </w:p>
+    <w:p>
+      <w:pPr>
+        <w:pStyle w:val="Heading3"/>
+      </w:pPr>
+      <w:r>
+        <w:t>Part 3: The Sanctuary Tour – 9:00 AM</w:t>
+      </w:r>
+    </w:p>
+    <w:p>
+      <w:r>
+        <w:t xml:space="preserve">As the breakfast dishes were cleared away, Donald rested his hands on his </w:t>
+      </w:r>
+      <w:proofErr w:type="spellStart"/>
+      <w:r>
+        <w:t>MagnaByte</w:t>
+      </w:r>
+      <w:proofErr w:type="spellEnd"/>
+      <w:r>
+        <w:t xml:space="preserve"> </w:t>
+      </w:r>
+      <w:proofErr w:type="spellStart"/>
+      <w:r>
+        <w:t>mPad</w:t>
+      </w:r>
+      <w:proofErr w:type="spellEnd"/>
+      <w:r>
+        <w:t xml:space="preserve">. He looked up at the cousins, his dark eyes conveying a quiet, tentative curiosity. He typed a short sentence, casting the synthesized voice into the kitchen. </w:t>
+      </w:r>
+    </w:p>
+    <w:p>
+      <w:r>
+        <w:rPr>
+          <w:i/>
+          <w:iCs/>
+        </w:rPr>
+        <w:t>I want to see the Roman Bath.</w:t>
+      </w:r>
+    </w:p>
+    <w:p>
+      <w:r>
+        <w:t>Ashley offered a warm, encouraging smile. There was never a question about how the family would present the space to him; they remained fully dressed in their oversized, comfortable Sunday clothes, ensuring the environment stayed as low-pressure as possible.</w:t>
+      </w:r>
+    </w:p>
+    <w:p>
+      <w:r>
+        <w:t xml:space="preserve">Mary grabbed the push handles of his manual wheelchair and guided him toward the custom, whisper-quiet glass elevator heavily insulated against vibration. The family stepped in with them, and the car glided silently upward to Floor 133, the Sanctuary &amp; Spa. </w:t>
+      </w:r>
+    </w:p>
+    <w:p>
+      <w:r>
+        <w:t xml:space="preserve">When the glass doors opened, Donald rolled out into an architectural marvel. The floor was an expansive, open-concept wet room, entirely dominated by a massive, sunken heated Roman Bath designed to evoke the heavy, ancient aesthetic of antiquity. Adjacent to the sprawling basin were multiple open-concept rainfall showers. </w:t>
+      </w:r>
+    </w:p>
+    <w:p>
+      <w:r>
+        <w:t xml:space="preserve">As Mary pushed him further into </w:t>
+      </w:r>
+      <w:proofErr w:type="gramStart"/>
+      <w:r>
+        <w:t>the space</w:t>
+      </w:r>
+      <w:proofErr w:type="gramEnd"/>
+      <w:r>
+        <w:t xml:space="preserve">, the absolute lack of internal boundaries became visually apparent. He saw the continuous vanity counter featuring multiple sinks, and right beside it, a row of completely open, wall-less toilets designed so the family could use the facilities simultaneously without breaking conversation. </w:t>
+      </w:r>
+    </w:p>
+    <w:p>
+      <w:r>
+        <w:lastRenderedPageBreak/>
+        <w:t>Donald’s shoulders tensed slightly, his hands gripping his armrests. For a teenager who had spent his life isolated and sheltered, the sheer vulnerability of the floorplan was a staggering concept to process.</w:t>
+      </w:r>
+    </w:p>
+    <w:p>
+      <w:r>
+        <w:t>Ashley caught his hesitation instantly. She stepped beside his chair, keeping her voice light and entirely devoid of expectation. "It's a lot to take in," Ashley reassured him. "But I want to promise you right now: everything in this building operates exactly at your pace. You don't have to use any of this until you decide you are ready."</w:t>
+      </w:r>
+    </w:p>
+    <w:p>
+      <w:r>
+        <w:t>Amanda nodded, gesturing toward a heavy, soundproofed set of doors at the far end of the spa. "Let's show you the Nest."</w:t>
+      </w:r>
+    </w:p>
+    <w:p>
+      <w:r>
+        <w:t xml:space="preserve">They guided him into the Walled Nest, a space intentionally walled off and climate-controlled to block the heavy humidity rolling off the spa. Inside sat a massive 15-by-15-foot custom sleeping platform where the entire family slept together. The lighting was perfectly dim, the ambient noise entirely neutralized. </w:t>
+      </w:r>
+    </w:p>
+    <w:p>
+      <w:r>
+        <w:t xml:space="preserve">"Donald," Amanda said softly, her terrifying corporate intellect giving way to absolute, familial devotion. "If you are ever ready, you have an open invitation to join </w:t>
+      </w:r>
+      <w:proofErr w:type="gramStart"/>
+      <w:r>
+        <w:t>us in</w:t>
+      </w:r>
+      <w:proofErr w:type="gramEnd"/>
+      <w:r>
+        <w:t xml:space="preserve"> here. You sleep right in the exact center, so if you wake up panicked in the dark, you can reach out in any direction and find one of us. And Mary is always welcome to join you." </w:t>
+      </w:r>
+    </w:p>
+    <w:p>
+      <w:r>
+        <w:t xml:space="preserve">Donald stared at the massive sleeping platform. For ten years, he had been treated as a pathetic anomaly, locked away in a freezing bedroom and viewed as a burden to be managed. Now, he was sitting in the most intimate sanctuary of a multi-billion-dollar empire, surrounded by a fiercely protective group of women who were willing to fight tooth and nail to protect him and ensure his success. </w:t>
+      </w:r>
+    </w:p>
+    <w:p>
+      <w:r>
+        <w:t xml:space="preserve">The sheer, overwhelming weight of that unconditional love hit his </w:t>
+      </w:r>
+      <w:proofErr w:type="spellStart"/>
+      <w:r>
+        <w:t>AuDHD</w:t>
+      </w:r>
+      <w:proofErr w:type="spellEnd"/>
+      <w:r>
+        <w:t xml:space="preserve"> nervous system like a freight train.</w:t>
+      </w:r>
+    </w:p>
+    <w:p>
+      <w:r>
+        <w:t>It wasn't a sensory crash triggered by fear, but a massive, unstoppable overload of pure, unfiltered joy. His breath hitched sharply. Tears began to leak from his dark eyes, and his chest heaved as he broke down into heavy, overwhelmed sobs. It was a full autistic meltdown, his brain completely short-circuiting under the magnitude of finally being safe.</w:t>
+      </w:r>
+    </w:p>
+    <w:p>
+      <w:r>
+        <w:t xml:space="preserve">Mary didn't hesitate. She stepped directly in front of his wheelchair, wrapping her arms securely around his shaking shoulders and burying his face against her chest. She applied the heavy, deep-pressure grounding hug that he relied on to regulate his nervous system. The Sterling sisters instantly stepped back, offering them a wide, respectful perimeter, their own eyes shining with unshed tears as they watched him process a decade of repressed emotion. </w:t>
+      </w:r>
+    </w:p>
+    <w:p>
+      <w:r>
+        <w:lastRenderedPageBreak/>
+        <w:t>It took several long minutes of quiet, rhythmic breathing against Mary's shoulder before the heavy sobbing finally subsided into soft, exhausted hiccups.</w:t>
+      </w:r>
+    </w:p>
+    <w:p>
+      <w:r>
+        <w:t>Mary gently wiped the tears from his cheeks. "You okay, boss?" she whispered.</w:t>
+      </w:r>
+    </w:p>
+    <w:p>
+      <w:r>
+        <w:t xml:space="preserve">Donald let out a shaky, watery exhale, nodding firmly. He rested his hands on his </w:t>
+      </w:r>
+      <w:proofErr w:type="spellStart"/>
+      <w:r>
+        <w:t>mPad</w:t>
+      </w:r>
+      <w:proofErr w:type="spellEnd"/>
+      <w:r>
+        <w:t>, typing slowly as his baseline settled.</w:t>
+      </w:r>
+    </w:p>
+    <w:p>
+      <w:r>
+        <w:rPr>
+          <w:i/>
+          <w:iCs/>
+        </w:rPr>
+        <w:t>I am okay. Can we go on another tour? I want to see what else is in the tower.</w:t>
+      </w:r>
+    </w:p>
+    <w:p>
+      <w:r>
+        <w:t>Ashley looked down at her watch. It was just shy of 10:00 AM.</w:t>
+      </w:r>
+    </w:p>
+    <w:p>
+      <w:r>
+        <w:t xml:space="preserve">"Well, you could definitely use a new wardrobe before you start school tomorrow," Ashley smiled, her bright, logistical energy returning. "The retail shopping mall in the Underground Metropolis—we call it The Basalt Promenade—officially opens at 11:00 AM." </w:t>
+      </w:r>
+    </w:p>
+    <w:p>
+      <w:r>
+        <w:t xml:space="preserve">Susan grinned, leaning against the doorway of the Nest. "We can take the Owner Express down and hit </w:t>
+      </w:r>
+      <w:r>
+        <w:rPr>
+          <w:i/>
+          <w:iCs/>
+        </w:rPr>
+        <w:t>Rainier's</w:t>
+      </w:r>
+      <w:r>
+        <w:t xml:space="preserve">, the premier department store. It's massive. The Men's department is housed entirely on Level B6, and the women's, children's, and housewares sections take up Level B5. We'll get you completely outfitted." </w:t>
+      </w:r>
+    </w:p>
+    <w:p>
+      <w:pPr>
+        <w:pStyle w:val="Heading3"/>
+      </w:pPr>
+      <w:r>
+        <w:t>Part 4: The Family Tree – 10:15 AM</w:t>
+      </w:r>
+    </w:p>
+    <w:p>
+      <w:r>
+        <w:t xml:space="preserve">To pass the time before the retail levels opened, the family retreated to the 130th-floor Lounge, settling into the sunken, heavily carpeted living room centered around the massive fireplace. Donald parked his wheelchair near the center of the room, with Mary sitting close beside him. </w:t>
+      </w:r>
+    </w:p>
+    <w:p>
+      <w:r>
+        <w:t>"We have about forty-five minutes before the shops on Levels B5 and B6 open," Ashley said, her tone gentle but brimming with pride. "We gave you the short version yesterday, but it’s time you properly meet your family."</w:t>
+      </w:r>
+    </w:p>
+    <w:p>
+      <w:r>
+        <w:t xml:space="preserve">Ashley started with herself. She explained her role as the Chairwoman of the Board, managing the commercial real estate and acting as the landlord for thousands of tenants. She told Donald about the custody trauma that separated them, and how the absolute second the clock struck midnight on her 18th birthday, she legally stripped the name "Caldwell" from her life, officially becoming a Sterling. </w:t>
+      </w:r>
+    </w:p>
+    <w:p>
+      <w:r>
+        <w:t xml:space="preserve">Amanda spoke next. As the eldest at 32, she was the nuclear deterrent of the Board of Directors. She explained that she operated primarily out of the 16th-floor executive suite, utilizing her massive list of legal credentials—including her Juris Doctor and LL.M. in Taxation—to protect the family's assets from Wall Street, the IRS, and predatory contractors. </w:t>
+      </w:r>
+    </w:p>
+    <w:p>
+      <w:r>
+        <w:lastRenderedPageBreak/>
+        <w:t xml:space="preserve">Susan leaned back against the plush sofa, gesturing to her steel-toed boots and heavy canvas work pants. As the Master of the Plant, she managed the mechanical, electrical, and plumbing utilities. She held master-level trade licenses and actively worked alongside the union contractors in the shafts, managing the heavy voltage and massive chillers from the mechanical buffer floors. </w:t>
+      </w:r>
+    </w:p>
+    <w:p>
+      <w:r>
+        <w:t xml:space="preserve">Then, Donald’s attention turned to the 19-year-old trio. </w:t>
+      </w:r>
+    </w:p>
+    <w:p>
+      <w:r>
+        <w:t xml:space="preserve">Chelsea, older than her identical twin by 12 minutes, was the Architect of Iron. She managed the physical hardware, server infrastructure, and networking. Because she was highly </w:t>
+      </w:r>
+      <w:proofErr w:type="gramStart"/>
+      <w:r>
+        <w:t>sensory-seeking</w:t>
+      </w:r>
+      <w:proofErr w:type="gramEnd"/>
+      <w:r>
+        <w:t xml:space="preserve"> with tactile input, she loved the physical weight of hardware and often acted as Diana's immediate translator, reading her unspoken physical cues effortlessly. </w:t>
+      </w:r>
+    </w:p>
+    <w:p>
+      <w:r>
+        <w:t xml:space="preserve">Diana, the Architect of Code, sat in her custom-built, ultra-lightweight wheelchair. Profoundly gifted in software engineering, she communicated entirely through her custom-built AAC software on her </w:t>
+      </w:r>
+      <w:proofErr w:type="spellStart"/>
+      <w:r>
+        <w:t>MagnaByte</w:t>
+      </w:r>
+      <w:proofErr w:type="spellEnd"/>
+      <w:r>
+        <w:t xml:space="preserve"> </w:t>
+      </w:r>
+      <w:proofErr w:type="spellStart"/>
+      <w:r>
+        <w:t>mPad</w:t>
+      </w:r>
+      <w:proofErr w:type="spellEnd"/>
+      <w:r>
+        <w:t xml:space="preserve">. She utilized a highly customized, locally run LLM, reflecting a fierce dedication to Free and </w:t>
+      </w:r>
+      <w:proofErr w:type="gramStart"/>
+      <w:r>
+        <w:t>Open Source</w:t>
+      </w:r>
+      <w:proofErr w:type="gramEnd"/>
+      <w:r>
+        <w:t xml:space="preserve"> Software (FOSS) that perfectly mirrored Donald’s own tech philosophy. </w:t>
+      </w:r>
+    </w:p>
+    <w:p>
+      <w:r>
+        <w:t xml:space="preserve">Abigail, born exactly between the twins, was the Enterprise Architect. Also non-verbal, she managed the entire Quantum Enterprise environment and the zero-trust security architecture for the tower, communicating flawlessly through the massive web infrastructure she managed. </w:t>
+      </w:r>
+    </w:p>
+    <w:p>
+      <w:r>
+        <w:t xml:space="preserve">Looking at the trio—two of them in wheelchairs, all communicating silently through screens, text, and physical cues at lightning speed—Donald realized he was in an environment where he didn't need to mask. His natural way of existing was already the dominant culture of the room. </w:t>
+      </w:r>
+    </w:p>
+    <w:p>
+      <w:r>
+        <w:t>But it was Amanda who delivered the final, most profound piece of the Sterling legacy.</w:t>
+      </w:r>
+    </w:p>
+    <w:p>
+      <w:r>
+        <w:t xml:space="preserve">"Donald," Amanda said softly, her terrifying corporate intellect giving way to deep affection. "There is a reason this 135-story building was designed with zero-threshold access across every single floor, and why the elevators are oversized with lowered, horizontal control panels." </w:t>
+      </w:r>
+    </w:p>
+    <w:p>
+      <w:r>
+        <w:t xml:space="preserve">Amanda leaned forward. "When our grandfather, Arthur Sterling, commissioned the blueprints for Sterling Plaza in the 1960s, he had a son and a daughter who were full-time wheelchair users." </w:t>
+      </w:r>
+    </w:p>
+    <w:p>
+      <w:r>
+        <w:t>Donald’s breath hitched. His fingers hovered over his AAC device, frozen.</w:t>
+      </w:r>
+    </w:p>
+    <w:p>
+      <w:r>
+        <w:lastRenderedPageBreak/>
+        <w:t xml:space="preserve">"My mother was that daughter," Amanda explained, her voice steady and proud. "She lived a life of total, frictionless independence thanks to our grandfather's unyielding architecture." </w:t>
+      </w:r>
+    </w:p>
+    <w:p>
+      <w:r>
+        <w:t xml:space="preserve">Diana tapped her </w:t>
+      </w:r>
+      <w:proofErr w:type="spellStart"/>
+      <w:r>
+        <w:t>mPad</w:t>
+      </w:r>
+      <w:proofErr w:type="spellEnd"/>
+      <w:r>
+        <w:t xml:space="preserve">, casting her synthesized voice into the room. "And our father was that son." </w:t>
+      </w:r>
+    </w:p>
+    <w:p>
+      <w:r>
+        <w:t xml:space="preserve">"Diana is a second-generation wheelchair user," Chelsea added quietly, translating the emotional weight of her twin's words. "When she rolls through this tower, she is rolling on the exact zero-threshold floors Arthur poured for our dad fifty years ago." </w:t>
+      </w:r>
+    </w:p>
+    <w:p>
+      <w:r>
+        <w:t xml:space="preserve">The realization hit Donald like a freight train. For the last ten years, his father had treated his wheelchair and his autism as a burden—an anomaly that had to be "managed" and hidden away. As the tears welled in his eyes once again, the toxic shame evaporated completely. He wasn't an anomaly at all. He was the direct reflection of his aunt, his uncle, and his grandfather's defining legacy. In the Sterling family, existing exactly the way he did was the ultimate baseline of normal. </w:t>
+      </w:r>
+    </w:p>
+    <w:p>
+      <w:r>
+        <w:t xml:space="preserve">Finally, Amanda turned her gaze </w:t>
+      </w:r>
+      <w:proofErr w:type="gramStart"/>
+      <w:r>
+        <w:t>to</w:t>
+      </w:r>
+      <w:proofErr w:type="gramEnd"/>
+      <w:r>
+        <w:t xml:space="preserve"> Mary.</w:t>
+      </w:r>
+    </w:p>
+    <w:p>
+      <w:r>
+        <w:t xml:space="preserve">"We haven't forgotten about you, Mary," Amanda said, her tone shifting to one of absolute, unyielding respect. "The bylaws of Arthur Sterling’s Revocable Trust strictly dictate that only direct, blood-line descendants can hold a voting share." </w:t>
+      </w:r>
+    </w:p>
+    <w:p>
+      <w:r>
+        <w:t xml:space="preserve">Mary nodded quickly. "I don't care about the money. I just care about him." </w:t>
+      </w:r>
+    </w:p>
+    <w:p>
+      <w:r>
+        <w:t>"We know," Ashley smiled.</w:t>
+      </w:r>
+    </w:p>
+    <w:p>
+      <w:r>
+        <w:t xml:space="preserve">"Which is why I drafted a corporate compromise to honor you without breaching the trust's legal framework," Amanda continued. "You are officially granted a custom-created, Non-Voting Advisory Seat on the Board of Directors." </w:t>
+      </w:r>
+    </w:p>
+    <w:p>
+      <w:r>
+        <w:t xml:space="preserve">Amanda handed Mary a sleek, heavy embossed card. "You are legally permitted to sit in on all high-level discussions—whether in the 16th-floor Boardroom or up here in the Nest. You have no voting power to keep the equity split intact, but your voice carries immense weight, especially regarding Donald's care." </w:t>
+      </w:r>
+    </w:p>
+    <w:p>
+      <w:r>
+        <w:t>Mary stared at the card, utterly speechless. She wasn't just a guest; she was permanently woven into the operational fabric of their empire.</w:t>
+      </w:r>
+    </w:p>
+    <w:p>
+      <w:r>
+        <w:t xml:space="preserve">Ashley glanced down at her watch and stood up, her bright, logistical energy returning. "It's almost eleven. The Underground Metropolis is waking up. Who is ready to hit the Men's department on Level B6?" </w:t>
+      </w:r>
+    </w:p>
+    <w:p>
+      <w:pPr>
+        <w:pStyle w:val="Heading3"/>
+      </w:pPr>
+      <w:r>
+        <w:lastRenderedPageBreak/>
+        <w:t>Part 5: The Basalt Promenade – 11:00 AM</w:t>
+      </w:r>
+    </w:p>
+    <w:p>
+      <w:r>
+        <w:t xml:space="preserve">The heavy armored doors of the Owner Express sealed shut, and the massive elevator plummeted downward, bypassing the Grand Atrium and diving deep into the subterranean foundation. The car slowed with a soft chime, and the doors glided open on Level B6. </w:t>
+      </w:r>
+    </w:p>
+    <w:p>
+      <w:r>
+        <w:t xml:space="preserve">Donald rolled out into a sprawling, climate-controlled commercial metropolis. The Basalt Promenade was staggering in scale. Massive, crisscrossing architectural escalators were arranged around a central, open-air atrium, allowing shoppers on the B5 concourse to look all the way down to the B7 amusement areas. </w:t>
+      </w:r>
+    </w:p>
+    <w:p>
+      <w:r>
+        <w:t xml:space="preserve">As Mary pushed his wheelchair toward the wide promenade, Donald steered himself closer to the glass railing. He looked down into the massive subterranean void. There, anchoring the deepest corner of the B7 level, was an expansive indoor water park. Through the glass partitions below, he could see the massive wave pools, lazy rivers, and enclosed tube slides. </w:t>
+      </w:r>
+    </w:p>
+    <w:p>
+      <w:r>
+        <w:t xml:space="preserve">Donald’s hands hovered over his </w:t>
+      </w:r>
+      <w:proofErr w:type="spellStart"/>
+      <w:r>
+        <w:t>MagnaByte</w:t>
+      </w:r>
+      <w:proofErr w:type="spellEnd"/>
+      <w:r>
+        <w:t xml:space="preserve"> </w:t>
+      </w:r>
+      <w:proofErr w:type="spellStart"/>
+      <w:r>
+        <w:t>mPad</w:t>
+      </w:r>
+      <w:proofErr w:type="spellEnd"/>
+      <w:r>
+        <w:t xml:space="preserve">. He looked up at the illuminated directory sign pointing toward the aquatic sanctuary. </w:t>
+      </w:r>
+    </w:p>
+    <w:p>
+      <w:r>
+        <w:rPr>
+          <w:i/>
+          <w:iCs/>
+        </w:rPr>
+        <w:t>I want to get swimming clothes,</w:t>
+      </w:r>
+      <w:r>
+        <w:t xml:space="preserve"> Donald typed, casting the synthesized voice toward his sisters. </w:t>
+      </w:r>
+      <w:r>
+        <w:rPr>
+          <w:i/>
+          <w:iCs/>
+        </w:rPr>
+        <w:t>I want to see the water park eventually.</w:t>
+      </w:r>
+    </w:p>
+    <w:p>
+      <w:r>
+        <w:t xml:space="preserve">Ashley’s face lit up with a brilliant, genuine smile. "It's the best place in the building," Ashley promised. "The air is permanently locked at a humid 85 degrees, and the wave pools have zero-entry sloping shores so you can roll right to the water's edge. We will get you the best swimwear in the city." </w:t>
+      </w:r>
+    </w:p>
+    <w:p>
+      <w:r>
+        <w:t xml:space="preserve">Susan led the vanguard, guiding them through the wide, polished corridors until they reached the towering glass storefront of </w:t>
+      </w:r>
+      <w:r>
+        <w:rPr>
+          <w:i/>
+          <w:iCs/>
+        </w:rPr>
+        <w:t>Rainier's</w:t>
+      </w:r>
+      <w:r>
+        <w:t>, the premier department store that anchored the subterranean mall. The Men's department spanned the entirety of Level B6, a quiet, high-end retail sanctuary perfectly suited for Donald's sensory needs.</w:t>
+      </w:r>
+    </w:p>
+    <w:p>
+      <w:r>
+        <w:t xml:space="preserve">The shopping experience was a radical departure from anything Donald had ever known. In Texas, his clothing was an afterthought—stiff, ill-fitting, and entirely unsuited for sitting in a manual wheelchair all day. Here, the family curated his wardrobe with absolute precision, prioritizing his </w:t>
+      </w:r>
+      <w:proofErr w:type="spellStart"/>
+      <w:r>
+        <w:t>AuDHD</w:t>
+      </w:r>
+      <w:proofErr w:type="spellEnd"/>
+      <w:r>
+        <w:t xml:space="preserve"> sensory profile. </w:t>
+      </w:r>
+    </w:p>
+    <w:p>
+      <w:r>
+        <w:t xml:space="preserve">Because Donald had never been allowed to select his own wardrobe, he had absolutely no idea what his actual sizes were. Once Mary and Chelsea had gathered a massive stack of options, they headed toward the back of the store. Right next to the standard men's fitting rooms was a spacious, fully ADA-compliant assisted fitting room. </w:t>
+      </w:r>
+    </w:p>
+    <w:p>
+      <w:r>
+        <w:lastRenderedPageBreak/>
+        <w:t xml:space="preserve">Mary wheeled Donald inside and locked the heavy wooden door. The space was meticulously designed, offering plenty of room to maneuver his manual wheelchair alongside a </w:t>
+      </w:r>
+      <w:proofErr w:type="gramStart"/>
+      <w:r>
+        <w:t>lowered</w:t>
+      </w:r>
+      <w:proofErr w:type="gramEnd"/>
+      <w:r>
+        <w:t xml:space="preserve"> mirror and grab bars. Just as she had done every morning in the cramped Texas McMansion, Mary helped him navigate the physical dressing process, but this time, there was no rushing or fear of his father's booming voice. She helped him swap his stiff, uncomfortable clothes for ultra-soft, </w:t>
+      </w:r>
+      <w:proofErr w:type="spellStart"/>
+      <w:r>
+        <w:t>tagless</w:t>
+      </w:r>
+      <w:proofErr w:type="spellEnd"/>
+      <w:r>
+        <w:t xml:space="preserve"> cottons, seamless activewear, and the quick-drying swim trunks he wanted for the B7 water park. When he rolled back out to show his sisters, the transformation was </w:t>
+      </w:r>
+      <w:proofErr w:type="gramStart"/>
+      <w:r>
+        <w:t>instant—he looked</w:t>
+      </w:r>
+      <w:proofErr w:type="gramEnd"/>
+      <w:r>
+        <w:t xml:space="preserve"> comfortable, confident, and entirely at ease. </w:t>
+      </w:r>
+    </w:p>
+    <w:p>
+      <w:pPr>
+        <w:numPr>
+          <w:ilvl w:val="0"/>
+          <w:numId w:val="3"/>
+        </w:numPr>
+      </w:pPr>
+      <w:r>
+        <w:rPr>
+          <w:b/>
+          <w:bCs/>
+        </w:rPr>
+        <w:t>The Casual Haul:</w:t>
+      </w:r>
+      <w:r>
+        <w:t xml:space="preserve"> They finalized the selections of high-end joggers with elastic waistbands, soft hoodies, and breathable t-shirts that wouldn't agitate his nervous system or bunch up uncomfortably against his backrest.</w:t>
+      </w:r>
+    </w:p>
+    <w:p>
+      <w:pPr>
+        <w:numPr>
+          <w:ilvl w:val="0"/>
+          <w:numId w:val="3"/>
+        </w:numPr>
+      </w:pPr>
+      <w:r>
+        <w:rPr>
+          <w:b/>
+          <w:bCs/>
+        </w:rPr>
+        <w:t>The Swimwear:</w:t>
+      </w:r>
+      <w:r>
+        <w:t xml:space="preserve"> The sensory-friendly rash guard and trunks were immediately added to the keep pile.</w:t>
+      </w:r>
+    </w:p>
+    <w:p>
+      <w:pPr>
+        <w:numPr>
+          <w:ilvl w:val="0"/>
+          <w:numId w:val="3"/>
+        </w:numPr>
+      </w:pPr>
+      <w:r>
+        <w:rPr>
+          <w:b/>
+          <w:bCs/>
+        </w:rPr>
+        <w:t>The Corporate Armor:</w:t>
+      </w:r>
+      <w:r>
+        <w:t xml:space="preserve"> Finally, Amanda stepped in. "If you are going to sit at the mahogany table in the 16th-floor Legacy Boardroom with me, you need the proper armor," Amanda stated with a proud, definitive smirk. She summoned a store tailor to properly measure Donald in his chair outside the fitting rooms, ordering bespoke suit jackets and dress shirts specifically tailored for a seated position—shorter in the front to prevent bunching, with stretch-woven fabrics that accommodated his spasticity without sacrificing an ounce of professional intimidation. </w:t>
+      </w:r>
+    </w:p>
+    <w:p>
+      <w:r>
+        <w:t xml:space="preserve">When the massive haul was finally bagged and handed over to a tower concierge to be sent directly up to the 130th-floor Estate, Mary let out a tired, happy sigh. "Alright. I think the boss is officially </w:t>
+      </w:r>
+      <w:proofErr w:type="gramStart"/>
+      <w:r>
+        <w:t>outfitted</w:t>
+      </w:r>
+      <w:proofErr w:type="gramEnd"/>
+      <w:r>
+        <w:t xml:space="preserve">." </w:t>
+      </w:r>
+    </w:p>
+    <w:p>
+      <w:r>
+        <w:t>Ashley turned around, blocking Mary's path back toward the elevator. She crossed her arms, an unyielding, affectionate smile on her face.</w:t>
+      </w:r>
+    </w:p>
+    <w:p>
+      <w:r>
+        <w:t>"Donald is outfitted," Ashley corrected. "Now it's your turn."</w:t>
+      </w:r>
+    </w:p>
+    <w:p>
+      <w:r>
+        <w:t>Mary blinked, taking a step back and shaking her head. "No, Ashley, you guys have already done so much. I don't need anything. I'm fine."</w:t>
+      </w:r>
+    </w:p>
+    <w:p>
+      <w:r>
+        <w:t xml:space="preserve">Amanda stepped up beside Ashley, utilizing her towering corporate presence for good. "Mary, you spent ten years acting as a human shield for our brother in a hostile house. You physically kept him from freezing to death. You don't pay for clothes ever again." </w:t>
+      </w:r>
+    </w:p>
+    <w:p>
+      <w:r>
+        <w:t xml:space="preserve">"The Women's department is directly </w:t>
+      </w:r>
+      <w:r>
+        <w:rPr>
+          <w:i/>
+          <w:iCs/>
+        </w:rPr>
+        <w:t>above</w:t>
+      </w:r>
+      <w:r>
+        <w:t xml:space="preserve"> us on Level B5," Susan grinned, pointing to the internal store escalators before gesturing to the nearby glass ADA lift. "And they have a </w:t>
+      </w:r>
+      <w:r>
+        <w:lastRenderedPageBreak/>
+        <w:t xml:space="preserve">massive shoe department. You are getting a completely new wardrobe, Mary. By order of the Board of Directors." </w:t>
+      </w:r>
+    </w:p>
+    <w:p>
+      <w:r>
+        <w:t xml:space="preserve">Donald looked up at Mary, his eyes bright. He typed quickly on his AAC device. </w:t>
+      </w:r>
+    </w:p>
+    <w:p>
+      <w:r>
+        <w:rPr>
+          <w:i/>
+          <w:iCs/>
+        </w:rPr>
+        <w:t>Take the clothes, Mary. You earned them.</w:t>
+      </w:r>
+    </w:p>
+    <w:p>
+      <w:r>
+        <w:t>Defeated by the sheer, overwhelming generosity of the Vanguard, Mary let out a watery laugh and wiped her eyes. "Okay," she surrendered, grabbing the handles of Donald's wheelchair. "Let's go up to B5."</w:t>
+      </w:r>
+    </w:p>
+    <w:p>
+      <w:pPr>
+        <w:pStyle w:val="Heading3"/>
+      </w:pPr>
+      <w:r>
+        <w:t>Part 6: The First Embrace – 12:30 PM</w:t>
+      </w:r>
+    </w:p>
+    <w:p>
+      <w:r>
+        <w:t xml:space="preserve">The glass ADA lift carried the group smoothly up to Level B5, depositing them directly into the sprawling women's department of </w:t>
+      </w:r>
+      <w:r>
+        <w:rPr>
+          <w:i/>
+          <w:iCs/>
+        </w:rPr>
+        <w:t>Rainier's</w:t>
+      </w:r>
+      <w:r>
+        <w:t xml:space="preserve">. For the first time in a decade, Mary wasn't prioritizing Donald's survival; she was finally allowed to focus on herself. </w:t>
+      </w:r>
+    </w:p>
+    <w:p>
+      <w:r>
+        <w:t xml:space="preserve">The Sterling cousins descended upon the racks with absolute, logistical efficiency. Susan and Chelsea helped Mary pick out high-quality casual wear, while Amanda guided her toward sharp, tailored professional wear perfectly suited for her new Non-Voting Advisory Seat at the mahogany table in the 16th-floor Legacy Boardroom. They gathered all the </w:t>
+      </w:r>
+      <w:proofErr w:type="gramStart"/>
+      <w:r>
+        <w:t>necessary essentials—</w:t>
+      </w:r>
+      <w:proofErr w:type="gramEnd"/>
+      <w:r>
+        <w:t xml:space="preserve">new bras, panties, and a sleek, athletic one-piece swimsuit that would allow her to confidently navigate the B7 indoor water park and the 133rd-floor Roman Bath. </w:t>
+      </w:r>
+    </w:p>
+    <w:p>
+      <w:r>
+        <w:t xml:space="preserve">With her arms full of garments, Mary turned toward the women's fitting rooms. She looked back at Donald, a brief flash of hesitation crossing her face. For ten years, she had never left his side in an unfamiliar environment. </w:t>
+      </w:r>
+    </w:p>
+    <w:p>
+      <w:r>
+        <w:t>"I'll just be a minute," Mary promised, catching Ashley's eye to ensure the perimeter was secure.</w:t>
+      </w:r>
+    </w:p>
+    <w:p>
+      <w:r>
+        <w:t>"Take your time," Ashley smiled warmly. "We've got him."</w:t>
+      </w:r>
+    </w:p>
+    <w:p>
+      <w:r>
+        <w:t xml:space="preserve">Mary nodded, slipping behind the </w:t>
+      </w:r>
+      <w:proofErr w:type="gramStart"/>
+      <w:r>
+        <w:t>heavy</w:t>
+      </w:r>
+      <w:proofErr w:type="gramEnd"/>
+      <w:r>
+        <w:t xml:space="preserve"> louvered doors of the fitting room.</w:t>
+      </w:r>
+    </w:p>
+    <w:p>
+      <w:r>
+        <w:t xml:space="preserve">The second the door clicked shut, a sudden, jarring emptiness hit Donald. Sitting in the middle of the polished retail aisle, surrounded by his cousins, a spike of anxiety flared in his chest. Mary was his anchor, the only person who had ever kept him grounded in the dark. Without her standing directly next to his wheelchair, the vast, echoing space of the subterranean mall felt momentarily overwhelming. </w:t>
+      </w:r>
+    </w:p>
+    <w:p>
+      <w:r>
+        <w:t>Ashley saw the rigid tension instantly lock his shoulders. She didn't crowd him, but she stepped smoothly into his line of sight, her expression open and fiercely protective.</w:t>
+      </w:r>
+    </w:p>
+    <w:p>
+      <w:r>
+        <w:lastRenderedPageBreak/>
+        <w:t xml:space="preserve">Donald looked at the twenty-year-old woman standing in front of him. This was the sister who had legally stripped their father's name from her life, who had laid the groundwork for years just to fly across the country and bring him home. Something deep and instinctual within his </w:t>
+      </w:r>
+      <w:proofErr w:type="spellStart"/>
+      <w:r>
+        <w:t>AuDHD</w:t>
+      </w:r>
+      <w:proofErr w:type="spellEnd"/>
+      <w:r>
+        <w:t xml:space="preserve"> nervous system bypassed his usual fear of physical contact. He didn't need to analyze it; he just knew that he trusted his blood. </w:t>
+      </w:r>
+    </w:p>
+    <w:p>
+      <w:r>
+        <w:t xml:space="preserve">Donald </w:t>
+      </w:r>
+      <w:proofErr w:type="gramStart"/>
+      <w:r>
+        <w:t>reached</w:t>
+      </w:r>
+      <w:proofErr w:type="gramEnd"/>
+      <w:r>
+        <w:t xml:space="preserve"> his hands out toward her.</w:t>
+      </w:r>
+    </w:p>
+    <w:p>
+      <w:r>
+        <w:t>Ashley’s breath hitched. She didn't hesitate for a fraction of a second. She stepped forward and wrapped her arms securely around his shoulders, leaning down to pull him into a firm, deep-pressure hug.</w:t>
+      </w:r>
+    </w:p>
+    <w:p>
+      <w:r>
+        <w:t xml:space="preserve">Donald closed his eyes, resting his forehead against her coat. To this day, Mary had been the only member of his entire household he permitted to be physically affectionate with him. But as Ashley held him, providing the exact heavy, grounding pressure his sensory system craved, the anxiety completely melted away. He realized that he liked his sister's embrace, leaning into her warmth and silently deciding he wanted more of it. </w:t>
+      </w:r>
+    </w:p>
+    <w:p>
+      <w:r>
+        <w:t>A moment later, the louvered door of the fitting room swung open. Mary stepped out, wearing a sharp, impeccably tailored blazer over a crisp blouse.</w:t>
+      </w:r>
+    </w:p>
+    <w:p>
+      <w:r>
+        <w:t>She froze in the aisle.</w:t>
+      </w:r>
+    </w:p>
+    <w:p>
+      <w:r>
+        <w:t xml:space="preserve">Seeing </w:t>
+      </w:r>
+      <w:proofErr w:type="gramStart"/>
+      <w:r>
+        <w:t>Donald willingly</w:t>
+      </w:r>
+      <w:proofErr w:type="gramEnd"/>
+      <w:r>
+        <w:t xml:space="preserve"> leaning into Ashley's arms, completely relaxed and accepting affection from someone else, brought a massive, radiant smile to Mary's face. The boy she had spent a decade protecting was finally beginning to take to his family.</w:t>
+      </w:r>
+    </w:p>
+    <w:p>
+      <w:r>
+        <w:t>"How does it look?" Mary asked softly, not wanting to break the quiet magic of the moment.</w:t>
+      </w:r>
+    </w:p>
+    <w:p>
+      <w:r>
+        <w:t>Ashley pulled back gently, keeping a reassuring hand on Donald's shoulder, and looked at Mary. "You look like you belong on the Board of Directors," Ashley beamed.</w:t>
+      </w:r>
+    </w:p>
+    <w:p>
+      <w:r>
+        <w:t xml:space="preserve">Everyone universally approved of the selections. They gathered the massive haul of casual wear, professional attire, and swimsuits, and headed to the nearest polished checkout counter. The cashier rang up the towering pile of clothing, and Ashley didn't even blink, seamlessly sliding a heavy, black debit card drawn directly from the Sterling Revocable Trust's accounts to pay for everything. </w:t>
+      </w:r>
+    </w:p>
+    <w:p>
+      <w:r>
+        <w:t>"Alright," Susan announced, hoisting a few of the premium shopping bags over her shoulder. "Shopping is exhausting. It is officially time for lunch."</w:t>
+      </w:r>
+    </w:p>
+    <w:p>
+      <w:r>
+        <w:t>They wheeled out of the department store and navigated toward the massive internal core elevators, riding them straight down to Level B8.</w:t>
+      </w:r>
+    </w:p>
+    <w:p>
+      <w:r>
+        <w:lastRenderedPageBreak/>
+        <w:t xml:space="preserve">The B8 mezzanine was the massive transitional floor acting as the anchor for the transit hub, and its "Free" Area featured a sprawling, multi-tenant food court. The scent of hot food and the bustling energy of downtown commuters instantly filled the air. </w:t>
+      </w:r>
+    </w:p>
+    <w:p>
+      <w:r>
+        <w:t xml:space="preserve">"There it is," Chelsea grinned, pointing toward a brightly lit, retro-futurist storefront with a massive glowing logo. </w:t>
+      </w:r>
+      <w:r>
+        <w:rPr>
+          <w:i/>
+          <w:iCs/>
+        </w:rPr>
+        <w:t>Rocket Burger</w:t>
+      </w:r>
+      <w:r>
+        <w:t>.</w:t>
+      </w:r>
+    </w:p>
+    <w:p>
+      <w:r>
+        <w:t>It was the ultimate, universally beloved fast-food staple of the city. Ashley guided Donald’s wheelchair right up to the front of the line.</w:t>
+      </w:r>
+    </w:p>
+    <w:p>
+      <w:r>
+        <w:t>"Get whatever you want," Ashley told Donald and Mary, her voice brimming with the sheer joy of finally being able to spoil them. "Double burgers, fries, shakes—whatever you guys are craving. It's all on the Trust."</w:t>
+      </w:r>
+    </w:p>
+    <w:p>
+      <w:r>
+        <w:t xml:space="preserve">Donald’s hands flew excitedly over his AAC device as he looked up at the glowing menu board. He and Mary ordered a massive, unapologetic fast-food feast, and once again, Ashley tapped the Trust's card without a second thought. As they found a large, accessible table in the bustling food court, Donald realized that the grueling, terrifying starvation of the Texas freeze was truly a lifetime away. </w:t>
+      </w:r>
+    </w:p>
+    <w:p>
+      <w:pPr>
+        <w:pStyle w:val="Heading3"/>
+      </w:pPr>
+      <w:r>
+        <w:t>Part 7: Testing the Waters – 1:15 PM</w:t>
+      </w:r>
+    </w:p>
+    <w:p>
+      <w:r>
+        <w:t xml:space="preserve">The B8 mezzanine </w:t>
+      </w:r>
+      <w:proofErr w:type="gramStart"/>
+      <w:r>
+        <w:t>was</w:t>
+      </w:r>
+      <w:proofErr w:type="gramEnd"/>
+      <w:r>
+        <w:t xml:space="preserve"> a sprawling transitional floor, and the "Free" Area was bustling with the midday weekend crowd grabbing lunch at the massive food court. Sitting at a large table with his family, Donald took a massive bite of his Rocket Burger. </w:t>
+      </w:r>
+    </w:p>
+    <w:p>
+      <w:r>
+        <w:t xml:space="preserve">It was a simple, greasy, salty fast-food burger, but to Donald, it tasted like absolute freedom. In the restrictive, controlling environment of the Texas McMansion, his father had heavily policed his existence, completely denying him the agency </w:t>
+      </w:r>
+      <w:proofErr w:type="gramStart"/>
+      <w:r>
+        <w:t>to choose</w:t>
+      </w:r>
+      <w:proofErr w:type="gramEnd"/>
+      <w:r>
+        <w:t xml:space="preserve"> his own meals or </w:t>
+      </w:r>
+      <w:proofErr w:type="gramStart"/>
+      <w:r>
+        <w:t>enjoy</w:t>
+      </w:r>
+      <w:proofErr w:type="gramEnd"/>
+      <w:r>
+        <w:t xml:space="preserve"> something as simple as junk food. </w:t>
+      </w:r>
+    </w:p>
+    <w:p>
+      <w:r>
+        <w:t xml:space="preserve">Across the wide concourse, Donald could see the sprawling line of fare-control gates that separated the food court from the "Paid" transit zone. The gates to the Sterling Plaza Metro Station were currently chained off and dark. It was the scheduled weekend track work that had forced them to take the substitute street-level bus bridge yesterday. The heavy-rail platforms wouldn't reopen until 4:50 AM tomorrow morning to prepare for the 5:12 AM first train and the massive rush of Monday morning commuters. </w:t>
+      </w:r>
+    </w:p>
+    <w:p>
+      <w:r>
+        <w:t>But right now, Donald wasn't thinking about Monday. He was entirely focused on the women sitting around the table with him.</w:t>
+      </w:r>
+    </w:p>
+    <w:p>
+      <w:r>
+        <w:t xml:space="preserve">He looked at his cousins. He remembered the profound, regulating warmth of Ashley's embrace up in the B5 fitting rooms. For ten years, he had been terrified of physical contact </w:t>
+      </w:r>
+      <w:proofErr w:type="gramStart"/>
+      <w:r>
+        <w:lastRenderedPageBreak/>
+        <w:t>from</w:t>
+      </w:r>
+      <w:proofErr w:type="gramEnd"/>
+      <w:r>
+        <w:t xml:space="preserve"> anyone other than Mary. But something deep within his </w:t>
+      </w:r>
+      <w:proofErr w:type="spellStart"/>
+      <w:r>
+        <w:t>AuDHD</w:t>
+      </w:r>
+      <w:proofErr w:type="spellEnd"/>
+      <w:r>
+        <w:t xml:space="preserve"> nervous system was fundamentally shifting. He wanted to test the </w:t>
+      </w:r>
+      <w:proofErr w:type="gramStart"/>
+      <w:r>
+        <w:t>waters</w:t>
+      </w:r>
+      <w:proofErr w:type="gramEnd"/>
+      <w:r>
+        <w:t xml:space="preserve">. He wanted to know if the rest of his blood relatives felt just as safe. </w:t>
+      </w:r>
+    </w:p>
+    <w:p>
+      <w:r>
+        <w:t xml:space="preserve">Donald wiped his hands on a napkin, his fingers hovering over his </w:t>
+      </w:r>
+      <w:proofErr w:type="spellStart"/>
+      <w:r>
+        <w:t>MagnaByte</w:t>
+      </w:r>
+      <w:proofErr w:type="spellEnd"/>
+      <w:r>
+        <w:t xml:space="preserve"> </w:t>
+      </w:r>
+      <w:proofErr w:type="spellStart"/>
+      <w:r>
+        <w:t>mPad</w:t>
+      </w:r>
+      <w:proofErr w:type="spellEnd"/>
+      <w:r>
+        <w:t xml:space="preserve">. </w:t>
+      </w:r>
+    </w:p>
+    <w:p>
+      <w:r>
+        <w:rPr>
+          <w:i/>
+          <w:iCs/>
+        </w:rPr>
+        <w:t>Can I try hugging everyone?</w:t>
+      </w:r>
+      <w:r>
+        <w:t xml:space="preserve"> </w:t>
+      </w:r>
+      <w:proofErr w:type="gramStart"/>
+      <w:r>
+        <w:t>he</w:t>
+      </w:r>
+      <w:proofErr w:type="gramEnd"/>
+      <w:r>
+        <w:t xml:space="preserve"> typed, the synthesized voice </w:t>
+      </w:r>
+      <w:proofErr w:type="gramStart"/>
+      <w:r>
+        <w:t>cutting</w:t>
+      </w:r>
+      <w:proofErr w:type="gramEnd"/>
+      <w:r>
+        <w:t xml:space="preserve"> through the chatter of the table.</w:t>
+      </w:r>
+    </w:p>
+    <w:p>
+      <w:r>
+        <w:t>The entire Board of Directors stopped eating.</w:t>
+      </w:r>
+    </w:p>
+    <w:p>
+      <w:r>
+        <w:t xml:space="preserve">"Absolutely," Amanda smiled, her terrifying corporate armor entirely absent as she stood up from her chair. </w:t>
+      </w:r>
+    </w:p>
+    <w:p>
+      <w:r>
+        <w:t xml:space="preserve">They went incredibly slowly, letting Donald set the exact pace. Amanda went first, offering a warm, immovable embrace that made him feel instantly shielded. Susan wrapped her arms around him next, her hug sturdy and grounded in the tactile reality of her blue-collar trades. Chelsea, Diana, and Abigail—the 19-year-old trio who shared his exact neurodivergent communication style—each offered gentle, deep-pressure hugs that perfectly respected his sensory boundaries. </w:t>
+      </w:r>
+    </w:p>
+    <w:p>
+      <w:r>
+        <w:t>He liked all of them. They felt like family. But when he finally turned his wheelchair toward Ashley, the dynamic shifted.</w:t>
+      </w:r>
+    </w:p>
+    <w:p>
+      <w:r>
+        <w:t>Ashley leaned down and wrapped her arms securely around his shoulders. This was only her second time hugging him, but it carried a staggering emotional weight. Aside from Mary, Ashley was the very first person in his entire life to ever hold him with genuine affection. As Donald leaned his head against his older sister's shoulder, the deep, grounding pressure settled his nervous system flawlessly. He realized, unequivocally, that her hug was his favorite.</w:t>
+      </w:r>
+    </w:p>
+    <w:p>
+      <w:r>
+        <w:t xml:space="preserve">Standing a few feet away, Mary watched the exchange, her eyes shining with unshed tears of pure joy. The boy she had fiercely protected from a hostile household was finally deciding that he could feel safe with his own flesh and blood. </w:t>
+      </w:r>
+    </w:p>
+    <w:p>
+      <w:r>
+        <w:t>"We are always right here, Donald," Ashley whispered, pulling back just enough to look him in the eyes. "Whenever you want, and exactly at your pace."</w:t>
+      </w:r>
+    </w:p>
+    <w:p>
+      <w:r>
+        <w:t>Donald offered a bright, watery smile, his hands fluttering happily against his lap.</w:t>
+      </w:r>
+    </w:p>
+    <w:p>
+      <w:r>
+        <w:t xml:space="preserve">To celebrate the massive emotional milestone, Ashley returned to the Rocket Burger counter and ordered a round of "Rocket </w:t>
+      </w:r>
+      <w:proofErr w:type="gramStart"/>
+      <w:r>
+        <w:t>Swirls"—</w:t>
+      </w:r>
+      <w:proofErr w:type="gramEnd"/>
+      <w:r>
+        <w:t xml:space="preserve">thick, ice-cream desserts blended with crushed cookies and candy. As Donald dug his spoon into the frozen treat—an indulgence that had been absolutely, strictly forbidden to him in Texas—he looked around the table at </w:t>
+      </w:r>
+      <w:r>
+        <w:lastRenderedPageBreak/>
+        <w:t>his sister, his cousins, and Mary. The ice cream was freezing, but for the first time in eighteen years, he had never felt warmer.</w:t>
+      </w:r>
+    </w:p>
+    <w:p>
+      <w:pPr>
+        <w:pStyle w:val="Heading3"/>
+      </w:pPr>
+      <w:r>
+        <w:t>Part 8: The Sanctuary &amp; Spa – 2:30 PM</w:t>
+      </w:r>
+    </w:p>
+    <w:p>
+      <w:r>
+        <w:t xml:space="preserve">With their fast-food lunch finished, the family navigated away from the bustling food court on the B8 concourse. Instead of returning to the public transit elevators, Ashley led the group down a quiet, restricted back hallway of the subterranean mall. They reached an unmarked, employee-only door, and Ashley simply tapped her heavy metal Sterling Card against the reader. The lock disengaged instantly, granting them access to the hidden, concrete core where the armored Owner Express elevator waited. </w:t>
+      </w:r>
+    </w:p>
+    <w:p>
+      <w:r>
+        <w:t xml:space="preserve">As the massive steel doors sealed them inside, Amanda reached for the heavy 1970s push-button panel. Remembering that Donald had sought refuge on the 131st floor the night before, she pressed the button for 131. </w:t>
+      </w:r>
+    </w:p>
+    <w:p>
+      <w:r>
+        <w:t xml:space="preserve">Donald watched the panel illuminate. He rested his hands on his </w:t>
+      </w:r>
+      <w:proofErr w:type="spellStart"/>
+      <w:r>
+        <w:t>MagnaByte</w:t>
+      </w:r>
+      <w:proofErr w:type="spellEnd"/>
+      <w:r>
+        <w:t xml:space="preserve"> </w:t>
+      </w:r>
+      <w:proofErr w:type="spellStart"/>
+      <w:r>
+        <w:t>mPad</w:t>
+      </w:r>
+      <w:proofErr w:type="spellEnd"/>
+      <w:r>
+        <w:t xml:space="preserve">. The B7 water park would have to wait for another day, but he felt a spark of quiet courage blooming in his chest. </w:t>
+      </w:r>
+    </w:p>
+    <w:p>
+      <w:r>
+        <w:rPr>
+          <w:i/>
+          <w:iCs/>
+        </w:rPr>
+        <w:t>I want to try the nest on the 133rd floor,</w:t>
+      </w:r>
+      <w:r>
+        <w:t xml:space="preserve"> Donald typed, the synthesized voice carrying clearly through the armored car.</w:t>
+      </w:r>
+    </w:p>
+    <w:p>
+      <w:r>
+        <w:t>Amanda smiled warmly, her hand immediately reaching back to the panel to press the button for 133.</w:t>
+      </w:r>
+    </w:p>
+    <w:p>
+      <w:r>
+        <w:t xml:space="preserve">The heavy traction motors engaged, pulling the massive elevator swiftly up through the core. As the car slowed its ascent to prepare for the first selected stop, Donald looked up at Mary and typed his confirmation once more. </w:t>
+      </w:r>
+      <w:r>
+        <w:rPr>
+          <w:i/>
+          <w:iCs/>
+        </w:rPr>
+        <w:t>I still want to try 133.</w:t>
+      </w:r>
+      <w:r>
+        <w:t xml:space="preserve"> </w:t>
+      </w:r>
+    </w:p>
+    <w:p>
+      <w:r>
+        <w:t xml:space="preserve">With a soft chime, the doors glided open on Floor 131, revealing the dim, cascading water walls of the Sensory Oasis. Nobody moved. They waited in comfortable silence for a few seconds until the heavy doors hissed shut again, and the elevator resumed its upward climb to the summit. </w:t>
+      </w:r>
+    </w:p>
+    <w:p>
+      <w:r>
+        <w:t xml:space="preserve">When the doors opened on Floor 133, Donald rolled out into the Sanctuary &amp; Spa. It was the most intimate floor of the estate, built purely for the family's communal routine and designed with a complete lack of internal boundaries. The air was warm and heavy with comfortable humidity. </w:t>
+      </w:r>
+    </w:p>
+    <w:p>
+      <w:r>
+        <w:t xml:space="preserve">Donald looked toward the sprawling, open-concept wet room that housed the massive, sunken heated Roman Bath. He was ready to experience the water, but the ghosts of his </w:t>
+      </w:r>
+      <w:r>
+        <w:lastRenderedPageBreak/>
+        <w:t xml:space="preserve">father's toxic rules still lingered in his mind. He wasn't quite ready to completely drop his armor. </w:t>
+      </w:r>
+    </w:p>
+    <w:p>
+      <w:r>
+        <w:rPr>
+          <w:i/>
+          <w:iCs/>
+        </w:rPr>
+        <w:t>Can everyone please wear swimwear?</w:t>
+      </w:r>
+      <w:r>
+        <w:t xml:space="preserve"> Donald asked through his device. </w:t>
+      </w:r>
+      <w:r>
+        <w:rPr>
+          <w:i/>
+          <w:iCs/>
+        </w:rPr>
+        <w:t>I am not sure about the nude routine yet.</w:t>
+      </w:r>
+    </w:p>
+    <w:p>
+      <w:r>
+        <w:t xml:space="preserve">"Absolutely," Ashley promised without a fraction of hesitation, speaking </w:t>
+      </w:r>
+      <w:proofErr w:type="gramStart"/>
+      <w:r>
+        <w:t>for</w:t>
+      </w:r>
+      <w:proofErr w:type="gramEnd"/>
+      <w:r>
+        <w:t xml:space="preserve"> the entire Board of Directors. "Whatever makes you comfortable, Donald."</w:t>
+      </w:r>
+    </w:p>
+    <w:p>
+      <w:r>
+        <w:t xml:space="preserve">The group moved toward the Master Wardrobe &amp; Laundry, a massive communal closet where all the family's clothing was pooled. While the cousins gathered their own swimwear, Mary wheeled Donald into a private corner to help him change. She helped him out of his daytime clothes and into the new sensory-friendly, quick-drying swim trunks and long-sleeve rash guard they had just purchased from the Men's department. Once he was secure, Mary quickly changed into her own sleek new one-piece swimsuit. </w:t>
+      </w:r>
+    </w:p>
+    <w:p>
+      <w:r>
+        <w:t xml:space="preserve">Following the traditional bathing etiquette established by the family, Mary wheeled him out into the open-concept wet room. They utilized the multiple open-concept rainfall showers to thoroughly wash themselves off, cleansing away the day before ever stepping foot into the soaking pool. His cousins, all clad in their own swimwear, showered at the adjacent stations, perfectly honoring his requested compromise. </w:t>
+      </w:r>
+    </w:p>
+    <w:p>
+      <w:r>
+        <w:t xml:space="preserve">Once they were clean, Mary helped Donald transition from his wheelchair into the massive, tiled basin of the Roman Bath. </w:t>
+      </w:r>
+    </w:p>
+    <w:p>
+      <w:r>
+        <w:t xml:space="preserve">As Donald settled onto the wide, submerged steps, a profound sigh escaped his lips. The water was </w:t>
+      </w:r>
+      <w:proofErr w:type="gramStart"/>
+      <w:r>
+        <w:t>perfectly,</w:t>
+      </w:r>
+      <w:proofErr w:type="gramEnd"/>
+      <w:r>
+        <w:t xml:space="preserve"> blissfully warm. There were no chaotic, roaring jets to overwhelm his sensory profile—just the deep, even pressure of the still water wrapping around him, providing massive, soothing proprioceptive feedback to his misfiring nervous system.</w:t>
+      </w:r>
+    </w:p>
+    <w:p>
+      <w:r>
+        <w:t xml:space="preserve">He looked around the expansive wet room in awe. Susan’s brilliant engineering completely preserved the aesthetic illusion of antiquity, utilizing lightweight materials that flawlessly mimicked the heavy, carved stone of Ancient Rome without compromising the structural integrity of the skyscraper. </w:t>
+      </w:r>
+    </w:p>
+    <w:p>
+      <w:r>
+        <w:t xml:space="preserve">Sitting shoulder-to-shoulder with Mary, surrounded by his laughing, supportive cousins in the warm water, Donald closed his eyes. For the first time in his life, he didn't just feel </w:t>
+      </w:r>
+      <w:proofErr w:type="gramStart"/>
+      <w:r>
+        <w:t>safe—</w:t>
+      </w:r>
+      <w:proofErr w:type="gramEnd"/>
+      <w:r>
+        <w:t>he felt entirely at peace.</w:t>
+      </w:r>
+    </w:p>
+    <w:p>
+      <w:pPr>
+        <w:pStyle w:val="Heading3"/>
+      </w:pPr>
+      <w:r>
+        <w:t>Part 9: The Birthday Resolution – 3:15 PM</w:t>
+      </w:r>
+    </w:p>
+    <w:p>
+      <w:r>
+        <w:t xml:space="preserve">The warm, still water of the sunken Roman Bath on the 133rd floor worked like magic. Stripped of the day's overwhelming transitions, Donald leaned back against the </w:t>
+      </w:r>
+      <w:r>
+        <w:lastRenderedPageBreak/>
+        <w:t xml:space="preserve">submerged, terraced steps. The deep, penetrating heat of the soaking pool finally allowed the rigid, spastic muscles associated with his cerebral palsy to completely relax. </w:t>
+      </w:r>
+    </w:p>
+    <w:p>
+      <w:r>
+        <w:t xml:space="preserve">Mary held him tightly on his left side, her </w:t>
+      </w:r>
+      <w:proofErr w:type="gramStart"/>
+      <w:r>
+        <w:t>presence</w:t>
+      </w:r>
+      <w:proofErr w:type="gramEnd"/>
+      <w:r>
+        <w:t xml:space="preserve"> a constant, familiar anchor. But as the physical relief washed over him, Donald looked to his right. He reached </w:t>
+      </w:r>
+      <w:proofErr w:type="gramStart"/>
+      <w:r>
+        <w:t>out</w:t>
+      </w:r>
+      <w:proofErr w:type="gramEnd"/>
+      <w:r>
+        <w:t xml:space="preserve"> a wet, trembling hand toward Ashley.</w:t>
+      </w:r>
+    </w:p>
+    <w:p>
+      <w:r>
+        <w:t xml:space="preserve">Ashley’s face lit up. She moved effortlessly through the warm water, settling onto the submerged bench right beside him. She wrapped her arm securely around his shoulder, pulling him into a gentle, supportive cuddle. Donald rested his head against his sister's shoulder, wedged perfectly between the two most protective forces in his life. It was only her second time hugging him, but every second he spent in her embrace dissolved another layer of his anxiety. He </w:t>
+      </w:r>
+      <w:proofErr w:type="gramStart"/>
+      <w:r>
+        <w:t>was deciding</w:t>
+      </w:r>
+      <w:proofErr w:type="gramEnd"/>
+      <w:r>
+        <w:t xml:space="preserve"> that he truly liked his sister's hugs, and he actively wanted more of them.</w:t>
+      </w:r>
+    </w:p>
+    <w:p>
+      <w:r>
+        <w:t xml:space="preserve">Because they were submerged in the massive wet room, the heavy-duty </w:t>
+      </w:r>
+      <w:proofErr w:type="spellStart"/>
+      <w:r>
+        <w:t>MagnaByte</w:t>
+      </w:r>
+      <w:proofErr w:type="spellEnd"/>
+      <w:r>
+        <w:t xml:space="preserve"> </w:t>
+      </w:r>
+      <w:proofErr w:type="spellStart"/>
+      <w:r>
+        <w:t>mPads</w:t>
+      </w:r>
+      <w:proofErr w:type="spellEnd"/>
+      <w:r>
+        <w:t xml:space="preserve"> and laptops were safely stored away in the dry zones. None of the family members who relied on Augmentative and Alternative Communication (AAC) devices had access to their tech in the water. </w:t>
+      </w:r>
+    </w:p>
+    <w:p>
+      <w:r>
+        <w:t>But Donald didn't need a screen to speak.</w:t>
+      </w:r>
+    </w:p>
+    <w:p>
+      <w:r>
+        <w:t xml:space="preserve">Suddenly, Donald’s breath hitched. He let out a low, heartbreakingly sad whimper, his body </w:t>
+      </w:r>
+      <w:proofErr w:type="gramStart"/>
+      <w:r>
+        <w:t>tensing</w:t>
+      </w:r>
+      <w:proofErr w:type="gramEnd"/>
+      <w:r>
+        <w:t xml:space="preserve"> slightly against Ashley's side.</w:t>
+      </w:r>
+    </w:p>
+    <w:p>
+      <w:r>
+        <w:t>Mary felt the subtle shift in his breathing and the tension in his hands instantly. She looked at his face, effortlessly reading the micro-expressions she had studied for a decade.</w:t>
+      </w:r>
+    </w:p>
+    <w:p>
+      <w:r>
+        <w:t xml:space="preserve">"He's thinking about Tuesday," Mary said softly to the rest of the family, her own voice dropping with </w:t>
+      </w:r>
+      <w:proofErr w:type="gramStart"/>
+      <w:r>
+        <w:t>a heavy</w:t>
+      </w:r>
+      <w:proofErr w:type="gramEnd"/>
+      <w:r>
+        <w:t xml:space="preserve">, mirrored sadness. "It was his eighteenth birthday. My friends back in Texas had saved up to take us out to dinner to celebrate. It was supposed to be our big escape." </w:t>
+      </w:r>
+    </w:p>
+    <w:p>
+      <w:r>
+        <w:t xml:space="preserve">Mary looked down at the rippling water, wiping a stray splash from her cheek. "When the grid collapsed and you guys extracted us, everything happened so fast. We didn't even get a chance to say a proper goodbye to them before leaving the state." </w:t>
+      </w:r>
+    </w:p>
+    <w:p>
+      <w:r>
+        <w:t xml:space="preserve">The relaxed atmosphere of the communal spa shifted. Ashley sat up slightly, the gentle older sister seamlessly transforming into the ruthless Chairwoman of the Board of Directors. </w:t>
+      </w:r>
+    </w:p>
+    <w:p>
+      <w:r>
+        <w:t>"Then we fix it," Ashley announced, her voice echoing off the acoustic plaster of the vaulted ceiling. "The Board is officially in session. I propose two options."</w:t>
+      </w:r>
+    </w:p>
+    <w:p>
+      <w:r>
+        <w:lastRenderedPageBreak/>
+        <w:t xml:space="preserve">The cousins turned their attention to the center of the pool, intuitively slipping into their 133rd-floor consensus-building routine. </w:t>
+      </w:r>
+    </w:p>
+    <w:p>
+      <w:r>
+        <w:t>"Option one," Ashley laid out. "We fuel the jet, fly back to Texas, and host the birthday dinner down there so you can see them."</w:t>
+      </w:r>
+    </w:p>
+    <w:p>
+      <w:r>
+        <w:t xml:space="preserve">Donald let out a sharp, terrified gasp, his hands instantly locking into tight fists. The mere mention of returning to Texas sent his nervous system into a tailspin. He was absolutely terrified of his father, Richard, and the paralyzing fear that the man would find a way to kidnap him and drag him back to the freezing McMansion. </w:t>
+      </w:r>
+    </w:p>
+    <w:p>
+      <w:r>
+        <w:t xml:space="preserve">Amanda, leaning against a faux-stone column, read Donald's terror immediately and shot the idea down with extreme prejudice. "Option one is legally and tactically rejected," the attorney stated flatly. "Richard Caldwell is a hostile entity. I will not allow Donald to cross back into that state and risk an orchestrated custody trap." </w:t>
+      </w:r>
+    </w:p>
+    <w:p>
+      <w:r>
+        <w:t>"Which leaves Option two," Ashley continued smoothly, squeezing Donald’s shoulder to reassure him the Texas idea was dead. "We fly the entire group of your friends from Texas up to Meridian City."</w:t>
+      </w:r>
+    </w:p>
+    <w:p>
+      <w:r>
+        <w:t>Mary’s eyes went wide. "Ashley, that's a lot of people. Commercial flights, hotel rooms... that's insanely expensive."</w:t>
+      </w:r>
+    </w:p>
+    <w:p>
+      <w:r>
+        <w:t xml:space="preserve">Ashley </w:t>
+      </w:r>
+      <w:proofErr w:type="gramStart"/>
+      <w:r>
+        <w:t>actually laughed</w:t>
+      </w:r>
+      <w:proofErr w:type="gramEnd"/>
+      <w:r>
+        <w:t xml:space="preserve">, a bright, unbothered sound. "Mary, we own a 135-story skyscraper. I can pay for a dozen commercial round-trip tickets and hotel suites out of my own personal checking account without even needing to dip into the Trust's money. The cost is entirely irrelevant." </w:t>
+      </w:r>
+    </w:p>
+    <w:p>
+      <w:r>
+        <w:t>Chelsea, sitting beside Diana, offered a firm, supportive thumbs-up, while Abigail nodded vigorously from the other side of the pool. The silent consensus was unanimous.</w:t>
+      </w:r>
+    </w:p>
+    <w:p>
+      <w:r>
+        <w:t>"Okay, then it's decided," Amanda finalized. "We fly them here. But for security protocols, we keep the perimeter controlled. We'll meet them at the airport to handle the reunion."</w:t>
+      </w:r>
+    </w:p>
+    <w:p>
+      <w:r>
+        <w:t xml:space="preserve">"And when we bring them back to Sterling Plaza, we keep them in the public zones for now," Ashley added, mapping out the logistics. "We can take them shopping in the B5-B7 Underground Metropolis, grab dinner </w:t>
+      </w:r>
+      <w:proofErr w:type="gramStart"/>
+      <w:r>
+        <w:t>in</w:t>
+      </w:r>
+      <w:proofErr w:type="gramEnd"/>
+      <w:r>
+        <w:t xml:space="preserve"> the Floor 75 Residential Sky Lobby, or take them all the way up to the public observation deck on Floor 105. We keep the Family Estate on 130 completely private and off-limits, but Donald gets the massive 18th birthday party he deserves." </w:t>
+      </w:r>
+    </w:p>
+    <w:p>
+      <w:r>
+        <w:t xml:space="preserve">Donald looked up at Ashley, his dark eyes shining with absolute awe. He didn't just have a sister; he had an executive champion who could alter reality with a single conversation in a </w:t>
+      </w:r>
+      <w:r>
+        <w:lastRenderedPageBreak/>
+        <w:t xml:space="preserve">swimming pool. He leaned his head firmly against her shoulder, letting the warm water of the Roman Bath wash away the last remnants of his sadness. </w:t>
+      </w:r>
+    </w:p>
+    <w:p/>
+    <w:p>
+      <w:pPr>
+        <w:pStyle w:val="Heading2"/>
         <w:rPr>
           <w:rFonts w:eastAsiaTheme="minorHAnsi"/>
         </w:rPr>
@@ -6070,12 +9829,164 @@
         <w:rPr>
           <w:rFonts w:eastAsiaTheme="minorHAnsi"/>
         </w:rPr>
+        <w:t xml:space="preserve">Chapter </w:t>
+      </w:r>
+      <w:r>
+        <w:rPr>
+          <w:rFonts w:eastAsiaTheme="minorHAnsi"/>
+        </w:rPr>
+        <w:t>3</w:t>
+      </w:r>
+      <w:r>
+        <w:rPr>
+          <w:rFonts w:eastAsiaTheme="minorHAnsi"/>
+        </w:rPr>
+        <w:t>: The Firewall – Monday, February 22, 2021</w:t>
+      </w:r>
+    </w:p>
+    <w:p>
+      <w:pPr>
+        <w:pStyle w:val="Heading3"/>
+      </w:pPr>
+      <w:r>
+        <w:t>Part 1: The Curbside Commute – 7:30 AM</w:t>
+      </w:r>
+    </w:p>
+    <w:p>
+      <w:r>
+        <w:t xml:space="preserve">The heavy glass doors of the Grand Atrium parted, letting the crisp, rain-washed Pacific Northwest morning air sweep over them. </w:t>
+      </w:r>
+    </w:p>
+    <w:p>
+      <w:r>
+        <w:t xml:space="preserve">Donald rolled his manual wheelchair out onto the sprawling concrete plaza. Beside him, Mary walked with her hands buried in her coat pockets, her presence a steady, grounding anchor. Flanking them on the other side was Amanda Kensington. Stripped of the relaxed, barefoot demeanor she wore in the 133rd-floor Nest, Amanda was fully encased in her corporate armor—a razor-sharp tailored suit and an unyielding expression designed to end arguments before they began. </w:t>
+      </w:r>
+    </w:p>
+    <w:p>
+      <w:r>
+        <w:t xml:space="preserve">They moved toward the dedicated curbside transit easement directly in front of the tower. Instead of diving down to the B8 heavy-rail concourse, the most direct route to the urban high school was the local city bus network. </w:t>
+      </w:r>
+    </w:p>
+    <w:p>
+      <w:r>
+        <w:t xml:space="preserve">When the heavy-duty municipal bus hissed to a stop at the curb, the driver deployed the hydraulic ADA ramp. Donald rolled smoothly up the incline, waiting for the commuters to watch him before reaching up and tapping his metal Sterling Card against the CASCADE reader. The green light flashed, validating his fully funded transit pass. Mary and Amanda followed suit, tapping their own cards and paying full retail fare. </w:t>
+      </w:r>
+    </w:p>
+    <w:p>
+      <w:r>
+        <w:t xml:space="preserve">As the bus merged into the dense downtown traffic, Donald looked out the window. He was used to having a district-provided one-on-one </w:t>
+      </w:r>
+      <w:proofErr w:type="gramStart"/>
+      <w:r>
+        <w:t>aide</w:t>
+      </w:r>
+      <w:proofErr w:type="gramEnd"/>
+      <w:r>
+        <w:t xml:space="preserve"> from his time in Prosper. He knew the Special Education laws mandated a certified professional rather than a family member, and while a part of him desperately wished Mary could sit next to his desk all day, his analytical mind understood that her hands were legally tied.</w:t>
+      </w:r>
+    </w:p>
+    <w:p>
+      <w:r>
+        <w:t xml:space="preserve">The difference here was the commute. In Texas, he had been shoved onto a freezing yellow school bus alone while his father slept in. Today, he was riding the public transit grid flanked by a fiercely protective proxy sister and a corporate attorney carrying a leather folio full of federal mandates. </w:t>
+      </w:r>
+    </w:p>
+    <w:p>
+      <w:pPr>
+        <w:pStyle w:val="Heading3"/>
+      </w:pPr>
+      <w:r>
+        <w:lastRenderedPageBreak/>
+        <w:t>Part 2: The Administrative Fortress – 8:00 AM</w:t>
+      </w:r>
+    </w:p>
+    <w:p>
+      <w:r>
+        <w:t>The Meridian Unified high school was a towering, multi-story brick and masonry building seamlessly woven into the downtown grid. There were no sprawling parking lots—just heavy double doors opening directly onto the avenue.</w:t>
+      </w:r>
+    </w:p>
+    <w:p>
+      <w:r>
+        <w:t>When Amanda pushed the doors open to the main office, the atmosphere shifted instantly.</w:t>
+      </w:r>
+    </w:p>
+    <w:p>
+      <w:r>
+        <w:t xml:space="preserve">The school’s Principal and the District Special Education Coordinator were already waiting in the reception area. The fax machine on their desk had likely been burning up all weekend with the paperwork Amanda had transmitted from the 130th floor. </w:t>
+      </w:r>
+    </w:p>
+    <w:p>
+      <w:r>
+        <w:t xml:space="preserve">"Ms. Kensington," the </w:t>
+      </w:r>
+      <w:proofErr w:type="gramStart"/>
+      <w:r>
+        <w:t>Principal</w:t>
+      </w:r>
+      <w:proofErr w:type="gramEnd"/>
+      <w:r>
+        <w:t xml:space="preserve"> greeted, offering a professional, slightly nervous smile as he looked at the imposing attorney. "We received the federal release forms and the emergency transfer documents. We've already officially requested the remaining academic records from Prosper ISD."</w:t>
+      </w:r>
+    </w:p>
+    <w:p>
+      <w:r>
+        <w:t xml:space="preserve">"They won't be sending much that is useful," Amanda stated flatly, not bothering with standard pleasantries as she stepped up to the counter. "My cousin was intentionally denied baseline accommodations by his previous guardian. I am not interested in what Texas failed to do. I am interested in what Meridian Unified is executing today." </w:t>
+      </w:r>
+    </w:p>
+    <w:p>
+      <w:r>
+        <w:t xml:space="preserve">Amanda opened her folio, pulling out the handwritten IEP baseline demands Mary had dictated in the 130th-floor kitchen. </w:t>
+      </w:r>
+    </w:p>
+    <w:p>
+      <w:r>
+        <w:t>"I need to meet the district-assigned one-on-one paraprofessional," Amanda commanded.</w:t>
+      </w:r>
+    </w:p>
+    <w:p>
+      <w:r>
+        <w:t xml:space="preserve">A kind-eyed, sharply dressed woman stepped out from an adjoining office, introducing herself as Donald’s assigned aide. Amanda didn't smile; she immediately began interviewing the professional. She verified the aide's credentials and explicitly laid out the non-negotiable boundaries: no overhead fluorescent lighting, immediate and unquestioned sensory break permissions, and total integration of his AAC device. </w:t>
+      </w:r>
+    </w:p>
+    <w:p>
+      <w:r>
+        <w:t xml:space="preserve">Donald watched the exchange, his hands resting quietly on his lap. In Prosper, his father had actively fought against his </w:t>
+      </w:r>
+      <w:proofErr w:type="gramStart"/>
+      <w:r>
+        <w:t>accommodations</w:t>
+      </w:r>
+      <w:proofErr w:type="gramEnd"/>
+      <w:r>
+        <w:t xml:space="preserve">, treating them as a humiliating burden. Here, Amanda was holding a municipal school district hostage to ensure his physical and neurological safety was flawless. </w:t>
+      </w:r>
+    </w:p>
+    <w:p>
+      <w:pPr>
+        <w:pStyle w:val="Heading3"/>
+        <w:rPr>
+          <w:rFonts w:eastAsiaTheme="minorHAnsi"/>
+        </w:rPr>
+      </w:pPr>
+      <w:r>
+        <w:rPr>
+          <w:rFonts w:eastAsiaTheme="minorHAnsi"/>
+        </w:rPr>
         <w:t>Interlude: The Texas Head Start – 8:15 AM</w:t>
       </w:r>
-    </w:p>
-    <w:p>
-      <w:r>
-        <w:t>The brutal, historic freeze of Winter Storm Uri was finally receding, leaving behind a trail of ruptured pipes, water-damaged drywall, and furious residents across North Texas. For the Prosper Independent School District, Monday morning was a chaotic attempt to return to normalcy. The power grid had stabilized, the roads were mostly cleared of slush, and the first bell at Prosper High School had officially rung.</w:t>
+      <w:r>
+        <w:rPr>
+          <w:rFonts w:eastAsiaTheme="minorHAnsi"/>
+        </w:rPr>
+        <w:t xml:space="preserve"> CT</w:t>
+      </w:r>
+    </w:p>
+    <w:p>
+      <w:r>
+        <w:t xml:space="preserve">The brutal, historic freeze of Winter Storm Uri was finally receding, leaving behind a trail of ruptured pipes, water-damaged drywall, and furious residents across North Texas. For the Prosper Independent School District, Monday morning was a chaotic attempt to return to </w:t>
+      </w:r>
+      <w:r>
+        <w:lastRenderedPageBreak/>
+        <w:t>normalcy. The power grid had stabilized, the roads were mostly cleared of slush, and the first bell at Prosper High School had officially rung.</w:t>
       </w:r>
     </w:p>
     <w:p>
@@ -6085,7 +9996,15 @@
     </w:p>
     <w:p>
       <w:r>
-        <w:t>Standing in the kitchen of his heavily damaged McMansion, Richard Caldwell gripped his cell phone tight enough to make his knuckles white. He had spent the entire weekend stewing in a venomous, impotent rage. His daughter—the estranged rebel he had written off years ago—had brazenly kicked his door in on Saturday morning with a corporate extraction team and stolen his son.  </w:t>
+        <w:t xml:space="preserve">Standing in the kitchen of his heavily damaged McMansion, Richard Caldwell gripped his cell phone tight enough to make his knuckles white. He had spent the entire weekend stewing in a venomous, impotent rage. His </w:t>
+      </w:r>
+      <w:proofErr w:type="gramStart"/>
+      <w:r>
+        <w:t>daughter—</w:t>
+      </w:r>
+      <w:proofErr w:type="gramEnd"/>
+      <w:r>
+        <w:t>the estranged rebel he had written off years ago—had brazenly kicked his door in on Saturday morning with a corporate extraction team and stolen his son.  </w:t>
       </w:r>
     </w:p>
     <w:p>
@@ -6125,7 +10044,15 @@
     </w:p>
     <w:p>
       <w:r>
-        <w:t>"Mr. Caldwell?" the clerk's voice returned, laced with a polite but firm confusion. "Sir, I'm looking at the Texas Records Exchange system right now. Donald isn't marked truant."</w:t>
+        <w:t xml:space="preserve">"Mr. Caldwell?" the clerk's voice returned, laced with </w:t>
+      </w:r>
+      <w:proofErr w:type="gramStart"/>
+      <w:r>
+        <w:t>a polite</w:t>
+      </w:r>
+      <w:proofErr w:type="gramEnd"/>
+      <w:r>
+        <w:t xml:space="preserve"> but firm confusion. "Sir, I'm looking at the Texas Records Exchange system right now. Donald isn't marked truant."</w:t>
       </w:r>
     </w:p>
     <w:p>
@@ -6135,6 +10062,7 @@
     </w:p>
     <w:p>
       <w:r>
+        <w:lastRenderedPageBreak/>
         <w:t>"He isn't in the building because he is no longer enrolled in the Prosper Independent School District," the clerk explained smoothly. "An emergency, out-of-state transfer request was processed through our digital portal at precisely 8:00 AM this morning. His entire academic profile has been legally withdrawn and transferred to the Meridian Unified School District in Washington State."</w:t>
       </w:r>
     </w:p>
@@ -6165,8 +10093,13 @@
     </w:p>
     <w:p>
       <w:r>
-        <w:t>"Listen to me—"</w:t>
-      </w:r>
+        <w:t xml:space="preserve">"Listen to </w:t>
+      </w:r>
+      <w:proofErr w:type="gramStart"/>
+      <w:r>
+        <w:t>me—"</w:t>
+      </w:r>
+      <w:proofErr w:type="gramEnd"/>
     </w:p>
     <w:p>
       <w:r>
@@ -6184,10 +10117,91 @@
       </w:r>
     </w:p>
     <w:p>
-      <w:r>
+      <w:pPr>
+        <w:rPr>
+          <w:b/>
+          <w:bCs/>
+        </w:rPr>
+      </w:pPr>
+      <w:r>
+        <w:lastRenderedPageBreak/>
         <w:t>The digital firewall had slammed shut. He had lost.</w:t>
       </w:r>
     </w:p>
+    <w:p>
+      <w:pPr>
+        <w:pStyle w:val="Heading3"/>
+      </w:pPr>
+      <w:r>
+        <w:t>Part 3: The Handoff – 8:20 AM</w:t>
+      </w:r>
+    </w:p>
+    <w:p>
+      <w:r>
+        <w:t>With the legal perimeter entirely secured and the administrative staff thoroughly intimidated, the warning bell echoed through the front office. It was time for first period.</w:t>
+      </w:r>
+    </w:p>
+    <w:p>
+      <w:r>
+        <w:t>Amanda turned to Donald, her sharp corporate demeanor softening just a fraction. "The legal firewall is up, Donald. If anyone in this building attempts to bypass your IEP, you have your aide text me, and I will be back down here in ten minutes."</w:t>
+      </w:r>
+    </w:p>
+    <w:p>
+      <w:r>
+        <w:t>Mary stepped forward, crouching down so she was perfectly at eye level with his wheelchair. The bustling noise of the high school office faded as she reached out, wrapping her arms securely around his shoulders in a tight, deep-pressure grounding hug.</w:t>
+      </w:r>
+    </w:p>
+    <w:p>
+      <w:r>
+        <w:t xml:space="preserve">Donald leaned into the embrace, a soft, affirmative hum vibrating in his throat as the proprioceptive feedback settled his morning anxiety. </w:t>
+      </w:r>
+    </w:p>
+    <w:p>
+      <w:r>
+        <w:t>"You've got this," Mary whispered fiercely, pulling back and brushing a stray lock of hair from his forehead. "It's just a building. And the second that final bell rings at 3:15, I will be standing right on that curb waiting for you. I promise."</w:t>
+      </w:r>
+    </w:p>
+    <w:p>
+      <w:r>
+        <w:t xml:space="preserve">Donald offered a small, brave smile. He lifted his hands and typed a quick sequence onto his </w:t>
+      </w:r>
+      <w:proofErr w:type="spellStart"/>
+      <w:r>
+        <w:t>MagnaByte</w:t>
+      </w:r>
+      <w:proofErr w:type="spellEnd"/>
+      <w:r>
+        <w:t xml:space="preserve"> </w:t>
+      </w:r>
+      <w:proofErr w:type="spellStart"/>
+      <w:r>
+        <w:t>mPad</w:t>
+      </w:r>
+      <w:proofErr w:type="spellEnd"/>
+      <w:r>
+        <w:t>. The synthesized voice echoed clearly in the quiet reception area.</w:t>
+      </w:r>
+    </w:p>
+    <w:p>
+      <w:r>
+        <w:rPr>
+          <w:i/>
+          <w:iCs/>
+        </w:rPr>
+        <w:t>I will see you at 3:15. Do not be late.</w:t>
+      </w:r>
+    </w:p>
+    <w:p>
+      <w:r>
+        <w:t>Mary let out a watery, relieved laugh, tapping the top of his tablet. "Never. Have a good first day, boss."</w:t>
+      </w:r>
+    </w:p>
+    <w:p>
+      <w:r>
+        <w:t>As Donald rolled out of the main office and into the bustling high school hallway alongside his new one-on-one aide, he didn't look back. For the first time in his academic career, he wasn't bracing for an attack. He was just a high school senior going to class.</w:t>
+      </w:r>
+    </w:p>
+    <w:p/>
     <w:p/>
     <w:sectPr>
       <w:pgSz w:w="12240" w:h="15840"/>
@@ -6199,8 +10213,469 @@
 </w:document>
 </file>
 
+<file path=word/numbering.xml><?xml version="1.0" encoding="utf-8"?>
+<w:numbering xmlns:wpc="http://schemas.microsoft.com/office/word/2010/wordprocessingCanvas" xmlns:cx="http://schemas.microsoft.com/office/drawing/2014/chartex" xmlns:cx1="http://schemas.microsoft.com/office/drawing/2015/9/8/chartex" xmlns:cx2="http://schemas.microsoft.com/office/drawing/2015/10/21/chartex" xmlns:cx3="http://schemas.microsoft.com/office/drawing/2016/5/9/chartex" xmlns:cx4="http://schemas.microsoft.com/office/drawing/2016/5/10/chartex" xmlns:cx5="http://schemas.microsoft.com/office/drawing/2016/5/11/chartex" xmlns:cx6="http://schemas.microsoft.com/office/drawing/2016/5/12/chartex" xmlns:cx7="http://schemas.microsoft.com/office/drawing/2016/5/13/chartex" xmlns:cx8="http://schemas.microsoft.com/office/drawing/2016/5/14/chartex" xmlns:mc="http://schemas.openxmlformats.org/markup-compatibility/2006" xmlns:aink="http://schemas.microsoft.com/office/drawing/2016/ink" xmlns:am3d="http://schemas.microsoft.com/office/drawing/2017/model3d" xmlns:o="urn:schemas-microsoft-com:office:office" xmlns:oel="http://schemas.microsoft.com/office/2019/extlst" xmlns:r="http://schemas.openxmlformats.org/officeDocument/2006/relationships" xmlns:m="http://schemas.openxmlformats.org/officeDocument/2006/math" xmlns:v="urn:schemas-microsoft-com:vml" xmlns:wp14="http://schemas.microsoft.com/office/word/2010/wordprocessingDrawing" xmlns:wp="http://schemas.openxmlformats.org/drawingml/2006/wordprocessingDrawing" xmlns:w10="urn:schemas-microsoft-com:office:word" xmlns:w="http://schemas.openxmlformats.org/wordprocessingml/2006/main" xmlns:w14="http://schemas.microsoft.com/office/word/2010/wordml" xmlns:w15="http://schemas.microsoft.com/office/word/2012/wordml" xmlns:w16cei="http://schemas.microsoft.com/office/word/2026/wordml/cei" xmlns:w16cex="http://schemas.microsoft.com/office/word/2018/wordml/cex" xmlns:w16cid="http://schemas.microsoft.com/office/word/2016/wordml/cid" xmlns:w16="http://schemas.microsoft.com/office/word/2018/wordml" xmlns:w16du="http://schemas.microsoft.com/office/word/2023/wordml/word16du" xmlns:w16sdtdh="http://schemas.microsoft.com/office/word/2020/wordml/sdtdatahash" xmlns:w16sdtfl="http://schemas.microsoft.com/office/word/2024/wordml/sdtformatlock" xmlns:w16se="http://schemas.microsoft.com/office/word/2015/wordml/symex" xmlns:wpg="http://schemas.microsoft.com/office/word/2010/wordprocessingGroup" xmlns:wpi="http://schemas.microsoft.com/office/word/2010/wordprocessingInk" xmlns:wne="http://schemas.microsoft.com/office/word/2006/wordml" xmlns:wps="http://schemas.microsoft.com/office/word/2010/wordprocessingShape" mc:Ignorable="w14 w15 w16se w16cid w16 w16cex w16sdtdh w16sdtfl w16du wp14">
+  <w:abstractNum w:abstractNumId="0" w15:restartNumberingAfterBreak="0">
+    <w:nsid w:val="3A8820FF"/>
+    <w:multiLevelType w:val="multilevel"/>
+    <w:tmpl w:val="2188B492"/>
+    <w:lvl w:ilvl="0">
+      <w:start w:val="1"/>
+      <w:numFmt w:val="bullet"/>
+      <w:lvlText w:val=""/>
+      <w:lvlJc w:val="left"/>
+      <w:pPr>
+        <w:tabs>
+          <w:tab w:val="num" w:pos="720"/>
+        </w:tabs>
+        <w:ind w:left="720" w:hanging="360"/>
+      </w:pPr>
+      <w:rPr>
+        <w:rFonts w:ascii="Symbol" w:hAnsi="Symbol" w:hint="default"/>
+        <w:sz w:val="20"/>
+      </w:rPr>
+    </w:lvl>
+    <w:lvl w:ilvl="1" w:tentative="1">
+      <w:start w:val="1"/>
+      <w:numFmt w:val="bullet"/>
+      <w:lvlText w:val="o"/>
+      <w:lvlJc w:val="left"/>
+      <w:pPr>
+        <w:tabs>
+          <w:tab w:val="num" w:pos="1440"/>
+        </w:tabs>
+        <w:ind w:left="1440" w:hanging="360"/>
+      </w:pPr>
+      <w:rPr>
+        <w:rFonts w:ascii="Courier New" w:hAnsi="Courier New" w:hint="default"/>
+        <w:sz w:val="20"/>
+      </w:rPr>
+    </w:lvl>
+    <w:lvl w:ilvl="2" w:tentative="1">
+      <w:start w:val="1"/>
+      <w:numFmt w:val="bullet"/>
+      <w:lvlText w:val=""/>
+      <w:lvlJc w:val="left"/>
+      <w:pPr>
+        <w:tabs>
+          <w:tab w:val="num" w:pos="2160"/>
+        </w:tabs>
+        <w:ind w:left="2160" w:hanging="360"/>
+      </w:pPr>
+      <w:rPr>
+        <w:rFonts w:ascii="Wingdings" w:hAnsi="Wingdings" w:hint="default"/>
+        <w:sz w:val="20"/>
+      </w:rPr>
+    </w:lvl>
+    <w:lvl w:ilvl="3" w:tentative="1">
+      <w:start w:val="1"/>
+      <w:numFmt w:val="bullet"/>
+      <w:lvlText w:val=""/>
+      <w:lvlJc w:val="left"/>
+      <w:pPr>
+        <w:tabs>
+          <w:tab w:val="num" w:pos="2880"/>
+        </w:tabs>
+        <w:ind w:left="2880" w:hanging="360"/>
+      </w:pPr>
+      <w:rPr>
+        <w:rFonts w:ascii="Wingdings" w:hAnsi="Wingdings" w:hint="default"/>
+        <w:sz w:val="20"/>
+      </w:rPr>
+    </w:lvl>
+    <w:lvl w:ilvl="4" w:tentative="1">
+      <w:start w:val="1"/>
+      <w:numFmt w:val="bullet"/>
+      <w:lvlText w:val=""/>
+      <w:lvlJc w:val="left"/>
+      <w:pPr>
+        <w:tabs>
+          <w:tab w:val="num" w:pos="3600"/>
+        </w:tabs>
+        <w:ind w:left="3600" w:hanging="360"/>
+      </w:pPr>
+      <w:rPr>
+        <w:rFonts w:ascii="Wingdings" w:hAnsi="Wingdings" w:hint="default"/>
+        <w:sz w:val="20"/>
+      </w:rPr>
+    </w:lvl>
+    <w:lvl w:ilvl="5" w:tentative="1">
+      <w:start w:val="1"/>
+      <w:numFmt w:val="bullet"/>
+      <w:lvlText w:val=""/>
+      <w:lvlJc w:val="left"/>
+      <w:pPr>
+        <w:tabs>
+          <w:tab w:val="num" w:pos="4320"/>
+        </w:tabs>
+        <w:ind w:left="4320" w:hanging="360"/>
+      </w:pPr>
+      <w:rPr>
+        <w:rFonts w:ascii="Wingdings" w:hAnsi="Wingdings" w:hint="default"/>
+        <w:sz w:val="20"/>
+      </w:rPr>
+    </w:lvl>
+    <w:lvl w:ilvl="6" w:tentative="1">
+      <w:start w:val="1"/>
+      <w:numFmt w:val="bullet"/>
+      <w:lvlText w:val=""/>
+      <w:lvlJc w:val="left"/>
+      <w:pPr>
+        <w:tabs>
+          <w:tab w:val="num" w:pos="5040"/>
+        </w:tabs>
+        <w:ind w:left="5040" w:hanging="360"/>
+      </w:pPr>
+      <w:rPr>
+        <w:rFonts w:ascii="Wingdings" w:hAnsi="Wingdings" w:hint="default"/>
+        <w:sz w:val="20"/>
+      </w:rPr>
+    </w:lvl>
+    <w:lvl w:ilvl="7" w:tentative="1">
+      <w:start w:val="1"/>
+      <w:numFmt w:val="bullet"/>
+      <w:lvlText w:val=""/>
+      <w:lvlJc w:val="left"/>
+      <w:pPr>
+        <w:tabs>
+          <w:tab w:val="num" w:pos="5760"/>
+        </w:tabs>
+        <w:ind w:left="5760" w:hanging="360"/>
+      </w:pPr>
+      <w:rPr>
+        <w:rFonts w:ascii="Wingdings" w:hAnsi="Wingdings" w:hint="default"/>
+        <w:sz w:val="20"/>
+      </w:rPr>
+    </w:lvl>
+    <w:lvl w:ilvl="8" w:tentative="1">
+      <w:start w:val="1"/>
+      <w:numFmt w:val="bullet"/>
+      <w:lvlText w:val=""/>
+      <w:lvlJc w:val="left"/>
+      <w:pPr>
+        <w:tabs>
+          <w:tab w:val="num" w:pos="6480"/>
+        </w:tabs>
+        <w:ind w:left="6480" w:hanging="360"/>
+      </w:pPr>
+      <w:rPr>
+        <w:rFonts w:ascii="Wingdings" w:hAnsi="Wingdings" w:hint="default"/>
+        <w:sz w:val="20"/>
+      </w:rPr>
+    </w:lvl>
+  </w:abstractNum>
+  <w:abstractNum w:abstractNumId="1" w15:restartNumberingAfterBreak="0">
+    <w:nsid w:val="492B37A4"/>
+    <w:multiLevelType w:val="multilevel"/>
+    <w:tmpl w:val="87601846"/>
+    <w:lvl w:ilvl="0">
+      <w:start w:val="1"/>
+      <w:numFmt w:val="bullet"/>
+      <w:lvlText w:val=""/>
+      <w:lvlJc w:val="left"/>
+      <w:pPr>
+        <w:tabs>
+          <w:tab w:val="num" w:pos="720"/>
+        </w:tabs>
+        <w:ind w:left="720" w:hanging="360"/>
+      </w:pPr>
+      <w:rPr>
+        <w:rFonts w:ascii="Symbol" w:hAnsi="Symbol" w:hint="default"/>
+        <w:sz w:val="20"/>
+      </w:rPr>
+    </w:lvl>
+    <w:lvl w:ilvl="1" w:tentative="1">
+      <w:start w:val="1"/>
+      <w:numFmt w:val="bullet"/>
+      <w:lvlText w:val="o"/>
+      <w:lvlJc w:val="left"/>
+      <w:pPr>
+        <w:tabs>
+          <w:tab w:val="num" w:pos="1440"/>
+        </w:tabs>
+        <w:ind w:left="1440" w:hanging="360"/>
+      </w:pPr>
+      <w:rPr>
+        <w:rFonts w:ascii="Courier New" w:hAnsi="Courier New" w:hint="default"/>
+        <w:sz w:val="20"/>
+      </w:rPr>
+    </w:lvl>
+    <w:lvl w:ilvl="2" w:tentative="1">
+      <w:start w:val="1"/>
+      <w:numFmt w:val="bullet"/>
+      <w:lvlText w:val=""/>
+      <w:lvlJc w:val="left"/>
+      <w:pPr>
+        <w:tabs>
+          <w:tab w:val="num" w:pos="2160"/>
+        </w:tabs>
+        <w:ind w:left="2160" w:hanging="360"/>
+      </w:pPr>
+      <w:rPr>
+        <w:rFonts w:ascii="Wingdings" w:hAnsi="Wingdings" w:hint="default"/>
+        <w:sz w:val="20"/>
+      </w:rPr>
+    </w:lvl>
+    <w:lvl w:ilvl="3" w:tentative="1">
+      <w:start w:val="1"/>
+      <w:numFmt w:val="bullet"/>
+      <w:lvlText w:val=""/>
+      <w:lvlJc w:val="left"/>
+      <w:pPr>
+        <w:tabs>
+          <w:tab w:val="num" w:pos="2880"/>
+        </w:tabs>
+        <w:ind w:left="2880" w:hanging="360"/>
+      </w:pPr>
+      <w:rPr>
+        <w:rFonts w:ascii="Wingdings" w:hAnsi="Wingdings" w:hint="default"/>
+        <w:sz w:val="20"/>
+      </w:rPr>
+    </w:lvl>
+    <w:lvl w:ilvl="4" w:tentative="1">
+      <w:start w:val="1"/>
+      <w:numFmt w:val="bullet"/>
+      <w:lvlText w:val=""/>
+      <w:lvlJc w:val="left"/>
+      <w:pPr>
+        <w:tabs>
+          <w:tab w:val="num" w:pos="3600"/>
+        </w:tabs>
+        <w:ind w:left="3600" w:hanging="360"/>
+      </w:pPr>
+      <w:rPr>
+        <w:rFonts w:ascii="Wingdings" w:hAnsi="Wingdings" w:hint="default"/>
+        <w:sz w:val="20"/>
+      </w:rPr>
+    </w:lvl>
+    <w:lvl w:ilvl="5" w:tentative="1">
+      <w:start w:val="1"/>
+      <w:numFmt w:val="bullet"/>
+      <w:lvlText w:val=""/>
+      <w:lvlJc w:val="left"/>
+      <w:pPr>
+        <w:tabs>
+          <w:tab w:val="num" w:pos="4320"/>
+        </w:tabs>
+        <w:ind w:left="4320" w:hanging="360"/>
+      </w:pPr>
+      <w:rPr>
+        <w:rFonts w:ascii="Wingdings" w:hAnsi="Wingdings" w:hint="default"/>
+        <w:sz w:val="20"/>
+      </w:rPr>
+    </w:lvl>
+    <w:lvl w:ilvl="6" w:tentative="1">
+      <w:start w:val="1"/>
+      <w:numFmt w:val="bullet"/>
+      <w:lvlText w:val=""/>
+      <w:lvlJc w:val="left"/>
+      <w:pPr>
+        <w:tabs>
+          <w:tab w:val="num" w:pos="5040"/>
+        </w:tabs>
+        <w:ind w:left="5040" w:hanging="360"/>
+      </w:pPr>
+      <w:rPr>
+        <w:rFonts w:ascii="Wingdings" w:hAnsi="Wingdings" w:hint="default"/>
+        <w:sz w:val="20"/>
+      </w:rPr>
+    </w:lvl>
+    <w:lvl w:ilvl="7" w:tentative="1">
+      <w:start w:val="1"/>
+      <w:numFmt w:val="bullet"/>
+      <w:lvlText w:val=""/>
+      <w:lvlJc w:val="left"/>
+      <w:pPr>
+        <w:tabs>
+          <w:tab w:val="num" w:pos="5760"/>
+        </w:tabs>
+        <w:ind w:left="5760" w:hanging="360"/>
+      </w:pPr>
+      <w:rPr>
+        <w:rFonts w:ascii="Wingdings" w:hAnsi="Wingdings" w:hint="default"/>
+        <w:sz w:val="20"/>
+      </w:rPr>
+    </w:lvl>
+    <w:lvl w:ilvl="8" w:tentative="1">
+      <w:start w:val="1"/>
+      <w:numFmt w:val="bullet"/>
+      <w:lvlText w:val=""/>
+      <w:lvlJc w:val="left"/>
+      <w:pPr>
+        <w:tabs>
+          <w:tab w:val="num" w:pos="6480"/>
+        </w:tabs>
+        <w:ind w:left="6480" w:hanging="360"/>
+      </w:pPr>
+      <w:rPr>
+        <w:rFonts w:ascii="Wingdings" w:hAnsi="Wingdings" w:hint="default"/>
+        <w:sz w:val="20"/>
+      </w:rPr>
+    </w:lvl>
+  </w:abstractNum>
+  <w:abstractNum w:abstractNumId="2" w15:restartNumberingAfterBreak="0">
+    <w:nsid w:val="6F7233F1"/>
+    <w:multiLevelType w:val="multilevel"/>
+    <w:tmpl w:val="D3D2AA5E"/>
+    <w:lvl w:ilvl="0">
+      <w:start w:val="1"/>
+      <w:numFmt w:val="bullet"/>
+      <w:lvlText w:val=""/>
+      <w:lvlJc w:val="left"/>
+      <w:pPr>
+        <w:tabs>
+          <w:tab w:val="num" w:pos="720"/>
+        </w:tabs>
+        <w:ind w:left="720" w:hanging="360"/>
+      </w:pPr>
+      <w:rPr>
+        <w:rFonts w:ascii="Symbol" w:hAnsi="Symbol" w:hint="default"/>
+        <w:sz w:val="20"/>
+      </w:rPr>
+    </w:lvl>
+    <w:lvl w:ilvl="1" w:tentative="1">
+      <w:start w:val="1"/>
+      <w:numFmt w:val="bullet"/>
+      <w:lvlText w:val="o"/>
+      <w:lvlJc w:val="left"/>
+      <w:pPr>
+        <w:tabs>
+          <w:tab w:val="num" w:pos="1440"/>
+        </w:tabs>
+        <w:ind w:left="1440" w:hanging="360"/>
+      </w:pPr>
+      <w:rPr>
+        <w:rFonts w:ascii="Courier New" w:hAnsi="Courier New" w:hint="default"/>
+        <w:sz w:val="20"/>
+      </w:rPr>
+    </w:lvl>
+    <w:lvl w:ilvl="2" w:tentative="1">
+      <w:start w:val="1"/>
+      <w:numFmt w:val="bullet"/>
+      <w:lvlText w:val=""/>
+      <w:lvlJc w:val="left"/>
+      <w:pPr>
+        <w:tabs>
+          <w:tab w:val="num" w:pos="2160"/>
+        </w:tabs>
+        <w:ind w:left="2160" w:hanging="360"/>
+      </w:pPr>
+      <w:rPr>
+        <w:rFonts w:ascii="Wingdings" w:hAnsi="Wingdings" w:hint="default"/>
+        <w:sz w:val="20"/>
+      </w:rPr>
+    </w:lvl>
+    <w:lvl w:ilvl="3" w:tentative="1">
+      <w:start w:val="1"/>
+      <w:numFmt w:val="bullet"/>
+      <w:lvlText w:val=""/>
+      <w:lvlJc w:val="left"/>
+      <w:pPr>
+        <w:tabs>
+          <w:tab w:val="num" w:pos="2880"/>
+        </w:tabs>
+        <w:ind w:left="2880" w:hanging="360"/>
+      </w:pPr>
+      <w:rPr>
+        <w:rFonts w:ascii="Wingdings" w:hAnsi="Wingdings" w:hint="default"/>
+        <w:sz w:val="20"/>
+      </w:rPr>
+    </w:lvl>
+    <w:lvl w:ilvl="4" w:tentative="1">
+      <w:start w:val="1"/>
+      <w:numFmt w:val="bullet"/>
+      <w:lvlText w:val=""/>
+      <w:lvlJc w:val="left"/>
+      <w:pPr>
+        <w:tabs>
+          <w:tab w:val="num" w:pos="3600"/>
+        </w:tabs>
+        <w:ind w:left="3600" w:hanging="360"/>
+      </w:pPr>
+      <w:rPr>
+        <w:rFonts w:ascii="Wingdings" w:hAnsi="Wingdings" w:hint="default"/>
+        <w:sz w:val="20"/>
+      </w:rPr>
+    </w:lvl>
+    <w:lvl w:ilvl="5" w:tentative="1">
+      <w:start w:val="1"/>
+      <w:numFmt w:val="bullet"/>
+      <w:lvlText w:val=""/>
+      <w:lvlJc w:val="left"/>
+      <w:pPr>
+        <w:tabs>
+          <w:tab w:val="num" w:pos="4320"/>
+        </w:tabs>
+        <w:ind w:left="4320" w:hanging="360"/>
+      </w:pPr>
+      <w:rPr>
+        <w:rFonts w:ascii="Wingdings" w:hAnsi="Wingdings" w:hint="default"/>
+        <w:sz w:val="20"/>
+      </w:rPr>
+    </w:lvl>
+    <w:lvl w:ilvl="6" w:tentative="1">
+      <w:start w:val="1"/>
+      <w:numFmt w:val="bullet"/>
+      <w:lvlText w:val=""/>
+      <w:lvlJc w:val="left"/>
+      <w:pPr>
+        <w:tabs>
+          <w:tab w:val="num" w:pos="5040"/>
+        </w:tabs>
+        <w:ind w:left="5040" w:hanging="360"/>
+      </w:pPr>
+      <w:rPr>
+        <w:rFonts w:ascii="Wingdings" w:hAnsi="Wingdings" w:hint="default"/>
+        <w:sz w:val="20"/>
+      </w:rPr>
+    </w:lvl>
+    <w:lvl w:ilvl="7" w:tentative="1">
+      <w:start w:val="1"/>
+      <w:numFmt w:val="bullet"/>
+      <w:lvlText w:val=""/>
+      <w:lvlJc w:val="left"/>
+      <w:pPr>
+        <w:tabs>
+          <w:tab w:val="num" w:pos="5760"/>
+        </w:tabs>
+        <w:ind w:left="5760" w:hanging="360"/>
+      </w:pPr>
+      <w:rPr>
+        <w:rFonts w:ascii="Wingdings" w:hAnsi="Wingdings" w:hint="default"/>
+        <w:sz w:val="20"/>
+      </w:rPr>
+    </w:lvl>
+    <w:lvl w:ilvl="8" w:tentative="1">
+      <w:start w:val="1"/>
+      <w:numFmt w:val="bullet"/>
+      <w:lvlText w:val=""/>
+      <w:lvlJc w:val="left"/>
+      <w:pPr>
+        <w:tabs>
+          <w:tab w:val="num" w:pos="6480"/>
+        </w:tabs>
+        <w:ind w:left="6480" w:hanging="360"/>
+      </w:pPr>
+      <w:rPr>
+        <w:rFonts w:ascii="Wingdings" w:hAnsi="Wingdings" w:hint="default"/>
+        <w:sz w:val="20"/>
+      </w:rPr>
+    </w:lvl>
+  </w:abstractNum>
+  <w:num w:numId="1" w16cid:durableId="728303519">
+    <w:abstractNumId w:val="2"/>
+  </w:num>
+  <w:num w:numId="2" w16cid:durableId="1067410716">
+    <w:abstractNumId w:val="1"/>
+  </w:num>
+  <w:num w:numId="3" w16cid:durableId="2077243116">
+    <w:abstractNumId w:val="0"/>
+  </w:num>
+</w:numbering>
+</file>
+
 <file path=word/styles.xml><?xml version="1.0" encoding="utf-8"?>
-<w:styles xmlns:mc="http://schemas.openxmlformats.org/markup-compatibility/2006" xmlns:r="http://schemas.openxmlformats.org/officeDocument/2006/relationships" xmlns:w="http://schemas.openxmlformats.org/wordprocessingml/2006/main" xmlns:w14="http://schemas.microsoft.com/office/word/2010/wordml" xmlns:w15="http://schemas.microsoft.com/office/word/2012/wordml" xmlns:w16cex="http://schemas.microsoft.com/office/word/2018/wordml/cex" xmlns:w16cid="http://schemas.microsoft.com/office/word/2016/wordml/cid" xmlns:w16="http://schemas.microsoft.com/office/word/2018/wordml" xmlns:w16sdtdh="http://schemas.microsoft.com/office/word/2020/wordml/sdtdatahash" xmlns:w16sdtfl="http://schemas.microsoft.com/office/word/2024/wordml/sdtformatlock" xmlns:w16se="http://schemas.microsoft.com/office/word/2015/wordml/symex" xmlns:w16du="http://schemas.microsoft.com/office/word/2023/wordml/word16du" mc:Ignorable="w14 w15 w16se w16cid w16 w16cex w16sdtdh w16sdtfl w16du">
+<w:styles xmlns:mc="http://schemas.openxmlformats.org/markup-compatibility/2006" xmlns:r="http://schemas.openxmlformats.org/officeDocument/2006/relationships" xmlns:w="http://schemas.openxmlformats.org/wordprocessingml/2006/main" xmlns:w14="http://schemas.microsoft.com/office/word/2010/wordml" xmlns:w15="http://schemas.microsoft.com/office/word/2012/wordml" xmlns:w16cex="http://schemas.microsoft.com/office/word/2018/wordml/cex" xmlns:w16cid="http://schemas.microsoft.com/office/word/2016/wordml/cid" xmlns:w16="http://schemas.microsoft.com/office/word/2018/wordml" xmlns:w16du="http://schemas.microsoft.com/office/word/2023/wordml/word16du" xmlns:w16sdtdh="http://schemas.microsoft.com/office/word/2020/wordml/sdtdatahash" xmlns:w16sdtfl="http://schemas.microsoft.com/office/word/2024/wordml/sdtformatlock" xmlns:w16se="http://schemas.microsoft.com/office/word/2015/wordml/symex" mc:Ignorable="w14 w15 w16se w16cid w16 w16cex w16sdtdh w16sdtfl w16du">
   <w:docDefaults>
     <w:rPrDefault>
       <w:rPr>
@@ -6799,7 +11274,6 @@
   <w:style w:type="character" w:default="1" w:styleId="DefaultParagraphFont">
     <w:name w:val="Default Paragraph Font"/>
     <w:uiPriority w:val="1"/>
-    <w:semiHidden/>
     <w:unhideWhenUsed/>
   </w:style>
   <w:style w:type="table" w:default="1" w:styleId="TableNormal">
